--- a/NEA Documentation.docx
+++ b/NEA Documentation.docx
@@ -136,6 +136,13 @@
     </w:p>
     <w:sdt>
       <w:sdtPr>
+        <w:rPr>
+          <w:rFonts w:asciiTheme="minorHAnsi" w:eastAsiaTheme="minorHAnsi" w:hAnsiTheme="minorHAnsi" w:cstheme="minorBidi"/>
+          <w:color w:val="auto"/>
+          <w:sz w:val="22"/>
+          <w:szCs w:val="22"/>
+          <w:lang w:eastAsia="en-US"/>
+        </w:rPr>
         <w:id w:val="2033460846"/>
         <w:docPartObj>
           <w:docPartGallery w:val="Table of Contents"/>
@@ -144,13 +151,8 @@
       </w:sdtPr>
       <w:sdtEndPr>
         <w:rPr>
-          <w:rFonts w:asciiTheme="minorHAnsi" w:eastAsiaTheme="minorHAnsi" w:hAnsiTheme="minorHAnsi" w:cstheme="minorBidi"/>
           <w:b/>
           <w:bCs/>
-          <w:color w:val="auto"/>
-          <w:sz w:val="22"/>
-          <w:szCs w:val="22"/>
-          <w:lang w:eastAsia="en-US"/>
         </w:rPr>
       </w:sdtEndPr>
       <w:sdtContent>
@@ -183,7 +185,7 @@
           <w:r>
             <w:fldChar w:fldCharType="separate"/>
           </w:r>
-          <w:hyperlink w:anchor="_Toc97287977" w:history="1">
+          <w:hyperlink w:anchor="_Toc97555670" w:history="1">
             <w:r>
               <w:rPr>
                 <w:rStyle w:val="Hyperlink"/>
@@ -210,7 +212,7 @@
                 <w:noProof/>
                 <w:webHidden/>
               </w:rPr>
-              <w:instrText xml:space="preserve"> PAGEREF _Toc97287977 \h </w:instrText>
+              <w:instrText xml:space="preserve"> PAGEREF _Toc97555670 \h </w:instrText>
             </w:r>
             <w:r>
               <w:rPr>
@@ -253,7 +255,7 @@
               <w:lang w:eastAsia="en-GB"/>
             </w:rPr>
           </w:pPr>
-          <w:hyperlink w:anchor="_Toc97287978" w:history="1">
+          <w:hyperlink w:anchor="_Toc97555671" w:history="1">
             <w:r>
               <w:rPr>
                 <w:rStyle w:val="Hyperlink"/>
@@ -280,7 +282,7 @@
                 <w:noProof/>
                 <w:webHidden/>
               </w:rPr>
-              <w:instrText xml:space="preserve"> PAGEREF _Toc97287978 \h </w:instrText>
+              <w:instrText xml:space="preserve"> PAGEREF _Toc97555671 \h </w:instrText>
             </w:r>
             <w:r>
               <w:rPr>
@@ -323,7 +325,7 @@
               <w:lang w:eastAsia="en-GB"/>
             </w:rPr>
           </w:pPr>
-          <w:hyperlink w:anchor="_Toc97287979" w:history="1">
+          <w:hyperlink w:anchor="_Toc97555672" w:history="1">
             <w:r>
               <w:rPr>
                 <w:rStyle w:val="Hyperlink"/>
@@ -350,7 +352,7 @@
                 <w:noProof/>
                 <w:webHidden/>
               </w:rPr>
-              <w:instrText xml:space="preserve"> PAGEREF _Toc97287979 \h </w:instrText>
+              <w:instrText xml:space="preserve"> PAGEREF _Toc97555672 \h </w:instrText>
             </w:r>
             <w:r>
               <w:rPr>
@@ -393,7 +395,7 @@
               <w:lang w:eastAsia="en-GB"/>
             </w:rPr>
           </w:pPr>
-          <w:hyperlink w:anchor="_Toc97287980" w:history="1">
+          <w:hyperlink w:anchor="_Toc97555673" w:history="1">
             <w:r>
               <w:rPr>
                 <w:rStyle w:val="Hyperlink"/>
@@ -420,7 +422,7 @@
                 <w:noProof/>
                 <w:webHidden/>
               </w:rPr>
-              <w:instrText xml:space="preserve"> PAGEREF _Toc97287980 \h </w:instrText>
+              <w:instrText xml:space="preserve"> PAGEREF _Toc97555673 \h </w:instrText>
             </w:r>
             <w:r>
               <w:rPr>
@@ -463,7 +465,7 @@
               <w:lang w:eastAsia="en-GB"/>
             </w:rPr>
           </w:pPr>
-          <w:hyperlink w:anchor="_Toc97287981" w:history="1">
+          <w:hyperlink w:anchor="_Toc97555674" w:history="1">
             <w:r>
               <w:rPr>
                 <w:rStyle w:val="Hyperlink"/>
@@ -490,7 +492,7 @@
                 <w:noProof/>
                 <w:webHidden/>
               </w:rPr>
-              <w:instrText xml:space="preserve"> PAGEREF _Toc97287981 \h </w:instrText>
+              <w:instrText xml:space="preserve"> PAGEREF _Toc97555674 \h </w:instrText>
             </w:r>
             <w:r>
               <w:rPr>
@@ -533,7 +535,7 @@
               <w:lang w:eastAsia="en-GB"/>
             </w:rPr>
           </w:pPr>
-          <w:hyperlink w:anchor="_Toc97287982" w:history="1">
+          <w:hyperlink w:anchor="_Toc97555675" w:history="1">
             <w:r>
               <w:rPr>
                 <w:rStyle w:val="Hyperlink"/>
@@ -560,7 +562,7 @@
                 <w:noProof/>
                 <w:webHidden/>
               </w:rPr>
-              <w:instrText xml:space="preserve"> PAGEREF _Toc97287982 \h </w:instrText>
+              <w:instrText xml:space="preserve"> PAGEREF _Toc97555675 \h </w:instrText>
             </w:r>
             <w:r>
               <w:rPr>
@@ -603,7 +605,7 @@
               <w:lang w:eastAsia="en-GB"/>
             </w:rPr>
           </w:pPr>
-          <w:hyperlink w:anchor="_Toc97287983" w:history="1">
+          <w:hyperlink w:anchor="_Toc97555676" w:history="1">
             <w:r>
               <w:rPr>
                 <w:rStyle w:val="Hyperlink"/>
@@ -630,7 +632,7 @@
                 <w:noProof/>
                 <w:webHidden/>
               </w:rPr>
-              <w:instrText xml:space="preserve"> PAGEREF _Toc97287983 \h </w:instrText>
+              <w:instrText xml:space="preserve"> PAGEREF _Toc97555676 \h </w:instrText>
             </w:r>
             <w:r>
               <w:rPr>
@@ -673,7 +675,7 @@
               <w:lang w:eastAsia="en-GB"/>
             </w:rPr>
           </w:pPr>
-          <w:hyperlink w:anchor="_Toc97287984" w:history="1">
+          <w:hyperlink w:anchor="_Toc97555677" w:history="1">
             <w:r>
               <w:rPr>
                 <w:rStyle w:val="Hyperlink"/>
@@ -700,7 +702,7 @@
                 <w:noProof/>
                 <w:webHidden/>
               </w:rPr>
-              <w:instrText xml:space="preserve"> PAGEREF _Toc97287984 \h </w:instrText>
+              <w:instrText xml:space="preserve"> PAGEREF _Toc97555677 \h </w:instrText>
             </w:r>
             <w:r>
               <w:rPr>
@@ -743,7 +745,7 @@
               <w:lang w:eastAsia="en-GB"/>
             </w:rPr>
           </w:pPr>
-          <w:hyperlink w:anchor="_Toc97287985" w:history="1">
+          <w:hyperlink w:anchor="_Toc97555678" w:history="1">
             <w:r>
               <w:rPr>
                 <w:rStyle w:val="Hyperlink"/>
@@ -770,7 +772,7 @@
                 <w:noProof/>
                 <w:webHidden/>
               </w:rPr>
-              <w:instrText xml:space="preserve"> PAGEREF _Toc97287985 \h </w:instrText>
+              <w:instrText xml:space="preserve"> PAGEREF _Toc97555678 \h </w:instrText>
             </w:r>
             <w:r>
               <w:rPr>
@@ -813,7 +815,7 @@
               <w:lang w:eastAsia="en-GB"/>
             </w:rPr>
           </w:pPr>
-          <w:hyperlink w:anchor="_Toc97287986" w:history="1">
+          <w:hyperlink w:anchor="_Toc97555679" w:history="1">
             <w:r>
               <w:rPr>
                 <w:rStyle w:val="Hyperlink"/>
@@ -840,7 +842,7 @@
                 <w:noProof/>
                 <w:webHidden/>
               </w:rPr>
-              <w:instrText xml:space="preserve"> PAGEREF _Toc97287986 \h </w:instrText>
+              <w:instrText xml:space="preserve"> PAGEREF _Toc97555679 \h </w:instrText>
             </w:r>
             <w:r>
               <w:rPr>
@@ -883,7 +885,7 @@
               <w:lang w:eastAsia="en-GB"/>
             </w:rPr>
           </w:pPr>
-          <w:hyperlink w:anchor="_Toc97287987" w:history="1">
+          <w:hyperlink w:anchor="_Toc97555680" w:history="1">
             <w:r>
               <w:rPr>
                 <w:rStyle w:val="Hyperlink"/>
@@ -910,7 +912,7 @@
                 <w:noProof/>
                 <w:webHidden/>
               </w:rPr>
-              <w:instrText xml:space="preserve"> PAGEREF _Toc97287987 \h </w:instrText>
+              <w:instrText xml:space="preserve"> PAGEREF _Toc97555680 \h </w:instrText>
             </w:r>
             <w:r>
               <w:rPr>
@@ -953,7 +955,7 @@
               <w:lang w:eastAsia="en-GB"/>
             </w:rPr>
           </w:pPr>
-          <w:hyperlink w:anchor="_Toc97287988" w:history="1">
+          <w:hyperlink w:anchor="_Toc97555681" w:history="1">
             <w:r>
               <w:rPr>
                 <w:rStyle w:val="Hyperlink"/>
@@ -980,7 +982,7 @@
                 <w:noProof/>
                 <w:webHidden/>
               </w:rPr>
-              <w:instrText xml:space="preserve"> PAGEREF _Toc97287988 \h </w:instrText>
+              <w:instrText xml:space="preserve"> PAGEREF _Toc97555681 \h </w:instrText>
             </w:r>
             <w:r>
               <w:rPr>
@@ -1023,7 +1025,7 @@
               <w:lang w:eastAsia="en-GB"/>
             </w:rPr>
           </w:pPr>
-          <w:hyperlink w:anchor="_Toc97287989" w:history="1">
+          <w:hyperlink w:anchor="_Toc97555682" w:history="1">
             <w:r>
               <w:rPr>
                 <w:rStyle w:val="Hyperlink"/>
@@ -1050,7 +1052,7 @@
                 <w:noProof/>
                 <w:webHidden/>
               </w:rPr>
-              <w:instrText xml:space="preserve"> PAGEREF _Toc97287989 \h </w:instrText>
+              <w:instrText xml:space="preserve"> PAGEREF _Toc97555682 \h </w:instrText>
             </w:r>
             <w:r>
               <w:rPr>
@@ -1093,7 +1095,7 @@
               <w:lang w:eastAsia="en-GB"/>
             </w:rPr>
           </w:pPr>
-          <w:hyperlink w:anchor="_Toc97287990" w:history="1">
+          <w:hyperlink w:anchor="_Toc97555683" w:history="1">
             <w:r>
               <w:rPr>
                 <w:rStyle w:val="Hyperlink"/>
@@ -1120,7 +1122,7 @@
                 <w:noProof/>
                 <w:webHidden/>
               </w:rPr>
-              <w:instrText xml:space="preserve"> PAGEREF _Toc97287990 \h </w:instrText>
+              <w:instrText xml:space="preserve"> PAGEREF _Toc97555683 \h </w:instrText>
             </w:r>
             <w:r>
               <w:rPr>
@@ -1163,7 +1165,7 @@
               <w:lang w:eastAsia="en-GB"/>
             </w:rPr>
           </w:pPr>
-          <w:hyperlink w:anchor="_Toc97287991" w:history="1">
+          <w:hyperlink w:anchor="_Toc97555684" w:history="1">
             <w:r>
               <w:rPr>
                 <w:rStyle w:val="Hyperlink"/>
@@ -1190,7 +1192,7 @@
                 <w:noProof/>
                 <w:webHidden/>
               </w:rPr>
-              <w:instrText xml:space="preserve"> PAGEREF _Toc97287991 \h </w:instrText>
+              <w:instrText xml:space="preserve"> PAGEREF _Toc97555684 \h </w:instrText>
             </w:r>
             <w:r>
               <w:rPr>
@@ -1233,7 +1235,7 @@
               <w:lang w:eastAsia="en-GB"/>
             </w:rPr>
           </w:pPr>
-          <w:hyperlink w:anchor="_Toc97287992" w:history="1">
+          <w:hyperlink w:anchor="_Toc97555685" w:history="1">
             <w:r>
               <w:rPr>
                 <w:rStyle w:val="Hyperlink"/>
@@ -1260,7 +1262,7 @@
                 <w:noProof/>
                 <w:webHidden/>
               </w:rPr>
-              <w:instrText xml:space="preserve"> PAGEREF _Toc97287992 \h </w:instrText>
+              <w:instrText xml:space="preserve"> PAGEREF _Toc97555685 \h </w:instrText>
             </w:r>
             <w:r>
               <w:rPr>
@@ -1303,7 +1305,7 @@
               <w:lang w:eastAsia="en-GB"/>
             </w:rPr>
           </w:pPr>
-          <w:hyperlink w:anchor="_Toc97287993" w:history="1">
+          <w:hyperlink w:anchor="_Toc97555686" w:history="1">
             <w:r>
               <w:rPr>
                 <w:rStyle w:val="Hyperlink"/>
@@ -1330,7 +1332,7 @@
                 <w:noProof/>
                 <w:webHidden/>
               </w:rPr>
-              <w:instrText xml:space="preserve"> PAGEREF _Toc97287993 \h </w:instrText>
+              <w:instrText xml:space="preserve"> PAGEREF _Toc97555686 \h </w:instrText>
             </w:r>
             <w:r>
               <w:rPr>
@@ -1373,7 +1375,7 @@
               <w:lang w:eastAsia="en-GB"/>
             </w:rPr>
           </w:pPr>
-          <w:hyperlink w:anchor="_Toc97287994" w:history="1">
+          <w:hyperlink w:anchor="_Toc97555687" w:history="1">
             <w:r>
               <w:rPr>
                 <w:rStyle w:val="Hyperlink"/>
@@ -1400,7 +1402,7 @@
                 <w:noProof/>
                 <w:webHidden/>
               </w:rPr>
-              <w:instrText xml:space="preserve"> PAGEREF _Toc97287994 \h </w:instrText>
+              <w:instrText xml:space="preserve"> PAGEREF _Toc97555687 \h </w:instrText>
             </w:r>
             <w:r>
               <w:rPr>
@@ -1443,7 +1445,7 @@
               <w:lang w:eastAsia="en-GB"/>
             </w:rPr>
           </w:pPr>
-          <w:hyperlink w:anchor="_Toc97287995" w:history="1">
+          <w:hyperlink w:anchor="_Toc97555688" w:history="1">
             <w:r>
               <w:rPr>
                 <w:rStyle w:val="Hyperlink"/>
@@ -1470,7 +1472,7 @@
                 <w:noProof/>
                 <w:webHidden/>
               </w:rPr>
-              <w:instrText xml:space="preserve"> PAGEREF _Toc97287995 \h </w:instrText>
+              <w:instrText xml:space="preserve"> PAGEREF _Toc97555688 \h </w:instrText>
             </w:r>
             <w:r>
               <w:rPr>
@@ -1513,7 +1515,7 @@
               <w:lang w:eastAsia="en-GB"/>
             </w:rPr>
           </w:pPr>
-          <w:hyperlink w:anchor="_Toc97287996" w:history="1">
+          <w:hyperlink w:anchor="_Toc97555689" w:history="1">
             <w:r>
               <w:rPr>
                 <w:rStyle w:val="Hyperlink"/>
@@ -1540,7 +1542,7 @@
                 <w:noProof/>
                 <w:webHidden/>
               </w:rPr>
-              <w:instrText xml:space="preserve"> PAGEREF _Toc97287996 \h </w:instrText>
+              <w:instrText xml:space="preserve"> PAGEREF _Toc97555689 \h </w:instrText>
             </w:r>
             <w:r>
               <w:rPr>
@@ -1583,7 +1585,7 @@
               <w:lang w:eastAsia="en-GB"/>
             </w:rPr>
           </w:pPr>
-          <w:hyperlink w:anchor="_Toc97287997" w:history="1">
+          <w:hyperlink w:anchor="_Toc97555690" w:history="1">
             <w:r>
               <w:rPr>
                 <w:rStyle w:val="Hyperlink"/>
@@ -1610,7 +1612,7 @@
                 <w:noProof/>
                 <w:webHidden/>
               </w:rPr>
-              <w:instrText xml:space="preserve"> PAGEREF _Toc97287997 \h </w:instrText>
+              <w:instrText xml:space="preserve"> PAGEREF _Toc97555690 \h </w:instrText>
             </w:r>
             <w:r>
               <w:rPr>
@@ -1653,7 +1655,7 @@
               <w:lang w:eastAsia="en-GB"/>
             </w:rPr>
           </w:pPr>
-          <w:hyperlink w:anchor="_Toc97287998" w:history="1">
+          <w:hyperlink w:anchor="_Toc97555691" w:history="1">
             <w:r>
               <w:rPr>
                 <w:rStyle w:val="Hyperlink"/>
@@ -1680,7 +1682,7 @@
                 <w:noProof/>
                 <w:webHidden/>
               </w:rPr>
-              <w:instrText xml:space="preserve"> PAGEREF _Toc97287998 \h </w:instrText>
+              <w:instrText xml:space="preserve"> PAGEREF _Toc97555691 \h </w:instrText>
             </w:r>
             <w:r>
               <w:rPr>
@@ -1723,7 +1725,7 @@
               <w:lang w:eastAsia="en-GB"/>
             </w:rPr>
           </w:pPr>
-          <w:hyperlink w:anchor="_Toc97287999" w:history="1">
+          <w:hyperlink w:anchor="_Toc97555692" w:history="1">
             <w:r>
               <w:rPr>
                 <w:rStyle w:val="Hyperlink"/>
@@ -1750,7 +1752,7 @@
                 <w:noProof/>
                 <w:webHidden/>
               </w:rPr>
-              <w:instrText xml:space="preserve"> PAGEREF _Toc97287999 \h </w:instrText>
+              <w:instrText xml:space="preserve"> PAGEREF _Toc97555692 \h </w:instrText>
             </w:r>
             <w:r>
               <w:rPr>
@@ -1806,7 +1808,7 @@
       <w:pPr>
         <w:pStyle w:val="Heading1"/>
       </w:pPr>
-      <w:bookmarkStart w:id="0" w:name="_Toc97287977"/>
+      <w:bookmarkStart w:id="0" w:name="_Toc97555670"/>
       <w:r>
         <w:lastRenderedPageBreak/>
         <w:t>Analysis</w:t>
@@ -1818,7 +1820,7 @@
         <w:pStyle w:val="Heading2"/>
         <w:ind w:firstLine="720"/>
       </w:pPr>
-      <w:bookmarkStart w:id="1" w:name="_Toc97287978"/>
+      <w:bookmarkStart w:id="1" w:name="_Toc97555671"/>
       <w:r>
         <w:t>Identification of Problem</w:t>
       </w:r>
@@ -1829,7 +1831,7 @@
         <w:pStyle w:val="Heading2"/>
         <w:ind w:firstLine="720"/>
       </w:pPr>
-      <w:bookmarkStart w:id="2" w:name="_Toc97287979"/>
+      <w:bookmarkStart w:id="2" w:name="_Toc97555672"/>
       <w:r>
         <w:t>Research Problem</w:t>
       </w:r>
@@ -1840,7 +1842,7 @@
         <w:pStyle w:val="Heading2"/>
         <w:ind w:firstLine="720"/>
       </w:pPr>
-      <w:bookmarkStart w:id="3" w:name="_Toc97287980"/>
+      <w:bookmarkStart w:id="3" w:name="_Toc97555673"/>
       <w:r>
         <w:t>Essential features</w:t>
       </w:r>
@@ -1851,7 +1853,7 @@
         <w:pStyle w:val="Heading2"/>
         <w:ind w:firstLine="720"/>
       </w:pPr>
-      <w:bookmarkStart w:id="4" w:name="_Toc97287981"/>
+      <w:bookmarkStart w:id="4" w:name="_Toc97555674"/>
       <w:r>
         <w:t>Limitations</w:t>
       </w:r>
@@ -1862,7 +1864,7 @@
         <w:pStyle w:val="Heading2"/>
         <w:ind w:firstLine="720"/>
       </w:pPr>
-      <w:bookmarkStart w:id="5" w:name="_Toc97287982"/>
+      <w:bookmarkStart w:id="5" w:name="_Toc97555675"/>
       <w:r>
         <w:t>Requirements</w:t>
       </w:r>
@@ -1873,7 +1875,7 @@
         <w:pStyle w:val="Heading2"/>
         <w:ind w:firstLine="720"/>
       </w:pPr>
-      <w:bookmarkStart w:id="6" w:name="_Toc97287983"/>
+      <w:bookmarkStart w:id="6" w:name="_Toc97555676"/>
       <w:r>
         <w:t>Success criteria</w:t>
       </w:r>
@@ -1883,7 +1885,7 @@
       <w:pPr>
         <w:pStyle w:val="Heading1"/>
       </w:pPr>
-      <w:bookmarkStart w:id="7" w:name="_Toc97287984"/>
+      <w:bookmarkStart w:id="7" w:name="_Toc97555677"/>
       <w:r>
         <w:t>Design</w:t>
       </w:r>
@@ -1894,7 +1896,7 @@
         <w:pStyle w:val="Heading2"/>
         <w:ind w:firstLine="720"/>
       </w:pPr>
-      <w:bookmarkStart w:id="8" w:name="_Toc97287985"/>
+      <w:bookmarkStart w:id="8" w:name="_Toc97555678"/>
       <w:r>
         <w:t>Decomposition</w:t>
       </w:r>
@@ -1905,7 +1907,7 @@
         <w:pStyle w:val="Heading2"/>
         <w:ind w:firstLine="720"/>
       </w:pPr>
-      <w:bookmarkStart w:id="9" w:name="_Toc97287986"/>
+      <w:bookmarkStart w:id="9" w:name="_Toc97555679"/>
       <w:r>
         <w:t>Structure</w:t>
       </w:r>
@@ -1919,7 +1921,7 @@
         <w:pStyle w:val="Heading2"/>
         <w:ind w:firstLine="720"/>
       </w:pPr>
-      <w:bookmarkStart w:id="10" w:name="_Toc97287987"/>
+      <w:bookmarkStart w:id="10" w:name="_Toc97555680"/>
       <w:r>
         <w:t>Algorithms</w:t>
       </w:r>
@@ -1930,7 +1932,7 @@
         <w:pStyle w:val="Heading2"/>
         <w:ind w:firstLine="720"/>
       </w:pPr>
-      <w:bookmarkStart w:id="11" w:name="_Toc97287988"/>
+      <w:bookmarkStart w:id="11" w:name="_Toc97555681"/>
       <w:r>
         <w:t>Variables/Data structures</w:t>
       </w:r>
@@ -1941,7 +1943,7 @@
         <w:pStyle w:val="Heading2"/>
         <w:ind w:firstLine="720"/>
       </w:pPr>
-      <w:bookmarkStart w:id="12" w:name="_Toc97287989"/>
+      <w:bookmarkStart w:id="12" w:name="_Toc97555682"/>
       <w:r>
         <w:t>Features</w:t>
       </w:r>
@@ -1952,7 +1954,7 @@
         <w:pStyle w:val="Heading2"/>
         <w:ind w:firstLine="720"/>
       </w:pPr>
-      <w:bookmarkStart w:id="13" w:name="_Toc97287990"/>
+      <w:bookmarkStart w:id="13" w:name="_Toc97555683"/>
       <w:r>
         <w:t>Test Data</w:t>
       </w:r>
@@ -1963,7 +1965,7 @@
         <w:pStyle w:val="Heading3"/>
         <w:ind w:left="720" w:firstLine="720"/>
       </w:pPr>
-      <w:bookmarkStart w:id="14" w:name="_Toc97287991"/>
+      <w:bookmarkStart w:id="14" w:name="_Toc97555684"/>
       <w:r>
         <w:t>Iterative</w:t>
       </w:r>
@@ -1977,7 +1979,7 @@
         <w:pStyle w:val="Heading3"/>
         <w:ind w:left="720" w:firstLine="720"/>
       </w:pPr>
-      <w:bookmarkStart w:id="15" w:name="_Toc97287992"/>
+      <w:bookmarkStart w:id="15" w:name="_Toc97555685"/>
       <w:r>
         <w:t>Post development</w:t>
       </w:r>
@@ -1987,7 +1989,7 @@
       <w:pPr>
         <w:pStyle w:val="Heading1"/>
       </w:pPr>
-      <w:bookmarkStart w:id="16" w:name="_Toc97287993"/>
+      <w:bookmarkStart w:id="16" w:name="_Toc97555686"/>
       <w:r>
         <w:t>Development</w:t>
       </w:r>
@@ -1997,7 +1999,7 @@
       <w:pPr>
         <w:pStyle w:val="Heading1"/>
       </w:pPr>
-      <w:bookmarkStart w:id="17" w:name="_Toc97287994"/>
+      <w:bookmarkStart w:id="17" w:name="_Toc97555687"/>
       <w:r>
         <w:t>Post Development</w:t>
       </w:r>
@@ -2006,8 +2008,9 @@
     <w:p>
       <w:pPr>
         <w:pStyle w:val="Heading2"/>
-      </w:pPr>
-      <w:bookmarkStart w:id="18" w:name="_Toc97287995"/>
+        <w:ind w:firstLine="720"/>
+      </w:pPr>
+      <w:bookmarkStart w:id="18" w:name="_Toc97555688"/>
       <w:r>
         <w:t>Testing</w:t>
       </w:r>
@@ -2016,8 +2019,9 @@
     <w:p>
       <w:pPr>
         <w:pStyle w:val="Heading2"/>
-      </w:pPr>
-      <w:bookmarkStart w:id="19" w:name="_Toc97287996"/>
+        <w:ind w:firstLine="720"/>
+      </w:pPr>
+      <w:bookmarkStart w:id="19" w:name="_Toc97555689"/>
       <w:r>
         <w:t>Success Criteria</w:t>
       </w:r>
@@ -2026,8 +2030,9 @@
     <w:p>
       <w:pPr>
         <w:pStyle w:val="Heading2"/>
-      </w:pPr>
-      <w:bookmarkStart w:id="20" w:name="_Toc97287997"/>
+        <w:ind w:firstLine="720"/>
+      </w:pPr>
+      <w:bookmarkStart w:id="20" w:name="_Toc97555690"/>
       <w:r>
         <w:t>Final Product</w:t>
       </w:r>
@@ -2036,8 +2041,9 @@
     <w:p>
       <w:pPr>
         <w:pStyle w:val="Heading2"/>
-      </w:pPr>
-      <w:bookmarkStart w:id="21" w:name="_Toc97287998"/>
+        <w:ind w:firstLine="720"/>
+      </w:pPr>
+      <w:bookmarkStart w:id="21" w:name="_Toc97555691"/>
       <w:r>
         <w:t>Limitations</w:t>
       </w:r>
@@ -2046,8 +2052,9 @@
     <w:p>
       <w:pPr>
         <w:pStyle w:val="Heading2"/>
-      </w:pPr>
-      <w:bookmarkStart w:id="22" w:name="_Toc97287999"/>
+        <w:ind w:firstLine="720"/>
+      </w:pPr>
+      <w:bookmarkStart w:id="22" w:name="_Toc97555692"/>
       <w:r>
         <w:t>Maintenance</w:t>
       </w:r>
@@ -2135,6 +2142,7 @@
         <w:docPartUnique/>
       </w:docPartObj>
     </w:sdtPr>
+    <w:sdtEndPr/>
     <w:sdtContent>
       <w:p>
         <w:pPr>
@@ -2339,6 +2347,7 @@
     <w:lsdException w:name="HTML Sample" w:semiHidden="1" w:unhideWhenUsed="1"/>
     <w:lsdException w:name="HTML Typewriter" w:semiHidden="1" w:unhideWhenUsed="1"/>
     <w:lsdException w:name="HTML Variable" w:semiHidden="1" w:unhideWhenUsed="1"/>
+    <w:lsdException w:name="Normal Table" w:semiHidden="1" w:unhideWhenUsed="1"/>
     <w:lsdException w:name="annotation subject" w:semiHidden="1" w:unhideWhenUsed="1"/>
     <w:lsdException w:name="No List" w:semiHidden="1" w:unhideWhenUsed="1"/>
     <w:lsdException w:name="Outline List 1" w:semiHidden="1" w:unhideWhenUsed="1"/>
@@ -2385,8 +2394,10 @@
     <w:lsdException w:name="Table Subtle 2" w:semiHidden="1" w:unhideWhenUsed="1"/>
     <w:lsdException w:name="Table Web 1" w:semiHidden="1" w:unhideWhenUsed="1"/>
     <w:lsdException w:name="Table Web 2" w:semiHidden="1" w:unhideWhenUsed="1"/>
+    <w:lsdException w:name="Table Web 3" w:semiHidden="1" w:unhideWhenUsed="1"/>
     <w:lsdException w:name="Balloon Text" w:semiHidden="1" w:unhideWhenUsed="1"/>
     <w:lsdException w:name="Table Grid" w:uiPriority="39"/>
+    <w:lsdException w:name="Table Theme" w:semiHidden="1" w:unhideWhenUsed="1"/>
     <w:lsdException w:name="Placeholder Text" w:semiHidden="1"/>
     <w:lsdException w:name="No Spacing" w:uiPriority="1" w:qFormat="1"/>
     <w:lsdException w:name="Light Shading" w:uiPriority="60"/>

--- a/NEA Documentation.docx
+++ b/NEA Documentation.docx
@@ -1,6 +1,6 @@
 
 <file path=word/document.xml><?xml version="1.0" encoding="utf-8"?>
-<w:document xmlns:wpc="http://schemas.microsoft.com/office/word/2010/wordprocessingCanvas" xmlns:cx="http://schemas.microsoft.com/office/drawing/2014/chartex" xmlns:cx1="http://schemas.microsoft.com/office/drawing/2015/9/8/chartex" xmlns:cx2="http://schemas.microsoft.com/office/drawing/2015/10/21/chartex" xmlns:cx3="http://schemas.microsoft.com/office/drawing/2016/5/9/chartex" xmlns:cx4="http://schemas.microsoft.com/office/drawing/2016/5/10/chartex" xmlns:cx5="http://schemas.microsoft.com/office/drawing/2016/5/11/chartex" xmlns:cx6="http://schemas.microsoft.com/office/drawing/2016/5/12/chartex" xmlns:cx7="http://schemas.microsoft.com/office/drawing/2016/5/13/chartex" xmlns:cx8="http://schemas.microsoft.com/office/drawing/2016/5/14/chartex" xmlns:mc="http://schemas.openxmlformats.org/markup-compatibility/2006" xmlns:aink="http://schemas.microsoft.com/office/drawing/2016/ink" xmlns:am3d="http://schemas.microsoft.com/office/drawing/2017/model3d" xmlns:o="urn:schemas-microsoft-com:office:office" xmlns:r="http://schemas.openxmlformats.org/officeDocument/2006/relationships" xmlns:m="http://schemas.openxmlformats.org/officeDocument/2006/math" xmlns:v="urn:schemas-microsoft-com:vml" xmlns:wp14="http://schemas.microsoft.com/office/word/2010/wordprocessingDrawing" xmlns:wp="http://schemas.openxmlformats.org/drawingml/2006/wordprocessingDrawing" xmlns:w10="urn:schemas-microsoft-com:office:word" xmlns:w="http://schemas.openxmlformats.org/wordprocessingml/2006/main" xmlns:w14="http://schemas.microsoft.com/office/word/2010/wordml" xmlns:w15="http://schemas.microsoft.com/office/word/2012/wordml" xmlns:w16cex="http://schemas.microsoft.com/office/word/2018/wordml/cex" xmlns:w16cid="http://schemas.microsoft.com/office/word/2016/wordml/cid" xmlns:w16="http://schemas.microsoft.com/office/word/2018/wordml" xmlns:w16sdtdh="http://schemas.microsoft.com/office/word/2020/wordml/sdtdatahash" xmlns:w16se="http://schemas.microsoft.com/office/word/2015/wordml/symex" xmlns:wpg="http://schemas.microsoft.com/office/word/2010/wordprocessingGroup" xmlns:wpi="http://schemas.microsoft.com/office/word/2010/wordprocessingInk" xmlns:wne="http://schemas.microsoft.com/office/word/2006/wordml" xmlns:wps="http://schemas.microsoft.com/office/word/2010/wordprocessingShape" mc:Ignorable="w14 w15 w16se w16cid w16 w16cex w16sdtdh wp14">
+<w:document xmlns:wpc="http://schemas.microsoft.com/office/word/2010/wordprocessingCanvas" xmlns:cx="http://schemas.microsoft.com/office/drawing/2014/chartex" xmlns:cx1="http://schemas.microsoft.com/office/drawing/2015/9/8/chartex" xmlns:cx2="http://schemas.microsoft.com/office/drawing/2015/10/21/chartex" xmlns:cx3="http://schemas.microsoft.com/office/drawing/2016/5/9/chartex" xmlns:cx4="http://schemas.microsoft.com/office/drawing/2016/5/10/chartex" xmlns:cx5="http://schemas.microsoft.com/office/drawing/2016/5/11/chartex" xmlns:cx6="http://schemas.microsoft.com/office/drawing/2016/5/12/chartex" xmlns:cx7="http://schemas.microsoft.com/office/drawing/2016/5/13/chartex" xmlns:cx8="http://schemas.microsoft.com/office/drawing/2016/5/14/chartex" xmlns:mc="http://schemas.openxmlformats.org/markup-compatibility/2006" xmlns:aink="http://schemas.microsoft.com/office/drawing/2016/ink" xmlns:am3d="http://schemas.microsoft.com/office/drawing/2017/model3d" xmlns:o="urn:schemas-microsoft-com:office:office" xmlns:oel="http://schemas.microsoft.com/office/2019/extlst" xmlns:r="http://schemas.openxmlformats.org/officeDocument/2006/relationships" xmlns:m="http://schemas.openxmlformats.org/officeDocument/2006/math" xmlns:v="urn:schemas-microsoft-com:vml" xmlns:wp14="http://schemas.microsoft.com/office/word/2010/wordprocessingDrawing" xmlns:wp="http://schemas.openxmlformats.org/drawingml/2006/wordprocessingDrawing" xmlns:w10="urn:schemas-microsoft-com:office:word" xmlns:w="http://schemas.openxmlformats.org/wordprocessingml/2006/main" xmlns:w14="http://schemas.microsoft.com/office/word/2010/wordml" xmlns:w15="http://schemas.microsoft.com/office/word/2012/wordml" xmlns:w16cex="http://schemas.microsoft.com/office/word/2018/wordml/cex" xmlns:w16cid="http://schemas.microsoft.com/office/word/2016/wordml/cid" xmlns:w16="http://schemas.microsoft.com/office/word/2018/wordml" xmlns:w16sdtdh="http://schemas.microsoft.com/office/word/2020/wordml/sdtdatahash" xmlns:w16se="http://schemas.microsoft.com/office/word/2015/wordml/symex" xmlns:wpg="http://schemas.microsoft.com/office/word/2010/wordprocessingGroup" xmlns:wpi="http://schemas.microsoft.com/office/word/2010/wordprocessingInk" xmlns:wne="http://schemas.microsoft.com/office/word/2006/wordml" xmlns:wps="http://schemas.microsoft.com/office/word/2010/wordprocessingShape" mc:Ignorable="w14 w15 w16se w16cid w16 w16cex w16sdtdh wp14">
   <w:body>
     <w:p>
       <w:pPr>
@@ -185,7 +185,7 @@
           <w:r>
             <w:fldChar w:fldCharType="separate"/>
           </w:r>
-          <w:hyperlink w:anchor="_Toc97555670" w:history="1">
+          <w:hyperlink w:anchor="_Toc102729733" w:history="1">
             <w:r>
               <w:rPr>
                 <w:rStyle w:val="Hyperlink"/>
@@ -212,7 +212,7 @@
                 <w:noProof/>
                 <w:webHidden/>
               </w:rPr>
-              <w:instrText xml:space="preserve"> PAGEREF _Toc97555670 \h </w:instrText>
+              <w:instrText xml:space="preserve"> PAGEREF _Toc102729733 \h </w:instrText>
             </w:r>
             <w:r>
               <w:rPr>
@@ -255,7 +255,7 @@
               <w:lang w:eastAsia="en-GB"/>
             </w:rPr>
           </w:pPr>
-          <w:hyperlink w:anchor="_Toc97555671" w:history="1">
+          <w:hyperlink w:anchor="_Toc102729734" w:history="1">
             <w:r>
               <w:rPr>
                 <w:rStyle w:val="Hyperlink"/>
@@ -282,7 +282,7 @@
                 <w:noProof/>
                 <w:webHidden/>
               </w:rPr>
-              <w:instrText xml:space="preserve"> PAGEREF _Toc97555671 \h </w:instrText>
+              <w:instrText xml:space="preserve"> PAGEREF _Toc102729734 \h </w:instrText>
             </w:r>
             <w:r>
               <w:rPr>
@@ -325,7 +325,7 @@
               <w:lang w:eastAsia="en-GB"/>
             </w:rPr>
           </w:pPr>
-          <w:hyperlink w:anchor="_Toc97555672" w:history="1">
+          <w:hyperlink w:anchor="_Toc102729735" w:history="1">
             <w:r>
               <w:rPr>
                 <w:rStyle w:val="Hyperlink"/>
@@ -352,7 +352,7 @@
                 <w:noProof/>
                 <w:webHidden/>
               </w:rPr>
-              <w:instrText xml:space="preserve"> PAGEREF _Toc97555672 \h </w:instrText>
+              <w:instrText xml:space="preserve"> PAGEREF _Toc102729735 \h </w:instrText>
             </w:r>
             <w:r>
               <w:rPr>
@@ -372,7 +372,7 @@
                 <w:noProof/>
                 <w:webHidden/>
               </w:rPr>
-              <w:t>2</w:t>
+              <w:t>3</w:t>
             </w:r>
             <w:r>
               <w:rPr>
@@ -395,13 +395,13 @@
               <w:lang w:eastAsia="en-GB"/>
             </w:rPr>
           </w:pPr>
-          <w:hyperlink w:anchor="_Toc97555673" w:history="1">
+          <w:hyperlink w:anchor="_Toc102729736" w:history="1">
             <w:r>
               <w:rPr>
                 <w:rStyle w:val="Hyperlink"/>
                 <w:noProof/>
               </w:rPr>
-              <w:t>Essential features</w:t>
+              <w:t>Stake Holders</w:t>
             </w:r>
             <w:r>
               <w:rPr>
@@ -422,7 +422,7 @@
                 <w:noProof/>
                 <w:webHidden/>
               </w:rPr>
-              <w:instrText xml:space="preserve"> PAGEREF _Toc97555673 \h </w:instrText>
+              <w:instrText xml:space="preserve"> PAGEREF _Toc102729736 \h </w:instrText>
             </w:r>
             <w:r>
               <w:rPr>
@@ -442,7 +442,7 @@
                 <w:noProof/>
                 <w:webHidden/>
               </w:rPr>
-              <w:t>2</w:t>
+              <w:t>3</w:t>
             </w:r>
             <w:r>
               <w:rPr>
@@ -465,13 +465,13 @@
               <w:lang w:eastAsia="en-GB"/>
             </w:rPr>
           </w:pPr>
-          <w:hyperlink w:anchor="_Toc97555674" w:history="1">
+          <w:hyperlink w:anchor="_Toc102729737" w:history="1">
             <w:r>
               <w:rPr>
                 <w:rStyle w:val="Hyperlink"/>
                 <w:noProof/>
               </w:rPr>
-              <w:t>Limitations</w:t>
+              <w:t>Essential features</w:t>
             </w:r>
             <w:r>
               <w:rPr>
@@ -492,7 +492,7 @@
                 <w:noProof/>
                 <w:webHidden/>
               </w:rPr>
-              <w:instrText xml:space="preserve"> PAGEREF _Toc97555674 \h </w:instrText>
+              <w:instrText xml:space="preserve"> PAGEREF _Toc102729737 \h </w:instrText>
             </w:r>
             <w:r>
               <w:rPr>
@@ -512,7 +512,7 @@
                 <w:noProof/>
                 <w:webHidden/>
               </w:rPr>
-              <w:t>2</w:t>
+              <w:t>4</w:t>
             </w:r>
             <w:r>
               <w:rPr>
@@ -535,13 +535,13 @@
               <w:lang w:eastAsia="en-GB"/>
             </w:rPr>
           </w:pPr>
-          <w:hyperlink w:anchor="_Toc97555675" w:history="1">
+          <w:hyperlink w:anchor="_Toc102729738" w:history="1">
             <w:r>
               <w:rPr>
                 <w:rStyle w:val="Hyperlink"/>
                 <w:noProof/>
               </w:rPr>
-              <w:t>Requirements</w:t>
+              <w:t>Limitations</w:t>
             </w:r>
             <w:r>
               <w:rPr>
@@ -562,7 +562,7 @@
                 <w:noProof/>
                 <w:webHidden/>
               </w:rPr>
-              <w:instrText xml:space="preserve"> PAGEREF _Toc97555675 \h </w:instrText>
+              <w:instrText xml:space="preserve"> PAGEREF _Toc102729738 \h </w:instrText>
             </w:r>
             <w:r>
               <w:rPr>
@@ -582,7 +582,7 @@
                 <w:noProof/>
                 <w:webHidden/>
               </w:rPr>
-              <w:t>2</w:t>
+              <w:t>4</w:t>
             </w:r>
             <w:r>
               <w:rPr>
@@ -605,12 +605,82 @@
               <w:lang w:eastAsia="en-GB"/>
             </w:rPr>
           </w:pPr>
-          <w:hyperlink w:anchor="_Toc97555676" w:history="1">
+          <w:hyperlink w:anchor="_Toc102729739" w:history="1">
             <w:r>
               <w:rPr>
                 <w:rStyle w:val="Hyperlink"/>
                 <w:noProof/>
               </w:rPr>
+              <w:t>Requirements</w:t>
+            </w:r>
+            <w:r>
+              <w:rPr>
+                <w:noProof/>
+                <w:webHidden/>
+              </w:rPr>
+              <w:tab/>
+            </w:r>
+            <w:r>
+              <w:rPr>
+                <w:noProof/>
+                <w:webHidden/>
+              </w:rPr>
+              <w:fldChar w:fldCharType="begin"/>
+            </w:r>
+            <w:r>
+              <w:rPr>
+                <w:noProof/>
+                <w:webHidden/>
+              </w:rPr>
+              <w:instrText xml:space="preserve"> PAGEREF _Toc102729739 \h </w:instrText>
+            </w:r>
+            <w:r>
+              <w:rPr>
+                <w:noProof/>
+                <w:webHidden/>
+              </w:rPr>
+            </w:r>
+            <w:r>
+              <w:rPr>
+                <w:noProof/>
+                <w:webHidden/>
+              </w:rPr>
+              <w:fldChar w:fldCharType="separate"/>
+            </w:r>
+            <w:r>
+              <w:rPr>
+                <w:noProof/>
+                <w:webHidden/>
+              </w:rPr>
+              <w:t>4</w:t>
+            </w:r>
+            <w:r>
+              <w:rPr>
+                <w:noProof/>
+                <w:webHidden/>
+              </w:rPr>
+              <w:fldChar w:fldCharType="end"/>
+            </w:r>
+          </w:hyperlink>
+        </w:p>
+        <w:p>
+          <w:pPr>
+            <w:pStyle w:val="TOC2"/>
+            <w:tabs>
+              <w:tab w:val="right" w:leader="dot" w:pos="9016"/>
+            </w:tabs>
+            <w:rPr>
+              <w:rFonts w:eastAsiaTheme="minorEastAsia"/>
+              <w:noProof/>
+              <w:lang w:eastAsia="en-GB"/>
+            </w:rPr>
+          </w:pPr>
+          <w:hyperlink w:anchor="_Toc102729740" w:history="1">
+            <w:r>
+              <w:rPr>
+                <w:rStyle w:val="Hyperlink"/>
+                <w:noProof/>
+              </w:rPr>
               <w:t>Success criteria</w:t>
             </w:r>
             <w:r>
@@ -632,7 +702,7 @@
                 <w:noProof/>
                 <w:webHidden/>
               </w:rPr>
-              <w:instrText xml:space="preserve"> PAGEREF _Toc97555676 \h </w:instrText>
+              <w:instrText xml:space="preserve"> PAGEREF _Toc102729740 \h </w:instrText>
             </w:r>
             <w:r>
               <w:rPr>
@@ -652,7 +722,7 @@
                 <w:noProof/>
                 <w:webHidden/>
               </w:rPr>
-              <w:t>2</w:t>
+              <w:t>4</w:t>
             </w:r>
             <w:r>
               <w:rPr>
@@ -675,7 +745,7 @@
               <w:lang w:eastAsia="en-GB"/>
             </w:rPr>
           </w:pPr>
-          <w:hyperlink w:anchor="_Toc97555677" w:history="1">
+          <w:hyperlink w:anchor="_Toc102729741" w:history="1">
             <w:r>
               <w:rPr>
                 <w:rStyle w:val="Hyperlink"/>
@@ -702,7 +772,7 @@
                 <w:noProof/>
                 <w:webHidden/>
               </w:rPr>
-              <w:instrText xml:space="preserve"> PAGEREF _Toc97555677 \h </w:instrText>
+              <w:instrText xml:space="preserve"> PAGEREF _Toc102729741 \h </w:instrText>
             </w:r>
             <w:r>
               <w:rPr>
@@ -722,7 +792,7 @@
                 <w:noProof/>
                 <w:webHidden/>
               </w:rPr>
-              <w:t>2</w:t>
+              <w:t>4</w:t>
             </w:r>
             <w:r>
               <w:rPr>
@@ -745,7 +815,7 @@
               <w:lang w:eastAsia="en-GB"/>
             </w:rPr>
           </w:pPr>
-          <w:hyperlink w:anchor="_Toc97555678" w:history="1">
+          <w:hyperlink w:anchor="_Toc102729742" w:history="1">
             <w:r>
               <w:rPr>
                 <w:rStyle w:val="Hyperlink"/>
@@ -772,7 +842,7 @@
                 <w:noProof/>
                 <w:webHidden/>
               </w:rPr>
-              <w:instrText xml:space="preserve"> PAGEREF _Toc97555678 \h </w:instrText>
+              <w:instrText xml:space="preserve"> PAGEREF _Toc102729742 \h </w:instrText>
             </w:r>
             <w:r>
               <w:rPr>
@@ -792,7 +862,7 @@
                 <w:noProof/>
                 <w:webHidden/>
               </w:rPr>
-              <w:t>2</w:t>
+              <w:t>4</w:t>
             </w:r>
             <w:r>
               <w:rPr>
@@ -815,7 +885,7 @@
               <w:lang w:eastAsia="en-GB"/>
             </w:rPr>
           </w:pPr>
-          <w:hyperlink w:anchor="_Toc97555679" w:history="1">
+          <w:hyperlink w:anchor="_Toc102729743" w:history="1">
             <w:r>
               <w:rPr>
                 <w:rStyle w:val="Hyperlink"/>
@@ -842,7 +912,7 @@
                 <w:noProof/>
                 <w:webHidden/>
               </w:rPr>
-              <w:instrText xml:space="preserve"> PAGEREF _Toc97555679 \h </w:instrText>
+              <w:instrText xml:space="preserve"> PAGEREF _Toc102729743 \h </w:instrText>
             </w:r>
             <w:r>
               <w:rPr>
@@ -862,7 +932,7 @@
                 <w:noProof/>
                 <w:webHidden/>
               </w:rPr>
-              <w:t>2</w:t>
+              <w:t>4</w:t>
             </w:r>
             <w:r>
               <w:rPr>
@@ -885,7 +955,7 @@
               <w:lang w:eastAsia="en-GB"/>
             </w:rPr>
           </w:pPr>
-          <w:hyperlink w:anchor="_Toc97555680" w:history="1">
+          <w:hyperlink w:anchor="_Toc102729744" w:history="1">
             <w:r>
               <w:rPr>
                 <w:rStyle w:val="Hyperlink"/>
@@ -912,7 +982,7 @@
                 <w:noProof/>
                 <w:webHidden/>
               </w:rPr>
-              <w:instrText xml:space="preserve"> PAGEREF _Toc97555680 \h </w:instrText>
+              <w:instrText xml:space="preserve"> PAGEREF _Toc102729744 \h </w:instrText>
             </w:r>
             <w:r>
               <w:rPr>
@@ -932,7 +1002,7 @@
                 <w:noProof/>
                 <w:webHidden/>
               </w:rPr>
-              <w:t>2</w:t>
+              <w:t>4</w:t>
             </w:r>
             <w:r>
               <w:rPr>
@@ -955,7 +1025,7 @@
               <w:lang w:eastAsia="en-GB"/>
             </w:rPr>
           </w:pPr>
-          <w:hyperlink w:anchor="_Toc97555681" w:history="1">
+          <w:hyperlink w:anchor="_Toc102729745" w:history="1">
             <w:r>
               <w:rPr>
                 <w:rStyle w:val="Hyperlink"/>
@@ -982,7 +1052,7 @@
                 <w:noProof/>
                 <w:webHidden/>
               </w:rPr>
-              <w:instrText xml:space="preserve"> PAGEREF _Toc97555681 \h </w:instrText>
+              <w:instrText xml:space="preserve"> PAGEREF _Toc102729745 \h </w:instrText>
             </w:r>
             <w:r>
               <w:rPr>
@@ -1002,7 +1072,7 @@
                 <w:noProof/>
                 <w:webHidden/>
               </w:rPr>
-              <w:t>2</w:t>
+              <w:t>4</w:t>
             </w:r>
             <w:r>
               <w:rPr>
@@ -1025,7 +1095,7 @@
               <w:lang w:eastAsia="en-GB"/>
             </w:rPr>
           </w:pPr>
-          <w:hyperlink w:anchor="_Toc97555682" w:history="1">
+          <w:hyperlink w:anchor="_Toc102729746" w:history="1">
             <w:r>
               <w:rPr>
                 <w:rStyle w:val="Hyperlink"/>
@@ -1052,7 +1122,7 @@
                 <w:noProof/>
                 <w:webHidden/>
               </w:rPr>
-              <w:instrText xml:space="preserve"> PAGEREF _Toc97555682 \h </w:instrText>
+              <w:instrText xml:space="preserve"> PAGEREF _Toc102729746 \h </w:instrText>
             </w:r>
             <w:r>
               <w:rPr>
@@ -1072,7 +1142,7 @@
                 <w:noProof/>
                 <w:webHidden/>
               </w:rPr>
-              <w:t>2</w:t>
+              <w:t>4</w:t>
             </w:r>
             <w:r>
               <w:rPr>
@@ -1095,7 +1165,7 @@
               <w:lang w:eastAsia="en-GB"/>
             </w:rPr>
           </w:pPr>
-          <w:hyperlink w:anchor="_Toc97555683" w:history="1">
+          <w:hyperlink w:anchor="_Toc102729747" w:history="1">
             <w:r>
               <w:rPr>
                 <w:rStyle w:val="Hyperlink"/>
@@ -1122,7 +1192,7 @@
                 <w:noProof/>
                 <w:webHidden/>
               </w:rPr>
-              <w:instrText xml:space="preserve"> PAGEREF _Toc97555683 \h </w:instrText>
+              <w:instrText xml:space="preserve"> PAGEREF _Toc102729747 \h </w:instrText>
             </w:r>
             <w:r>
               <w:rPr>
@@ -1142,7 +1212,7 @@
                 <w:noProof/>
                 <w:webHidden/>
               </w:rPr>
-              <w:t>2</w:t>
+              <w:t>4</w:t>
             </w:r>
             <w:r>
               <w:rPr>
@@ -1165,7 +1235,7 @@
               <w:lang w:eastAsia="en-GB"/>
             </w:rPr>
           </w:pPr>
-          <w:hyperlink w:anchor="_Toc97555684" w:history="1">
+          <w:hyperlink w:anchor="_Toc102729748" w:history="1">
             <w:r>
               <w:rPr>
                 <w:rStyle w:val="Hyperlink"/>
@@ -1192,7 +1262,7 @@
                 <w:noProof/>
                 <w:webHidden/>
               </w:rPr>
-              <w:instrText xml:space="preserve"> PAGEREF _Toc97555684 \h </w:instrText>
+              <w:instrText xml:space="preserve"> PAGEREF _Toc102729748 \h </w:instrText>
             </w:r>
             <w:r>
               <w:rPr>
@@ -1212,7 +1282,7 @@
                 <w:noProof/>
                 <w:webHidden/>
               </w:rPr>
-              <w:t>2</w:t>
+              <w:t>4</w:t>
             </w:r>
             <w:r>
               <w:rPr>
@@ -1235,7 +1305,7 @@
               <w:lang w:eastAsia="en-GB"/>
             </w:rPr>
           </w:pPr>
-          <w:hyperlink w:anchor="_Toc97555685" w:history="1">
+          <w:hyperlink w:anchor="_Toc102729749" w:history="1">
             <w:r>
               <w:rPr>
                 <w:rStyle w:val="Hyperlink"/>
@@ -1262,7 +1332,7 @@
                 <w:noProof/>
                 <w:webHidden/>
               </w:rPr>
-              <w:instrText xml:space="preserve"> PAGEREF _Toc97555685 \h </w:instrText>
+              <w:instrText xml:space="preserve"> PAGEREF _Toc102729749 \h </w:instrText>
             </w:r>
             <w:r>
               <w:rPr>
@@ -1282,7 +1352,7 @@
                 <w:noProof/>
                 <w:webHidden/>
               </w:rPr>
-              <w:t>2</w:t>
+              <w:t>4</w:t>
             </w:r>
             <w:r>
               <w:rPr>
@@ -1305,7 +1375,7 @@
               <w:lang w:eastAsia="en-GB"/>
             </w:rPr>
           </w:pPr>
-          <w:hyperlink w:anchor="_Toc97555686" w:history="1">
+          <w:hyperlink w:anchor="_Toc102729750" w:history="1">
             <w:r>
               <w:rPr>
                 <w:rStyle w:val="Hyperlink"/>
@@ -1332,7 +1402,7 @@
                 <w:noProof/>
                 <w:webHidden/>
               </w:rPr>
-              <w:instrText xml:space="preserve"> PAGEREF _Toc97555686 \h </w:instrText>
+              <w:instrText xml:space="preserve"> PAGEREF _Toc102729750 \h </w:instrText>
             </w:r>
             <w:r>
               <w:rPr>
@@ -1352,7 +1422,7 @@
                 <w:noProof/>
                 <w:webHidden/>
               </w:rPr>
-              <w:t>2</w:t>
+              <w:t>4</w:t>
             </w:r>
             <w:r>
               <w:rPr>
@@ -1375,7 +1445,7 @@
               <w:lang w:eastAsia="en-GB"/>
             </w:rPr>
           </w:pPr>
-          <w:hyperlink w:anchor="_Toc97555687" w:history="1">
+          <w:hyperlink w:anchor="_Toc102729751" w:history="1">
             <w:r>
               <w:rPr>
                 <w:rStyle w:val="Hyperlink"/>
@@ -1402,7 +1472,7 @@
                 <w:noProof/>
                 <w:webHidden/>
               </w:rPr>
-              <w:instrText xml:space="preserve"> PAGEREF _Toc97555687 \h </w:instrText>
+              <w:instrText xml:space="preserve"> PAGEREF _Toc102729751 \h </w:instrText>
             </w:r>
             <w:r>
               <w:rPr>
@@ -1422,7 +1492,7 @@
                 <w:noProof/>
                 <w:webHidden/>
               </w:rPr>
-              <w:t>2</w:t>
+              <w:t>4</w:t>
             </w:r>
             <w:r>
               <w:rPr>
@@ -1445,7 +1515,7 @@
               <w:lang w:eastAsia="en-GB"/>
             </w:rPr>
           </w:pPr>
-          <w:hyperlink w:anchor="_Toc97555688" w:history="1">
+          <w:hyperlink w:anchor="_Toc102729752" w:history="1">
             <w:r>
               <w:rPr>
                 <w:rStyle w:val="Hyperlink"/>
@@ -1472,7 +1542,7 @@
                 <w:noProof/>
                 <w:webHidden/>
               </w:rPr>
-              <w:instrText xml:space="preserve"> PAGEREF _Toc97555688 \h </w:instrText>
+              <w:instrText xml:space="preserve"> PAGEREF _Toc102729752 \h </w:instrText>
             </w:r>
             <w:r>
               <w:rPr>
@@ -1492,7 +1562,7 @@
                 <w:noProof/>
                 <w:webHidden/>
               </w:rPr>
-              <w:t>2</w:t>
+              <w:t>4</w:t>
             </w:r>
             <w:r>
               <w:rPr>
@@ -1515,7 +1585,7 @@
               <w:lang w:eastAsia="en-GB"/>
             </w:rPr>
           </w:pPr>
-          <w:hyperlink w:anchor="_Toc97555689" w:history="1">
+          <w:hyperlink w:anchor="_Toc102729753" w:history="1">
             <w:r>
               <w:rPr>
                 <w:rStyle w:val="Hyperlink"/>
@@ -1542,7 +1612,7 @@
                 <w:noProof/>
                 <w:webHidden/>
               </w:rPr>
-              <w:instrText xml:space="preserve"> PAGEREF _Toc97555689 \h </w:instrText>
+              <w:instrText xml:space="preserve"> PAGEREF _Toc102729753 \h </w:instrText>
             </w:r>
             <w:r>
               <w:rPr>
@@ -1562,7 +1632,7 @@
                 <w:noProof/>
                 <w:webHidden/>
               </w:rPr>
-              <w:t>2</w:t>
+              <w:t>4</w:t>
             </w:r>
             <w:r>
               <w:rPr>
@@ -1585,7 +1655,7 @@
               <w:lang w:eastAsia="en-GB"/>
             </w:rPr>
           </w:pPr>
-          <w:hyperlink w:anchor="_Toc97555690" w:history="1">
+          <w:hyperlink w:anchor="_Toc102729754" w:history="1">
             <w:r>
               <w:rPr>
                 <w:rStyle w:val="Hyperlink"/>
@@ -1612,7 +1682,7 @@
                 <w:noProof/>
                 <w:webHidden/>
               </w:rPr>
-              <w:instrText xml:space="preserve"> PAGEREF _Toc97555690 \h </w:instrText>
+              <w:instrText xml:space="preserve"> PAGEREF _Toc102729754 \h </w:instrText>
             </w:r>
             <w:r>
               <w:rPr>
@@ -1632,7 +1702,7 @@
                 <w:noProof/>
                 <w:webHidden/>
               </w:rPr>
-              <w:t>2</w:t>
+              <w:t>4</w:t>
             </w:r>
             <w:r>
               <w:rPr>
@@ -1655,7 +1725,7 @@
               <w:lang w:eastAsia="en-GB"/>
             </w:rPr>
           </w:pPr>
-          <w:hyperlink w:anchor="_Toc97555691" w:history="1">
+          <w:hyperlink w:anchor="_Toc102729755" w:history="1">
             <w:r>
               <w:rPr>
                 <w:rStyle w:val="Hyperlink"/>
@@ -1682,7 +1752,7 @@
                 <w:noProof/>
                 <w:webHidden/>
               </w:rPr>
-              <w:instrText xml:space="preserve"> PAGEREF _Toc97555691 \h </w:instrText>
+              <w:instrText xml:space="preserve"> PAGEREF _Toc102729755 \h </w:instrText>
             </w:r>
             <w:r>
               <w:rPr>
@@ -1702,7 +1772,7 @@
                 <w:noProof/>
                 <w:webHidden/>
               </w:rPr>
-              <w:t>2</w:t>
+              <w:t>4</w:t>
             </w:r>
             <w:r>
               <w:rPr>
@@ -1725,7 +1795,7 @@
               <w:lang w:eastAsia="en-GB"/>
             </w:rPr>
           </w:pPr>
-          <w:hyperlink w:anchor="_Toc97555692" w:history="1">
+          <w:hyperlink w:anchor="_Toc102729756" w:history="1">
             <w:r>
               <w:rPr>
                 <w:rStyle w:val="Hyperlink"/>
@@ -1752,7 +1822,7 @@
                 <w:noProof/>
                 <w:webHidden/>
               </w:rPr>
-              <w:instrText xml:space="preserve"> PAGEREF _Toc97555692 \h </w:instrText>
+              <w:instrText xml:space="preserve"> PAGEREF _Toc102729756 \h </w:instrText>
             </w:r>
             <w:r>
               <w:rPr>
@@ -1772,7 +1842,7 @@
                 <w:noProof/>
                 <w:webHidden/>
               </w:rPr>
-              <w:t>2</w:t>
+              <w:t>4</w:t>
             </w:r>
             <w:r>
               <w:rPr>
@@ -1808,7 +1878,7 @@
       <w:pPr>
         <w:pStyle w:val="Heading1"/>
       </w:pPr>
-      <w:bookmarkStart w:id="0" w:name="_Toc97555670"/>
+      <w:bookmarkStart w:id="0" w:name="_Toc102729733"/>
       <w:r>
         <w:lastRenderedPageBreak/>
         <w:t>Analysis</w:t>
@@ -1820,31 +1890,1709 @@
         <w:pStyle w:val="Heading2"/>
         <w:ind w:firstLine="720"/>
       </w:pPr>
-      <w:bookmarkStart w:id="1" w:name="_Toc97555671"/>
+      <w:bookmarkStart w:id="1" w:name="_Toc102729734"/>
       <w:r>
         <w:t>Identification of Problem</w:t>
       </w:r>
       <w:bookmarkEnd w:id="1"/>
+    </w:p>
+    <w:p>
+      <w:pPr>
+        <w:ind w:left="720"/>
+        <w:rPr>
+          <w:sz w:val="24"/>
+          <w:szCs w:val="24"/>
+        </w:rPr>
+      </w:pPr>
+      <w:r>
+        <w:rPr>
+          <w:sz w:val="24"/>
+          <w:szCs w:val="24"/>
+        </w:rPr>
+        <w:t xml:space="preserve">During the COVID-19 </w:t>
+      </w:r>
+      <w:r>
+        <w:rPr>
+          <w:sz w:val="24"/>
+          <w:szCs w:val="24"/>
+        </w:rPr>
+        <w:t xml:space="preserve">pandemic, </w:t>
+      </w:r>
+      <w:r>
+        <w:rPr>
+          <w:sz w:val="24"/>
+          <w:szCs w:val="24"/>
+        </w:rPr>
+        <w:t xml:space="preserve">the need for online shopping became </w:t>
+      </w:r>
+      <w:r>
+        <w:rPr>
+          <w:sz w:val="24"/>
+          <w:szCs w:val="24"/>
+        </w:rPr>
+        <w:t xml:space="preserve">a necessity. </w:t>
+      </w:r>
+      <w:r>
+        <w:rPr>
+          <w:sz w:val="24"/>
+          <w:szCs w:val="24"/>
+        </w:rPr>
+        <w:t xml:space="preserve">Companies </w:t>
+      </w:r>
+      <w:r>
+        <w:rPr>
+          <w:sz w:val="24"/>
+          <w:szCs w:val="24"/>
+        </w:rPr>
+        <w:t>like Amazon</w:t>
+      </w:r>
+      <w:sdt>
+        <w:sdtPr>
+          <w:rPr>
+            <w:sz w:val="24"/>
+            <w:szCs w:val="24"/>
+          </w:rPr>
+          <w:id w:val="1280844112"/>
+          <w:citation/>
+        </w:sdtPr>
+        <w:sdtEndPr/>
+        <w:sdtContent>
+          <w:r>
+            <w:rPr>
+              <w:sz w:val="24"/>
+              <w:szCs w:val="24"/>
+            </w:rPr>
+            <w:fldChar w:fldCharType="begin"/>
+          </w:r>
+          <w:r>
+            <w:rPr>
+              <w:sz w:val="24"/>
+              <w:szCs w:val="24"/>
+            </w:rPr>
+            <w:instrText xml:space="preserve">CITATION Kar21 \l 2057 </w:instrText>
+          </w:r>
+          <w:r>
+            <w:rPr>
+              <w:sz w:val="24"/>
+              <w:szCs w:val="24"/>
+            </w:rPr>
+            <w:fldChar w:fldCharType="separate"/>
+          </w:r>
+          <w:r>
+            <w:rPr>
+              <w:noProof/>
+              <w:sz w:val="24"/>
+              <w:szCs w:val="24"/>
+            </w:rPr>
+            <w:t xml:space="preserve"> </w:t>
+          </w:r>
+          <w:r>
+            <w:rPr>
+              <w:noProof/>
+              <w:sz w:val="24"/>
+              <w:szCs w:val="24"/>
+            </w:rPr>
+            <w:t>(Weise, 2021)</w:t>
+          </w:r>
+          <w:r>
+            <w:rPr>
+              <w:sz w:val="24"/>
+              <w:szCs w:val="24"/>
+            </w:rPr>
+            <w:fldChar w:fldCharType="end"/>
+          </w:r>
+        </w:sdtContent>
+      </w:sdt>
+      <w:r>
+        <w:rPr>
+          <w:sz w:val="24"/>
+          <w:szCs w:val="24"/>
+        </w:rPr>
+        <w:t xml:space="preserve"> and Oca</w:t>
+      </w:r>
+      <w:r>
+        <w:rPr>
+          <w:sz w:val="24"/>
+          <w:szCs w:val="24"/>
+        </w:rPr>
+        <w:t xml:space="preserve">do </w:t>
+      </w:r>
+      <w:r>
+        <w:rPr>
+          <w:sz w:val="24"/>
+          <w:szCs w:val="24"/>
+        </w:rPr>
+        <w:t xml:space="preserve">made massive profits as </w:t>
+      </w:r>
+      <w:r>
+        <w:rPr>
+          <w:sz w:val="24"/>
+          <w:szCs w:val="24"/>
+        </w:rPr>
+        <w:t>people started to use</w:t>
+      </w:r>
+      <w:r>
+        <w:rPr>
+          <w:sz w:val="24"/>
+          <w:szCs w:val="24"/>
+        </w:rPr>
+        <w:t xml:space="preserve"> </w:t>
+      </w:r>
+      <w:r>
+        <w:rPr>
+          <w:sz w:val="24"/>
+          <w:szCs w:val="24"/>
+        </w:rPr>
+        <w:t xml:space="preserve">their services as many other companies struggled </w:t>
+      </w:r>
+      <w:r>
+        <w:rPr>
+          <w:sz w:val="24"/>
+          <w:szCs w:val="24"/>
+        </w:rPr>
+        <w:t xml:space="preserve">to move to the online world. One </w:t>
+      </w:r>
+      <w:r>
+        <w:rPr>
+          <w:sz w:val="24"/>
+          <w:szCs w:val="24"/>
+        </w:rPr>
+        <w:t>of the largest parts of online shopping operations</w:t>
+      </w:r>
+      <w:r>
+        <w:rPr>
+          <w:sz w:val="24"/>
+          <w:szCs w:val="24"/>
+        </w:rPr>
+        <w:t xml:space="preserve"> </w:t>
+      </w:r>
+      <w:r>
+        <w:rPr>
+          <w:sz w:val="24"/>
+          <w:szCs w:val="24"/>
+        </w:rPr>
+        <w:t>is warehouse and inventory management</w:t>
+      </w:r>
+      <w:r>
+        <w:rPr>
+          <w:sz w:val="24"/>
+          <w:szCs w:val="24"/>
+        </w:rPr>
+        <w:t>. Many businesses</w:t>
+      </w:r>
+      <w:r>
+        <w:rPr>
+          <w:sz w:val="24"/>
+          <w:szCs w:val="24"/>
+        </w:rPr>
+        <w:t xml:space="preserve"> already had </w:t>
+      </w:r>
+      <w:r>
+        <w:rPr>
+          <w:sz w:val="24"/>
+          <w:szCs w:val="24"/>
+        </w:rPr>
+        <w:t xml:space="preserve">An </w:t>
+      </w:r>
+      <w:r>
+        <w:rPr>
+          <w:sz w:val="24"/>
+          <w:szCs w:val="24"/>
+        </w:rPr>
+        <w:t xml:space="preserve">Inventory management system in place </w:t>
+      </w:r>
+      <w:r>
+        <w:rPr>
+          <w:sz w:val="24"/>
+          <w:szCs w:val="24"/>
+        </w:rPr>
+        <w:t xml:space="preserve">however </w:t>
+      </w:r>
+      <w:r>
+        <w:rPr>
+          <w:sz w:val="24"/>
+          <w:szCs w:val="24"/>
+        </w:rPr>
+        <w:t xml:space="preserve">most designed for local </w:t>
+      </w:r>
+      <w:r>
+        <w:rPr>
+          <w:sz w:val="24"/>
+          <w:szCs w:val="24"/>
+        </w:rPr>
+        <w:t>small-scale</w:t>
+      </w:r>
+      <w:r>
+        <w:rPr>
+          <w:sz w:val="24"/>
+          <w:szCs w:val="24"/>
+        </w:rPr>
+        <w:t xml:space="preserve"> sale rather than the </w:t>
+      </w:r>
+      <w:r>
+        <w:rPr>
+          <w:sz w:val="24"/>
+          <w:szCs w:val="24"/>
+        </w:rPr>
+        <w:t>large-scale</w:t>
+      </w:r>
+      <w:r>
+        <w:rPr>
+          <w:sz w:val="24"/>
+          <w:szCs w:val="24"/>
+        </w:rPr>
+        <w:t xml:space="preserve"> online world. Another </w:t>
+      </w:r>
+      <w:r>
+        <w:rPr>
+          <w:sz w:val="24"/>
+          <w:szCs w:val="24"/>
+        </w:rPr>
+        <w:t xml:space="preserve">thing </w:t>
+      </w:r>
+      <w:r>
+        <w:rPr>
+          <w:sz w:val="24"/>
+          <w:szCs w:val="24"/>
+        </w:rPr>
+        <w:t>that became a lot more necessary was postal and delivery services</w:t>
+      </w:r>
+      <w:r>
+        <w:rPr>
+          <w:sz w:val="24"/>
+          <w:szCs w:val="24"/>
+        </w:rPr>
+        <w:t xml:space="preserve">, these services will often include large </w:t>
+      </w:r>
+      <w:r>
+        <w:rPr>
+          <w:sz w:val="24"/>
+          <w:szCs w:val="24"/>
+        </w:rPr>
+        <w:t>depots and storage facilities as the goods are being transported</w:t>
+      </w:r>
+      <w:r>
+        <w:rPr>
+          <w:sz w:val="24"/>
+          <w:szCs w:val="24"/>
+        </w:rPr>
+        <w:t xml:space="preserve">. </w:t>
+      </w:r>
+      <w:r>
+        <w:rPr>
+          <w:sz w:val="24"/>
+          <w:szCs w:val="24"/>
+        </w:rPr>
+        <w:t>1 in 10 packages</w:t>
+      </w:r>
+      <w:sdt>
+        <w:sdtPr>
+          <w:rPr>
+            <w:sz w:val="24"/>
+            <w:szCs w:val="24"/>
+          </w:rPr>
+          <w:id w:val="-1321422840"/>
+          <w:citation/>
+        </w:sdtPr>
+        <w:sdtEndPr/>
+        <w:sdtContent>
+          <w:r>
+            <w:rPr>
+              <w:sz w:val="24"/>
+              <w:szCs w:val="24"/>
+            </w:rPr>
+            <w:fldChar w:fldCharType="begin"/>
+          </w:r>
+          <w:r>
+            <w:rPr>
+              <w:sz w:val="24"/>
+              <w:szCs w:val="24"/>
+            </w:rPr>
+            <w:instrText xml:space="preserve"> CITATION Bet19 \l 2057 </w:instrText>
+          </w:r>
+          <w:r>
+            <w:rPr>
+              <w:sz w:val="24"/>
+              <w:szCs w:val="24"/>
+            </w:rPr>
+            <w:fldChar w:fldCharType="separate"/>
+          </w:r>
+          <w:r>
+            <w:rPr>
+              <w:noProof/>
+              <w:sz w:val="24"/>
+              <w:szCs w:val="24"/>
+            </w:rPr>
+            <w:t xml:space="preserve"> </w:t>
+          </w:r>
+          <w:r>
+            <w:rPr>
+              <w:noProof/>
+              <w:sz w:val="24"/>
+              <w:szCs w:val="24"/>
+            </w:rPr>
+            <w:t>(Biron, 2019)</w:t>
+          </w:r>
+          <w:r>
+            <w:rPr>
+              <w:sz w:val="24"/>
+              <w:szCs w:val="24"/>
+            </w:rPr>
+            <w:fldChar w:fldCharType="end"/>
+          </w:r>
+        </w:sdtContent>
+      </w:sdt>
+      <w:r>
+        <w:rPr>
+          <w:sz w:val="24"/>
+          <w:szCs w:val="24"/>
+        </w:rPr>
+        <w:t xml:space="preserve"> are lost every day many of this due to </w:t>
+      </w:r>
+      <w:r>
+        <w:rPr>
+          <w:sz w:val="24"/>
+          <w:szCs w:val="24"/>
+        </w:rPr>
+        <w:t>being lost in the large warehouses and depots used by these companies.</w:t>
+      </w:r>
+    </w:p>
+    <w:p>
+      <w:pPr>
+        <w:ind w:left="720"/>
+        <w:rPr>
+          <w:sz w:val="24"/>
+          <w:szCs w:val="24"/>
+        </w:rPr>
+      </w:pPr>
+      <w:r>
+        <w:rPr>
+          <w:sz w:val="24"/>
+          <w:szCs w:val="24"/>
+        </w:rPr>
+        <w:t xml:space="preserve"> </w:t>
+      </w:r>
+      <w:r>
+        <w:rPr>
+          <w:sz w:val="24"/>
+          <w:szCs w:val="24"/>
+        </w:rPr>
+        <w:t xml:space="preserve">Having a </w:t>
+      </w:r>
+      <w:r>
+        <w:rPr>
+          <w:sz w:val="24"/>
+          <w:szCs w:val="24"/>
+        </w:rPr>
+        <w:t xml:space="preserve">well organised inventory is necessary for any </w:t>
+      </w:r>
+      <w:r>
+        <w:rPr>
+          <w:sz w:val="24"/>
+          <w:szCs w:val="24"/>
+        </w:rPr>
+        <w:t xml:space="preserve">Business to survive </w:t>
+      </w:r>
+      <w:r>
+        <w:rPr>
+          <w:sz w:val="24"/>
+          <w:szCs w:val="24"/>
+        </w:rPr>
+        <w:t>especially in the online era.</w:t>
+      </w:r>
+      <w:r>
+        <w:rPr>
+          <w:sz w:val="24"/>
+          <w:szCs w:val="24"/>
+        </w:rPr>
+        <w:t xml:space="preserve"> </w:t>
+      </w:r>
+      <w:r>
+        <w:rPr>
+          <w:sz w:val="24"/>
+          <w:szCs w:val="24"/>
+        </w:rPr>
+        <w:t xml:space="preserve">Many businesses </w:t>
+      </w:r>
+      <w:r>
+        <w:rPr>
+          <w:sz w:val="24"/>
+          <w:szCs w:val="24"/>
+        </w:rPr>
+        <w:t>have used Pen and Paper management in the past however</w:t>
+      </w:r>
+      <w:r>
+        <w:rPr>
+          <w:sz w:val="24"/>
+          <w:szCs w:val="24"/>
+        </w:rPr>
+        <w:t xml:space="preserve"> this is unreliable requiring </w:t>
+      </w:r>
+      <w:r>
+        <w:rPr>
+          <w:sz w:val="24"/>
+          <w:szCs w:val="24"/>
+        </w:rPr>
+        <w:t>the user to have neat handwriting and layout. It also</w:t>
+      </w:r>
+      <w:r>
+        <w:rPr>
+          <w:sz w:val="24"/>
+          <w:szCs w:val="24"/>
+        </w:rPr>
+        <w:t xml:space="preserve"> meant that </w:t>
+      </w:r>
+      <w:r>
+        <w:rPr>
+          <w:sz w:val="24"/>
+          <w:szCs w:val="24"/>
+        </w:rPr>
+        <w:t>people had to update every copy of the stock</w:t>
+      </w:r>
+      <w:r>
+        <w:rPr>
+          <w:sz w:val="24"/>
+          <w:szCs w:val="24"/>
+        </w:rPr>
+        <w:t xml:space="preserve"> sheet</w:t>
+      </w:r>
+      <w:r>
+        <w:rPr>
+          <w:sz w:val="24"/>
+          <w:szCs w:val="24"/>
+        </w:rPr>
+        <w:t xml:space="preserve"> if used between </w:t>
+      </w:r>
+      <w:r>
+        <w:rPr>
+          <w:sz w:val="24"/>
+          <w:szCs w:val="24"/>
+        </w:rPr>
+        <w:t xml:space="preserve">multiple users. </w:t>
+      </w:r>
+      <w:r>
+        <w:rPr>
+          <w:sz w:val="24"/>
+          <w:szCs w:val="24"/>
+        </w:rPr>
+        <w:t xml:space="preserve">It also becomes useless for large scale operations as the necessary amount of paper becomes </w:t>
+      </w:r>
+      <w:r>
+        <w:rPr>
+          <w:sz w:val="24"/>
+          <w:szCs w:val="24"/>
+        </w:rPr>
+        <w:t xml:space="preserve">unmanageable and </w:t>
+      </w:r>
+      <w:r>
+        <w:rPr>
+          <w:sz w:val="24"/>
+          <w:szCs w:val="24"/>
+        </w:rPr>
+        <w:t xml:space="preserve">a management system becomes needed for organising the management system. </w:t>
+      </w:r>
+      <w:r>
+        <w:rPr>
+          <w:sz w:val="24"/>
+          <w:szCs w:val="24"/>
+        </w:rPr>
+        <w:t>An</w:t>
+      </w:r>
+      <w:r>
+        <w:rPr>
+          <w:sz w:val="24"/>
+          <w:szCs w:val="24"/>
+        </w:rPr>
+        <w:t xml:space="preserve"> </w:t>
+      </w:r>
+      <w:r>
+        <w:rPr>
+          <w:sz w:val="24"/>
+          <w:szCs w:val="24"/>
+        </w:rPr>
+        <w:t xml:space="preserve">Inventory Management application becomes the obvious choice in the modern technological era </w:t>
+      </w:r>
+      <w:r>
+        <w:rPr>
+          <w:sz w:val="24"/>
+          <w:szCs w:val="24"/>
+        </w:rPr>
+        <w:t xml:space="preserve">to keep track of </w:t>
+      </w:r>
+      <w:r>
+        <w:rPr>
+          <w:sz w:val="24"/>
+          <w:szCs w:val="24"/>
+        </w:rPr>
+        <w:t>what things are in your inventory and, for larger operations, where things are kept.</w:t>
+      </w:r>
+      <w:r>
+        <w:rPr>
+          <w:sz w:val="24"/>
+          <w:szCs w:val="24"/>
+        </w:rPr>
+        <w:t xml:space="preserve"> </w:t>
+      </w:r>
+    </w:p>
+    <w:p>
+      <w:pPr>
+        <w:ind w:left="720"/>
+        <w:rPr>
+          <w:sz w:val="24"/>
+          <w:szCs w:val="24"/>
+        </w:rPr>
+      </w:pPr>
+      <w:r>
+        <w:rPr>
+          <w:sz w:val="24"/>
+          <w:szCs w:val="24"/>
+        </w:rPr>
+        <w:t xml:space="preserve">An inventory management system is suitable </w:t>
+      </w:r>
+      <w:r>
+        <w:rPr>
+          <w:sz w:val="24"/>
+          <w:szCs w:val="24"/>
+        </w:rPr>
+        <w:t xml:space="preserve">to be made computationally </w:t>
+      </w:r>
+      <w:r>
+        <w:rPr>
+          <w:sz w:val="24"/>
+          <w:szCs w:val="24"/>
+        </w:rPr>
+        <w:t>due to using many computational methods such as</w:t>
+      </w:r>
+      <w:r>
+        <w:rPr>
+          <w:sz w:val="24"/>
+          <w:szCs w:val="24"/>
+        </w:rPr>
+        <w:t>: Abstraction, abstraction</w:t>
+      </w:r>
+      <w:r>
+        <w:rPr>
+          <w:sz w:val="24"/>
+          <w:szCs w:val="24"/>
+        </w:rPr>
+        <w:t xml:space="preserve"> is the removal of unnecessary detail to make programming easier and</w:t>
+      </w:r>
+      <w:r>
+        <w:rPr>
+          <w:sz w:val="24"/>
+          <w:szCs w:val="24"/>
+        </w:rPr>
+        <w:t xml:space="preserve"> the user interactions cleaner and </w:t>
+      </w:r>
+      <w:r>
+        <w:rPr>
+          <w:sz w:val="24"/>
+          <w:szCs w:val="24"/>
+        </w:rPr>
+        <w:t>intuitive to use. It will be</w:t>
+      </w:r>
+      <w:r>
+        <w:rPr>
+          <w:sz w:val="24"/>
+          <w:szCs w:val="24"/>
+        </w:rPr>
+        <w:t xml:space="preserve"> </w:t>
+      </w:r>
+      <w:r>
+        <w:rPr>
+          <w:sz w:val="24"/>
+          <w:szCs w:val="24"/>
+        </w:rPr>
+        <w:t xml:space="preserve">used </w:t>
+      </w:r>
+      <w:r>
+        <w:rPr>
+          <w:sz w:val="24"/>
+          <w:szCs w:val="24"/>
+        </w:rPr>
+        <w:t xml:space="preserve">here </w:t>
+      </w:r>
+      <w:r>
+        <w:rPr>
+          <w:sz w:val="24"/>
+          <w:szCs w:val="24"/>
+        </w:rPr>
+        <w:t>as you are removing</w:t>
+      </w:r>
+      <w:r>
+        <w:rPr>
+          <w:sz w:val="24"/>
+          <w:szCs w:val="24"/>
+        </w:rPr>
+        <w:t xml:space="preserve"> information like what the </w:t>
+      </w:r>
+      <w:r>
+        <w:rPr>
+          <w:sz w:val="24"/>
+          <w:szCs w:val="24"/>
+        </w:rPr>
+        <w:t xml:space="preserve">item looks like or </w:t>
+      </w:r>
+      <w:r>
+        <w:rPr>
+          <w:sz w:val="24"/>
+          <w:szCs w:val="24"/>
+        </w:rPr>
+        <w:t xml:space="preserve">not </w:t>
+      </w:r>
+      <w:r>
+        <w:rPr>
+          <w:sz w:val="24"/>
+          <w:szCs w:val="24"/>
+        </w:rPr>
+        <w:t xml:space="preserve">keeping track of specific items and just </w:t>
+      </w:r>
+      <w:r>
+        <w:rPr>
+          <w:sz w:val="24"/>
+          <w:szCs w:val="24"/>
+        </w:rPr>
+        <w:t>grouping all similar items under one category</w:t>
+      </w:r>
+      <w:r>
+        <w:rPr>
+          <w:sz w:val="24"/>
+          <w:szCs w:val="24"/>
+        </w:rPr>
+        <w:t>, by grouping similar items and not having images of each item you will drastically reduce</w:t>
+      </w:r>
+      <w:r>
+        <w:rPr>
+          <w:sz w:val="24"/>
+          <w:szCs w:val="24"/>
+        </w:rPr>
+        <w:t xml:space="preserve"> the mem</w:t>
+      </w:r>
+      <w:r>
+        <w:rPr>
+          <w:sz w:val="24"/>
+          <w:szCs w:val="24"/>
+        </w:rPr>
+        <w:t xml:space="preserve">ory needed to run it plus the </w:t>
+      </w:r>
+      <w:r>
+        <w:rPr>
+          <w:sz w:val="24"/>
+          <w:szCs w:val="24"/>
+        </w:rPr>
+        <w:t>storage</w:t>
+      </w:r>
+      <w:r>
+        <w:rPr>
+          <w:sz w:val="24"/>
+          <w:szCs w:val="24"/>
+        </w:rPr>
+        <w:t xml:space="preserve"> </w:t>
+      </w:r>
+      <w:r>
+        <w:rPr>
+          <w:sz w:val="24"/>
+          <w:szCs w:val="24"/>
+        </w:rPr>
+        <w:t xml:space="preserve">needed to store all the data. </w:t>
+      </w:r>
+      <w:r>
+        <w:rPr>
+          <w:sz w:val="24"/>
+          <w:szCs w:val="24"/>
+        </w:rPr>
+        <w:t>This means that It can run on smaller</w:t>
+      </w:r>
+      <w:r>
+        <w:rPr>
+          <w:sz w:val="24"/>
+          <w:szCs w:val="24"/>
+        </w:rPr>
+        <w:t xml:space="preserve"> and weaker systems</w:t>
+      </w:r>
+      <w:r>
+        <w:rPr>
+          <w:sz w:val="24"/>
+          <w:szCs w:val="24"/>
+        </w:rPr>
+        <w:t xml:space="preserve">, this is absolutely critical as many </w:t>
+      </w:r>
+      <w:r>
+        <w:rPr>
+          <w:sz w:val="24"/>
+          <w:szCs w:val="24"/>
+        </w:rPr>
+        <w:t xml:space="preserve">devices in use by companies </w:t>
+      </w:r>
+      <w:r>
+        <w:rPr>
+          <w:sz w:val="24"/>
+          <w:szCs w:val="24"/>
+        </w:rPr>
+        <w:t>that would need this system are older and cheaper to save costs, this means the application needs to be able to run on weak systems running old OS’s like Windows 7 or Vista</w:t>
+      </w:r>
+      <w:r>
+        <w:rPr>
+          <w:sz w:val="24"/>
+          <w:szCs w:val="24"/>
+        </w:rPr>
+        <w:t xml:space="preserve">; </w:t>
+      </w:r>
+      <w:r>
+        <w:rPr>
+          <w:sz w:val="24"/>
+          <w:szCs w:val="24"/>
+        </w:rPr>
+        <w:t xml:space="preserve">Decomposition, </w:t>
+      </w:r>
+      <w:r>
+        <w:rPr>
+          <w:sz w:val="24"/>
+          <w:szCs w:val="24"/>
+        </w:rPr>
+        <w:t>decomposition</w:t>
+      </w:r>
+      <w:r>
+        <w:rPr>
+          <w:sz w:val="24"/>
+          <w:szCs w:val="24"/>
+        </w:rPr>
+        <w:t xml:space="preserve"> is the </w:t>
+      </w:r>
+      <w:r>
+        <w:rPr>
+          <w:sz w:val="24"/>
+          <w:szCs w:val="24"/>
+        </w:rPr>
+        <w:t>breaking apart of a solution to make it easier to solve. It</w:t>
+      </w:r>
+      <w:r>
+        <w:rPr>
+          <w:sz w:val="24"/>
+          <w:szCs w:val="24"/>
+        </w:rPr>
+        <w:t xml:space="preserve"> can and should be used </w:t>
+      </w:r>
+      <w:r>
+        <w:rPr>
+          <w:sz w:val="24"/>
+          <w:szCs w:val="24"/>
+        </w:rPr>
+        <w:t xml:space="preserve">as there are lots of separate systems </w:t>
+      </w:r>
+      <w:r>
+        <w:rPr>
+          <w:sz w:val="24"/>
+          <w:szCs w:val="24"/>
+        </w:rPr>
+        <w:t>in one application</w:t>
+      </w:r>
+      <w:r>
+        <w:rPr>
+          <w:sz w:val="24"/>
+          <w:szCs w:val="24"/>
+        </w:rPr>
+        <w:t>, there will be an adding and removing system, a</w:t>
+      </w:r>
+      <w:r>
+        <w:rPr>
+          <w:sz w:val="24"/>
+          <w:szCs w:val="24"/>
+        </w:rPr>
+        <w:t>n</w:t>
+      </w:r>
+      <w:r>
+        <w:rPr>
+          <w:sz w:val="24"/>
+          <w:szCs w:val="24"/>
+        </w:rPr>
+        <w:t xml:space="preserve"> </w:t>
+      </w:r>
+      <w:r>
+        <w:rPr>
+          <w:sz w:val="24"/>
+          <w:szCs w:val="24"/>
+        </w:rPr>
+        <w:t xml:space="preserve">info accessing system with </w:t>
+      </w:r>
+      <w:r>
+        <w:rPr>
+          <w:sz w:val="24"/>
+          <w:szCs w:val="24"/>
+        </w:rPr>
+        <w:t>searching and sorting systems within it</w:t>
+      </w:r>
+      <w:r>
+        <w:rPr>
+          <w:sz w:val="24"/>
+          <w:szCs w:val="24"/>
+        </w:rPr>
+        <w:t xml:space="preserve"> and in later versions, a </w:t>
+      </w:r>
+      <w:r>
+        <w:rPr>
+          <w:sz w:val="24"/>
+          <w:szCs w:val="24"/>
+        </w:rPr>
+        <w:t>warehouse location system</w:t>
+      </w:r>
+      <w:r>
+        <w:rPr>
+          <w:sz w:val="24"/>
+          <w:szCs w:val="24"/>
+        </w:rPr>
+        <w:t xml:space="preserve">. </w:t>
+      </w:r>
+      <w:proofErr w:type="spellStart"/>
+      <w:r>
+        <w:rPr>
+          <w:sz w:val="24"/>
+          <w:szCs w:val="24"/>
+        </w:rPr>
+        <w:t>Its</w:t>
+      </w:r>
+      <w:proofErr w:type="spellEnd"/>
+      <w:r>
+        <w:rPr>
+          <w:sz w:val="24"/>
+          <w:szCs w:val="24"/>
+        </w:rPr>
+        <w:t xml:space="preserve"> essential to do this </w:t>
+      </w:r>
+      <w:r>
+        <w:rPr>
+          <w:sz w:val="24"/>
+          <w:szCs w:val="24"/>
+        </w:rPr>
+        <w:t>as it</w:t>
+      </w:r>
+      <w:r>
+        <w:rPr>
+          <w:sz w:val="24"/>
+          <w:szCs w:val="24"/>
+        </w:rPr>
+        <w:t xml:space="preserve"> speeds up development of the program </w:t>
+      </w:r>
+      <w:r>
+        <w:rPr>
+          <w:sz w:val="24"/>
+          <w:szCs w:val="24"/>
+        </w:rPr>
+        <w:t xml:space="preserve">and more importantly reduces the size and </w:t>
+      </w:r>
+      <w:r>
+        <w:rPr>
+          <w:sz w:val="24"/>
+          <w:szCs w:val="24"/>
+        </w:rPr>
+        <w:t>processing power of the application meaning it can run on the lightweight systems this application will be run on</w:t>
+      </w:r>
+      <w:r>
+        <w:rPr>
+          <w:sz w:val="24"/>
+          <w:szCs w:val="24"/>
+        </w:rPr>
+        <w:t>;</w:t>
+      </w:r>
+      <w:r>
+        <w:rPr>
+          <w:sz w:val="24"/>
+          <w:szCs w:val="24"/>
+        </w:rPr>
+        <w:t xml:space="preserve"> </w:t>
+      </w:r>
+      <w:r>
+        <w:rPr>
+          <w:sz w:val="24"/>
+          <w:szCs w:val="24"/>
+        </w:rPr>
+        <w:t xml:space="preserve">Logic, </w:t>
+      </w:r>
+      <w:r>
+        <w:rPr>
+          <w:sz w:val="24"/>
+          <w:szCs w:val="24"/>
+        </w:rPr>
+        <w:t xml:space="preserve">logical thinking is the backbone of all computational methods and </w:t>
+      </w:r>
+      <w:r>
+        <w:rPr>
+          <w:sz w:val="24"/>
+          <w:szCs w:val="24"/>
+        </w:rPr>
+        <w:t xml:space="preserve">computers in </w:t>
+      </w:r>
+      <w:r>
+        <w:rPr>
+          <w:sz w:val="24"/>
+          <w:szCs w:val="24"/>
+        </w:rPr>
+        <w:lastRenderedPageBreak/>
+        <w:t>general</w:t>
+      </w:r>
+      <w:r>
+        <w:rPr>
+          <w:sz w:val="24"/>
+          <w:szCs w:val="24"/>
+        </w:rPr>
+        <w:t xml:space="preserve">. It is the use of logic gates and </w:t>
+      </w:r>
+      <w:r>
+        <w:rPr>
+          <w:sz w:val="24"/>
+          <w:szCs w:val="24"/>
+        </w:rPr>
+        <w:t xml:space="preserve">branching to acquire the desired effect. It </w:t>
+      </w:r>
+      <w:r>
+        <w:rPr>
+          <w:sz w:val="24"/>
+          <w:szCs w:val="24"/>
+        </w:rPr>
+        <w:t xml:space="preserve">will be used here to </w:t>
+      </w:r>
+      <w:r>
+        <w:rPr>
+          <w:sz w:val="24"/>
+          <w:szCs w:val="24"/>
+        </w:rPr>
+        <w:t xml:space="preserve">select which part of the programming is used the addition and removal of items, </w:t>
+      </w:r>
+      <w:r>
+        <w:rPr>
+          <w:sz w:val="24"/>
+          <w:szCs w:val="24"/>
+        </w:rPr>
+        <w:t xml:space="preserve">and in the use of the many algorithms used </w:t>
+      </w:r>
+      <w:proofErr w:type="spellStart"/>
+      <w:r>
+        <w:rPr>
+          <w:sz w:val="24"/>
+          <w:szCs w:val="24"/>
+        </w:rPr>
+        <w:t>through out</w:t>
+      </w:r>
+      <w:proofErr w:type="spellEnd"/>
+      <w:r>
+        <w:rPr>
+          <w:sz w:val="24"/>
+          <w:szCs w:val="24"/>
+        </w:rPr>
+        <w:t xml:space="preserve"> like the searching and sorting algorithms </w:t>
+      </w:r>
+      <w:r>
+        <w:rPr>
+          <w:sz w:val="24"/>
+          <w:szCs w:val="24"/>
+        </w:rPr>
+        <w:t>used in the da</w:t>
+      </w:r>
+      <w:r>
+        <w:rPr>
+          <w:sz w:val="24"/>
+          <w:szCs w:val="24"/>
+        </w:rPr>
+        <w:t xml:space="preserve">ta accessing part if the program or the pathfinding algorithm that will be used in the warehouse </w:t>
+      </w:r>
+      <w:r>
+        <w:rPr>
+          <w:sz w:val="24"/>
+          <w:szCs w:val="24"/>
+        </w:rPr>
+        <w:t>location system;</w:t>
+      </w:r>
+      <w:r>
+        <w:rPr>
+          <w:sz w:val="24"/>
+          <w:szCs w:val="24"/>
+        </w:rPr>
+        <w:t xml:space="preserve"> </w:t>
+      </w:r>
+      <w:r>
+        <w:rPr>
+          <w:sz w:val="24"/>
+          <w:szCs w:val="24"/>
+        </w:rPr>
+        <w:t>Thinking Ahead</w:t>
+      </w:r>
+      <w:r>
+        <w:rPr>
+          <w:sz w:val="24"/>
+          <w:szCs w:val="24"/>
+        </w:rPr>
+        <w:t xml:space="preserve">, thinking ahead is the </w:t>
+      </w:r>
+      <w:r>
+        <w:rPr>
+          <w:sz w:val="24"/>
+          <w:szCs w:val="24"/>
+        </w:rPr>
+        <w:t>pr</w:t>
+      </w:r>
+      <w:r>
+        <w:rPr>
+          <w:sz w:val="24"/>
+          <w:szCs w:val="24"/>
+        </w:rPr>
+        <w:t xml:space="preserve">eparing for the future and </w:t>
+      </w:r>
+      <w:r>
+        <w:rPr>
+          <w:sz w:val="24"/>
+          <w:szCs w:val="24"/>
+        </w:rPr>
+        <w:t>preparing for the addition of new systems</w:t>
+      </w:r>
+      <w:r>
+        <w:rPr>
+          <w:sz w:val="24"/>
+          <w:szCs w:val="24"/>
+        </w:rPr>
+        <w:t xml:space="preserve"> within the program, </w:t>
+      </w:r>
+      <w:r>
+        <w:rPr>
+          <w:sz w:val="24"/>
+          <w:szCs w:val="24"/>
+        </w:rPr>
+        <w:t>this will be used with an Object orient</w:t>
+      </w:r>
+      <w:r>
+        <w:rPr>
+          <w:sz w:val="24"/>
+          <w:szCs w:val="24"/>
+        </w:rPr>
+        <w:t xml:space="preserve">ated approach </w:t>
+      </w:r>
+      <w:r>
+        <w:rPr>
+          <w:sz w:val="24"/>
+          <w:szCs w:val="24"/>
+        </w:rPr>
+        <w:t xml:space="preserve">to reduce the amount of programming done. By making it easier to program </w:t>
+      </w:r>
+      <w:r>
+        <w:rPr>
+          <w:sz w:val="24"/>
+          <w:szCs w:val="24"/>
+        </w:rPr>
+        <w:t>new things and add new things into the program</w:t>
+      </w:r>
+      <w:r>
+        <w:rPr>
+          <w:sz w:val="24"/>
+          <w:szCs w:val="24"/>
+        </w:rPr>
+        <w:t xml:space="preserve">. </w:t>
+      </w:r>
+      <w:r>
+        <w:rPr>
+          <w:sz w:val="24"/>
+          <w:szCs w:val="24"/>
+        </w:rPr>
+        <w:t xml:space="preserve">Allowing for quicker updates and bug fixing as things are contained within in classes. This allows for a nicer experience for the user and </w:t>
+      </w:r>
+      <w:r>
+        <w:rPr>
+          <w:sz w:val="24"/>
+          <w:szCs w:val="24"/>
+        </w:rPr>
+        <w:t xml:space="preserve">better upkeep for the program and more </w:t>
+      </w:r>
+      <w:r>
+        <w:rPr>
+          <w:sz w:val="24"/>
+          <w:szCs w:val="24"/>
+        </w:rPr>
+        <w:t xml:space="preserve">compatibility across OS’s; </w:t>
+      </w:r>
+      <w:r>
+        <w:rPr>
+          <w:sz w:val="24"/>
+          <w:szCs w:val="24"/>
+        </w:rPr>
+        <w:t>Visualisation, visualisation is the</w:t>
+      </w:r>
+      <w:r>
+        <w:rPr>
+          <w:sz w:val="24"/>
+          <w:szCs w:val="24"/>
+        </w:rPr>
+        <w:t xml:space="preserve"> use of visual images and diagrams to help people understand and use a piece of software. This application will </w:t>
+      </w:r>
+      <w:r>
+        <w:rPr>
+          <w:sz w:val="24"/>
+          <w:szCs w:val="24"/>
+        </w:rPr>
+        <w:t>use Visualisation</w:t>
+      </w:r>
+      <w:r>
+        <w:rPr>
+          <w:sz w:val="24"/>
+          <w:szCs w:val="24"/>
+        </w:rPr>
+        <w:t xml:space="preserve"> the form of tables showing ordered </w:t>
+      </w:r>
+      <w:r>
+        <w:rPr>
+          <w:sz w:val="24"/>
+          <w:szCs w:val="24"/>
+        </w:rPr>
+        <w:t>lists of available items</w:t>
+      </w:r>
+      <w:r>
+        <w:rPr>
+          <w:sz w:val="24"/>
+          <w:szCs w:val="24"/>
+        </w:rPr>
+        <w:t xml:space="preserve"> or </w:t>
+      </w:r>
+      <w:r>
+        <w:rPr>
+          <w:sz w:val="24"/>
+          <w:szCs w:val="24"/>
+        </w:rPr>
+        <w:t xml:space="preserve">a visualisation of the graph used to represent the warehouse in the warehouse location system. </w:t>
+      </w:r>
+    </w:p>
+    <w:p>
+      <w:pPr>
+        <w:ind w:left="720"/>
+        <w:rPr>
+          <w:sz w:val="24"/>
+          <w:szCs w:val="24"/>
+        </w:rPr>
+      </w:pPr>
     </w:p>
     <w:p>
       <w:pPr>
         <w:pStyle w:val="Heading2"/>
         <w:ind w:firstLine="720"/>
       </w:pPr>
-      <w:bookmarkStart w:id="2" w:name="_Toc97555672"/>
+      <w:bookmarkStart w:id="2" w:name="_Toc102729735"/>
       <w:r>
         <w:t>Research Problem</w:t>
       </w:r>
       <w:bookmarkEnd w:id="2"/>
     </w:p>
+    <w:p>
+      <w:pPr>
+        <w:ind w:left="720"/>
+        <w:rPr>
+          <w:sz w:val="24"/>
+          <w:szCs w:val="24"/>
+        </w:rPr>
+      </w:pPr>
+      <w:proofErr w:type="spellStart"/>
+      <w:r>
+        <w:rPr>
+          <w:sz w:val="24"/>
+          <w:szCs w:val="24"/>
+        </w:rPr>
+        <w:t>Zoho</w:t>
+      </w:r>
+      <w:proofErr w:type="spellEnd"/>
+      <w:r>
+        <w:rPr>
+          <w:sz w:val="24"/>
+          <w:szCs w:val="24"/>
+        </w:rPr>
+        <w:t xml:space="preserve"> inventory is an inventory management system that shares similar features that I would like</w:t>
+      </w:r>
+      <w:r>
+        <w:rPr>
+          <w:sz w:val="24"/>
+          <w:szCs w:val="24"/>
+        </w:rPr>
+        <w:t xml:space="preserve"> to include in my program. </w:t>
+      </w:r>
+      <w:r>
+        <w:rPr>
+          <w:sz w:val="24"/>
+          <w:szCs w:val="24"/>
+        </w:rPr>
+        <w:t xml:space="preserve">The two features that it shares </w:t>
+      </w:r>
+      <w:r>
+        <w:rPr>
+          <w:sz w:val="24"/>
+          <w:szCs w:val="24"/>
+        </w:rPr>
+        <w:t>Inventory control and warehouse management</w:t>
+      </w:r>
+      <w:r>
+        <w:rPr>
+          <w:sz w:val="24"/>
+          <w:szCs w:val="24"/>
+        </w:rPr>
+        <w:t xml:space="preserve"> systems. </w:t>
+      </w:r>
+    </w:p>
+    <w:p>
+      <w:pPr>
+        <w:ind w:left="720"/>
+        <w:rPr>
+          <w:noProof/>
+        </w:rPr>
+      </w:pPr>
+      <w:r>
+        <w:rPr>
+          <w:noProof/>
+        </w:rPr>
+        <w:drawing>
+          <wp:anchor distT="0" distB="0" distL="114300" distR="114300" simplePos="0" relativeHeight="251659264" behindDoc="1" locked="0" layoutInCell="1" allowOverlap="1" wp14:anchorId="0E162121" wp14:editId="3F93F059">
+            <wp:simplePos x="0" y="0"/>
+            <wp:positionH relativeFrom="column">
+              <wp:posOffset>371475</wp:posOffset>
+            </wp:positionH>
+            <wp:positionV relativeFrom="paragraph">
+              <wp:posOffset>1205865</wp:posOffset>
+            </wp:positionV>
+            <wp:extent cx="2457450" cy="1822450"/>
+            <wp:effectExtent l="0" t="0" r="0" b="6350"/>
+            <wp:wrapTopAndBottom/>
+            <wp:docPr id="1" name="Picture 1" descr="An example of Zoho inventory's stock list menu"/>
+            <wp:cNvGraphicFramePr>
+              <a:graphicFrameLocks xmlns:a="http://schemas.openxmlformats.org/drawingml/2006/main" noChangeAspect="1"/>
+            </wp:cNvGraphicFramePr>
+            <a:graphic xmlns:a="http://schemas.openxmlformats.org/drawingml/2006/main">
+              <a:graphicData uri="http://schemas.openxmlformats.org/drawingml/2006/picture">
+                <pic:pic xmlns:pic="http://schemas.openxmlformats.org/drawingml/2006/picture">
+                  <pic:nvPicPr>
+                    <pic:cNvPr id="1" name="Picture 1" descr="An example of Zoho inventory's stock list menu"/>
+                    <pic:cNvPicPr>
+                      <a:picLocks noChangeAspect="1" noChangeArrowheads="1"/>
+                    </pic:cNvPicPr>
+                  </pic:nvPicPr>
+                  <pic:blipFill>
+                    <a:blip r:embed="rId7" cstate="print">
+                      <a:extLst>
+                        <a:ext uri="{28A0092B-C50C-407E-A947-70E740481C1C}">
+                          <a14:useLocalDpi xmlns:a14="http://schemas.microsoft.com/office/drawing/2010/main" val="0"/>
+                        </a:ext>
+                      </a:extLst>
+                    </a:blip>
+                    <a:srcRect/>
+                    <a:stretch>
+                      <a:fillRect/>
+                    </a:stretch>
+                  </pic:blipFill>
+                  <pic:spPr bwMode="auto">
+                    <a:xfrm>
+                      <a:off x="0" y="0"/>
+                      <a:ext cx="2457450" cy="1822450"/>
+                    </a:xfrm>
+                    <a:prstGeom prst="rect">
+                      <a:avLst/>
+                    </a:prstGeom>
+                    <a:noFill/>
+                    <a:ln>
+                      <a:noFill/>
+                    </a:ln>
+                  </pic:spPr>
+                </pic:pic>
+              </a:graphicData>
+            </a:graphic>
+            <wp14:sizeRelH relativeFrom="margin">
+              <wp14:pctWidth>0</wp14:pctWidth>
+            </wp14:sizeRelH>
+            <wp14:sizeRelV relativeFrom="margin">
+              <wp14:pctHeight>0</wp14:pctHeight>
+            </wp14:sizeRelV>
+          </wp:anchor>
+        </w:drawing>
+      </w:r>
+      <w:r>
+        <w:rPr>
+          <w:sz w:val="24"/>
+          <w:szCs w:val="24"/>
+        </w:rPr>
+        <w:t xml:space="preserve">The </w:t>
+      </w:r>
+      <w:r>
+        <w:rPr>
+          <w:sz w:val="24"/>
+          <w:szCs w:val="24"/>
+        </w:rPr>
+        <w:t>inventory control</w:t>
+      </w:r>
+      <w:sdt>
+        <w:sdtPr>
+          <w:rPr>
+            <w:sz w:val="24"/>
+            <w:szCs w:val="24"/>
+          </w:rPr>
+          <w:id w:val="2001458309"/>
+          <w:placeholder>
+            <w:docPart w:val="DefaultPlaceholder_1081868574"/>
+          </w:placeholder>
+          <w:citation/>
+        </w:sdtPr>
+        <w:sdtEndPr/>
+        <w:sdtContent>
+          <w:r>
+            <w:rPr>
+              <w:sz w:val="24"/>
+              <w:szCs w:val="24"/>
+            </w:rPr>
+            <w:fldChar w:fldCharType="begin"/>
+          </w:r>
+          <w:r>
+            <w:rPr>
+              <w:sz w:val="24"/>
+              <w:szCs w:val="24"/>
+            </w:rPr>
+            <w:instrText xml:space="preserve">CITATION inv \l 2057 </w:instrText>
+          </w:r>
+          <w:r>
+            <w:rPr>
+              <w:sz w:val="24"/>
+              <w:szCs w:val="24"/>
+            </w:rPr>
+            <w:fldChar w:fldCharType="separate"/>
+          </w:r>
+          <w:r>
+            <w:rPr>
+              <w:noProof/>
+              <w:sz w:val="24"/>
+              <w:szCs w:val="24"/>
+            </w:rPr>
+            <w:t xml:space="preserve"> </w:t>
+          </w:r>
+          <w:r>
+            <w:rPr>
+              <w:noProof/>
+              <w:sz w:val="24"/>
+              <w:szCs w:val="24"/>
+            </w:rPr>
+            <w:t>(Zoho.com, n.d.)</w:t>
+          </w:r>
+          <w:r>
+            <w:rPr>
+              <w:sz w:val="24"/>
+              <w:szCs w:val="24"/>
+            </w:rPr>
+            <w:fldChar w:fldCharType="end"/>
+          </w:r>
+        </w:sdtContent>
+      </w:sdt>
+      <w:r>
+        <w:rPr>
+          <w:sz w:val="24"/>
+          <w:szCs w:val="24"/>
+        </w:rPr>
+        <w:t xml:space="preserve"> has features like</w:t>
+      </w:r>
+      <w:r>
+        <w:rPr>
+          <w:sz w:val="24"/>
+          <w:szCs w:val="24"/>
+        </w:rPr>
+        <w:t xml:space="preserve"> product listings</w:t>
+      </w:r>
+      <w:r>
+        <w:rPr>
+          <w:sz w:val="24"/>
+          <w:szCs w:val="24"/>
+        </w:rPr>
+        <w:t>, Automatic reordering</w:t>
+      </w:r>
+      <w:r>
+        <w:rPr>
+          <w:sz w:val="24"/>
+          <w:szCs w:val="24"/>
+        </w:rPr>
+        <w:t>, stock adjustments and expiry date tracking</w:t>
+      </w:r>
+      <w:r>
+        <w:rPr>
+          <w:sz w:val="24"/>
+          <w:szCs w:val="24"/>
+        </w:rPr>
+        <w:t>.</w:t>
+      </w:r>
+      <w:r>
+        <w:rPr>
+          <w:sz w:val="24"/>
+          <w:szCs w:val="24"/>
+        </w:rPr>
+        <w:t xml:space="preserve"> </w:t>
+      </w:r>
+      <w:r>
+        <w:rPr>
+          <w:sz w:val="24"/>
+          <w:szCs w:val="24"/>
+        </w:rPr>
+        <w:t xml:space="preserve">The Product listings use </w:t>
+      </w:r>
+      <w:r>
+        <w:rPr>
+          <w:sz w:val="24"/>
+          <w:szCs w:val="24"/>
+        </w:rPr>
+        <w:t>sorting and searching algorithms</w:t>
+      </w:r>
+      <w:r>
+        <w:rPr>
+          <w:sz w:val="24"/>
+          <w:szCs w:val="24"/>
+        </w:rPr>
+        <w:t xml:space="preserve"> to make it easy to find items </w:t>
+      </w:r>
+      <w:r>
+        <w:rPr>
+          <w:sz w:val="24"/>
+          <w:szCs w:val="24"/>
+        </w:rPr>
+        <w:t>in</w:t>
+      </w:r>
+      <w:r>
+        <w:rPr>
+          <w:sz w:val="24"/>
+          <w:szCs w:val="24"/>
+        </w:rPr>
+        <w:t xml:space="preserve"> your inventory </w:t>
+      </w:r>
+      <w:r>
+        <w:rPr>
+          <w:sz w:val="24"/>
+          <w:szCs w:val="24"/>
+        </w:rPr>
+        <w:t xml:space="preserve">plus categories and sub-categories </w:t>
+      </w:r>
+      <w:r>
+        <w:rPr>
+          <w:sz w:val="24"/>
+          <w:szCs w:val="24"/>
+        </w:rPr>
+        <w:t xml:space="preserve">using classes and objects. </w:t>
+      </w:r>
+      <w:r>
+        <w:rPr>
+          <w:sz w:val="24"/>
+          <w:szCs w:val="24"/>
+        </w:rPr>
+        <w:t>I Will implem</w:t>
+      </w:r>
+      <w:r>
+        <w:rPr>
+          <w:sz w:val="24"/>
+          <w:szCs w:val="24"/>
+        </w:rPr>
+        <w:t>ent a searching</w:t>
+      </w:r>
+      <w:r>
+        <w:rPr>
+          <w:sz w:val="24"/>
+          <w:szCs w:val="24"/>
+        </w:rPr>
+        <w:t xml:space="preserve"> </w:t>
+      </w:r>
+      <w:r>
+        <w:rPr>
+          <w:sz w:val="24"/>
+          <w:szCs w:val="24"/>
+        </w:rPr>
+        <w:t>and sorting algo</w:t>
+      </w:r>
+      <w:r>
+        <w:rPr>
+          <w:sz w:val="24"/>
+          <w:szCs w:val="24"/>
+        </w:rPr>
+        <w:t xml:space="preserve">rithms into my software </w:t>
+      </w:r>
+      <w:r>
+        <w:rPr>
+          <w:sz w:val="24"/>
+          <w:szCs w:val="24"/>
+        </w:rPr>
+        <w:t>alongside</w:t>
+      </w:r>
+      <w:r>
+        <w:rPr>
+          <w:sz w:val="24"/>
+          <w:szCs w:val="24"/>
+        </w:rPr>
+        <w:t xml:space="preserve"> a categorised </w:t>
+      </w:r>
+      <w:r>
+        <w:rPr>
+          <w:sz w:val="24"/>
+          <w:szCs w:val="24"/>
+        </w:rPr>
+        <w:t>GUI</w:t>
+      </w:r>
+      <w:r>
+        <w:rPr>
+          <w:sz w:val="24"/>
+          <w:szCs w:val="24"/>
+        </w:rPr>
+        <w:t xml:space="preserve"> and </w:t>
+      </w:r>
+      <w:r>
+        <w:rPr>
+          <w:sz w:val="24"/>
+          <w:szCs w:val="24"/>
+        </w:rPr>
+        <w:t>class hierarchy.</w:t>
+      </w:r>
+      <w:r>
+        <w:rPr>
+          <w:noProof/>
+        </w:rPr>
+        <w:t xml:space="preserve"> </w:t>
+      </w:r>
+    </w:p>
+    <w:p>
+      <w:pPr>
+        <w:ind w:left="720"/>
+        <w:rPr>
+          <w:noProof/>
+        </w:rPr>
+      </w:pPr>
+      <w:r>
+        <w:rPr>
+          <w:noProof/>
+        </w:rPr>
+        <w:t xml:space="preserve">The stock reordering feature is incredibly usefull esspecially for small buisnesses </w:t>
+      </w:r>
+      <w:r>
+        <w:rPr>
+          <w:noProof/>
+        </w:rPr>
+        <w:t xml:space="preserve">that don’t have time to check the stock of everything or large warehouses where </w:t>
+      </w:r>
+      <w:r>
+        <w:rPr>
+          <w:noProof/>
+        </w:rPr>
+        <w:t xml:space="preserve">having full stock is imperrative. I will try to add this feature my own program. It will require the use of web integration to access the websites </w:t>
+      </w:r>
+      <w:r>
+        <w:rPr>
+          <w:noProof/>
+        </w:rPr>
+        <w:t xml:space="preserve">to reorder stock from. </w:t>
+      </w:r>
+    </w:p>
+    <w:p>
+      <w:pPr>
+        <w:ind w:left="720"/>
+        <w:rPr>
+          <w:noProof/>
+        </w:rPr>
+      </w:pPr>
+      <w:r>
+        <w:rPr>
+          <w:noProof/>
+        </w:rPr>
+        <w:t xml:space="preserve">The stock adjustments </w:t>
+      </w:r>
+      <w:r>
+        <w:rPr>
+          <w:noProof/>
+        </w:rPr>
+        <w:t xml:space="preserve">allows access to all the details of a specific item or </w:t>
+      </w:r>
+      <w:r>
+        <w:rPr>
+          <w:noProof/>
+        </w:rPr>
+        <w:t xml:space="preserve">category of items </w:t>
+      </w:r>
+      <w:r>
+        <w:rPr>
+          <w:noProof/>
+        </w:rPr>
+        <w:t xml:space="preserve">without putting the integrity of the system at risk. </w:t>
+      </w:r>
+      <w:r>
+        <w:rPr>
+          <w:noProof/>
+        </w:rPr>
+        <w:t xml:space="preserve">They have </w:t>
+      </w:r>
+      <w:r>
+        <w:rPr>
+          <w:noProof/>
+        </w:rPr>
+        <w:t>achieved this with buffers</w:t>
+      </w:r>
+      <w:r>
+        <w:rPr>
+          <w:noProof/>
+        </w:rPr>
+        <w:t xml:space="preserve"> and </w:t>
+      </w:r>
+      <w:r>
+        <w:rPr>
+          <w:noProof/>
+        </w:rPr>
+        <w:lastRenderedPageBreak/>
+        <w:t xml:space="preserve">encapsulation allowing only one fucntion to access data at a time and </w:t>
+      </w:r>
+      <w:r>
+        <w:rPr>
+          <w:noProof/>
+        </w:rPr>
+        <w:t xml:space="preserve">no direct access to object attributes </w:t>
+      </w:r>
+      <w:r>
+        <w:rPr>
+          <w:noProof/>
+        </w:rPr>
+        <w:t xml:space="preserve">only functions with specific saftey parameters in place. </w:t>
+      </w:r>
+    </w:p>
+    <w:p>
+      <w:pPr>
+        <w:ind w:left="720"/>
+        <w:rPr>
+          <w:noProof/>
+        </w:rPr>
+      </w:pPr>
+    </w:p>
+    <w:p>
+      <w:pPr>
+        <w:ind w:left="720"/>
+        <w:rPr>
+          <w:sz w:val="24"/>
+          <w:szCs w:val="24"/>
+        </w:rPr>
+      </w:pPr>
+    </w:p>
+    <w:p>
+      <w:pPr>
+        <w:ind w:firstLine="720"/>
+        <w:rPr>
+          <w:sz w:val="24"/>
+          <w:szCs w:val="24"/>
+        </w:rPr>
+      </w:pPr>
+    </w:p>
+    <w:p>
+      <w:pPr>
+        <w:ind w:firstLine="720"/>
+        <w:rPr>
+          <w:rFonts w:asciiTheme="majorHAnsi" w:eastAsiaTheme="majorEastAsia" w:hAnsiTheme="majorHAnsi" w:cstheme="majorBidi"/>
+          <w:color w:val="B3186D" w:themeColor="accent1" w:themeShade="BF"/>
+          <w:sz w:val="26"/>
+          <w:szCs w:val="26"/>
+        </w:rPr>
+      </w:pPr>
+    </w:p>
+    <w:p/>
     <w:p>
       <w:pPr>
         <w:pStyle w:val="Heading2"/>
         <w:ind w:firstLine="720"/>
       </w:pPr>
-      <w:bookmarkStart w:id="3" w:name="_Toc97555673"/>
-      <w:r>
-        <w:t>Essential features</w:t>
+      <w:bookmarkStart w:id="3" w:name="_Toc102729736"/>
+      <w:r>
+        <w:t>Stake Holders</w:t>
       </w:r>
       <w:bookmarkEnd w:id="3"/>
     </w:p>
@@ -1853,9 +3601,9 @@
         <w:pStyle w:val="Heading2"/>
         <w:ind w:firstLine="720"/>
       </w:pPr>
-      <w:bookmarkStart w:id="4" w:name="_Toc97555674"/>
-      <w:r>
-        <w:t>Limitations</w:t>
+      <w:bookmarkStart w:id="4" w:name="_Toc102729737"/>
+      <w:r>
+        <w:t>Essential features</w:t>
       </w:r>
       <w:bookmarkEnd w:id="4"/>
     </w:p>
@@ -1864,9 +3612,9 @@
         <w:pStyle w:val="Heading2"/>
         <w:ind w:firstLine="720"/>
       </w:pPr>
-      <w:bookmarkStart w:id="5" w:name="_Toc97555675"/>
-      <w:r>
-        <w:t>Requirements</w:t>
+      <w:bookmarkStart w:id="5" w:name="_Toc102729738"/>
+      <w:r>
+        <w:t>Limitations</w:t>
       </w:r>
       <w:bookmarkEnd w:id="5"/>
     </w:p>
@@ -1875,30 +3623,30 @@
         <w:pStyle w:val="Heading2"/>
         <w:ind w:firstLine="720"/>
       </w:pPr>
-      <w:bookmarkStart w:id="6" w:name="_Toc97555676"/>
-      <w:r>
-        <w:t>Success criteria</w:t>
+      <w:bookmarkStart w:id="6" w:name="_Toc102729739"/>
+      <w:r>
+        <w:t>Requirements</w:t>
       </w:r>
       <w:bookmarkEnd w:id="6"/>
-    </w:p>
-    <w:p>
-      <w:pPr>
-        <w:pStyle w:val="Heading1"/>
-      </w:pPr>
-      <w:bookmarkStart w:id="7" w:name="_Toc97555677"/>
-      <w:r>
-        <w:t>Design</w:t>
-      </w:r>
-      <w:bookmarkEnd w:id="7"/>
     </w:p>
     <w:p>
       <w:pPr>
         <w:pStyle w:val="Heading2"/>
         <w:ind w:firstLine="720"/>
       </w:pPr>
-      <w:bookmarkStart w:id="8" w:name="_Toc97555678"/>
-      <w:r>
-        <w:t>Decomposition</w:t>
+      <w:bookmarkStart w:id="7" w:name="_Toc102729740"/>
+      <w:r>
+        <w:t>Success criteria</w:t>
+      </w:r>
+      <w:bookmarkEnd w:id="7"/>
+    </w:p>
+    <w:p>
+      <w:pPr>
+        <w:pStyle w:val="Heading1"/>
+      </w:pPr>
+      <w:bookmarkStart w:id="8" w:name="_Toc102729741"/>
+      <w:r>
+        <w:t>Design</w:t>
       </w:r>
       <w:bookmarkEnd w:id="8"/>
     </w:p>
@@ -1907,34 +3655,34 @@
         <w:pStyle w:val="Heading2"/>
         <w:ind w:firstLine="720"/>
       </w:pPr>
-      <w:bookmarkStart w:id="9" w:name="_Toc97555679"/>
-      <w:r>
-        <w:t>Structure</w:t>
+      <w:bookmarkStart w:id="9" w:name="_Toc102729742"/>
+      <w:r>
+        <w:t>Decomposition</w:t>
       </w:r>
       <w:bookmarkEnd w:id="9"/>
-      <w:r>
-        <w:t xml:space="preserve"> </w:t>
-      </w:r>
     </w:p>
     <w:p>
       <w:pPr>
         <w:pStyle w:val="Heading2"/>
         <w:ind w:firstLine="720"/>
       </w:pPr>
-      <w:bookmarkStart w:id="10" w:name="_Toc97555680"/>
-      <w:r>
-        <w:t>Algorithms</w:t>
+      <w:bookmarkStart w:id="10" w:name="_Toc102729743"/>
+      <w:r>
+        <w:t>Structure</w:t>
       </w:r>
       <w:bookmarkEnd w:id="10"/>
+      <w:r>
+        <w:t xml:space="preserve"> </w:t>
+      </w:r>
     </w:p>
     <w:p>
       <w:pPr>
         <w:pStyle w:val="Heading2"/>
         <w:ind w:firstLine="720"/>
       </w:pPr>
-      <w:bookmarkStart w:id="11" w:name="_Toc97555681"/>
-      <w:r>
-        <w:t>Variables/Data structures</w:t>
+      <w:bookmarkStart w:id="11" w:name="_Toc102729744"/>
+      <w:r>
+        <w:t>Algorithms</w:t>
       </w:r>
       <w:bookmarkEnd w:id="11"/>
     </w:p>
@@ -1943,9 +3691,9 @@
         <w:pStyle w:val="Heading2"/>
         <w:ind w:firstLine="720"/>
       </w:pPr>
-      <w:bookmarkStart w:id="12" w:name="_Toc97555682"/>
-      <w:r>
-        <w:t>Features</w:t>
+      <w:bookmarkStart w:id="12" w:name="_Toc102729745"/>
+      <w:r>
+        <w:t>Variables/Data structures</w:t>
       </w:r>
       <w:bookmarkEnd w:id="12"/>
     </w:p>
@@ -1954,22 +3702,33 @@
         <w:pStyle w:val="Heading2"/>
         <w:ind w:firstLine="720"/>
       </w:pPr>
-      <w:bookmarkStart w:id="13" w:name="_Toc97555683"/>
+      <w:bookmarkStart w:id="13" w:name="_Toc102729746"/>
+      <w:r>
+        <w:t>Features</w:t>
+      </w:r>
+      <w:bookmarkEnd w:id="13"/>
+    </w:p>
+    <w:p>
+      <w:pPr>
+        <w:pStyle w:val="Heading2"/>
+        <w:ind w:firstLine="720"/>
+      </w:pPr>
+      <w:bookmarkStart w:id="14" w:name="_Toc102729747"/>
       <w:r>
         <w:t>Test Data</w:t>
       </w:r>
-      <w:bookmarkEnd w:id="13"/>
+      <w:bookmarkEnd w:id="14"/>
     </w:p>
     <w:p>
       <w:pPr>
         <w:pStyle w:val="Heading3"/>
         <w:ind w:left="720" w:firstLine="720"/>
       </w:pPr>
-      <w:bookmarkStart w:id="14" w:name="_Toc97555684"/>
+      <w:bookmarkStart w:id="15" w:name="_Toc102729748"/>
       <w:r>
         <w:t>Iterative</w:t>
       </w:r>
-      <w:bookmarkEnd w:id="14"/>
+      <w:bookmarkEnd w:id="15"/>
       <w:r>
         <w:t xml:space="preserve"> </w:t>
       </w:r>
@@ -1979,19 +3738,9 @@
         <w:pStyle w:val="Heading3"/>
         <w:ind w:left="720" w:firstLine="720"/>
       </w:pPr>
-      <w:bookmarkStart w:id="15" w:name="_Toc97555685"/>
+      <w:bookmarkStart w:id="16" w:name="_Toc102729749"/>
       <w:r>
         <w:t>Post development</w:t>
-      </w:r>
-      <w:bookmarkEnd w:id="15"/>
-    </w:p>
-    <w:p>
-      <w:pPr>
-        <w:pStyle w:val="Heading1"/>
-      </w:pPr>
-      <w:bookmarkStart w:id="16" w:name="_Toc97555686"/>
-      <w:r>
-        <w:t>Development</w:t>
       </w:r>
       <w:bookmarkEnd w:id="16"/>
     </w:p>
@@ -1999,66 +3748,71 @@
       <w:pPr>
         <w:pStyle w:val="Heading1"/>
       </w:pPr>
-      <w:bookmarkStart w:id="17" w:name="_Toc97555687"/>
-      <w:r>
-        <w:t>Post Development</w:t>
+      <w:bookmarkStart w:id="17" w:name="_Toc102729750"/>
+      <w:r>
+        <w:t>Development</w:t>
       </w:r>
       <w:bookmarkEnd w:id="17"/>
     </w:p>
     <w:p>
       <w:pPr>
-        <w:pStyle w:val="Heading2"/>
-        <w:ind w:firstLine="720"/>
+        <w:pStyle w:val="Heading1"/>
       </w:pPr>
-      <w:bookmarkStart w:id="18" w:name="_Toc97555688"/>
-      <w:r>
-        <w:t>Testing</w:t>
+      <w:bookmarkStart w:id="18" w:name="_Toc102729751"/>
+      <w:r>
+        <w:t>Post Development</w:t>
       </w:r>
       <w:bookmarkEnd w:id="18"/>
     </w:p>
     <w:p>
       <w:pPr>
         <w:pStyle w:val="Heading2"/>
-        <w:ind w:firstLine="720"/>
       </w:pPr>
-      <w:bookmarkStart w:id="19" w:name="_Toc97555689"/>
-      <w:r>
-        <w:t>Success Criteria</w:t>
+      <w:bookmarkStart w:id="19" w:name="_Toc102729752"/>
+      <w:r>
+        <w:t>Testing</w:t>
       </w:r>
       <w:bookmarkEnd w:id="19"/>
     </w:p>
     <w:p>
       <w:pPr>
         <w:pStyle w:val="Heading2"/>
-        <w:ind w:firstLine="720"/>
       </w:pPr>
-      <w:bookmarkStart w:id="20" w:name="_Toc97555690"/>
-      <w:r>
-        <w:t>Final Product</w:t>
+      <w:bookmarkStart w:id="20" w:name="_Toc102729753"/>
+      <w:r>
+        <w:t>Success Criteria</w:t>
       </w:r>
       <w:bookmarkEnd w:id="20"/>
     </w:p>
     <w:p>
       <w:pPr>
         <w:pStyle w:val="Heading2"/>
-        <w:ind w:firstLine="720"/>
       </w:pPr>
-      <w:bookmarkStart w:id="21" w:name="_Toc97555691"/>
-      <w:r>
-        <w:t>Limitations</w:t>
+      <w:bookmarkStart w:id="21" w:name="_Toc102729754"/>
+      <w:r>
+        <w:t>Final Product</w:t>
       </w:r>
       <w:bookmarkEnd w:id="21"/>
     </w:p>
     <w:p>
       <w:pPr>
         <w:pStyle w:val="Heading2"/>
-        <w:ind w:firstLine="720"/>
       </w:pPr>
-      <w:bookmarkStart w:id="22" w:name="_Toc97555692"/>
+      <w:bookmarkStart w:id="22" w:name="_Toc102729755"/>
+      <w:r>
+        <w:t>Limitations</w:t>
+      </w:r>
+      <w:bookmarkEnd w:id="22"/>
+    </w:p>
+    <w:p>
+      <w:pPr>
+        <w:pStyle w:val="Heading2"/>
+      </w:pPr>
+      <w:bookmarkStart w:id="23" w:name="_Toc102729756"/>
       <w:r>
         <w:t>Maintenance</w:t>
       </w:r>
-      <w:bookmarkEnd w:id="22"/>
+      <w:bookmarkEnd w:id="23"/>
     </w:p>
     <w:p/>
     <w:p/>
@@ -2096,8 +3850,8 @@
       </w:pPr>
     </w:p>
     <w:sectPr>
-      <w:headerReference w:type="default" r:id="rId7"/>
-      <w:footerReference w:type="default" r:id="rId8"/>
+      <w:headerReference w:type="default" r:id="rId8"/>
+      <w:footerReference w:type="default" r:id="rId9"/>
       <w:pgSz w:w="11906" w:h="16838"/>
       <w:pgMar w:top="1440" w:right="1440" w:bottom="1440" w:left="1440" w:header="708" w:footer="708" w:gutter="0"/>
       <w:cols w:space="708"/>
@@ -2108,7 +3862,7 @@
 </file>
 
 <file path=word/endnotes.xml><?xml version="1.0" encoding="utf-8"?>
-<w:endnotes xmlns:wpc="http://schemas.microsoft.com/office/word/2010/wordprocessingCanvas" xmlns:cx="http://schemas.microsoft.com/office/drawing/2014/chartex" xmlns:cx1="http://schemas.microsoft.com/office/drawing/2015/9/8/chartex" xmlns:cx2="http://schemas.microsoft.com/office/drawing/2015/10/21/chartex" xmlns:cx3="http://schemas.microsoft.com/office/drawing/2016/5/9/chartex" xmlns:cx4="http://schemas.microsoft.com/office/drawing/2016/5/10/chartex" xmlns:cx5="http://schemas.microsoft.com/office/drawing/2016/5/11/chartex" xmlns:cx6="http://schemas.microsoft.com/office/drawing/2016/5/12/chartex" xmlns:cx7="http://schemas.microsoft.com/office/drawing/2016/5/13/chartex" xmlns:cx8="http://schemas.microsoft.com/office/drawing/2016/5/14/chartex" xmlns:mc="http://schemas.openxmlformats.org/markup-compatibility/2006" xmlns:aink="http://schemas.microsoft.com/office/drawing/2016/ink" xmlns:am3d="http://schemas.microsoft.com/office/drawing/2017/model3d" xmlns:o="urn:schemas-microsoft-com:office:office" xmlns:r="http://schemas.openxmlformats.org/officeDocument/2006/relationships" xmlns:m="http://schemas.openxmlformats.org/officeDocument/2006/math" xmlns:v="urn:schemas-microsoft-com:vml" xmlns:wp14="http://schemas.microsoft.com/office/word/2010/wordprocessingDrawing" xmlns:wp="http://schemas.openxmlformats.org/drawingml/2006/wordprocessingDrawing" xmlns:w10="urn:schemas-microsoft-com:office:word" xmlns:w="http://schemas.openxmlformats.org/wordprocessingml/2006/main" xmlns:w14="http://schemas.microsoft.com/office/word/2010/wordml" xmlns:w15="http://schemas.microsoft.com/office/word/2012/wordml" xmlns:w16cex="http://schemas.microsoft.com/office/word/2018/wordml/cex" xmlns:w16cid="http://schemas.microsoft.com/office/word/2016/wordml/cid" xmlns:w16="http://schemas.microsoft.com/office/word/2018/wordml" xmlns:w16sdtdh="http://schemas.microsoft.com/office/word/2020/wordml/sdtdatahash" xmlns:w16se="http://schemas.microsoft.com/office/word/2015/wordml/symex" xmlns:wpg="http://schemas.microsoft.com/office/word/2010/wordprocessingGroup" xmlns:wpi="http://schemas.microsoft.com/office/word/2010/wordprocessingInk" xmlns:wne="http://schemas.microsoft.com/office/word/2006/wordml" xmlns:wps="http://schemas.microsoft.com/office/word/2010/wordprocessingShape" mc:Ignorable="w14 w15 w16se w16cid w16 w16cex w16sdtdh wp14">
+<w:endnotes xmlns:wpc="http://schemas.microsoft.com/office/word/2010/wordprocessingCanvas" xmlns:cx="http://schemas.microsoft.com/office/drawing/2014/chartex" xmlns:cx1="http://schemas.microsoft.com/office/drawing/2015/9/8/chartex" xmlns:cx2="http://schemas.microsoft.com/office/drawing/2015/10/21/chartex" xmlns:cx3="http://schemas.microsoft.com/office/drawing/2016/5/9/chartex" xmlns:cx4="http://schemas.microsoft.com/office/drawing/2016/5/10/chartex" xmlns:cx5="http://schemas.microsoft.com/office/drawing/2016/5/11/chartex" xmlns:cx6="http://schemas.microsoft.com/office/drawing/2016/5/12/chartex" xmlns:cx7="http://schemas.microsoft.com/office/drawing/2016/5/13/chartex" xmlns:cx8="http://schemas.microsoft.com/office/drawing/2016/5/14/chartex" xmlns:mc="http://schemas.openxmlformats.org/markup-compatibility/2006" xmlns:aink="http://schemas.microsoft.com/office/drawing/2016/ink" xmlns:am3d="http://schemas.microsoft.com/office/drawing/2017/model3d" xmlns:o="urn:schemas-microsoft-com:office:office" xmlns:oel="http://schemas.microsoft.com/office/2019/extlst" xmlns:r="http://schemas.openxmlformats.org/officeDocument/2006/relationships" xmlns:m="http://schemas.openxmlformats.org/officeDocument/2006/math" xmlns:v="urn:schemas-microsoft-com:vml" xmlns:wp14="http://schemas.microsoft.com/office/word/2010/wordprocessingDrawing" xmlns:wp="http://schemas.openxmlformats.org/drawingml/2006/wordprocessingDrawing" xmlns:w10="urn:schemas-microsoft-com:office:word" xmlns:w="http://schemas.openxmlformats.org/wordprocessingml/2006/main" xmlns:w14="http://schemas.microsoft.com/office/word/2010/wordml" xmlns:w15="http://schemas.microsoft.com/office/word/2012/wordml" xmlns:w16cex="http://schemas.microsoft.com/office/word/2018/wordml/cex" xmlns:w16cid="http://schemas.microsoft.com/office/word/2016/wordml/cid" xmlns:w16="http://schemas.microsoft.com/office/word/2018/wordml" xmlns:w16sdtdh="http://schemas.microsoft.com/office/word/2020/wordml/sdtdatahash" xmlns:w16se="http://schemas.microsoft.com/office/word/2015/wordml/symex" xmlns:wpg="http://schemas.microsoft.com/office/word/2010/wordprocessingGroup" xmlns:wpi="http://schemas.microsoft.com/office/word/2010/wordprocessingInk" xmlns:wne="http://schemas.microsoft.com/office/word/2006/wordml" xmlns:wps="http://schemas.microsoft.com/office/word/2010/wordprocessingShape" mc:Ignorable="w14 w15 w16se w16cid w16 w16cex w16sdtdh wp14">
   <w:endnote w:type="separator" w:id="-1">
     <w:p>
       <w:pPr>
@@ -2133,7 +3887,7 @@
 </file>
 
 <file path=word/footer1.xml><?xml version="1.0" encoding="utf-8"?>
-<w:ftr xmlns:wpc="http://schemas.microsoft.com/office/word/2010/wordprocessingCanvas" xmlns:cx="http://schemas.microsoft.com/office/drawing/2014/chartex" xmlns:cx1="http://schemas.microsoft.com/office/drawing/2015/9/8/chartex" xmlns:cx2="http://schemas.microsoft.com/office/drawing/2015/10/21/chartex" xmlns:cx3="http://schemas.microsoft.com/office/drawing/2016/5/9/chartex" xmlns:cx4="http://schemas.microsoft.com/office/drawing/2016/5/10/chartex" xmlns:cx5="http://schemas.microsoft.com/office/drawing/2016/5/11/chartex" xmlns:cx6="http://schemas.microsoft.com/office/drawing/2016/5/12/chartex" xmlns:cx7="http://schemas.microsoft.com/office/drawing/2016/5/13/chartex" xmlns:cx8="http://schemas.microsoft.com/office/drawing/2016/5/14/chartex" xmlns:mc="http://schemas.openxmlformats.org/markup-compatibility/2006" xmlns:aink="http://schemas.microsoft.com/office/drawing/2016/ink" xmlns:am3d="http://schemas.microsoft.com/office/drawing/2017/model3d" xmlns:o="urn:schemas-microsoft-com:office:office" xmlns:r="http://schemas.openxmlformats.org/officeDocument/2006/relationships" xmlns:m="http://schemas.openxmlformats.org/officeDocument/2006/math" xmlns:v="urn:schemas-microsoft-com:vml" xmlns:wp14="http://schemas.microsoft.com/office/word/2010/wordprocessingDrawing" xmlns:wp="http://schemas.openxmlformats.org/drawingml/2006/wordprocessingDrawing" xmlns:w10="urn:schemas-microsoft-com:office:word" xmlns:w="http://schemas.openxmlformats.org/wordprocessingml/2006/main" xmlns:w14="http://schemas.microsoft.com/office/word/2010/wordml" xmlns:w15="http://schemas.microsoft.com/office/word/2012/wordml" xmlns:w16cex="http://schemas.microsoft.com/office/word/2018/wordml/cex" xmlns:w16cid="http://schemas.microsoft.com/office/word/2016/wordml/cid" xmlns:w16="http://schemas.microsoft.com/office/word/2018/wordml" xmlns:w16sdtdh="http://schemas.microsoft.com/office/word/2020/wordml/sdtdatahash" xmlns:w16se="http://schemas.microsoft.com/office/word/2015/wordml/symex" xmlns:wpg="http://schemas.microsoft.com/office/word/2010/wordprocessingGroup" xmlns:wpi="http://schemas.microsoft.com/office/word/2010/wordprocessingInk" xmlns:wne="http://schemas.microsoft.com/office/word/2006/wordml" xmlns:wps="http://schemas.microsoft.com/office/word/2010/wordprocessingShape" mc:Ignorable="w14 w15 w16se w16cid w16 w16cex w16sdtdh wp14">
+<w:ftr xmlns:wpc="http://schemas.microsoft.com/office/word/2010/wordprocessingCanvas" xmlns:cx="http://schemas.microsoft.com/office/drawing/2014/chartex" xmlns:cx1="http://schemas.microsoft.com/office/drawing/2015/9/8/chartex" xmlns:cx2="http://schemas.microsoft.com/office/drawing/2015/10/21/chartex" xmlns:cx3="http://schemas.microsoft.com/office/drawing/2016/5/9/chartex" xmlns:cx4="http://schemas.microsoft.com/office/drawing/2016/5/10/chartex" xmlns:cx5="http://schemas.microsoft.com/office/drawing/2016/5/11/chartex" xmlns:cx6="http://schemas.microsoft.com/office/drawing/2016/5/12/chartex" xmlns:cx7="http://schemas.microsoft.com/office/drawing/2016/5/13/chartex" xmlns:cx8="http://schemas.microsoft.com/office/drawing/2016/5/14/chartex" xmlns:mc="http://schemas.openxmlformats.org/markup-compatibility/2006" xmlns:aink="http://schemas.microsoft.com/office/drawing/2016/ink" xmlns:am3d="http://schemas.microsoft.com/office/drawing/2017/model3d" xmlns:o="urn:schemas-microsoft-com:office:office" xmlns:oel="http://schemas.microsoft.com/office/2019/extlst" xmlns:r="http://schemas.openxmlformats.org/officeDocument/2006/relationships" xmlns:m="http://schemas.openxmlformats.org/officeDocument/2006/math" xmlns:v="urn:schemas-microsoft-com:vml" xmlns:wp14="http://schemas.microsoft.com/office/word/2010/wordprocessingDrawing" xmlns:wp="http://schemas.openxmlformats.org/drawingml/2006/wordprocessingDrawing" xmlns:w10="urn:schemas-microsoft-com:office:word" xmlns:w="http://schemas.openxmlformats.org/wordprocessingml/2006/main" xmlns:w14="http://schemas.microsoft.com/office/word/2010/wordml" xmlns:w15="http://schemas.microsoft.com/office/word/2012/wordml" xmlns:w16cex="http://schemas.microsoft.com/office/word/2018/wordml/cex" xmlns:w16cid="http://schemas.microsoft.com/office/word/2016/wordml/cid" xmlns:w16="http://schemas.microsoft.com/office/word/2018/wordml" xmlns:w16sdtdh="http://schemas.microsoft.com/office/word/2020/wordml/sdtdatahash" xmlns:w16se="http://schemas.microsoft.com/office/word/2015/wordml/symex" xmlns:wpg="http://schemas.microsoft.com/office/word/2010/wordprocessingGroup" xmlns:wpi="http://schemas.microsoft.com/office/word/2010/wordprocessingInk" xmlns:wne="http://schemas.microsoft.com/office/word/2006/wordml" xmlns:wps="http://schemas.microsoft.com/office/word/2010/wordprocessingShape" mc:Ignorable="w14 w15 w16se w16cid w16 w16cex w16sdtdh wp14">
   <w:sdt>
     <w:sdtPr>
       <w:id w:val="317081923"/>
@@ -2179,7 +3933,7 @@
 </file>
 
 <file path=word/footnotes.xml><?xml version="1.0" encoding="utf-8"?>
-<w:footnotes xmlns:wpc="http://schemas.microsoft.com/office/word/2010/wordprocessingCanvas" xmlns:cx="http://schemas.microsoft.com/office/drawing/2014/chartex" xmlns:cx1="http://schemas.microsoft.com/office/drawing/2015/9/8/chartex" xmlns:cx2="http://schemas.microsoft.com/office/drawing/2015/10/21/chartex" xmlns:cx3="http://schemas.microsoft.com/office/drawing/2016/5/9/chartex" xmlns:cx4="http://schemas.microsoft.com/office/drawing/2016/5/10/chartex" xmlns:cx5="http://schemas.microsoft.com/office/drawing/2016/5/11/chartex" xmlns:cx6="http://schemas.microsoft.com/office/drawing/2016/5/12/chartex" xmlns:cx7="http://schemas.microsoft.com/office/drawing/2016/5/13/chartex" xmlns:cx8="http://schemas.microsoft.com/office/drawing/2016/5/14/chartex" xmlns:mc="http://schemas.openxmlformats.org/markup-compatibility/2006" xmlns:aink="http://schemas.microsoft.com/office/drawing/2016/ink" xmlns:am3d="http://schemas.microsoft.com/office/drawing/2017/model3d" xmlns:o="urn:schemas-microsoft-com:office:office" xmlns:r="http://schemas.openxmlformats.org/officeDocument/2006/relationships" xmlns:m="http://schemas.openxmlformats.org/officeDocument/2006/math" xmlns:v="urn:schemas-microsoft-com:vml" xmlns:wp14="http://schemas.microsoft.com/office/word/2010/wordprocessingDrawing" xmlns:wp="http://schemas.openxmlformats.org/drawingml/2006/wordprocessingDrawing" xmlns:w10="urn:schemas-microsoft-com:office:word" xmlns:w="http://schemas.openxmlformats.org/wordprocessingml/2006/main" xmlns:w14="http://schemas.microsoft.com/office/word/2010/wordml" xmlns:w15="http://schemas.microsoft.com/office/word/2012/wordml" xmlns:w16cex="http://schemas.microsoft.com/office/word/2018/wordml/cex" xmlns:w16cid="http://schemas.microsoft.com/office/word/2016/wordml/cid" xmlns:w16="http://schemas.microsoft.com/office/word/2018/wordml" xmlns:w16sdtdh="http://schemas.microsoft.com/office/word/2020/wordml/sdtdatahash" xmlns:w16se="http://schemas.microsoft.com/office/word/2015/wordml/symex" xmlns:wpg="http://schemas.microsoft.com/office/word/2010/wordprocessingGroup" xmlns:wpi="http://schemas.microsoft.com/office/word/2010/wordprocessingInk" xmlns:wne="http://schemas.microsoft.com/office/word/2006/wordml" xmlns:wps="http://schemas.microsoft.com/office/word/2010/wordprocessingShape" mc:Ignorable="w14 w15 w16se w16cid w16 w16cex w16sdtdh wp14">
+<w:footnotes xmlns:wpc="http://schemas.microsoft.com/office/word/2010/wordprocessingCanvas" xmlns:cx="http://schemas.microsoft.com/office/drawing/2014/chartex" xmlns:cx1="http://schemas.microsoft.com/office/drawing/2015/9/8/chartex" xmlns:cx2="http://schemas.microsoft.com/office/drawing/2015/10/21/chartex" xmlns:cx3="http://schemas.microsoft.com/office/drawing/2016/5/9/chartex" xmlns:cx4="http://schemas.microsoft.com/office/drawing/2016/5/10/chartex" xmlns:cx5="http://schemas.microsoft.com/office/drawing/2016/5/11/chartex" xmlns:cx6="http://schemas.microsoft.com/office/drawing/2016/5/12/chartex" xmlns:cx7="http://schemas.microsoft.com/office/drawing/2016/5/13/chartex" xmlns:cx8="http://schemas.microsoft.com/office/drawing/2016/5/14/chartex" xmlns:mc="http://schemas.openxmlformats.org/markup-compatibility/2006" xmlns:aink="http://schemas.microsoft.com/office/drawing/2016/ink" xmlns:am3d="http://schemas.microsoft.com/office/drawing/2017/model3d" xmlns:o="urn:schemas-microsoft-com:office:office" xmlns:oel="http://schemas.microsoft.com/office/2019/extlst" xmlns:r="http://schemas.openxmlformats.org/officeDocument/2006/relationships" xmlns:m="http://schemas.openxmlformats.org/officeDocument/2006/math" xmlns:v="urn:schemas-microsoft-com:vml" xmlns:wp14="http://schemas.microsoft.com/office/word/2010/wordprocessingDrawing" xmlns:wp="http://schemas.openxmlformats.org/drawingml/2006/wordprocessingDrawing" xmlns:w10="urn:schemas-microsoft-com:office:word" xmlns:w="http://schemas.openxmlformats.org/wordprocessingml/2006/main" xmlns:w14="http://schemas.microsoft.com/office/word/2010/wordml" xmlns:w15="http://schemas.microsoft.com/office/word/2012/wordml" xmlns:w16cex="http://schemas.microsoft.com/office/word/2018/wordml/cex" xmlns:w16cid="http://schemas.microsoft.com/office/word/2016/wordml/cid" xmlns:w16="http://schemas.microsoft.com/office/word/2018/wordml" xmlns:w16sdtdh="http://schemas.microsoft.com/office/word/2020/wordml/sdtdatahash" xmlns:w16se="http://schemas.microsoft.com/office/word/2015/wordml/symex" xmlns:wpg="http://schemas.microsoft.com/office/word/2010/wordprocessingGroup" xmlns:wpi="http://schemas.microsoft.com/office/word/2010/wordprocessingInk" xmlns:wne="http://schemas.microsoft.com/office/word/2006/wordml" xmlns:wps="http://schemas.microsoft.com/office/word/2010/wordprocessingShape" mc:Ignorable="w14 w15 w16se w16cid w16 w16cex w16sdtdh wp14">
   <w:footnote w:type="separator" w:id="-1">
     <w:p>
       <w:pPr>
@@ -2204,7 +3958,7 @@
 </file>
 
 <file path=word/header1.xml><?xml version="1.0" encoding="utf-8"?>
-<w:hdr xmlns:wpc="http://schemas.microsoft.com/office/word/2010/wordprocessingCanvas" xmlns:cx="http://schemas.microsoft.com/office/drawing/2014/chartex" xmlns:cx1="http://schemas.microsoft.com/office/drawing/2015/9/8/chartex" xmlns:cx2="http://schemas.microsoft.com/office/drawing/2015/10/21/chartex" xmlns:cx3="http://schemas.microsoft.com/office/drawing/2016/5/9/chartex" xmlns:cx4="http://schemas.microsoft.com/office/drawing/2016/5/10/chartex" xmlns:cx5="http://schemas.microsoft.com/office/drawing/2016/5/11/chartex" xmlns:cx6="http://schemas.microsoft.com/office/drawing/2016/5/12/chartex" xmlns:cx7="http://schemas.microsoft.com/office/drawing/2016/5/13/chartex" xmlns:cx8="http://schemas.microsoft.com/office/drawing/2016/5/14/chartex" xmlns:mc="http://schemas.openxmlformats.org/markup-compatibility/2006" xmlns:aink="http://schemas.microsoft.com/office/drawing/2016/ink" xmlns:am3d="http://schemas.microsoft.com/office/drawing/2017/model3d" xmlns:o="urn:schemas-microsoft-com:office:office" xmlns:r="http://schemas.openxmlformats.org/officeDocument/2006/relationships" xmlns:m="http://schemas.openxmlformats.org/officeDocument/2006/math" xmlns:v="urn:schemas-microsoft-com:vml" xmlns:wp14="http://schemas.microsoft.com/office/word/2010/wordprocessingDrawing" xmlns:wp="http://schemas.openxmlformats.org/drawingml/2006/wordprocessingDrawing" xmlns:w10="urn:schemas-microsoft-com:office:word" xmlns:w="http://schemas.openxmlformats.org/wordprocessingml/2006/main" xmlns:w14="http://schemas.microsoft.com/office/word/2010/wordml" xmlns:w15="http://schemas.microsoft.com/office/word/2012/wordml" xmlns:w16cex="http://schemas.microsoft.com/office/word/2018/wordml/cex" xmlns:w16cid="http://schemas.microsoft.com/office/word/2016/wordml/cid" xmlns:w16="http://schemas.microsoft.com/office/word/2018/wordml" xmlns:w16sdtdh="http://schemas.microsoft.com/office/word/2020/wordml/sdtdatahash" xmlns:w16se="http://schemas.microsoft.com/office/word/2015/wordml/symex" xmlns:wpg="http://schemas.microsoft.com/office/word/2010/wordprocessingGroup" xmlns:wpi="http://schemas.microsoft.com/office/word/2010/wordprocessingInk" xmlns:wne="http://schemas.microsoft.com/office/word/2006/wordml" xmlns:wps="http://schemas.microsoft.com/office/word/2010/wordprocessingShape" mc:Ignorable="w14 w15 w16se w16cid w16 w16cex w16sdtdh wp14">
+<w:hdr xmlns:wpc="http://schemas.microsoft.com/office/word/2010/wordprocessingCanvas" xmlns:cx="http://schemas.microsoft.com/office/drawing/2014/chartex" xmlns:cx1="http://schemas.microsoft.com/office/drawing/2015/9/8/chartex" xmlns:cx2="http://schemas.microsoft.com/office/drawing/2015/10/21/chartex" xmlns:cx3="http://schemas.microsoft.com/office/drawing/2016/5/9/chartex" xmlns:cx4="http://schemas.microsoft.com/office/drawing/2016/5/10/chartex" xmlns:cx5="http://schemas.microsoft.com/office/drawing/2016/5/11/chartex" xmlns:cx6="http://schemas.microsoft.com/office/drawing/2016/5/12/chartex" xmlns:cx7="http://schemas.microsoft.com/office/drawing/2016/5/13/chartex" xmlns:cx8="http://schemas.microsoft.com/office/drawing/2016/5/14/chartex" xmlns:mc="http://schemas.openxmlformats.org/markup-compatibility/2006" xmlns:aink="http://schemas.microsoft.com/office/drawing/2016/ink" xmlns:am3d="http://schemas.microsoft.com/office/drawing/2017/model3d" xmlns:o="urn:schemas-microsoft-com:office:office" xmlns:oel="http://schemas.microsoft.com/office/2019/extlst" xmlns:r="http://schemas.openxmlformats.org/officeDocument/2006/relationships" xmlns:m="http://schemas.openxmlformats.org/officeDocument/2006/math" xmlns:v="urn:schemas-microsoft-com:vml" xmlns:wp14="http://schemas.microsoft.com/office/word/2010/wordprocessingDrawing" xmlns:wp="http://schemas.openxmlformats.org/drawingml/2006/wordprocessingDrawing" xmlns:w10="urn:schemas-microsoft-com:office:word" xmlns:w="http://schemas.openxmlformats.org/wordprocessingml/2006/main" xmlns:w14="http://schemas.microsoft.com/office/word/2010/wordml" xmlns:w15="http://schemas.microsoft.com/office/word/2012/wordml" xmlns:w16cex="http://schemas.microsoft.com/office/word/2018/wordml/cex" xmlns:w16cid="http://schemas.microsoft.com/office/word/2016/wordml/cid" xmlns:w16="http://schemas.microsoft.com/office/word/2018/wordml" xmlns:w16sdtdh="http://schemas.microsoft.com/office/word/2020/wordml/sdtdatahash" xmlns:w16se="http://schemas.microsoft.com/office/word/2015/wordml/symex" xmlns:wpg="http://schemas.microsoft.com/office/word/2010/wordprocessingGroup" xmlns:wpi="http://schemas.microsoft.com/office/word/2010/wordprocessingInk" xmlns:wne="http://schemas.microsoft.com/office/word/2006/wordml" xmlns:wps="http://schemas.microsoft.com/office/word/2010/wordprocessingShape" mc:Ignorable="w14 w15 w16se w16cid w16 w16cex w16sdtdh wp14">
   <w:p>
     <w:pPr>
       <w:pStyle w:val="Header"/>
@@ -2865,6 +4619,525 @@
 </w:styles>
 </file>
 
+<file path=word/glossary/document.xml><?xml version="1.0" encoding="utf-8"?>
+<w:glossaryDocument xmlns:wpc="http://schemas.microsoft.com/office/word/2010/wordprocessingCanvas" xmlns:cx="http://schemas.microsoft.com/office/drawing/2014/chartex" xmlns:cx1="http://schemas.microsoft.com/office/drawing/2015/9/8/chartex" xmlns:cx2="http://schemas.microsoft.com/office/drawing/2015/10/21/chartex" xmlns:cx3="http://schemas.microsoft.com/office/drawing/2016/5/9/chartex" xmlns:cx4="http://schemas.microsoft.com/office/drawing/2016/5/10/chartex" xmlns:cx5="http://schemas.microsoft.com/office/drawing/2016/5/11/chartex" xmlns:cx6="http://schemas.microsoft.com/office/drawing/2016/5/12/chartex" xmlns:cx7="http://schemas.microsoft.com/office/drawing/2016/5/13/chartex" xmlns:cx8="http://schemas.microsoft.com/office/drawing/2016/5/14/chartex" xmlns:mc="http://schemas.openxmlformats.org/markup-compatibility/2006" xmlns:aink="http://schemas.microsoft.com/office/drawing/2016/ink" xmlns:am3d="http://schemas.microsoft.com/office/drawing/2017/model3d" xmlns:o="urn:schemas-microsoft-com:office:office" xmlns:oel="http://schemas.microsoft.com/office/2019/extlst" xmlns:r="http://schemas.openxmlformats.org/officeDocument/2006/relationships" xmlns:m="http://schemas.openxmlformats.org/officeDocument/2006/math" xmlns:v="urn:schemas-microsoft-com:vml" xmlns:wp14="http://schemas.microsoft.com/office/word/2010/wordprocessingDrawing" xmlns:wp="http://schemas.openxmlformats.org/drawingml/2006/wordprocessingDrawing" xmlns:w10="urn:schemas-microsoft-com:office:word" xmlns:w="http://schemas.openxmlformats.org/wordprocessingml/2006/main" xmlns:w14="http://schemas.microsoft.com/office/word/2010/wordml" xmlns:w15="http://schemas.microsoft.com/office/word/2012/wordml" xmlns:w16cex="http://schemas.microsoft.com/office/word/2018/wordml/cex" xmlns:w16cid="http://schemas.microsoft.com/office/word/2016/wordml/cid" xmlns:w16="http://schemas.microsoft.com/office/word/2018/wordml" xmlns:w16sdtdh="http://schemas.microsoft.com/office/word/2020/wordml/sdtdatahash" xmlns:w16se="http://schemas.microsoft.com/office/word/2015/wordml/symex" xmlns:wpg="http://schemas.microsoft.com/office/word/2010/wordprocessingGroup" xmlns:wpi="http://schemas.microsoft.com/office/word/2010/wordprocessingInk" xmlns:wne="http://schemas.microsoft.com/office/word/2006/wordml" xmlns:wps="http://schemas.microsoft.com/office/word/2010/wordprocessingShape" mc:Ignorable="w14 w15 w16se w16cid w16 w16cex w16sdtdh wp14">
+  <w:docParts>
+    <w:docPart>
+      <w:docPartPr>
+        <w:name w:val="DefaultPlaceholder_1081868574"/>
+        <w:category>
+          <w:name w:val="General"/>
+          <w:gallery w:val="placeholder"/>
+        </w:category>
+        <w:types>
+          <w:type w:val="bbPlcHdr"/>
+        </w:types>
+        <w:behaviors>
+          <w:behavior w:val="content"/>
+        </w:behaviors>
+        <w:guid w:val="{628FA6BF-9A1C-4FDE-8AE4-7A22B2E3AF70}"/>
+      </w:docPartPr>
+      <w:docPartBody>
+        <w:p/>
+      </w:docPartBody>
+    </w:docPart>
+  </w:docParts>
+</w:glossaryDocument>
+</file>
+
+<file path=word/glossary/fontTable.xml><?xml version="1.0" encoding="utf-8"?>
+<w:fonts xmlns:mc="http://schemas.openxmlformats.org/markup-compatibility/2006" xmlns:r="http://schemas.openxmlformats.org/officeDocument/2006/relationships" xmlns:w="http://schemas.openxmlformats.org/wordprocessingml/2006/main" xmlns:w14="http://schemas.microsoft.com/office/word/2010/wordml" xmlns:w15="http://schemas.microsoft.com/office/word/2012/wordml" xmlns:w16cex="http://schemas.microsoft.com/office/word/2018/wordml/cex" xmlns:w16cid="http://schemas.microsoft.com/office/word/2016/wordml/cid" xmlns:w16="http://schemas.microsoft.com/office/word/2018/wordml" xmlns:w16sdtdh="http://schemas.microsoft.com/office/word/2020/wordml/sdtdatahash" xmlns:w16se="http://schemas.microsoft.com/office/word/2015/wordml/symex" mc:Ignorable="w14 w15 w16se w16cid w16 w16cex w16sdtdh">
+  <w:font w:name="Calibri">
+    <w:panose1 w:val="020F0502020204030204"/>
+    <w:charset w:val="00"/>
+    <w:family w:val="swiss"/>
+    <w:pitch w:val="variable"/>
+    <w:sig w:usb0="E4002EFF" w:usb1="C000247B" w:usb2="00000009" w:usb3="00000000" w:csb0="000001FF" w:csb1="00000000"/>
+  </w:font>
+  <w:font w:name="Times New Roman">
+    <w:panose1 w:val="02020603050405020304"/>
+    <w:charset w:val="00"/>
+    <w:family w:val="roman"/>
+    <w:pitch w:val="variable"/>
+    <w:sig w:usb0="E0002EFF" w:usb1="C000785B" w:usb2="00000009" w:usb3="00000000" w:csb0="000001FF" w:csb1="00000000"/>
+  </w:font>
+  <w:font w:name="Calibri Light">
+    <w:panose1 w:val="020F0302020204030204"/>
+    <w:charset w:val="00"/>
+    <w:family w:val="swiss"/>
+    <w:pitch w:val="variable"/>
+    <w:sig w:usb0="E4002EFF" w:usb1="C000247B" w:usb2="00000009" w:usb3="00000000" w:csb0="000001FF" w:csb1="00000000"/>
+  </w:font>
+</w:fonts>
+</file>
+
+<file path=word/glossary/settings.xml><?xml version="1.0" encoding="utf-8"?>
+<w:settings xmlns:mc="http://schemas.openxmlformats.org/markup-compatibility/2006" xmlns:o="urn:schemas-microsoft-com:office:office" xmlns:r="http://schemas.openxmlformats.org/officeDocument/2006/relationships" xmlns:m="http://schemas.openxmlformats.org/officeDocument/2006/math" xmlns:v="urn:schemas-microsoft-com:vml" xmlns:w10="urn:schemas-microsoft-com:office:word" xmlns:w="http://schemas.openxmlformats.org/wordprocessingml/2006/main" xmlns:w14="http://schemas.microsoft.com/office/word/2010/wordml" xmlns:w15="http://schemas.microsoft.com/office/word/2012/wordml" xmlns:w16cex="http://schemas.microsoft.com/office/word/2018/wordml/cex" xmlns:w16cid="http://schemas.microsoft.com/office/word/2016/wordml/cid" xmlns:w16="http://schemas.microsoft.com/office/word/2018/wordml" xmlns:w16sdtdh="http://schemas.microsoft.com/office/word/2020/wordml/sdtdatahash" xmlns:w16se="http://schemas.microsoft.com/office/word/2015/wordml/symex" xmlns:sl="http://schemas.openxmlformats.org/schemaLibrary/2006/main" mc:Ignorable="w14 w15 w16se w16cid w16 w16cex w16sdtdh">
+  <w:defaultTabStop w:val="720"/>
+  <w:characterSpacingControl w:val="doNotCompress"/>
+  <w:compat>
+    <w:useFELayout/>
+    <w:compatSetting w:name="compatibilityMode" w:uri="http://schemas.microsoft.com/office/word" w:val="12"/>
+    <w:compatSetting w:name="useWord2013TrackBottomHyphenation" w:uri="http://schemas.microsoft.com/office/word" w:val="1"/>
+  </w:compat>
+  <w:rsids>
+    <w:rsidRoot w:val="00F51B9A"/>
+    <w:rsid w:val="007B2CCB"/>
+    <w:rsid w:val="00F51B9A"/>
+  </w:rsids>
+  <m:mathPr>
+    <m:mathFont m:val="Cambria Math"/>
+    <m:brkBin m:val="before"/>
+    <m:brkBinSub m:val="--"/>
+    <m:smallFrac m:val="0"/>
+    <m:dispDef/>
+    <m:lMargin m:val="0"/>
+    <m:rMargin m:val="0"/>
+    <m:defJc m:val="centerGroup"/>
+    <m:wrapIndent m:val="1440"/>
+    <m:intLim m:val="subSup"/>
+    <m:naryLim m:val="undOvr"/>
+  </m:mathPr>
+  <w:themeFontLang w:val="en-GB"/>
+  <w:clrSchemeMapping w:bg1="light1" w:t1="dark1" w:bg2="light2" w:t2="dark2" w:accent1="accent1" w:accent2="accent2" w:accent3="accent3" w:accent4="accent4" w:accent5="accent5" w:accent6="accent6" w:hyperlink="hyperlink" w:followedHyperlink="followedHyperlink"/>
+  <w:decimalSymbol w:val="."/>
+  <w:listSeparator w:val=","/>
+</w:settings>
+</file>
+
+<file path=word/glossary/styles.xml><?xml version="1.0" encoding="utf-8"?>
+<w:styles xmlns:mc="http://schemas.openxmlformats.org/markup-compatibility/2006" xmlns:r="http://schemas.openxmlformats.org/officeDocument/2006/relationships" xmlns:w="http://schemas.openxmlformats.org/wordprocessingml/2006/main" xmlns:w14="http://schemas.microsoft.com/office/word/2010/wordml" xmlns:w15="http://schemas.microsoft.com/office/word/2012/wordml" xmlns:w16cex="http://schemas.microsoft.com/office/word/2018/wordml/cex" xmlns:w16cid="http://schemas.microsoft.com/office/word/2016/wordml/cid" xmlns:w16="http://schemas.microsoft.com/office/word/2018/wordml" xmlns:w16sdtdh="http://schemas.microsoft.com/office/word/2020/wordml/sdtdatahash" xmlns:w16se="http://schemas.microsoft.com/office/word/2015/wordml/symex" mc:Ignorable="w14 w15 w16se w16cid w16 w16cex w16sdtdh">
+  <w:docDefaults>
+    <w:rPrDefault>
+      <w:rPr>
+        <w:rFonts w:asciiTheme="minorHAnsi" w:eastAsiaTheme="minorEastAsia" w:hAnsiTheme="minorHAnsi" w:cstheme="minorBidi"/>
+        <w:sz w:val="22"/>
+        <w:szCs w:val="22"/>
+        <w:lang w:val="en-GB" w:eastAsia="en-GB" w:bidi="ar-SA"/>
+      </w:rPr>
+    </w:rPrDefault>
+    <w:pPrDefault>
+      <w:pPr>
+        <w:spacing w:after="160" w:line="259" w:lineRule="auto"/>
+      </w:pPr>
+    </w:pPrDefault>
+  </w:docDefaults>
+  <w:latentStyles w:defLockedState="0" w:defUIPriority="99" w:defSemiHidden="0" w:defUnhideWhenUsed="0" w:defQFormat="0" w:count="376">
+    <w:lsdException w:name="Normal" w:uiPriority="0" w:qFormat="1"/>
+    <w:lsdException w:name="heading 1" w:uiPriority="9" w:qFormat="1"/>
+    <w:lsdException w:name="heading 2" w:semiHidden="1" w:uiPriority="9" w:unhideWhenUsed="1" w:qFormat="1"/>
+    <w:lsdException w:name="heading 3" w:semiHidden="1" w:uiPriority="9" w:unhideWhenUsed="1" w:qFormat="1"/>
+    <w:lsdException w:name="heading 4" w:semiHidden="1" w:uiPriority="9" w:unhideWhenUsed="1" w:qFormat="1"/>
+    <w:lsdException w:name="heading 5" w:semiHidden="1" w:uiPriority="9" w:unhideWhenUsed="1" w:qFormat="1"/>
+    <w:lsdException w:name="heading 6" w:semiHidden="1" w:uiPriority="9" w:unhideWhenUsed="1" w:qFormat="1"/>
+    <w:lsdException w:name="heading 7" w:semiHidden="1" w:uiPriority="9" w:unhideWhenUsed="1" w:qFormat="1"/>
+    <w:lsdException w:name="heading 8" w:semiHidden="1" w:uiPriority="9" w:unhideWhenUsed="1" w:qFormat="1"/>
+    <w:lsdException w:name="heading 9" w:semiHidden="1" w:uiPriority="9" w:unhideWhenUsed="1" w:qFormat="1"/>
+    <w:lsdException w:name="index 1" w:semiHidden="1" w:unhideWhenUsed="1"/>
+    <w:lsdException w:name="index 2" w:semiHidden="1" w:unhideWhenUsed="1"/>
+    <w:lsdException w:name="index 3" w:semiHidden="1" w:unhideWhenUsed="1"/>
+    <w:lsdException w:name="index 4" w:semiHidden="1" w:unhideWhenUsed="1"/>
+    <w:lsdException w:name="index 5" w:semiHidden="1" w:unhideWhenUsed="1"/>
+    <w:lsdException w:name="index 6" w:semiHidden="1" w:unhideWhenUsed="1"/>
+    <w:lsdException w:name="index 7" w:semiHidden="1" w:unhideWhenUsed="1"/>
+    <w:lsdException w:name="index 8" w:semiHidden="1" w:unhideWhenUsed="1"/>
+    <w:lsdException w:name="index 9" w:semiHidden="1" w:unhideWhenUsed="1"/>
+    <w:lsdException w:name="toc 1" w:semiHidden="1" w:uiPriority="39" w:unhideWhenUsed="1"/>
+    <w:lsdException w:name="toc 2" w:semiHidden="1" w:uiPriority="39" w:unhideWhenUsed="1"/>
+    <w:lsdException w:name="toc 3" w:semiHidden="1" w:uiPriority="39" w:unhideWhenUsed="1"/>
+    <w:lsdException w:name="toc 4" w:semiHidden="1" w:uiPriority="39" w:unhideWhenUsed="1"/>
+    <w:lsdException w:name="toc 5" w:semiHidden="1" w:uiPriority="39" w:unhideWhenUsed="1"/>
+    <w:lsdException w:name="toc 6" w:semiHidden="1" w:uiPriority="39" w:unhideWhenUsed="1"/>
+    <w:lsdException w:name="toc 7" w:semiHidden="1" w:uiPriority="39" w:unhideWhenUsed="1"/>
+    <w:lsdException w:name="toc 8" w:semiHidden="1" w:uiPriority="39" w:unhideWhenUsed="1"/>
+    <w:lsdException w:name="toc 9" w:semiHidden="1" w:uiPriority="39" w:unhideWhenUsed="1"/>
+    <w:lsdException w:name="Normal Indent" w:semiHidden="1" w:unhideWhenUsed="1"/>
+    <w:lsdException w:name="footnote text" w:semiHidden="1" w:unhideWhenUsed="1"/>
+    <w:lsdException w:name="annotation text" w:semiHidden="1" w:unhideWhenUsed="1"/>
+    <w:lsdException w:name="header" w:semiHidden="1" w:unhideWhenUsed="1"/>
+    <w:lsdException w:name="footer" w:semiHidden="1" w:unhideWhenUsed="1"/>
+    <w:lsdException w:name="index heading" w:semiHidden="1" w:unhideWhenUsed="1"/>
+    <w:lsdException w:name="caption" w:semiHidden="1" w:uiPriority="35" w:unhideWhenUsed="1" w:qFormat="1"/>
+    <w:lsdException w:name="table of figures" w:semiHidden="1" w:unhideWhenUsed="1"/>
+    <w:lsdException w:name="envelope address" w:semiHidden="1" w:unhideWhenUsed="1"/>
+    <w:lsdException w:name="envelope return" w:semiHidden="1" w:unhideWhenUsed="1"/>
+    <w:lsdException w:name="footnote reference" w:semiHidden="1" w:unhideWhenUsed="1"/>
+    <w:lsdException w:name="annotation reference" w:semiHidden="1" w:unhideWhenUsed="1"/>
+    <w:lsdException w:name="line number" w:semiHidden="1" w:unhideWhenUsed="1"/>
+    <w:lsdException w:name="page number" w:semiHidden="1" w:unhideWhenUsed="1"/>
+    <w:lsdException w:name="endnote reference" w:semiHidden="1" w:unhideWhenUsed="1"/>
+    <w:lsdException w:name="endnote text" w:semiHidden="1" w:unhideWhenUsed="1"/>
+    <w:lsdException w:name="table of authorities" w:semiHidden="1" w:unhideWhenUsed="1"/>
+    <w:lsdException w:name="macro" w:semiHidden="1" w:unhideWhenUsed="1"/>
+    <w:lsdException w:name="toa heading" w:semiHidden="1" w:unhideWhenUsed="1"/>
+    <w:lsdException w:name="List" w:semiHidden="1" w:unhideWhenUsed="1"/>
+    <w:lsdException w:name="List Bullet" w:semiHidden="1" w:unhideWhenUsed="1"/>
+    <w:lsdException w:name="List Number" w:semiHidden="1" w:unhideWhenUsed="1"/>
+    <w:lsdException w:name="List 2" w:semiHidden="1" w:unhideWhenUsed="1"/>
+    <w:lsdException w:name="List 3" w:semiHidden="1" w:unhideWhenUsed="1"/>
+    <w:lsdException w:name="List 4" w:semiHidden="1" w:unhideWhenUsed="1"/>
+    <w:lsdException w:name="List 5" w:semiHidden="1" w:unhideWhenUsed="1"/>
+    <w:lsdException w:name="List Bullet 2" w:semiHidden="1" w:unhideWhenUsed="1"/>
+    <w:lsdException w:name="List Bullet 3" w:semiHidden="1" w:unhideWhenUsed="1"/>
+    <w:lsdException w:name="List Bullet 4" w:semiHidden="1" w:unhideWhenUsed="1"/>
+    <w:lsdException w:name="List Bullet 5" w:semiHidden="1" w:unhideWhenUsed="1"/>
+    <w:lsdException w:name="List Number 2" w:semiHidden="1" w:unhideWhenUsed="1"/>
+    <w:lsdException w:name="List Number 3" w:semiHidden="1" w:unhideWhenUsed="1"/>
+    <w:lsdException w:name="List Number 4" w:semiHidden="1" w:unhideWhenUsed="1"/>
+    <w:lsdException w:name="List Number 5" w:semiHidden="1" w:unhideWhenUsed="1"/>
+    <w:lsdException w:name="Title" w:uiPriority="10" w:qFormat="1"/>
+    <w:lsdException w:name="Closing" w:semiHidden="1" w:unhideWhenUsed="1"/>
+    <w:lsdException w:name="Signature" w:semiHidden="1" w:unhideWhenUsed="1"/>
+    <w:lsdException w:name="Default Paragraph Font" w:semiHidden="1" w:uiPriority="1" w:unhideWhenUsed="1"/>
+    <w:lsdException w:name="Body Text" w:semiHidden="1" w:unhideWhenUsed="1"/>
+    <w:lsdException w:name="Body Text Indent" w:semiHidden="1" w:unhideWhenUsed="1"/>
+    <w:lsdException w:name="List Continue" w:semiHidden="1" w:unhideWhenUsed="1"/>
+    <w:lsdException w:name="List Continue 2" w:semiHidden="1" w:unhideWhenUsed="1"/>
+    <w:lsdException w:name="List Continue 3" w:semiHidden="1" w:unhideWhenUsed="1"/>
+    <w:lsdException w:name="List Continue 4" w:semiHidden="1" w:unhideWhenUsed="1"/>
+    <w:lsdException w:name="List Continue 5" w:semiHidden="1" w:unhideWhenUsed="1"/>
+    <w:lsdException w:name="Message Header" w:semiHidden="1" w:unhideWhenUsed="1"/>
+    <w:lsdException w:name="Subtitle" w:uiPriority="11" w:qFormat="1"/>
+    <w:lsdException w:name="Salutation" w:semiHidden="1" w:unhideWhenUsed="1"/>
+    <w:lsdException w:name="Date" w:semiHidden="1" w:unhideWhenUsed="1"/>
+    <w:lsdException w:name="Body Text First Indent" w:semiHidden="1" w:unhideWhenUsed="1"/>
+    <w:lsdException w:name="Body Text First Indent 2" w:semiHidden="1" w:unhideWhenUsed="1"/>
+    <w:lsdException w:name="Note Heading" w:semiHidden="1" w:unhideWhenUsed="1"/>
+    <w:lsdException w:name="Body Text 2" w:semiHidden="1" w:unhideWhenUsed="1"/>
+    <w:lsdException w:name="Body Text 3" w:semiHidden="1" w:unhideWhenUsed="1"/>
+    <w:lsdException w:name="Body Text Indent 2" w:semiHidden="1" w:unhideWhenUsed="1"/>
+    <w:lsdException w:name="Body Text Indent 3" w:semiHidden="1" w:unhideWhenUsed="1"/>
+    <w:lsdException w:name="Block Text" w:semiHidden="1" w:unhideWhenUsed="1"/>
+    <w:lsdException w:name="Hyperlink" w:semiHidden="1" w:unhideWhenUsed="1"/>
+    <w:lsdException w:name="FollowedHyperlink" w:semiHidden="1" w:unhideWhenUsed="1"/>
+    <w:lsdException w:name="Strong" w:uiPriority="22" w:qFormat="1"/>
+    <w:lsdException w:name="Emphasis" w:uiPriority="20" w:qFormat="1"/>
+    <w:lsdException w:name="Document Map" w:semiHidden="1" w:unhideWhenUsed="1"/>
+    <w:lsdException w:name="Plain Text" w:semiHidden="1" w:unhideWhenUsed="1"/>
+    <w:lsdException w:name="E-mail Signature" w:semiHidden="1" w:unhideWhenUsed="1"/>
+    <w:lsdException w:name="HTML Top of Form" w:semiHidden="1" w:unhideWhenUsed="1"/>
+    <w:lsdException w:name="HTML Bottom of Form" w:semiHidden="1" w:unhideWhenUsed="1"/>
+    <w:lsdException w:name="Normal (Web)" w:semiHidden="1" w:unhideWhenUsed="1"/>
+    <w:lsdException w:name="HTML Acronym" w:semiHidden="1" w:unhideWhenUsed="1"/>
+    <w:lsdException w:name="HTML Address" w:semiHidden="1" w:unhideWhenUsed="1"/>
+    <w:lsdException w:name="HTML Cite" w:semiHidden="1" w:unhideWhenUsed="1"/>
+    <w:lsdException w:name="HTML Code" w:semiHidden="1" w:unhideWhenUsed="1"/>
+    <w:lsdException w:name="HTML Definition" w:semiHidden="1" w:unhideWhenUsed="1"/>
+    <w:lsdException w:name="HTML Keyboard" w:semiHidden="1" w:unhideWhenUsed="1"/>
+    <w:lsdException w:name="HTML Preformatted" w:semiHidden="1" w:unhideWhenUsed="1"/>
+    <w:lsdException w:name="HTML Sample" w:semiHidden="1" w:unhideWhenUsed="1"/>
+    <w:lsdException w:name="HTML Typewriter" w:semiHidden="1" w:unhideWhenUsed="1"/>
+    <w:lsdException w:name="HTML Variable" w:semiHidden="1" w:unhideWhenUsed="1"/>
+    <w:lsdException w:name="Normal Table" w:semiHidden="1" w:unhideWhenUsed="1"/>
+    <w:lsdException w:name="annotation subject" w:semiHidden="1" w:unhideWhenUsed="1"/>
+    <w:lsdException w:name="No List" w:semiHidden="1" w:unhideWhenUsed="1"/>
+    <w:lsdException w:name="Outline List 1" w:semiHidden="1" w:unhideWhenUsed="1"/>
+    <w:lsdException w:name="Outline List 2" w:semiHidden="1" w:unhideWhenUsed="1"/>
+    <w:lsdException w:name="Outline List 3" w:semiHidden="1" w:unhideWhenUsed="1"/>
+    <w:lsdException w:name="Table Simple 1" w:semiHidden="1" w:unhideWhenUsed="1"/>
+    <w:lsdException w:name="Table Simple 2" w:semiHidden="1" w:unhideWhenUsed="1"/>
+    <w:lsdException w:name="Table Simple 3" w:semiHidden="1" w:unhideWhenUsed="1"/>
+    <w:lsdException w:name="Table Classic 1" w:semiHidden="1" w:unhideWhenUsed="1"/>
+    <w:lsdException w:name="Table Classic 2" w:semiHidden="1" w:unhideWhenUsed="1"/>
+    <w:lsdException w:name="Table Classic 3" w:semiHidden="1" w:unhideWhenUsed="1"/>
+    <w:lsdException w:name="Table Classic 4" w:semiHidden="1" w:unhideWhenUsed="1"/>
+    <w:lsdException w:name="Table Colorful 1" w:semiHidden="1" w:unhideWhenUsed="1"/>
+    <w:lsdException w:name="Table Colorful 2" w:semiHidden="1" w:unhideWhenUsed="1"/>
+    <w:lsdException w:name="Table Colorful 3" w:semiHidden="1" w:unhideWhenUsed="1"/>
+    <w:lsdException w:name="Table Columns 1" w:semiHidden="1" w:unhideWhenUsed="1"/>
+    <w:lsdException w:name="Table Columns 2" w:semiHidden="1" w:unhideWhenUsed="1"/>
+    <w:lsdException w:name="Table Columns 3" w:semiHidden="1" w:unhideWhenUsed="1"/>
+    <w:lsdException w:name="Table Columns 4" w:semiHidden="1" w:unhideWhenUsed="1"/>
+    <w:lsdException w:name="Table Columns 5" w:semiHidden="1" w:unhideWhenUsed="1"/>
+    <w:lsdException w:name="Table Grid 1" w:semiHidden="1" w:unhideWhenUsed="1"/>
+    <w:lsdException w:name="Table Grid 2" w:semiHidden="1" w:unhideWhenUsed="1"/>
+    <w:lsdException w:name="Table Grid 3" w:semiHidden="1" w:unhideWhenUsed="1"/>
+    <w:lsdException w:name="Table Grid 4" w:semiHidden="1" w:unhideWhenUsed="1"/>
+    <w:lsdException w:name="Table Grid 5" w:semiHidden="1" w:unhideWhenUsed="1"/>
+    <w:lsdException w:name="Table Grid 6" w:semiHidden="1" w:unhideWhenUsed="1"/>
+    <w:lsdException w:name="Table Grid 7" w:semiHidden="1" w:unhideWhenUsed="1"/>
+    <w:lsdException w:name="Table Grid 8" w:semiHidden="1" w:unhideWhenUsed="1"/>
+    <w:lsdException w:name="Table List 1" w:semiHidden="1" w:unhideWhenUsed="1"/>
+    <w:lsdException w:name="Table List 2" w:semiHidden="1" w:unhideWhenUsed="1"/>
+    <w:lsdException w:name="Table List 3" w:semiHidden="1" w:unhideWhenUsed="1"/>
+    <w:lsdException w:name="Table List 4" w:semiHidden="1" w:unhideWhenUsed="1"/>
+    <w:lsdException w:name="Table List 5" w:semiHidden="1" w:unhideWhenUsed="1"/>
+    <w:lsdException w:name="Table List 6" w:semiHidden="1" w:unhideWhenUsed="1"/>
+    <w:lsdException w:name="Table List 7" w:semiHidden="1" w:unhideWhenUsed="1"/>
+    <w:lsdException w:name="Table List 8" w:semiHidden="1" w:unhideWhenUsed="1"/>
+    <w:lsdException w:name="Table 3D effects 1" w:semiHidden="1" w:unhideWhenUsed="1"/>
+    <w:lsdException w:name="Table 3D effects 2" w:semiHidden="1" w:unhideWhenUsed="1"/>
+    <w:lsdException w:name="Table 3D effects 3" w:semiHidden="1" w:unhideWhenUsed="1"/>
+    <w:lsdException w:name="Table Contemporary" w:semiHidden="1" w:unhideWhenUsed="1"/>
+    <w:lsdException w:name="Table Elegant" w:semiHidden="1" w:unhideWhenUsed="1"/>
+    <w:lsdException w:name="Table Professional" w:semiHidden="1" w:unhideWhenUsed="1"/>
+    <w:lsdException w:name="Table Subtle 1" w:semiHidden="1" w:unhideWhenUsed="1"/>
+    <w:lsdException w:name="Table Subtle 2" w:semiHidden="1" w:unhideWhenUsed="1"/>
+    <w:lsdException w:name="Table Web 1" w:semiHidden="1" w:unhideWhenUsed="1"/>
+    <w:lsdException w:name="Table Web 2" w:semiHidden="1" w:unhideWhenUsed="1"/>
+    <w:lsdException w:name="Table Web 3" w:semiHidden="1" w:unhideWhenUsed="1"/>
+    <w:lsdException w:name="Balloon Text" w:semiHidden="1" w:unhideWhenUsed="1"/>
+    <w:lsdException w:name="Table Grid" w:uiPriority="39"/>
+    <w:lsdException w:name="Table Theme" w:semiHidden="1" w:unhideWhenUsed="1"/>
+    <w:lsdException w:name="Placeholder Text" w:semiHidden="1"/>
+    <w:lsdException w:name="No Spacing" w:uiPriority="1" w:qFormat="1"/>
+    <w:lsdException w:name="Light Shading" w:uiPriority="60"/>
+    <w:lsdException w:name="Light List" w:uiPriority="61"/>
+    <w:lsdException w:name="Light Grid" w:uiPriority="62"/>
+    <w:lsdException w:name="Medium Shading 1" w:uiPriority="63"/>
+    <w:lsdException w:name="Medium Shading 2" w:uiPriority="64"/>
+    <w:lsdException w:name="Medium List 1" w:uiPriority="65"/>
+    <w:lsdException w:name="Medium List 2" w:uiPriority="66"/>
+    <w:lsdException w:name="Medium Grid 1" w:uiPriority="67"/>
+    <w:lsdException w:name="Medium Grid 2" w:uiPriority="68"/>
+    <w:lsdException w:name="Medium Grid 3" w:uiPriority="69"/>
+    <w:lsdException w:name="Dark List" w:uiPriority="70"/>
+    <w:lsdException w:name="Colorful Shading" w:uiPriority="71"/>
+    <w:lsdException w:name="Colorful List" w:uiPriority="72"/>
+    <w:lsdException w:name="Colorful Grid" w:uiPriority="73"/>
+    <w:lsdException w:name="Light Shading Accent 1" w:uiPriority="60"/>
+    <w:lsdException w:name="Light List Accent 1" w:uiPriority="61"/>
+    <w:lsdException w:name="Light Grid Accent 1" w:uiPriority="62"/>
+    <w:lsdException w:name="Medium Shading 1 Accent 1" w:uiPriority="63"/>
+    <w:lsdException w:name="Medium Shading 2 Accent 1" w:uiPriority="64"/>
+    <w:lsdException w:name="Medium List 1 Accent 1" w:uiPriority="65"/>
+    <w:lsdException w:name="Revision" w:semiHidden="1"/>
+    <w:lsdException w:name="List Paragraph" w:uiPriority="34" w:qFormat="1"/>
+    <w:lsdException w:name="Quote" w:uiPriority="29" w:qFormat="1"/>
+    <w:lsdException w:name="Intense Quote" w:uiPriority="30" w:qFormat="1"/>
+    <w:lsdException w:name="Medium List 2 Accent 1" w:uiPriority="66"/>
+    <w:lsdException w:name="Medium Grid 1 Accent 1" w:uiPriority="67"/>
+    <w:lsdException w:name="Medium Grid 2 Accent 1" w:uiPriority="68"/>
+    <w:lsdException w:name="Medium Grid 3 Accent 1" w:uiPriority="69"/>
+    <w:lsdException w:name="Dark List Accent 1" w:uiPriority="70"/>
+    <w:lsdException w:name="Colorful Shading Accent 1" w:uiPriority="71"/>
+    <w:lsdException w:name="Colorful List Accent 1" w:uiPriority="72"/>
+    <w:lsdException w:name="Colorful Grid Accent 1" w:uiPriority="73"/>
+    <w:lsdException w:name="Light Shading Accent 2" w:uiPriority="60"/>
+    <w:lsdException w:name="Light List Accent 2" w:uiPriority="61"/>
+    <w:lsdException w:name="Light Grid Accent 2" w:uiPriority="62"/>
+    <w:lsdException w:name="Medium Shading 1 Accent 2" w:uiPriority="63"/>
+    <w:lsdException w:name="Medium Shading 2 Accent 2" w:uiPriority="64"/>
+    <w:lsdException w:name="Medium List 1 Accent 2" w:uiPriority="65"/>
+    <w:lsdException w:name="Medium List 2 Accent 2" w:uiPriority="66"/>
+    <w:lsdException w:name="Medium Grid 1 Accent 2" w:uiPriority="67"/>
+    <w:lsdException w:name="Medium Grid 2 Accent 2" w:uiPriority="68"/>
+    <w:lsdException w:name="Medium Grid 3 Accent 2" w:uiPriority="69"/>
+    <w:lsdException w:name="Dark List Accent 2" w:uiPriority="70"/>
+    <w:lsdException w:name="Colorful Shading Accent 2" w:uiPriority="71"/>
+    <w:lsdException w:name="Colorful List Accent 2" w:uiPriority="72"/>
+    <w:lsdException w:name="Colorful Grid Accent 2" w:uiPriority="73"/>
+    <w:lsdException w:name="Light Shading Accent 3" w:uiPriority="60"/>
+    <w:lsdException w:name="Light List Accent 3" w:uiPriority="61"/>
+    <w:lsdException w:name="Light Grid Accent 3" w:uiPriority="62"/>
+    <w:lsdException w:name="Medium Shading 1 Accent 3" w:uiPriority="63"/>
+    <w:lsdException w:name="Medium Shading 2 Accent 3" w:uiPriority="64"/>
+    <w:lsdException w:name="Medium List 1 Accent 3" w:uiPriority="65"/>
+    <w:lsdException w:name="Medium List 2 Accent 3" w:uiPriority="66"/>
+    <w:lsdException w:name="Medium Grid 1 Accent 3" w:uiPriority="67"/>
+    <w:lsdException w:name="Medium Grid 2 Accent 3" w:uiPriority="68"/>
+    <w:lsdException w:name="Medium Grid 3 Accent 3" w:uiPriority="69"/>
+    <w:lsdException w:name="Dark List Accent 3" w:uiPriority="70"/>
+    <w:lsdException w:name="Colorful Shading Accent 3" w:uiPriority="71"/>
+    <w:lsdException w:name="Colorful List Accent 3" w:uiPriority="72"/>
+    <w:lsdException w:name="Colorful Grid Accent 3" w:uiPriority="73"/>
+    <w:lsdException w:name="Light Shading Accent 4" w:uiPriority="60"/>
+    <w:lsdException w:name="Light List Accent 4" w:uiPriority="61"/>
+    <w:lsdException w:name="Light Grid Accent 4" w:uiPriority="62"/>
+    <w:lsdException w:name="Medium Shading 1 Accent 4" w:uiPriority="63"/>
+    <w:lsdException w:name="Medium Shading 2 Accent 4" w:uiPriority="64"/>
+    <w:lsdException w:name="Medium List 1 Accent 4" w:uiPriority="65"/>
+    <w:lsdException w:name="Medium List 2 Accent 4" w:uiPriority="66"/>
+    <w:lsdException w:name="Medium Grid 1 Accent 4" w:uiPriority="67"/>
+    <w:lsdException w:name="Medium Grid 2 Accent 4" w:uiPriority="68"/>
+    <w:lsdException w:name="Medium Grid 3 Accent 4" w:uiPriority="69"/>
+    <w:lsdException w:name="Dark List Accent 4" w:uiPriority="70"/>
+    <w:lsdException w:name="Colorful Shading Accent 4" w:uiPriority="71"/>
+    <w:lsdException w:name="Colorful List Accent 4" w:uiPriority="72"/>
+    <w:lsdException w:name="Colorful Grid Accent 4" w:uiPriority="73"/>
+    <w:lsdException w:name="Light Shading Accent 5" w:uiPriority="60"/>
+    <w:lsdException w:name="Light List Accent 5" w:uiPriority="61"/>
+    <w:lsdException w:name="Light Grid Accent 5" w:uiPriority="62"/>
+    <w:lsdException w:name="Medium Shading 1 Accent 5" w:uiPriority="63"/>
+    <w:lsdException w:name="Medium Shading 2 Accent 5" w:uiPriority="64"/>
+    <w:lsdException w:name="Medium List 1 Accent 5" w:uiPriority="65"/>
+    <w:lsdException w:name="Medium List 2 Accent 5" w:uiPriority="66"/>
+    <w:lsdException w:name="Medium Grid 1 Accent 5" w:uiPriority="67"/>
+    <w:lsdException w:name="Medium Grid 2 Accent 5" w:uiPriority="68"/>
+    <w:lsdException w:name="Medium Grid 3 Accent 5" w:uiPriority="69"/>
+    <w:lsdException w:name="Dark List Accent 5" w:uiPriority="70"/>
+    <w:lsdException w:name="Colorful Shading Accent 5" w:uiPriority="71"/>
+    <w:lsdException w:name="Colorful List Accent 5" w:uiPriority="72"/>
+    <w:lsdException w:name="Colorful Grid Accent 5" w:uiPriority="73"/>
+    <w:lsdException w:name="Light Shading Accent 6" w:uiPriority="60"/>
+    <w:lsdException w:name="Light List Accent 6" w:uiPriority="61"/>
+    <w:lsdException w:name="Light Grid Accent 6" w:uiPriority="62"/>
+    <w:lsdException w:name="Medium Shading 1 Accent 6" w:uiPriority="63"/>
+    <w:lsdException w:name="Medium Shading 2 Accent 6" w:uiPriority="64"/>
+    <w:lsdException w:name="Medium List 1 Accent 6" w:uiPriority="65"/>
+    <w:lsdException w:name="Medium List 2 Accent 6" w:uiPriority="66"/>
+    <w:lsdException w:name="Medium Grid 1 Accent 6" w:uiPriority="67"/>
+    <w:lsdException w:name="Medium Grid 2 Accent 6" w:uiPriority="68"/>
+    <w:lsdException w:name="Medium Grid 3 Accent 6" w:uiPriority="69"/>
+    <w:lsdException w:name="Dark List Accent 6" w:uiPriority="70"/>
+    <w:lsdException w:name="Colorful Shading Accent 6" w:uiPriority="71"/>
+    <w:lsdException w:name="Colorful List Accent 6" w:uiPriority="72"/>
+    <w:lsdException w:name="Colorful Grid Accent 6" w:uiPriority="73"/>
+    <w:lsdException w:name="Subtle Emphasis" w:uiPriority="19" w:qFormat="1"/>
+    <w:lsdException w:name="Intense Emphasis" w:uiPriority="21" w:qFormat="1"/>
+    <w:lsdException w:name="Subtle Reference" w:uiPriority="31" w:qFormat="1"/>
+    <w:lsdException w:name="Intense Reference" w:uiPriority="32" w:qFormat="1"/>
+    <w:lsdException w:name="Book Title" w:uiPriority="33" w:qFormat="1"/>
+    <w:lsdException w:name="Bibliography" w:semiHidden="1" w:uiPriority="37" w:unhideWhenUsed="1"/>
+    <w:lsdException w:name="TOC Heading" w:semiHidden="1" w:uiPriority="39" w:unhideWhenUsed="1" w:qFormat="1"/>
+    <w:lsdException w:name="Plain Table 1" w:uiPriority="41"/>
+    <w:lsdException w:name="Plain Table 2" w:uiPriority="42"/>
+    <w:lsdException w:name="Plain Table 3" w:uiPriority="43"/>
+    <w:lsdException w:name="Plain Table 4" w:uiPriority="44"/>
+    <w:lsdException w:name="Plain Table 5" w:uiPriority="45"/>
+    <w:lsdException w:name="Grid Table Light" w:uiPriority="40"/>
+    <w:lsdException w:name="Grid Table 1 Light" w:uiPriority="46"/>
+    <w:lsdException w:name="Grid Table 2" w:uiPriority="47"/>
+    <w:lsdException w:name="Grid Table 3" w:uiPriority="48"/>
+    <w:lsdException w:name="Grid Table 4" w:uiPriority="49"/>
+    <w:lsdException w:name="Grid Table 5 Dark" w:uiPriority="50"/>
+    <w:lsdException w:name="Grid Table 6 Colorful" w:uiPriority="51"/>
+    <w:lsdException w:name="Grid Table 7 Colorful" w:uiPriority="52"/>
+    <w:lsdException w:name="Grid Table 1 Light Accent 1" w:uiPriority="46"/>
+    <w:lsdException w:name="Grid Table 2 Accent 1" w:uiPriority="47"/>
+    <w:lsdException w:name="Grid Table 3 Accent 1" w:uiPriority="48"/>
+    <w:lsdException w:name="Grid Table 4 Accent 1" w:uiPriority="49"/>
+    <w:lsdException w:name="Grid Table 5 Dark Accent 1" w:uiPriority="50"/>
+    <w:lsdException w:name="Grid Table 6 Colorful Accent 1" w:uiPriority="51"/>
+    <w:lsdException w:name="Grid Table 7 Colorful Accent 1" w:uiPriority="52"/>
+    <w:lsdException w:name="Grid Table 1 Light Accent 2" w:uiPriority="46"/>
+    <w:lsdException w:name="Grid Table 2 Accent 2" w:uiPriority="47"/>
+    <w:lsdException w:name="Grid Table 3 Accent 2" w:uiPriority="48"/>
+    <w:lsdException w:name="Grid Table 4 Accent 2" w:uiPriority="49"/>
+    <w:lsdException w:name="Grid Table 5 Dark Accent 2" w:uiPriority="50"/>
+    <w:lsdException w:name="Grid Table 6 Colorful Accent 2" w:uiPriority="51"/>
+    <w:lsdException w:name="Grid Table 7 Colorful Accent 2" w:uiPriority="52"/>
+    <w:lsdException w:name="Grid Table 1 Light Accent 3" w:uiPriority="46"/>
+    <w:lsdException w:name="Grid Table 2 Accent 3" w:uiPriority="47"/>
+    <w:lsdException w:name="Grid Table 3 Accent 3" w:uiPriority="48"/>
+    <w:lsdException w:name="Grid Table 4 Accent 3" w:uiPriority="49"/>
+    <w:lsdException w:name="Grid Table 5 Dark Accent 3" w:uiPriority="50"/>
+    <w:lsdException w:name="Grid Table 6 Colorful Accent 3" w:uiPriority="51"/>
+    <w:lsdException w:name="Grid Table 7 Colorful Accent 3" w:uiPriority="52"/>
+    <w:lsdException w:name="Grid Table 1 Light Accent 4" w:uiPriority="46"/>
+    <w:lsdException w:name="Grid Table 2 Accent 4" w:uiPriority="47"/>
+    <w:lsdException w:name="Grid Table 3 Accent 4" w:uiPriority="48"/>
+    <w:lsdException w:name="Grid Table 4 Accent 4" w:uiPriority="49"/>
+    <w:lsdException w:name="Grid Table 5 Dark Accent 4" w:uiPriority="50"/>
+    <w:lsdException w:name="Grid Table 6 Colorful Accent 4" w:uiPriority="51"/>
+    <w:lsdException w:name="Grid Table 7 Colorful Accent 4" w:uiPriority="52"/>
+    <w:lsdException w:name="Grid Table 1 Light Accent 5" w:uiPriority="46"/>
+    <w:lsdException w:name="Grid Table 2 Accent 5" w:uiPriority="47"/>
+    <w:lsdException w:name="Grid Table 3 Accent 5" w:uiPriority="48"/>
+    <w:lsdException w:name="Grid Table 4 Accent 5" w:uiPriority="49"/>
+    <w:lsdException w:name="Grid Table 5 Dark Accent 5" w:uiPriority="50"/>
+    <w:lsdException w:name="Grid Table 6 Colorful Accent 5" w:uiPriority="51"/>
+    <w:lsdException w:name="Grid Table 7 Colorful Accent 5" w:uiPriority="52"/>
+    <w:lsdException w:name="Grid Table 1 Light Accent 6" w:uiPriority="46"/>
+    <w:lsdException w:name="Grid Table 2 Accent 6" w:uiPriority="47"/>
+    <w:lsdException w:name="Grid Table 3 Accent 6" w:uiPriority="48"/>
+    <w:lsdException w:name="Grid Table 4 Accent 6" w:uiPriority="49"/>
+    <w:lsdException w:name="Grid Table 5 Dark Accent 6" w:uiPriority="50"/>
+    <w:lsdException w:name="Grid Table 6 Colorful Accent 6" w:uiPriority="51"/>
+    <w:lsdException w:name="Grid Table 7 Colorful Accent 6" w:uiPriority="52"/>
+    <w:lsdException w:name="List Table 1 Light" w:uiPriority="46"/>
+    <w:lsdException w:name="List Table 2" w:uiPriority="47"/>
+    <w:lsdException w:name="List Table 3" w:uiPriority="48"/>
+    <w:lsdException w:name="List Table 4" w:uiPriority="49"/>
+    <w:lsdException w:name="List Table 5 Dark" w:uiPriority="50"/>
+    <w:lsdException w:name="List Table 6 Colorful" w:uiPriority="51"/>
+    <w:lsdException w:name="List Table 7 Colorful" w:uiPriority="52"/>
+    <w:lsdException w:name="List Table 1 Light Accent 1" w:uiPriority="46"/>
+    <w:lsdException w:name="List Table 2 Accent 1" w:uiPriority="47"/>
+    <w:lsdException w:name="List Table 3 Accent 1" w:uiPriority="48"/>
+    <w:lsdException w:name="List Table 4 Accent 1" w:uiPriority="49"/>
+    <w:lsdException w:name="List Table 5 Dark Accent 1" w:uiPriority="50"/>
+    <w:lsdException w:name="List Table 6 Colorful Accent 1" w:uiPriority="51"/>
+    <w:lsdException w:name="List Table 7 Colorful Accent 1" w:uiPriority="52"/>
+    <w:lsdException w:name="List Table 1 Light Accent 2" w:uiPriority="46"/>
+    <w:lsdException w:name="List Table 2 Accent 2" w:uiPriority="47"/>
+    <w:lsdException w:name="List Table 3 Accent 2" w:uiPriority="48"/>
+    <w:lsdException w:name="List Table 4 Accent 2" w:uiPriority="49"/>
+    <w:lsdException w:name="List Table 5 Dark Accent 2" w:uiPriority="50"/>
+    <w:lsdException w:name="List Table 6 Colorful Accent 2" w:uiPriority="51"/>
+    <w:lsdException w:name="List Table 7 Colorful Accent 2" w:uiPriority="52"/>
+    <w:lsdException w:name="List Table 1 Light Accent 3" w:uiPriority="46"/>
+    <w:lsdException w:name="List Table 2 Accent 3" w:uiPriority="47"/>
+    <w:lsdException w:name="List Table 3 Accent 3" w:uiPriority="48"/>
+    <w:lsdException w:name="List Table 4 Accent 3" w:uiPriority="49"/>
+    <w:lsdException w:name="List Table 5 Dark Accent 3" w:uiPriority="50"/>
+    <w:lsdException w:name="List Table 6 Colorful Accent 3" w:uiPriority="51"/>
+    <w:lsdException w:name="List Table 7 Colorful Accent 3" w:uiPriority="52"/>
+    <w:lsdException w:name="List Table 1 Light Accent 4" w:uiPriority="46"/>
+    <w:lsdException w:name="List Table 2 Accent 4" w:uiPriority="47"/>
+    <w:lsdException w:name="List Table 3 Accent 4" w:uiPriority="48"/>
+    <w:lsdException w:name="List Table 4 Accent 4" w:uiPriority="49"/>
+    <w:lsdException w:name="List Table 5 Dark Accent 4" w:uiPriority="50"/>
+    <w:lsdException w:name="List Table 6 Colorful Accent 4" w:uiPriority="51"/>
+    <w:lsdException w:name="List Table 7 Colorful Accent 4" w:uiPriority="52"/>
+    <w:lsdException w:name="List Table 1 Light Accent 5" w:uiPriority="46"/>
+    <w:lsdException w:name="List Table 2 Accent 5" w:uiPriority="47"/>
+    <w:lsdException w:name="List Table 3 Accent 5" w:uiPriority="48"/>
+    <w:lsdException w:name="List Table 4 Accent 5" w:uiPriority="49"/>
+    <w:lsdException w:name="List Table 5 Dark Accent 5" w:uiPriority="50"/>
+    <w:lsdException w:name="List Table 6 Colorful Accent 5" w:uiPriority="51"/>
+    <w:lsdException w:name="List Table 7 Colorful Accent 5" w:uiPriority="52"/>
+    <w:lsdException w:name="List Table 1 Light Accent 6" w:uiPriority="46"/>
+    <w:lsdException w:name="List Table 2 Accent 6" w:uiPriority="47"/>
+    <w:lsdException w:name="List Table 3 Accent 6" w:uiPriority="48"/>
+    <w:lsdException w:name="List Table 4 Accent 6" w:uiPriority="49"/>
+    <w:lsdException w:name="List Table 5 Dark Accent 6" w:uiPriority="50"/>
+    <w:lsdException w:name="List Table 6 Colorful Accent 6" w:uiPriority="51"/>
+    <w:lsdException w:name="List Table 7 Colorful Accent 6" w:uiPriority="52"/>
+    <w:lsdException w:name="Mention" w:semiHidden="1" w:unhideWhenUsed="1"/>
+    <w:lsdException w:name="Smart Hyperlink" w:semiHidden="1" w:unhideWhenUsed="1"/>
+    <w:lsdException w:name="Hashtag" w:semiHidden="1" w:unhideWhenUsed="1"/>
+    <w:lsdException w:name="Unresolved Mention" w:semiHidden="1" w:unhideWhenUsed="1"/>
+    <w:lsdException w:name="Smart Link" w:semiHidden="1" w:unhideWhenUsed="1"/>
+  </w:latentStyles>
+  <w:style w:type="paragraph" w:default="1" w:styleId="Normal">
+    <w:name w:val="Normal"/>
+    <w:qFormat/>
+  </w:style>
+  <w:style w:type="character" w:default="1" w:styleId="DefaultParagraphFont">
+    <w:name w:val="Default Paragraph Font"/>
+    <w:uiPriority w:val="1"/>
+    <w:semiHidden/>
+    <w:unhideWhenUsed/>
+  </w:style>
+  <w:style w:type="table" w:default="1" w:styleId="TableNormal">
+    <w:name w:val="Normal Table"/>
+    <w:uiPriority w:val="99"/>
+    <w:semiHidden/>
+    <w:unhideWhenUsed/>
+    <w:tblPr>
+      <w:tblInd w:w="0" w:type="dxa"/>
+      <w:tblCellMar>
+        <w:top w:w="0" w:type="dxa"/>
+        <w:left w:w="108" w:type="dxa"/>
+        <w:bottom w:w="0" w:type="dxa"/>
+        <w:right w:w="108" w:type="dxa"/>
+      </w:tblCellMar>
+    </w:tblPr>
+  </w:style>
+  <w:style w:type="numbering" w:default="1" w:styleId="NoList">
+    <w:name w:val="No List"/>
+    <w:uiPriority w:val="99"/>
+    <w:semiHidden/>
+    <w:unhideWhenUsed/>
+  </w:style>
+</w:styles>
+</file>
+
+<file path=word/glossary/webSettings.xml><?xml version="1.0" encoding="utf-8"?>
+<w:webSettings xmlns:mc="http://schemas.openxmlformats.org/markup-compatibility/2006" xmlns:r="http://schemas.openxmlformats.org/officeDocument/2006/relationships" xmlns:w="http://schemas.openxmlformats.org/wordprocessingml/2006/main" xmlns:w14="http://schemas.microsoft.com/office/word/2010/wordml" xmlns:w15="http://schemas.microsoft.com/office/word/2012/wordml" xmlns:w16cex="http://schemas.microsoft.com/office/word/2018/wordml/cex" xmlns:w16cid="http://schemas.microsoft.com/office/word/2016/wordml/cid" xmlns:w16="http://schemas.microsoft.com/office/word/2018/wordml" xmlns:w16sdtdh="http://schemas.microsoft.com/office/word/2020/wordml/sdtdatahash" xmlns:w16se="http://schemas.microsoft.com/office/word/2015/wordml/symex" mc:Ignorable="w14 w15 w16se w16cid w16 w16cex w16sdtdh"/>
+</file>
+
 <file path=word/theme/theme1.xml><?xml version="1.0" encoding="utf-8"?>
 <a:theme xmlns:a="http://schemas.openxmlformats.org/drawingml/2006/main" name="Office Theme">
   <a:themeElements>
@@ -3161,11 +5434,74 @@
 </file>
 
 <file path=customXml/item1.xml><?xml version="1.0" encoding="utf-8"?>
-<b:Sources xmlns:b="http://schemas.openxmlformats.org/officeDocument/2006/bibliography" xmlns="http://schemas.openxmlformats.org/officeDocument/2006/bibliography" SelectedStyle="\APASixthEditionOfficeOnline.xsl" StyleName="APA" Version="6"/>
+<b:Sources xmlns:b="http://schemas.openxmlformats.org/officeDocument/2006/bibliography" xmlns="http://schemas.openxmlformats.org/officeDocument/2006/bibliography" SelectedStyle="\APASixthEditionOfficeOnline.xsl" StyleName="APA" Version="6">
+  <b:Source>
+    <b:Tag>Kar21</b:Tag>
+    <b:SourceType>InternetSite</b:SourceType>
+    <b:Guid>{958CBA18-32B7-424B-9FEF-019C49F0E393}</b:Guid>
+    <b:Title>Amazon Profits Triple</b:Title>
+    <b:Year>2021</b:Year>
+    <b:InternetSiteTitle>NY Times</b:InternetSiteTitle>
+    <b:Month>04</b:Month>
+    <b:Day>29</b:Day>
+    <b:URL>https://www.nytimes.com/2021/04/29/technology/amazons-profits-triple.html</b:URL>
+    <b:Author>
+      <b:Author>
+        <b:NameList>
+          <b:Person>
+            <b:Last>Weise</b:Last>
+            <b:First>Karen</b:First>
+          </b:Person>
+        </b:NameList>
+      </b:Author>
+    </b:Author>
+    <b:RefOrder>1</b:RefOrder>
+  </b:Source>
+  <b:Source>
+    <b:Tag>Bet19</b:Tag>
+    <b:SourceType>InternetSite</b:SourceType>
+    <b:Guid>{32DD0599-4B38-4C6B-A839-2D9492DDDF62}</b:Guid>
+    <b:Author>
+      <b:Author>
+        <b:NameList>
+          <b:Person>
+            <b:Last>Biron</b:Last>
+            <b:First>Bethay</b:First>
+          </b:Person>
+        </b:NameList>
+      </b:Author>
+    </b:Author>
+    <b:Title>More than 1 in 10 packages 'disappear without explanation' in major US cities, and it's a huge headache for retailers</b:Title>
+    <b:InternetSiteTitle>Business Insider </b:InternetSiteTitle>
+    <b:Year>2019</b:Year>
+    <b:Month>December</b:Month>
+    <b:Day>3</b:Day>
+    <b:URL>https://www.businessinsider.com/packages-stolen-in-cities-report-2019-12?r=US&amp;IR=T</b:URL>
+    <b:RefOrder>2</b:RefOrder>
+  </b:Source>
+  <b:Source>
+    <b:Tag>inv</b:Tag>
+    <b:SourceType>InternetSite</b:SourceType>
+    <b:Guid>{C327D468-95B8-4499-AA35-D26463BAEAF4}</b:Guid>
+    <b:Title>Inventory Control System</b:Title>
+    <b:InternetSiteTitle>Zoho</b:InternetSiteTitle>
+    <b:URL>https://www.zoho.com/uk/inventory/inventory-control-system/</b:URL>
+    <b:Author>
+      <b:Author>
+        <b:NameList>
+          <b:Person>
+            <b:Last>Zoho.com</b:Last>
+          </b:Person>
+        </b:NameList>
+      </b:Author>
+    </b:Author>
+    <b:RefOrder>3</b:RefOrder>
+  </b:Source>
+</b:Sources>
 </file>
 
 <file path=customXml/itemProps1.xml><?xml version="1.0" encoding="utf-8"?>
-<ds:datastoreItem xmlns:ds="http://schemas.openxmlformats.org/officeDocument/2006/customXml" ds:itemID="{63A109DB-FC9B-4DFC-9F4C-6B0025267581}">
+<ds:datastoreItem xmlns:ds="http://schemas.openxmlformats.org/officeDocument/2006/customXml" ds:itemID="{9D173F8E-8831-4A9D-AEFA-7A7396D0A910}">
   <ds:schemaRefs>
     <ds:schemaRef ds:uri="http://schemas.openxmlformats.org/officeDocument/2006/bibliography"/>
   </ds:schemaRefs>

--- a/NEA Documentation.docx
+++ b/NEA Documentation.docx
@@ -1,6 +1,6 @@
 
 <file path=word/document.xml><?xml version="1.0" encoding="utf-8"?>
-<w:document xmlns:wpc="http://schemas.microsoft.com/office/word/2010/wordprocessingCanvas" xmlns:cx="http://schemas.microsoft.com/office/drawing/2014/chartex" xmlns:cx1="http://schemas.microsoft.com/office/drawing/2015/9/8/chartex" xmlns:cx2="http://schemas.microsoft.com/office/drawing/2015/10/21/chartex" xmlns:cx3="http://schemas.microsoft.com/office/drawing/2016/5/9/chartex" xmlns:cx4="http://schemas.microsoft.com/office/drawing/2016/5/10/chartex" xmlns:cx5="http://schemas.microsoft.com/office/drawing/2016/5/11/chartex" xmlns:cx6="http://schemas.microsoft.com/office/drawing/2016/5/12/chartex" xmlns:cx7="http://schemas.microsoft.com/office/drawing/2016/5/13/chartex" xmlns:cx8="http://schemas.microsoft.com/office/drawing/2016/5/14/chartex" xmlns:mc="http://schemas.openxmlformats.org/markup-compatibility/2006" xmlns:aink="http://schemas.microsoft.com/office/drawing/2016/ink" xmlns:am3d="http://schemas.microsoft.com/office/drawing/2017/model3d" xmlns:o="urn:schemas-microsoft-com:office:office" xmlns:oel="http://schemas.microsoft.com/office/2019/extlst" xmlns:r="http://schemas.openxmlformats.org/officeDocument/2006/relationships" xmlns:m="http://schemas.openxmlformats.org/officeDocument/2006/math" xmlns:v="urn:schemas-microsoft-com:vml" xmlns:wp14="http://schemas.microsoft.com/office/word/2010/wordprocessingDrawing" xmlns:wp="http://schemas.openxmlformats.org/drawingml/2006/wordprocessingDrawing" xmlns:w10="urn:schemas-microsoft-com:office:word" xmlns:w="http://schemas.openxmlformats.org/wordprocessingml/2006/main" xmlns:w14="http://schemas.microsoft.com/office/word/2010/wordml" xmlns:w15="http://schemas.microsoft.com/office/word/2012/wordml" xmlns:w16cex="http://schemas.microsoft.com/office/word/2018/wordml/cex" xmlns:w16cid="http://schemas.microsoft.com/office/word/2016/wordml/cid" xmlns:w16="http://schemas.microsoft.com/office/word/2018/wordml" xmlns:w16sdtdh="http://schemas.microsoft.com/office/word/2020/wordml/sdtdatahash" xmlns:w16se="http://schemas.microsoft.com/office/word/2015/wordml/symex" xmlns:wpg="http://schemas.microsoft.com/office/word/2010/wordprocessingGroup" xmlns:wpi="http://schemas.microsoft.com/office/word/2010/wordprocessingInk" xmlns:wne="http://schemas.microsoft.com/office/word/2006/wordml" xmlns:wps="http://schemas.microsoft.com/office/word/2010/wordprocessingShape" mc:Ignorable="w14 w15 w16se w16cid w16 w16cex w16sdtdh wp14">
+<w:document xmlns:wpc="http://schemas.microsoft.com/office/word/2010/wordprocessingCanvas" xmlns:cx="http://schemas.microsoft.com/office/drawing/2014/chartex" xmlns:cx1="http://schemas.microsoft.com/office/drawing/2015/9/8/chartex" xmlns:cx2="http://schemas.microsoft.com/office/drawing/2015/10/21/chartex" xmlns:cx3="http://schemas.microsoft.com/office/drawing/2016/5/9/chartex" xmlns:cx4="http://schemas.microsoft.com/office/drawing/2016/5/10/chartex" xmlns:cx5="http://schemas.microsoft.com/office/drawing/2016/5/11/chartex" xmlns:cx6="http://schemas.microsoft.com/office/drawing/2016/5/12/chartex" xmlns:cx7="http://schemas.microsoft.com/office/drawing/2016/5/13/chartex" xmlns:cx8="http://schemas.microsoft.com/office/drawing/2016/5/14/chartex" xmlns:mc="http://schemas.openxmlformats.org/markup-compatibility/2006" xmlns:aink="http://schemas.microsoft.com/office/drawing/2016/ink" xmlns:am3d="http://schemas.microsoft.com/office/drawing/2017/model3d" xmlns:o="urn:schemas-microsoft-com:office:office" xmlns:oel="http://schemas.microsoft.com/office/2019/extlst" xmlns:r="http://schemas.openxmlformats.org/officeDocument/2006/relationships" xmlns:m="http://schemas.openxmlformats.org/officeDocument/2006/math" xmlns:v="urn:schemas-microsoft-com:vml" xmlns:wp14="http://schemas.microsoft.com/office/word/2010/wordprocessingDrawing" xmlns:wp="http://schemas.openxmlformats.org/drawingml/2006/wordprocessingDrawing" xmlns:w10="urn:schemas-microsoft-com:office:word" xmlns:w="http://schemas.openxmlformats.org/wordprocessingml/2006/main" xmlns:w14="http://schemas.microsoft.com/office/word/2010/wordml" xmlns:w15="http://schemas.microsoft.com/office/word/2012/wordml" xmlns:w16cex="http://schemas.microsoft.com/office/word/2018/wordml/cex" xmlns:w16cid="http://schemas.microsoft.com/office/word/2016/wordml/cid" xmlns:w16="http://schemas.microsoft.com/office/word/2018/wordml" xmlns:w16sdtdh="http://schemas.microsoft.com/office/word/2020/wordml/sdtdatahash" xmlns:w16se="http://schemas.microsoft.com/office/word/2015/wordml/symex" xmlns:wpg="http://schemas.microsoft.com/office/word/2010/wordprocessingGroup" xmlns:wpi="http://schemas.microsoft.com/office/word/2010/wordprocessingInk" xmlns:wne="http://schemas.microsoft.com/office/word/2006/wordml" xmlns:wps="http://schemas.microsoft.com/office/word/2010/wordprocessingShape" xmlns:a="http://schemas.openxmlformats.org/drawingml/2006/main" xmlns:pic="http://schemas.openxmlformats.org/drawingml/2006/picture" xmlns:a14="http://schemas.microsoft.com/office/drawing/2010/main" mc:Ignorable="w14 w15 w16se w16cid w16 w16cex w16sdtdh wp14">
   <w:body>
     <w:p>
       <w:pPr>
@@ -137,7 +137,7 @@
     <w:sdt>
       <w:sdtPr>
         <w:rPr>
-          <w:rFonts w:asciiTheme="minorHAnsi" w:eastAsiaTheme="minorHAnsi" w:hAnsiTheme="minorHAnsi" w:cstheme="minorBidi"/>
+          <w:rFonts w:asciiTheme="minorHAnsi" w:hAnsiTheme="minorHAnsi" w:eastAsiaTheme="minorHAnsi" w:cstheme="minorBidi"/>
           <w:color w:val="auto"/>
           <w:sz w:val="22"/>
           <w:szCs w:val="22"/>
@@ -185,7 +185,7 @@
           <w:r>
             <w:fldChar w:fldCharType="separate"/>
           </w:r>
-          <w:hyperlink w:anchor="_Toc102729733" w:history="1">
+          <w:hyperlink w:history="1" w:anchor="_Toc103244904">
             <w:r>
               <w:rPr>
                 <w:rStyle w:val="Hyperlink"/>
@@ -212,7 +212,7 @@
                 <w:noProof/>
                 <w:webHidden/>
               </w:rPr>
-              <w:instrText xml:space="preserve"> PAGEREF _Toc102729733 \h </w:instrText>
+              <w:instrText xml:space="preserve"> PAGEREF _Toc103244904 \h </w:instrText>
             </w:r>
             <w:r>
               <w:rPr>
@@ -255,7 +255,7 @@
               <w:lang w:eastAsia="en-GB"/>
             </w:rPr>
           </w:pPr>
-          <w:hyperlink w:anchor="_Toc102729734" w:history="1">
+          <w:hyperlink w:history="1" w:anchor="_Toc103244905">
             <w:r>
               <w:rPr>
                 <w:rStyle w:val="Hyperlink"/>
@@ -282,7 +282,7 @@
                 <w:noProof/>
                 <w:webHidden/>
               </w:rPr>
-              <w:instrText xml:space="preserve"> PAGEREF _Toc102729734 \h </w:instrText>
+              <w:instrText xml:space="preserve"> PAGEREF _Toc103244905 \h </w:instrText>
             </w:r>
             <w:r>
               <w:rPr>
@@ -325,7 +325,7 @@
               <w:lang w:eastAsia="en-GB"/>
             </w:rPr>
           </w:pPr>
-          <w:hyperlink w:anchor="_Toc102729735" w:history="1">
+          <w:hyperlink w:history="1" w:anchor="_Toc103244906">
             <w:r>
               <w:rPr>
                 <w:rStyle w:val="Hyperlink"/>
@@ -352,7 +352,7 @@
                 <w:noProof/>
                 <w:webHidden/>
               </w:rPr>
-              <w:instrText xml:space="preserve"> PAGEREF _Toc102729735 \h </w:instrText>
+              <w:instrText xml:space="preserve"> PAGEREF _Toc103244906 \h </w:instrText>
             </w:r>
             <w:r>
               <w:rPr>
@@ -395,7 +395,7 @@
               <w:lang w:eastAsia="en-GB"/>
             </w:rPr>
           </w:pPr>
-          <w:hyperlink w:anchor="_Toc102729736" w:history="1">
+          <w:hyperlink w:history="1" w:anchor="_Toc103244907">
             <w:r>
               <w:rPr>
                 <w:rStyle w:val="Hyperlink"/>
@@ -422,7 +422,7 @@
                 <w:noProof/>
                 <w:webHidden/>
               </w:rPr>
-              <w:instrText xml:space="preserve"> PAGEREF _Toc102729736 \h </w:instrText>
+              <w:instrText xml:space="preserve"> PAGEREF _Toc103244907 \h </w:instrText>
             </w:r>
             <w:r>
               <w:rPr>
@@ -442,7 +442,7 @@
                 <w:noProof/>
                 <w:webHidden/>
               </w:rPr>
-              <w:t>3</w:t>
+              <w:t>4</w:t>
             </w:r>
             <w:r>
               <w:rPr>
@@ -465,7 +465,7 @@
               <w:lang w:eastAsia="en-GB"/>
             </w:rPr>
           </w:pPr>
-          <w:hyperlink w:anchor="_Toc102729737" w:history="1">
+          <w:hyperlink w:history="1" w:anchor="_Toc103244908">
             <w:r>
               <w:rPr>
                 <w:rStyle w:val="Hyperlink"/>
@@ -492,7 +492,7 @@
                 <w:noProof/>
                 <w:webHidden/>
               </w:rPr>
-              <w:instrText xml:space="preserve"> PAGEREF _Toc102729737 \h </w:instrText>
+              <w:instrText xml:space="preserve"> PAGEREF _Toc103244908 \h </w:instrText>
             </w:r>
             <w:r>
               <w:rPr>
@@ -512,7 +512,7 @@
                 <w:noProof/>
                 <w:webHidden/>
               </w:rPr>
-              <w:t>4</w:t>
+              <w:t>5</w:t>
             </w:r>
             <w:r>
               <w:rPr>
@@ -535,7 +535,7 @@
               <w:lang w:eastAsia="en-GB"/>
             </w:rPr>
           </w:pPr>
-          <w:hyperlink w:anchor="_Toc102729738" w:history="1">
+          <w:hyperlink w:history="1" w:anchor="_Toc103244909">
             <w:r>
               <w:rPr>
                 <w:rStyle w:val="Hyperlink"/>
@@ -562,7 +562,7 @@
                 <w:noProof/>
                 <w:webHidden/>
               </w:rPr>
-              <w:instrText xml:space="preserve"> PAGEREF _Toc102729738 \h </w:instrText>
+              <w:instrText xml:space="preserve"> PAGEREF _Toc103244909 \h </w:instrText>
             </w:r>
             <w:r>
               <w:rPr>
@@ -582,7 +582,7 @@
                 <w:noProof/>
                 <w:webHidden/>
               </w:rPr>
-              <w:t>4</w:t>
+              <w:t>5</w:t>
             </w:r>
             <w:r>
               <w:rPr>
@@ -605,7 +605,7 @@
               <w:lang w:eastAsia="en-GB"/>
             </w:rPr>
           </w:pPr>
-          <w:hyperlink w:anchor="_Toc102729739" w:history="1">
+          <w:hyperlink w:history="1" w:anchor="_Toc103244910">
             <w:r>
               <w:rPr>
                 <w:rStyle w:val="Hyperlink"/>
@@ -632,7 +632,7 @@
                 <w:noProof/>
                 <w:webHidden/>
               </w:rPr>
-              <w:instrText xml:space="preserve"> PAGEREF _Toc102729739 \h </w:instrText>
+              <w:instrText xml:space="preserve"> PAGEREF _Toc103244910 \h </w:instrText>
             </w:r>
             <w:r>
               <w:rPr>
@@ -652,7 +652,7 @@
                 <w:noProof/>
                 <w:webHidden/>
               </w:rPr>
-              <w:t>4</w:t>
+              <w:t>5</w:t>
             </w:r>
             <w:r>
               <w:rPr>
@@ -675,7 +675,7 @@
               <w:lang w:eastAsia="en-GB"/>
             </w:rPr>
           </w:pPr>
-          <w:hyperlink w:anchor="_Toc102729740" w:history="1">
+          <w:hyperlink w:history="1" w:anchor="_Toc103244911">
             <w:r>
               <w:rPr>
                 <w:rStyle w:val="Hyperlink"/>
@@ -702,7 +702,7 @@
                 <w:noProof/>
                 <w:webHidden/>
               </w:rPr>
-              <w:instrText xml:space="preserve"> PAGEREF _Toc102729740 \h </w:instrText>
+              <w:instrText xml:space="preserve"> PAGEREF _Toc103244911 \h </w:instrText>
             </w:r>
             <w:r>
               <w:rPr>
@@ -722,7 +722,7 @@
                 <w:noProof/>
                 <w:webHidden/>
               </w:rPr>
-              <w:t>4</w:t>
+              <w:t>5</w:t>
             </w:r>
             <w:r>
               <w:rPr>
@@ -745,7 +745,7 @@
               <w:lang w:eastAsia="en-GB"/>
             </w:rPr>
           </w:pPr>
-          <w:hyperlink w:anchor="_Toc102729741" w:history="1">
+          <w:hyperlink w:history="1" w:anchor="_Toc103244912">
             <w:r>
               <w:rPr>
                 <w:rStyle w:val="Hyperlink"/>
@@ -772,7 +772,7 @@
                 <w:noProof/>
                 <w:webHidden/>
               </w:rPr>
-              <w:instrText xml:space="preserve"> PAGEREF _Toc102729741 \h </w:instrText>
+              <w:instrText xml:space="preserve"> PAGEREF _Toc103244912 \h </w:instrText>
             </w:r>
             <w:r>
               <w:rPr>
@@ -792,7 +792,7 @@
                 <w:noProof/>
                 <w:webHidden/>
               </w:rPr>
-              <w:t>4</w:t>
+              <w:t>5</w:t>
             </w:r>
             <w:r>
               <w:rPr>
@@ -815,7 +815,7 @@
               <w:lang w:eastAsia="en-GB"/>
             </w:rPr>
           </w:pPr>
-          <w:hyperlink w:anchor="_Toc102729742" w:history="1">
+          <w:hyperlink w:history="1" w:anchor="_Toc103244913">
             <w:r>
               <w:rPr>
                 <w:rStyle w:val="Hyperlink"/>
@@ -842,7 +842,7 @@
                 <w:noProof/>
                 <w:webHidden/>
               </w:rPr>
-              <w:instrText xml:space="preserve"> PAGEREF _Toc102729742 \h </w:instrText>
+              <w:instrText xml:space="preserve"> PAGEREF _Toc103244913 \h </w:instrText>
             </w:r>
             <w:r>
               <w:rPr>
@@ -862,7 +862,7 @@
                 <w:noProof/>
                 <w:webHidden/>
               </w:rPr>
-              <w:t>4</w:t>
+              <w:t>5</w:t>
             </w:r>
             <w:r>
               <w:rPr>
@@ -885,7 +885,7 @@
               <w:lang w:eastAsia="en-GB"/>
             </w:rPr>
           </w:pPr>
-          <w:hyperlink w:anchor="_Toc102729743" w:history="1">
+          <w:hyperlink w:history="1" w:anchor="_Toc103244914">
             <w:r>
               <w:rPr>
                 <w:rStyle w:val="Hyperlink"/>
@@ -912,7 +912,7 @@
                 <w:noProof/>
                 <w:webHidden/>
               </w:rPr>
-              <w:instrText xml:space="preserve"> PAGEREF _Toc102729743 \h </w:instrText>
+              <w:instrText xml:space="preserve"> PAGEREF _Toc103244914 \h </w:instrText>
             </w:r>
             <w:r>
               <w:rPr>
@@ -932,7 +932,7 @@
                 <w:noProof/>
                 <w:webHidden/>
               </w:rPr>
-              <w:t>4</w:t>
+              <w:t>5</w:t>
             </w:r>
             <w:r>
               <w:rPr>
@@ -955,7 +955,7 @@
               <w:lang w:eastAsia="en-GB"/>
             </w:rPr>
           </w:pPr>
-          <w:hyperlink w:anchor="_Toc102729744" w:history="1">
+          <w:hyperlink w:history="1" w:anchor="_Toc103244915">
             <w:r>
               <w:rPr>
                 <w:rStyle w:val="Hyperlink"/>
@@ -982,7 +982,7 @@
                 <w:noProof/>
                 <w:webHidden/>
               </w:rPr>
-              <w:instrText xml:space="preserve"> PAGEREF _Toc102729744 \h </w:instrText>
+              <w:instrText xml:space="preserve"> PAGEREF _Toc103244915 \h </w:instrText>
             </w:r>
             <w:r>
               <w:rPr>
@@ -1002,7 +1002,7 @@
                 <w:noProof/>
                 <w:webHidden/>
               </w:rPr>
-              <w:t>4</w:t>
+              <w:t>5</w:t>
             </w:r>
             <w:r>
               <w:rPr>
@@ -1025,7 +1025,7 @@
               <w:lang w:eastAsia="en-GB"/>
             </w:rPr>
           </w:pPr>
-          <w:hyperlink w:anchor="_Toc102729745" w:history="1">
+          <w:hyperlink w:history="1" w:anchor="_Toc103244916">
             <w:r>
               <w:rPr>
                 <w:rStyle w:val="Hyperlink"/>
@@ -1052,7 +1052,7 @@
                 <w:noProof/>
                 <w:webHidden/>
               </w:rPr>
-              <w:instrText xml:space="preserve"> PAGEREF _Toc102729745 \h </w:instrText>
+              <w:instrText xml:space="preserve"> PAGEREF _Toc103244916 \h </w:instrText>
             </w:r>
             <w:r>
               <w:rPr>
@@ -1072,7 +1072,7 @@
                 <w:noProof/>
                 <w:webHidden/>
               </w:rPr>
-              <w:t>4</w:t>
+              <w:t>5</w:t>
             </w:r>
             <w:r>
               <w:rPr>
@@ -1095,7 +1095,7 @@
               <w:lang w:eastAsia="en-GB"/>
             </w:rPr>
           </w:pPr>
-          <w:hyperlink w:anchor="_Toc102729746" w:history="1">
+          <w:hyperlink w:history="1" w:anchor="_Toc103244917">
             <w:r>
               <w:rPr>
                 <w:rStyle w:val="Hyperlink"/>
@@ -1122,7 +1122,7 @@
                 <w:noProof/>
                 <w:webHidden/>
               </w:rPr>
-              <w:instrText xml:space="preserve"> PAGEREF _Toc102729746 \h </w:instrText>
+              <w:instrText xml:space="preserve"> PAGEREF _Toc103244917 \h </w:instrText>
             </w:r>
             <w:r>
               <w:rPr>
@@ -1142,7 +1142,7 @@
                 <w:noProof/>
                 <w:webHidden/>
               </w:rPr>
-              <w:t>4</w:t>
+              <w:t>5</w:t>
             </w:r>
             <w:r>
               <w:rPr>
@@ -1165,7 +1165,7 @@
               <w:lang w:eastAsia="en-GB"/>
             </w:rPr>
           </w:pPr>
-          <w:hyperlink w:anchor="_Toc102729747" w:history="1">
+          <w:hyperlink w:history="1" w:anchor="_Toc103244918">
             <w:r>
               <w:rPr>
                 <w:rStyle w:val="Hyperlink"/>
@@ -1192,7 +1192,7 @@
                 <w:noProof/>
                 <w:webHidden/>
               </w:rPr>
-              <w:instrText xml:space="preserve"> PAGEREF _Toc102729747 \h </w:instrText>
+              <w:instrText xml:space="preserve"> PAGEREF _Toc103244918 \h </w:instrText>
             </w:r>
             <w:r>
               <w:rPr>
@@ -1212,7 +1212,7 @@
                 <w:noProof/>
                 <w:webHidden/>
               </w:rPr>
-              <w:t>4</w:t>
+              <w:t>5</w:t>
             </w:r>
             <w:r>
               <w:rPr>
@@ -1235,7 +1235,7 @@
               <w:lang w:eastAsia="en-GB"/>
             </w:rPr>
           </w:pPr>
-          <w:hyperlink w:anchor="_Toc102729748" w:history="1">
+          <w:hyperlink w:history="1" w:anchor="_Toc103244919">
             <w:r>
               <w:rPr>
                 <w:rStyle w:val="Hyperlink"/>
@@ -1262,7 +1262,7 @@
                 <w:noProof/>
                 <w:webHidden/>
               </w:rPr>
-              <w:instrText xml:space="preserve"> PAGEREF _Toc102729748 \h </w:instrText>
+              <w:instrText xml:space="preserve"> PAGEREF _Toc103244919 \h </w:instrText>
             </w:r>
             <w:r>
               <w:rPr>
@@ -1282,7 +1282,7 @@
                 <w:noProof/>
                 <w:webHidden/>
               </w:rPr>
-              <w:t>4</w:t>
+              <w:t>5</w:t>
             </w:r>
             <w:r>
               <w:rPr>
@@ -1305,7 +1305,7 @@
               <w:lang w:eastAsia="en-GB"/>
             </w:rPr>
           </w:pPr>
-          <w:hyperlink w:anchor="_Toc102729749" w:history="1">
+          <w:hyperlink w:history="1" w:anchor="_Toc103244920">
             <w:r>
               <w:rPr>
                 <w:rStyle w:val="Hyperlink"/>
@@ -1332,7 +1332,7 @@
                 <w:noProof/>
                 <w:webHidden/>
               </w:rPr>
-              <w:instrText xml:space="preserve"> PAGEREF _Toc102729749 \h </w:instrText>
+              <w:instrText xml:space="preserve"> PAGEREF _Toc103244920 \h </w:instrText>
             </w:r>
             <w:r>
               <w:rPr>
@@ -1352,7 +1352,7 @@
                 <w:noProof/>
                 <w:webHidden/>
               </w:rPr>
-              <w:t>4</w:t>
+              <w:t>5</w:t>
             </w:r>
             <w:r>
               <w:rPr>
@@ -1375,7 +1375,7 @@
               <w:lang w:eastAsia="en-GB"/>
             </w:rPr>
           </w:pPr>
-          <w:hyperlink w:anchor="_Toc102729750" w:history="1">
+          <w:hyperlink w:history="1" w:anchor="_Toc103244921">
             <w:r>
               <w:rPr>
                 <w:rStyle w:val="Hyperlink"/>
@@ -1402,7 +1402,7 @@
                 <w:noProof/>
                 <w:webHidden/>
               </w:rPr>
-              <w:instrText xml:space="preserve"> PAGEREF _Toc102729750 \h </w:instrText>
+              <w:instrText xml:space="preserve"> PAGEREF _Toc103244921 \h </w:instrText>
             </w:r>
             <w:r>
               <w:rPr>
@@ -1422,7 +1422,7 @@
                 <w:noProof/>
                 <w:webHidden/>
               </w:rPr>
-              <w:t>4</w:t>
+              <w:t>5</w:t>
             </w:r>
             <w:r>
               <w:rPr>
@@ -1445,7 +1445,7 @@
               <w:lang w:eastAsia="en-GB"/>
             </w:rPr>
           </w:pPr>
-          <w:hyperlink w:anchor="_Toc102729751" w:history="1">
+          <w:hyperlink w:history="1" w:anchor="_Toc103244922">
             <w:r>
               <w:rPr>
                 <w:rStyle w:val="Hyperlink"/>
@@ -1472,7 +1472,7 @@
                 <w:noProof/>
                 <w:webHidden/>
               </w:rPr>
-              <w:instrText xml:space="preserve"> PAGEREF _Toc102729751 \h </w:instrText>
+              <w:instrText xml:space="preserve"> PAGEREF _Toc103244922 \h </w:instrText>
             </w:r>
             <w:r>
               <w:rPr>
@@ -1492,7 +1492,7 @@
                 <w:noProof/>
                 <w:webHidden/>
               </w:rPr>
-              <w:t>4</w:t>
+              <w:t>5</w:t>
             </w:r>
             <w:r>
               <w:rPr>
@@ -1515,7 +1515,7 @@
               <w:lang w:eastAsia="en-GB"/>
             </w:rPr>
           </w:pPr>
-          <w:hyperlink w:anchor="_Toc102729752" w:history="1">
+          <w:hyperlink w:history="1" w:anchor="_Toc103244923">
             <w:r>
               <w:rPr>
                 <w:rStyle w:val="Hyperlink"/>
@@ -1542,7 +1542,7 @@
                 <w:noProof/>
                 <w:webHidden/>
               </w:rPr>
-              <w:instrText xml:space="preserve"> PAGEREF _Toc102729752 \h </w:instrText>
+              <w:instrText xml:space="preserve"> PAGEREF _Toc103244923 \h </w:instrText>
             </w:r>
             <w:r>
               <w:rPr>
@@ -1562,7 +1562,7 @@
                 <w:noProof/>
                 <w:webHidden/>
               </w:rPr>
-              <w:t>4</w:t>
+              <w:t>5</w:t>
             </w:r>
             <w:r>
               <w:rPr>
@@ -1585,7 +1585,7 @@
               <w:lang w:eastAsia="en-GB"/>
             </w:rPr>
           </w:pPr>
-          <w:hyperlink w:anchor="_Toc102729753" w:history="1">
+          <w:hyperlink w:history="1" w:anchor="_Toc103244924">
             <w:r>
               <w:rPr>
                 <w:rStyle w:val="Hyperlink"/>
@@ -1612,7 +1612,7 @@
                 <w:noProof/>
                 <w:webHidden/>
               </w:rPr>
-              <w:instrText xml:space="preserve"> PAGEREF _Toc102729753 \h </w:instrText>
+              <w:instrText xml:space="preserve"> PAGEREF _Toc103244924 \h </w:instrText>
             </w:r>
             <w:r>
               <w:rPr>
@@ -1632,7 +1632,7 @@
                 <w:noProof/>
                 <w:webHidden/>
               </w:rPr>
-              <w:t>4</w:t>
+              <w:t>5</w:t>
             </w:r>
             <w:r>
               <w:rPr>
@@ -1655,7 +1655,7 @@
               <w:lang w:eastAsia="en-GB"/>
             </w:rPr>
           </w:pPr>
-          <w:hyperlink w:anchor="_Toc102729754" w:history="1">
+          <w:hyperlink w:history="1" w:anchor="_Toc103244925">
             <w:r>
               <w:rPr>
                 <w:rStyle w:val="Hyperlink"/>
@@ -1682,7 +1682,7 @@
                 <w:noProof/>
                 <w:webHidden/>
               </w:rPr>
-              <w:instrText xml:space="preserve"> PAGEREF _Toc102729754 \h </w:instrText>
+              <w:instrText xml:space="preserve"> PAGEREF _Toc103244925 \h </w:instrText>
             </w:r>
             <w:r>
               <w:rPr>
@@ -1702,7 +1702,7 @@
                 <w:noProof/>
                 <w:webHidden/>
               </w:rPr>
-              <w:t>4</w:t>
+              <w:t>5</w:t>
             </w:r>
             <w:r>
               <w:rPr>
@@ -1725,7 +1725,7 @@
               <w:lang w:eastAsia="en-GB"/>
             </w:rPr>
           </w:pPr>
-          <w:hyperlink w:anchor="_Toc102729755" w:history="1">
+          <w:hyperlink w:history="1" w:anchor="_Toc103244926">
             <w:r>
               <w:rPr>
                 <w:rStyle w:val="Hyperlink"/>
@@ -1752,7 +1752,7 @@
                 <w:noProof/>
                 <w:webHidden/>
               </w:rPr>
-              <w:instrText xml:space="preserve"> PAGEREF _Toc102729755 \h </w:instrText>
+              <w:instrText xml:space="preserve"> PAGEREF _Toc103244926 \h </w:instrText>
             </w:r>
             <w:r>
               <w:rPr>
@@ -1772,7 +1772,7 @@
                 <w:noProof/>
                 <w:webHidden/>
               </w:rPr>
-              <w:t>4</w:t>
+              <w:t>5</w:t>
             </w:r>
             <w:r>
               <w:rPr>
@@ -1795,7 +1795,7 @@
               <w:lang w:eastAsia="en-GB"/>
             </w:rPr>
           </w:pPr>
-          <w:hyperlink w:anchor="_Toc102729756" w:history="1">
+          <w:hyperlink w:history="1" w:anchor="_Toc103244927">
             <w:r>
               <w:rPr>
                 <w:rStyle w:val="Hyperlink"/>
@@ -1822,7 +1822,7 @@
                 <w:noProof/>
                 <w:webHidden/>
               </w:rPr>
-              <w:instrText xml:space="preserve"> PAGEREF _Toc102729756 \h </w:instrText>
+              <w:instrText xml:space="preserve"> PAGEREF _Toc103244927 \h </w:instrText>
             </w:r>
             <w:r>
               <w:rPr>
@@ -1842,7 +1842,7 @@
                 <w:noProof/>
                 <w:webHidden/>
               </w:rPr>
-              <w:t>4</w:t>
+              <w:t>5</w:t>
             </w:r>
             <w:r>
               <w:rPr>
@@ -1878,7 +1878,7 @@
       <w:pPr>
         <w:pStyle w:val="Heading1"/>
       </w:pPr>
-      <w:bookmarkStart w:id="0" w:name="_Toc102729733"/>
+      <w:bookmarkStart w:name="_Toc103244904" w:id="0"/>
       <w:r>
         <w:lastRenderedPageBreak/>
         <w:t>Analysis</w:t>
@@ -1890,7 +1890,7 @@
         <w:pStyle w:val="Heading2"/>
         <w:ind w:firstLine="720"/>
       </w:pPr>
-      <w:bookmarkStart w:id="1" w:name="_Toc102729734"/>
+      <w:bookmarkStart w:name="_Toc103244905" w:id="1"/>
       <w:r>
         <w:t>Identification of Problem</w:t>
       </w:r>
@@ -1946,63 +1946,14 @@
         </w:rPr>
         <w:t>like Amazon</w:t>
       </w:r>
-      <w:sdt>
-        <w:sdtPr>
-          <w:rPr>
-            <w:sz w:val="24"/>
-            <w:szCs w:val="24"/>
-          </w:rPr>
-          <w:id w:val="1280844112"/>
-          <w:citation/>
-        </w:sdtPr>
-        <w:sdtEndPr/>
-        <w:sdtContent>
-          <w:r>
-            <w:rPr>
-              <w:sz w:val="24"/>
-              <w:szCs w:val="24"/>
-            </w:rPr>
-            <w:fldChar w:fldCharType="begin"/>
-          </w:r>
-          <w:r>
-            <w:rPr>
-              <w:sz w:val="24"/>
-              <w:szCs w:val="24"/>
-            </w:rPr>
-            <w:instrText xml:space="preserve">CITATION Kar21 \l 2057 </w:instrText>
-          </w:r>
-          <w:r>
-            <w:rPr>
-              <w:sz w:val="24"/>
-              <w:szCs w:val="24"/>
-            </w:rPr>
-            <w:fldChar w:fldCharType="separate"/>
-          </w:r>
-          <w:r>
-            <w:rPr>
-              <w:noProof/>
-              <w:sz w:val="24"/>
-              <w:szCs w:val="24"/>
-            </w:rPr>
-            <w:t xml:space="preserve"> </w:t>
-          </w:r>
-          <w:r>
-            <w:rPr>
-              <w:noProof/>
-              <w:sz w:val="24"/>
-              <w:szCs w:val="24"/>
-            </w:rPr>
-            <w:t>(Weise, 2021)</w:t>
-          </w:r>
-          <w:r>
-            <w:rPr>
-              <w:sz w:val="24"/>
-              <w:szCs w:val="24"/>
-            </w:rPr>
-            <w:fldChar w:fldCharType="end"/>
-          </w:r>
-        </w:sdtContent>
-      </w:sdt>
+      <w:r>
+        <w:rPr>
+          <w:rStyle w:val="FootnoteReference"/>
+          <w:sz w:val="24"/>
+          <w:szCs w:val="24"/>
+        </w:rPr>
+        <w:footnoteReference w:id="2"/>
+      </w:r>
       <w:r>
         <w:rPr>
           <w:sz w:val="24"/>
@@ -2185,63 +2136,14 @@
         </w:rPr>
         <w:t>1 in 10 packages</w:t>
       </w:r>
-      <w:sdt>
-        <w:sdtPr>
-          <w:rPr>
-            <w:sz w:val="24"/>
-            <w:szCs w:val="24"/>
-          </w:rPr>
-          <w:id w:val="-1321422840"/>
-          <w:citation/>
-        </w:sdtPr>
-        <w:sdtEndPr/>
-        <w:sdtContent>
-          <w:r>
-            <w:rPr>
-              <w:sz w:val="24"/>
-              <w:szCs w:val="24"/>
-            </w:rPr>
-            <w:fldChar w:fldCharType="begin"/>
-          </w:r>
-          <w:r>
-            <w:rPr>
-              <w:sz w:val="24"/>
-              <w:szCs w:val="24"/>
-            </w:rPr>
-            <w:instrText xml:space="preserve"> CITATION Bet19 \l 2057 </w:instrText>
-          </w:r>
-          <w:r>
-            <w:rPr>
-              <w:sz w:val="24"/>
-              <w:szCs w:val="24"/>
-            </w:rPr>
-            <w:fldChar w:fldCharType="separate"/>
-          </w:r>
-          <w:r>
-            <w:rPr>
-              <w:noProof/>
-              <w:sz w:val="24"/>
-              <w:szCs w:val="24"/>
-            </w:rPr>
-            <w:t xml:space="preserve"> </w:t>
-          </w:r>
-          <w:r>
-            <w:rPr>
-              <w:noProof/>
-              <w:sz w:val="24"/>
-              <w:szCs w:val="24"/>
-            </w:rPr>
-            <w:t>(Biron, 2019)</w:t>
-          </w:r>
-          <w:r>
-            <w:rPr>
-              <w:sz w:val="24"/>
-              <w:szCs w:val="24"/>
-            </w:rPr>
-            <w:fldChar w:fldCharType="end"/>
-          </w:r>
-        </w:sdtContent>
-      </w:sdt>
+      <w:r>
+        <w:rPr>
+          <w:rStyle w:val="FootnoteReference"/>
+          <w:sz w:val="24"/>
+          <w:szCs w:val="24"/>
+        </w:rPr>
+        <w:footnoteReference w:id="3"/>
+      </w:r>
       <w:r>
         <w:rPr>
           <w:sz w:val="24"/>
@@ -2743,21 +2645,26 @@
         </w:rPr>
         <w:t xml:space="preserve">. </w:t>
       </w:r>
-      <w:proofErr w:type="spellStart"/>
-      <w:r>
-        <w:rPr>
-          <w:sz w:val="24"/>
-          <w:szCs w:val="24"/>
-        </w:rPr>
-        <w:t>Its</w:t>
-      </w:r>
-      <w:proofErr w:type="spellEnd"/>
-      <w:r>
-        <w:rPr>
-          <w:sz w:val="24"/>
-          <w:szCs w:val="24"/>
-        </w:rPr>
-        <w:t xml:space="preserve"> essential to do this </w:t>
+      <w:r>
+        <w:rPr>
+          <w:sz w:val="24"/>
+          <w:szCs w:val="24"/>
+        </w:rPr>
+        <w:t>It</w:t>
+      </w:r>
+      <w:r>
+        <w:rPr>
+          <w:sz w:val="24"/>
+          <w:szCs w:val="24"/>
+        </w:rPr>
+        <w:t>’</w:t>
+      </w:r>
+      <w:r>
+        <w:rPr>
+          <w:sz w:val="24"/>
+          <w:szCs w:val="24"/>
+        </w:rPr>
+        <w:t xml:space="preserve">s essential to do this </w:t>
       </w:r>
       <w:r>
         <w:rPr>
@@ -2813,6 +2720,7 @@
           <w:sz w:val="24"/>
           <w:szCs w:val="24"/>
         </w:rPr>
+        <w:lastRenderedPageBreak/>
         <w:t xml:space="preserve">logical thinking is the backbone of all computational methods and </w:t>
       </w:r>
       <w:r>
@@ -2820,15 +2728,7 @@
           <w:sz w:val="24"/>
           <w:szCs w:val="24"/>
         </w:rPr>
-        <w:t xml:space="preserve">computers in </w:t>
-      </w:r>
-      <w:r>
-        <w:rPr>
-          <w:sz w:val="24"/>
-          <w:szCs w:val="24"/>
-        </w:rPr>
-        <w:lastRenderedPageBreak/>
-        <w:t>general</w:t>
+        <w:t>computers in general</w:t>
       </w:r>
       <w:r>
         <w:rPr>
@@ -2865,15 +2765,13 @@
         </w:rPr>
         <w:t xml:space="preserve">and in the use of the many algorithms used </w:t>
       </w:r>
-      <w:proofErr w:type="spellStart"/>
-      <w:r>
-        <w:rPr>
-          <w:sz w:val="24"/>
-          <w:szCs w:val="24"/>
-        </w:rPr>
-        <w:t>through out</w:t>
-      </w:r>
-      <w:proofErr w:type="spellEnd"/>
+      <w:r>
+        <w:rPr>
+          <w:sz w:val="24"/>
+          <w:szCs w:val="24"/>
+        </w:rPr>
+        <w:t>throughout</w:t>
+      </w:r>
       <w:r>
         <w:rPr>
           <w:sz w:val="24"/>
@@ -3041,6 +2939,13 @@
           <w:szCs w:val="24"/>
         </w:rPr>
         <w:t>lists of available items</w:t>
+      </w:r>
+      <w:r>
+        <w:rPr>
+          <w:sz w:val="24"/>
+          <w:szCs w:val="24"/>
+        </w:rPr>
+        <w:t>,</w:t>
       </w:r>
       <w:r>
         <w:rPr>
@@ -3071,7 +2976,7 @@
         <w:pStyle w:val="Heading2"/>
         <w:ind w:firstLine="720"/>
       </w:pPr>
-      <w:bookmarkStart w:id="2" w:name="_Toc102729735"/>
+      <w:bookmarkStart w:name="_Toc103244906" w:id="2"/>
       <w:r>
         <w:t>Research Problem</w:t>
       </w:r>
@@ -3142,7 +3047,7 @@
           <w:noProof/>
         </w:rPr>
         <w:drawing>
-          <wp:anchor distT="0" distB="0" distL="114300" distR="114300" simplePos="0" relativeHeight="251659264" behindDoc="1" locked="0" layoutInCell="1" allowOverlap="1" wp14:anchorId="0E162121" wp14:editId="3F93F059">
+          <wp:anchor distT="0" distB="0" distL="114300" distR="114300" simplePos="0" relativeHeight="251658240" behindDoc="1" locked="0" layoutInCell="1" allowOverlap="1" wp14:anchorId="0E162121" wp14:editId="3F93F059">
             <wp:simplePos x="0" y="0"/>
             <wp:positionH relativeFrom="column">
               <wp:posOffset>371475</wp:posOffset>
@@ -3167,7 +3072,7 @@
                     </pic:cNvPicPr>
                   </pic:nvPicPr>
                   <pic:blipFill>
-                    <a:blip r:embed="rId7" cstate="print">
+                    <a:blip r:embed="rId8" cstate="print">
                       <a:extLst>
                         <a:ext uri="{28A0092B-C50C-407E-A947-70E740481C1C}">
                           <a14:useLocalDpi xmlns:a14="http://schemas.microsoft.com/office/drawing/2010/main" val="0"/>
@@ -3218,66 +3123,14 @@
         </w:rPr>
         <w:t>inventory control</w:t>
       </w:r>
-      <w:sdt>
-        <w:sdtPr>
-          <w:rPr>
-            <w:sz w:val="24"/>
-            <w:szCs w:val="24"/>
-          </w:rPr>
-          <w:id w:val="2001458309"/>
-          <w:placeholder>
-            <w:docPart w:val="DefaultPlaceholder_1081868574"/>
-          </w:placeholder>
-          <w:citation/>
-        </w:sdtPr>
-        <w:sdtEndPr/>
-        <w:sdtContent>
-          <w:r>
-            <w:rPr>
-              <w:sz w:val="24"/>
-              <w:szCs w:val="24"/>
-            </w:rPr>
-            <w:fldChar w:fldCharType="begin"/>
-          </w:r>
-          <w:r>
-            <w:rPr>
-              <w:sz w:val="24"/>
-              <w:szCs w:val="24"/>
-            </w:rPr>
-            <w:instrText xml:space="preserve">CITATION inv \l 2057 </w:instrText>
-          </w:r>
-          <w:r>
-            <w:rPr>
-              <w:sz w:val="24"/>
-              <w:szCs w:val="24"/>
-            </w:rPr>
-            <w:fldChar w:fldCharType="separate"/>
-          </w:r>
-          <w:r>
-            <w:rPr>
-              <w:noProof/>
-              <w:sz w:val="24"/>
-              <w:szCs w:val="24"/>
-            </w:rPr>
-            <w:t xml:space="preserve"> </w:t>
-          </w:r>
-          <w:r>
-            <w:rPr>
-              <w:noProof/>
-              <w:sz w:val="24"/>
-              <w:szCs w:val="24"/>
-            </w:rPr>
-            <w:t>(Zoho.com, n.d.)</w:t>
-          </w:r>
-          <w:r>
-            <w:rPr>
-              <w:sz w:val="24"/>
-              <w:szCs w:val="24"/>
-            </w:rPr>
-            <w:fldChar w:fldCharType="end"/>
-          </w:r>
-        </w:sdtContent>
-      </w:sdt>
+      <w:r>
+        <w:rPr>
+          <w:rStyle w:val="FootnoteReference"/>
+          <w:sz w:val="24"/>
+          <w:szCs w:val="24"/>
+        </w:rPr>
+        <w:footnoteReference w:id="4"/>
+      </w:r>
       <w:r>
         <w:rPr>
           <w:sz w:val="24"/>
@@ -3477,6 +3330,115 @@
         </w:rPr>
         <w:t xml:space="preserve">to reorder stock from. </w:t>
       </w:r>
+      <w:r>
+        <w:rPr>
+          <w:noProof/>
+        </w:rPr>
+        <w:t xml:space="preserve">The stock adjustments </w:t>
+      </w:r>
+      <w:r>
+        <w:rPr>
+          <w:noProof/>
+        </w:rPr>
+        <w:t xml:space="preserve">allows </w:t>
+      </w:r>
+      <w:r>
+        <w:rPr>
+          <w:noProof/>
+        </w:rPr>
+        <w:lastRenderedPageBreak/>
+        <w:t xml:space="preserve">access to all the details of a specific item or </w:t>
+      </w:r>
+      <w:r>
+        <w:rPr>
+          <w:noProof/>
+        </w:rPr>
+        <w:t xml:space="preserve">category of items </w:t>
+      </w:r>
+      <w:r>
+        <w:rPr>
+          <w:noProof/>
+        </w:rPr>
+        <w:t xml:space="preserve">without putting the integrity of the system at risk. </w:t>
+      </w:r>
+      <w:r>
+        <w:rPr>
+          <w:noProof/>
+        </w:rPr>
+        <w:t xml:space="preserve">They have </w:t>
+      </w:r>
+      <w:r>
+        <w:rPr>
+          <w:noProof/>
+        </w:rPr>
+        <w:t>achieved this with buffers</w:t>
+      </w:r>
+      <w:r>
+        <w:rPr>
+          <w:noProof/>
+        </w:rPr>
+        <w:t xml:space="preserve"> and encapsulation allowing only one fucntion to access data at a time and </w:t>
+      </w:r>
+      <w:r>
+        <w:rPr>
+          <w:noProof/>
+        </w:rPr>
+        <w:t xml:space="preserve">no direct access to object attributes </w:t>
+      </w:r>
+      <w:r>
+        <w:rPr>
+          <w:noProof/>
+        </w:rPr>
+        <w:t xml:space="preserve">only functions with specific saftey parameters in place. </w:t>
+      </w:r>
+      <w:r>
+        <w:rPr>
+          <w:noProof/>
+        </w:rPr>
+        <w:t xml:space="preserve">They also have an expiry date tracker this makes sure that perishable goods arent sold out of date and emphisise the sale of </w:t>
+      </w:r>
+      <w:r>
+        <w:rPr>
+          <w:noProof/>
+        </w:rPr>
+        <w:t>older products o</w:t>
+      </w:r>
+      <w:r>
+        <w:rPr>
+          <w:noProof/>
+        </w:rPr>
+        <w:t xml:space="preserve">ver </w:t>
+      </w:r>
+      <w:r>
+        <w:rPr>
+          <w:noProof/>
+        </w:rPr>
+        <w:t>new products</w:t>
+      </w:r>
+      <w:r>
+        <w:rPr>
+          <w:noProof/>
+        </w:rPr>
+        <w:t>.</w:t>
+      </w:r>
+      <w:r>
+        <w:rPr>
+          <w:noProof/>
+        </w:rPr>
+        <w:t xml:space="preserve"> This uses a queue data structure of </w:t>
+      </w:r>
+      <w:r>
+        <w:rPr>
+          <w:noProof/>
+        </w:rPr>
+        <w:t xml:space="preserve">the items. I will try and implement a similar system </w:t>
+      </w:r>
+      <w:r>
+        <w:rPr>
+          <w:noProof/>
+        </w:rPr>
+        <w:t xml:space="preserve">into my program. </w:t>
+      </w:r>
     </w:p>
     <w:p>
       <w:pPr>
@@ -3489,62 +3451,205 @@
         <w:rPr>
           <w:noProof/>
         </w:rPr>
-        <w:t xml:space="preserve">The stock adjustments </w:t>
+        <w:t>Zoho inventory als</w:t>
       </w:r>
       <w:r>
         <w:rPr>
           <w:noProof/>
         </w:rPr>
-        <w:t xml:space="preserve">allows access to all the details of a specific item or </w:t>
+        <w:t>o has a warehouse manegement system.</w:t>
       </w:r>
       <w:r>
         <w:rPr>
           <w:noProof/>
         </w:rPr>
-        <w:t xml:space="preserve">category of items </w:t>
+        <w:t xml:space="preserve"> This has some features I would like to </w:t>
       </w:r>
       <w:r>
         <w:rPr>
           <w:noProof/>
         </w:rPr>
-        <w:t xml:space="preserve">without putting the integrity of the system at risk. </w:t>
+        <w:t xml:space="preserve">try and implement into my software. It has </w:t>
       </w:r>
       <w:r>
         <w:rPr>
           <w:noProof/>
         </w:rPr>
-        <w:t xml:space="preserve">They have </w:t>
+        <w:t xml:space="preserve">the ability to manage multiple separate warhouse locations </w:t>
       </w:r>
       <w:r>
         <w:rPr>
           <w:noProof/>
         </w:rPr>
-        <w:t>achieved this with buffers</w:t>
+        <w:t xml:space="preserve">and all of the separate </w:t>
       </w:r>
       <w:r>
         <w:rPr>
           <w:noProof/>
         </w:rPr>
-        <w:t xml:space="preserve"> and </w:t>
+        <w:t>inventories but also still be able to manage the overall inventory</w:t>
       </w:r>
       <w:r>
         <w:rPr>
           <w:noProof/>
         </w:rPr>
-        <w:lastRenderedPageBreak/>
-        <w:t xml:space="preserve">encapsulation allowing only one fucntion to access data at a time and </w:t>
+        <w:t xml:space="preserve">. </w:t>
       </w:r>
       <w:r>
         <w:rPr>
           <w:noProof/>
         </w:rPr>
-        <w:t xml:space="preserve">no direct access to object attributes </w:t>
+        <w:t>This is a vital system when dealing with warehouses as it allows the warehouse specfic managers to</w:t>
       </w:r>
       <w:r>
         <w:rPr>
           <w:noProof/>
         </w:rPr>
-        <w:t xml:space="preserve">only functions with specific saftey parameters in place. </w:t>
+        <w:t xml:space="preserve"> manage their war</w:t>
+      </w:r>
+      <w:r>
+        <w:rPr>
+          <w:noProof/>
+        </w:rPr>
+        <w:t xml:space="preserve">ehouse </w:t>
+      </w:r>
+      <w:r>
+        <w:rPr>
+          <w:noProof/>
+        </w:rPr>
+        <w:t xml:space="preserve">how they want but also allow an overall management of the entire system. </w:t>
+      </w:r>
+      <w:r>
+        <w:rPr>
+          <w:noProof/>
+        </w:rPr>
+        <w:t>A</w:t>
+      </w:r>
+      <w:r>
+        <w:rPr>
+          <w:noProof/>
+        </w:rPr>
+        <w:t>nother</w:t>
+      </w:r>
+      <w:r>
+        <w:rPr>
+          <w:noProof/>
+        </w:rPr>
+        <w:t xml:space="preserve"> </w:t>
+      </w:r>
+      <w:r>
+        <w:rPr>
+          <w:noProof/>
+        </w:rPr>
+        <w:t xml:space="preserve">system used by Zoho is </w:t>
+      </w:r>
+      <w:r>
+        <w:rPr>
+          <w:noProof/>
+        </w:rPr>
+        <w:t xml:space="preserve">the ability </w:t>
+      </w:r>
+      <w:r>
+        <w:rPr>
+          <w:noProof/>
+        </w:rPr>
+        <w:t xml:space="preserve">to transfer </w:t>
+      </w:r>
+      <w:r>
+        <w:rPr>
+          <w:noProof/>
+        </w:rPr>
+        <w:t xml:space="preserve">specific </w:t>
+      </w:r>
+      <w:r>
+        <w:rPr>
+          <w:noProof/>
+        </w:rPr>
+        <w:t xml:space="preserve">items between warhouses. This is usefull to keep control over all the items and makes </w:t>
+      </w:r>
+      <w:r>
+        <w:rPr>
+          <w:noProof/>
+        </w:rPr>
+        <w:t>it easier to send and manage items across a wide geographial area.</w:t>
+      </w:r>
+      <w:r>
+        <w:rPr>
+          <w:noProof/>
+        </w:rPr>
+        <w:t xml:space="preserve"> </w:t>
+      </w:r>
+      <w:r>
+        <w:rPr>
+          <w:noProof/>
+        </w:rPr>
+        <w:t>This uses objects and serial numbers to keep track of all the items</w:t>
+      </w:r>
+      <w:r>
+        <w:rPr>
+          <w:noProof/>
+        </w:rPr>
+        <w:t xml:space="preserve">. A vital part of the warehouse management system that Zoho has </w:t>
+      </w:r>
+      <w:r>
+        <w:rPr>
+          <w:noProof/>
+        </w:rPr>
+        <w:t xml:space="preserve">that I would like to implement across my entire program is </w:t>
+      </w:r>
+      <w:r>
+        <w:rPr>
+          <w:noProof/>
+        </w:rPr>
+        <w:t xml:space="preserve">analysis reports </w:t>
+      </w:r>
+      <w:r>
+        <w:rPr>
+          <w:noProof/>
+        </w:rPr>
+        <w:t>of separate war</w:t>
+      </w:r>
+      <w:r>
+        <w:rPr>
+          <w:noProof/>
+        </w:rPr>
+        <w:t>e</w:t>
+      </w:r>
+      <w:r>
+        <w:rPr>
+          <w:noProof/>
+        </w:rPr>
+        <w:t xml:space="preserve">houses and </w:t>
+      </w:r>
+      <w:r>
+        <w:rPr>
+          <w:noProof/>
+        </w:rPr>
+        <w:t>the whole inventory</w:t>
+      </w:r>
+      <w:r>
+        <w:rPr>
+          <w:noProof/>
+        </w:rPr>
+        <w:t xml:space="preserve">. This is an imperative system as reports allow for data analysis either by </w:t>
+      </w:r>
+      <w:r>
+        <w:rPr>
+          <w:noProof/>
+        </w:rPr>
+        <w:t xml:space="preserve">a hired data analyst or a separate program designed for data analysis. I will output this data in </w:t>
+      </w:r>
+      <w:r>
+        <w:rPr>
+          <w:noProof/>
+        </w:rPr>
+        <w:t>a form that is easily accessible by both humans and computer</w:t>
+      </w:r>
+      <w:r>
+        <w:rPr>
+          <w:noProof/>
+        </w:rPr>
+        <w:t xml:space="preserve">s. </w:t>
       </w:r>
     </w:p>
     <w:p>
@@ -3555,86 +3660,839 @@
         </w:rPr>
       </w:pPr>
     </w:p>
-    <w:p>
-      <w:pPr>
-        <w:ind w:left="720"/>
-        <w:rPr>
-          <w:sz w:val="24"/>
-          <w:szCs w:val="24"/>
-        </w:rPr>
-      </w:pPr>
-    </w:p>
-    <w:p>
-      <w:pPr>
-        <w:ind w:firstLine="720"/>
-        <w:rPr>
-          <w:sz w:val="24"/>
-          <w:szCs w:val="24"/>
-        </w:rPr>
-      </w:pPr>
-    </w:p>
-    <w:p>
-      <w:pPr>
-        <w:ind w:firstLine="720"/>
-        <w:rPr>
-          <w:rFonts w:asciiTheme="majorHAnsi" w:eastAsiaTheme="majorEastAsia" w:hAnsiTheme="majorHAnsi" w:cstheme="majorBidi"/>
-          <w:color w:val="B3186D" w:themeColor="accent1" w:themeShade="BF"/>
-          <w:sz w:val="26"/>
-          <w:szCs w:val="26"/>
-        </w:rPr>
-      </w:pPr>
-    </w:p>
-    <w:p/>
     <w:p>
       <w:pPr>
         <w:pStyle w:val="Heading2"/>
         <w:ind w:firstLine="720"/>
       </w:pPr>
-      <w:bookmarkStart w:id="3" w:name="_Toc102729736"/>
+      <w:bookmarkStart w:name="_Toc103244907" w:id="3"/>
       <w:r>
         <w:t>Stake Holders</w:t>
       </w:r>
       <w:bookmarkEnd w:id="3"/>
+    </w:p>
+    <w:p>
+      <w:pPr>
+        <w:ind w:left="720"/>
+      </w:pPr>
+      <w:r>
+        <w:t xml:space="preserve">My </w:t>
+      </w:r>
+      <w:r>
+        <w:t xml:space="preserve">system has a variety of </w:t>
+      </w:r>
+      <w:r>
+        <w:t xml:space="preserve">stakeholders: </w:t>
+      </w:r>
+      <w:r>
+        <w:t>small business owners</w:t>
+      </w:r>
+      <w:r>
+        <w:t xml:space="preserve">, </w:t>
+      </w:r>
+      <w:r>
+        <w:t xml:space="preserve">company managers, warehouse managers </w:t>
+      </w:r>
+      <w:r>
+        <w:t xml:space="preserve">and warehouse employees. </w:t>
+      </w:r>
+      <w:r>
+        <w:t xml:space="preserve">Small business owners are </w:t>
+      </w:r>
+      <w:r>
+        <w:t>p</w:t>
+      </w:r>
+      <w:r>
+        <w:t xml:space="preserve">eople who own small business with little </w:t>
+      </w:r>
+      <w:r>
+        <w:t xml:space="preserve">to no </w:t>
+      </w:r>
+      <w:r>
+        <w:t>management system in place.</w:t>
+      </w:r>
+      <w:r>
+        <w:t xml:space="preserve"> </w:t>
+      </w:r>
+      <w:r>
+        <w:t xml:space="preserve">They often have a small inventory </w:t>
+      </w:r>
+      <w:r>
+        <w:t xml:space="preserve">with only one location and probably a small number of products. </w:t>
+      </w:r>
+      <w:r>
+        <w:t xml:space="preserve">They will be able to use this software </w:t>
+      </w:r>
+      <w:r>
+        <w:t xml:space="preserve">to manage what is in </w:t>
+      </w:r>
+      <w:r>
+        <w:t>their</w:t>
+      </w:r>
+      <w:r>
+        <w:t xml:space="preserve"> inventory in a sim</w:t>
+      </w:r>
+      <w:r>
+        <w:t>ple manner</w:t>
+      </w:r>
+      <w:r>
+        <w:t xml:space="preserve"> with </w:t>
+      </w:r>
+      <w:r>
+        <w:t xml:space="preserve">the ability to have an organized </w:t>
+      </w:r>
+      <w:r>
+        <w:t xml:space="preserve">list of their inventory without much setup with the features of </w:t>
+      </w:r>
+      <w:r>
+        <w:t>controlling batches and item details with ease without having to bother with a full setup of warehouses and such</w:t>
+      </w:r>
+      <w:r>
+        <w:t xml:space="preserve">. </w:t>
+      </w:r>
+      <w:r>
+        <w:t>However,</w:t>
+      </w:r>
+      <w:r>
+        <w:t xml:space="preserve"> </w:t>
+      </w:r>
+      <w:r>
+        <w:t xml:space="preserve">they can still have the ability to expand their system as much as they want </w:t>
+      </w:r>
+      <w:r>
+        <w:t xml:space="preserve">at a later date. This allows for a small </w:t>
+      </w:r>
+      <w:r>
+        <w:t>stress-free</w:t>
+      </w:r>
+      <w:r>
+        <w:t xml:space="preserve"> experience for small business </w:t>
+      </w:r>
+      <w:r>
+        <w:t>owners</w:t>
+      </w:r>
+      <w:r>
+        <w:t xml:space="preserve"> </w:t>
+      </w:r>
+      <w:r>
+        <w:t>that want to get started quickly</w:t>
+      </w:r>
+      <w:r>
+        <w:t xml:space="preserve"> but can </w:t>
+      </w:r>
+      <w:r>
+        <w:t>expand their business at their own rate</w:t>
+      </w:r>
+      <w:r>
+        <w:t xml:space="preserve">. This is </w:t>
+      </w:r>
+      <w:r>
+        <w:t xml:space="preserve">a very </w:t>
+      </w:r>
+      <w:r>
+        <w:t xml:space="preserve">useful </w:t>
+      </w:r>
+      <w:r>
+        <w:t>for small business owners as they can start</w:t>
+      </w:r>
+      <w:r>
+        <w:t xml:space="preserve"> </w:t>
+      </w:r>
+      <w:r>
+        <w:t xml:space="preserve">using the software quickly with an experience suited to their needs </w:t>
+      </w:r>
+      <w:r>
+        <w:t xml:space="preserve">right after downloading with a simple easy to use system. </w:t>
+      </w:r>
+    </w:p>
+    <w:p>
+      <w:pPr>
+        <w:ind w:left="720"/>
+      </w:pPr>
+      <w:r>
+        <w:t xml:space="preserve">Company managers are </w:t>
+      </w:r>
+      <w:r>
+        <w:t>people who own or manage large companies with one or more locations and large inventory</w:t>
+      </w:r>
+      <w:r>
+        <w:t>. They will want to be able to access all of their inventory and keep track of everything across multiple locations</w:t>
+      </w:r>
+      <w:r>
+        <w:t xml:space="preserve"> whilst still being able to</w:t>
+      </w:r>
+      <w:r>
+        <w:t xml:space="preserve"> have location specific data </w:t>
+      </w:r>
+      <w:r>
+        <w:t xml:space="preserve">and </w:t>
+      </w:r>
+      <w:r>
+        <w:t xml:space="preserve">management. This software will be able to </w:t>
+      </w:r>
+      <w:r>
+        <w:t>read</w:t>
+      </w:r>
+      <w:r>
+        <w:t xml:space="preserve">ily set up a </w:t>
+      </w:r>
+      <w:r>
+        <w:t>large-scale</w:t>
+      </w:r>
+      <w:r>
+        <w:t xml:space="preserve"> warehouse management system</w:t>
+      </w:r>
+      <w:r>
+        <w:t>.</w:t>
+      </w:r>
+      <w:r>
+        <w:t xml:space="preserve"> </w:t>
+      </w:r>
+      <w:r>
+        <w:t xml:space="preserve">They will also be able to track specific items and batches as they travel between and in and out of the locations and </w:t>
+      </w:r>
+      <w:r>
+        <w:t xml:space="preserve">have </w:t>
+      </w:r>
+      <w:r>
+        <w:t>been</w:t>
+      </w:r>
+      <w:r>
+        <w:t xml:space="preserve"> able to control everything fully. Business managers </w:t>
+      </w:r>
+      <w:r>
+        <w:t>will want to be able to for setup for access levels across the inventory</w:t>
+      </w:r>
+      <w:r>
+        <w:t xml:space="preserve"> to keep a level of security within the system. They will be able to set up automatic reorder </w:t>
+      </w:r>
+      <w:r>
+        <w:t>which is useful to make sure stock is full in the multiple locations</w:t>
+      </w:r>
+      <w:r>
+        <w:t>.</w:t>
+      </w:r>
+    </w:p>
+    <w:p>
+      <w:pPr>
+        <w:ind w:left="720"/>
+      </w:pPr>
+      <w:r>
+        <w:rPr/>
+        <w:t xml:space="preserve">Warehouse managers are people whose job it is, is to manage </w:t>
+      </w:r>
+      <w:r>
+        <w:rPr/>
+        <w:t xml:space="preserve">the stock and inventory of a single warehouse. They will need to be able to track </w:t>
+      </w:r>
+      <w:r>
+        <w:rPr/>
+        <w:t>what’s</w:t>
+      </w:r>
+      <w:r>
+        <w:rPr/>
+        <w:t xml:space="preserve"> coming in and out of their warehouse, know where things in the w</w:t>
+      </w:r>
+      <w:r>
+        <w:rPr/>
+        <w:t>are</w:t>
+      </w:r>
+      <w:r>
+        <w:rPr/>
+        <w:t xml:space="preserve">house </w:t>
+      </w:r>
+      <w:r>
+        <w:rPr/>
+        <w:t xml:space="preserve">and be able to </w:t>
+      </w:r>
+      <w:r>
+        <w:rPr/>
+        <w:t xml:space="preserve">adjust stock </w:t>
+      </w:r>
+      <w:r>
+        <w:rPr/>
+        <w:t>as much as they need within their requirements.</w:t>
+      </w:r>
+      <w:r>
+        <w:rPr/>
+        <w:t xml:space="preserve"> They </w:t>
+      </w:r>
+      <w:r>
+        <w:rPr/>
+        <w:t>won't</w:t>
+      </w:r>
+      <w:r>
+        <w:rPr/>
+        <w:t xml:space="preserve"> need access to other warehouses.</w:t>
+      </w:r>
+      <w:r>
+        <w:rPr/>
+        <w:t xml:space="preserve"> They will be able to do this with the item adjustment and stock listing features</w:t>
+      </w:r>
+      <w:r>
+        <w:rPr/>
+        <w:t xml:space="preserve"> to adjust and keep track of the flow of items into and out of their warehouse. They will be able to be notified of adjustments to stock and </w:t>
+      </w:r>
+      <w:r>
+        <w:rPr/>
+        <w:t xml:space="preserve">items made by someone else as well. </w:t>
+      </w:r>
+      <w:r>
+        <w:rPr/>
+        <w:t>They will be able to find</w:t>
+      </w:r>
+      <w:r>
+        <w:rPr/>
+        <w:t xml:space="preserve"> where items are in their warehouse and how full the warehouse is. </w:t>
+      </w:r>
+      <w:r>
+        <w:rPr/>
+        <w:t xml:space="preserve">These are </w:t>
+      </w:r>
+      <w:r>
+        <w:rPr/>
+        <w:t>very useful</w:t>
+      </w:r>
+      <w:r>
+        <w:rPr/>
+        <w:t xml:space="preserve"> for warehouse managers as they </w:t>
+      </w:r>
+      <w:r>
+        <w:rPr/>
+        <w:t>are in charge of</w:t>
+      </w:r>
+      <w:r>
+        <w:rPr/>
+        <w:t xml:space="preserve"> everything in the warehouse</w:t>
+      </w:r>
+      <w:r>
+        <w:rPr/>
+        <w:t xml:space="preserve"> so need to be able to track everything int the warehouse. </w:t>
+      </w:r>
+    </w:p>
+    <w:p>
+      <w:pPr>
+        <w:ind w:left="720"/>
+      </w:pPr>
+      <w:r>
+        <w:t>War</w:t>
+      </w:r>
+      <w:r>
+        <w:t>e</w:t>
+      </w:r>
+      <w:r>
+        <w:t>house workers are people who work around a warehouse</w:t>
+      </w:r>
+      <w:r>
+        <w:t xml:space="preserve">, they have to move and actually deal with the stock. They need to be able to </w:t>
+      </w:r>
+      <w:r>
+        <w:t xml:space="preserve">know where things are in the warehouse and be able to work out the shortest route around a warehouse collecting the things they need. </w:t>
+      </w:r>
+      <w:r>
+        <w:t xml:space="preserve">They need to be able to adjust stock levels as well. </w:t>
+      </w:r>
+      <w:r>
+        <w:t xml:space="preserve"> They will be able to all of this </w:t>
+      </w:r>
+      <w:r>
+        <w:t xml:space="preserve">with the features in my program. The </w:t>
+      </w:r>
+      <w:r>
+        <w:t>warehouse location system</w:t>
+      </w:r>
+      <w:r>
+        <w:t xml:space="preserve"> will be able to </w:t>
+      </w:r>
+      <w:r>
+        <w:t xml:space="preserve">help locate and </w:t>
+      </w:r>
+      <w:r>
+        <w:t xml:space="preserve">find the quickest route </w:t>
+      </w:r>
+      <w:r>
+        <w:t xml:space="preserve">when collecting things </w:t>
+      </w:r>
+      <w:r>
+        <w:t xml:space="preserve">with a useful and intuitive GUI. </w:t>
+      </w:r>
+      <w:r>
+        <w:t xml:space="preserve">They will also be </w:t>
+      </w:r>
+      <w:r>
+        <w:t>able to adjust the stock levels and only the stock levels with the access levels in place</w:t>
+      </w:r>
+      <w:r>
+        <w:t xml:space="preserve">. </w:t>
+      </w:r>
+    </w:p>
+    <w:p>
+      <w:pPr>
+        <w:ind w:left="720"/>
+      </w:pPr>
     </w:p>
     <w:p>
       <w:pPr>
         <w:pStyle w:val="Heading2"/>
         <w:ind w:firstLine="720"/>
       </w:pPr>
-      <w:bookmarkStart w:id="4" w:name="_Toc102729737"/>
+      <w:bookmarkStart w:name="_Toc103244908" w:id="4"/>
       <w:r>
         <w:t>Essential features</w:t>
       </w:r>
       <w:bookmarkEnd w:id="4"/>
+    </w:p>
+    <w:p>
+      <w:pPr>
+        <w:ind w:left="720"/>
+      </w:pPr>
+      <w:r>
+        <w:t>T</w:t>
+      </w:r>
+      <w:r>
+        <w:t>aking into a</w:t>
+      </w:r>
+      <w:r>
+        <w:t xml:space="preserve">ccount </w:t>
+      </w:r>
+      <w:r>
+        <w:t xml:space="preserve">the research </w:t>
+      </w:r>
+      <w:r>
+        <w:t xml:space="preserve">into other similar products on the market and my stake holder needs I have identified some </w:t>
+      </w:r>
+      <w:r>
+        <w:t xml:space="preserve">essential features my </w:t>
+      </w:r>
+      <w:r>
+        <w:t>program will need.</w:t>
+      </w:r>
+    </w:p>
+    <w:p>
+      <w:pPr>
+        <w:pStyle w:val="ListParagraph"/>
+        <w:numPr>
+          <w:ilvl w:val="0"/>
+          <w:numId w:val="1"/>
+        </w:numPr>
+      </w:pPr>
+      <w:r>
+        <w:t xml:space="preserve">It will need to be able to permanently store </w:t>
+      </w:r>
+      <w:r>
+        <w:t xml:space="preserve">data about every item </w:t>
+      </w:r>
+      <w:r>
+        <w:t>in the system</w:t>
+      </w:r>
+    </w:p>
+    <w:p>
+      <w:pPr>
+        <w:pStyle w:val="ListParagraph"/>
+        <w:numPr>
+          <w:ilvl w:val="0"/>
+          <w:numId w:val="1"/>
+        </w:numPr>
+      </w:pPr>
+      <w:r>
+        <w:t xml:space="preserve">The data needs to be safe and only accessible by certain people and access levels </w:t>
+      </w:r>
+      <w:r>
+        <w:t>and therefore will need a login system</w:t>
+      </w:r>
+    </w:p>
+    <w:p>
+      <w:pPr>
+        <w:pStyle w:val="ListParagraph"/>
+        <w:numPr>
+          <w:ilvl w:val="0"/>
+          <w:numId w:val="1"/>
+        </w:numPr>
+      </w:pPr>
+      <w:r>
+        <w:t xml:space="preserve">It will need to be able to </w:t>
+      </w:r>
+      <w:r>
+        <w:t xml:space="preserve">organise and search </w:t>
+      </w:r>
+      <w:r>
+        <w:t>all</w:t>
+      </w:r>
+      <w:r>
+        <w:t xml:space="preserve"> the data in the system and display it in an </w:t>
+      </w:r>
+      <w:r>
+        <w:t>intuitive and useful way</w:t>
+      </w:r>
+    </w:p>
+    <w:p>
+      <w:pPr>
+        <w:ind w:left="720"/>
+      </w:pPr>
+      <w:r>
+        <w:rPr/>
+        <w:t>Th</w:t>
+      </w:r>
+      <w:r>
+        <w:rPr/>
+        <w:t>ese</w:t>
+      </w:r>
+      <w:r>
+        <w:rPr/>
+        <w:t xml:space="preserve"> </w:t>
+      </w:r>
+      <w:r>
+        <w:rPr/>
+        <w:t xml:space="preserve">are the bare </w:t>
+      </w:r>
+      <w:r>
+        <w:rPr/>
+        <w:t>minimum</w:t>
+      </w:r>
+      <w:r>
+        <w:rPr/>
+        <w:t xml:space="preserve"> features for my program, I intend on adding more </w:t>
+      </w:r>
+      <w:r>
+        <w:rPr/>
+        <w:t xml:space="preserve">as I develop the program however these are the features that would </w:t>
+      </w:r>
+      <w:r>
+        <w:rPr/>
+        <w:t xml:space="preserve">solve the problem. The storage of data permanently is </w:t>
+      </w:r>
+      <w:r>
+        <w:rPr/>
+        <w:t xml:space="preserve">necessary for this solution as </w:t>
+      </w:r>
+      <w:r>
+        <w:rPr/>
+        <w:t>without</w:t>
+      </w:r>
+      <w:r>
+        <w:rPr/>
+        <w:t xml:space="preserve"> </w:t>
+      </w:r>
+      <w:r>
+        <w:rPr/>
+        <w:t>permeant</w:t>
+      </w:r>
+      <w:r>
+        <w:rPr/>
+        <w:t xml:space="preserve"> storage the application would need to be </w:t>
+      </w:r>
+      <w:r>
+        <w:rPr/>
+        <w:t>running at all times</w:t>
+      </w:r>
+      <w:r>
+        <w:rPr/>
+        <w:t xml:space="preserve"> and all the data would be stored </w:t>
+      </w:r>
+      <w:r>
+        <w:rPr/>
+        <w:t xml:space="preserve">I memory rather than storage and therefore would slow the application to a halt on most If not all devices especially the low budget, old machines </w:t>
+      </w:r>
+      <w:r>
+        <w:rPr/>
+        <w:t xml:space="preserve">I am aiming to be able to run this program on. The data needs to be safe as the amount of stock and therefore what can be sold </w:t>
+      </w:r>
+      <w:r>
+        <w:rPr/>
+        <w:t xml:space="preserve">needs to be </w:t>
+      </w:r>
+      <w:r>
+        <w:rPr/>
+        <w:t>accurate</w:t>
+      </w:r>
+      <w:r>
+        <w:rPr/>
+        <w:t xml:space="preserve"> or the business running the software can lose money due to errors or people accessing </w:t>
+      </w:r>
+      <w:r>
+        <w:rPr/>
+        <w:t>data,</w:t>
+      </w:r>
+      <w:r>
+        <w:rPr/>
+        <w:t xml:space="preserve"> they </w:t>
+      </w:r>
+      <w:r>
+        <w:rPr/>
+        <w:t>shouldn’t</w:t>
+      </w:r>
+      <w:r>
+        <w:rPr/>
+        <w:t xml:space="preserve"> be able to. The organisation and ability to search for data is necessary otherwise it becomes impossible to find things in large </w:t>
+      </w:r>
+      <w:r>
+        <w:rPr/>
+        <w:t xml:space="preserve">inventories. </w:t>
+      </w:r>
+      <w:r>
+        <w:rPr/>
+        <w:t xml:space="preserve">And not being able to do that defies the whole point of the solution. </w:t>
+      </w:r>
     </w:p>
     <w:p>
       <w:pPr>
         <w:pStyle w:val="Heading2"/>
         <w:ind w:firstLine="720"/>
       </w:pPr>
-      <w:bookmarkStart w:id="5" w:name="_Toc102729738"/>
+      <w:bookmarkStart w:name="_Toc103244909" w:id="5"/>
       <w:r>
         <w:t>Limitations</w:t>
       </w:r>
       <w:bookmarkEnd w:id="5"/>
+    </w:p>
+    <w:p>
+      <w:pPr>
+        <w:ind w:left="720"/>
+      </w:pPr>
+      <w:r>
+        <w:t xml:space="preserve">The solution will not include a POS system as </w:t>
+      </w:r>
+      <w:r>
+        <w:t xml:space="preserve">this would take a long time to implement and wouldn’t be required for all stakeholders as some like the </w:t>
+      </w:r>
+      <w:r>
+        <w:t xml:space="preserve">warehouse manager and worker only need to worry about what is in the warehouse not </w:t>
+      </w:r>
+      <w:r>
+        <w:t xml:space="preserve">things being sold. </w:t>
+      </w:r>
+      <w:r>
+        <w:t>However,</w:t>
+      </w:r>
+      <w:r>
+        <w:t xml:space="preserve"> it is understood that some people will want direct contact between a</w:t>
+      </w:r>
+      <w:r>
+        <w:t xml:space="preserve"> POS system and th</w:t>
+      </w:r>
+      <w:r>
+        <w:t>e</w:t>
+      </w:r>
+      <w:r>
+        <w:t xml:space="preserve"> </w:t>
+      </w:r>
+      <w:r>
+        <w:lastRenderedPageBreak/>
+        <w:t xml:space="preserve">inventory </w:t>
+      </w:r>
+      <w:r>
+        <w:t xml:space="preserve">management system so a small API may be implemented so that a POS system can </w:t>
+      </w:r>
+      <w:r>
+        <w:t xml:space="preserve">work directly with the inventory system if required. </w:t>
+      </w:r>
+    </w:p>
+    <w:p>
+      <w:pPr>
+        <w:ind w:left="720"/>
+      </w:pPr>
+      <w:r>
+        <w:t xml:space="preserve">The solution </w:t>
+      </w:r>
+      <w:r>
+        <w:t>can’t</w:t>
+      </w:r>
+      <w:r>
+        <w:t xml:space="preserve"> be </w:t>
+      </w:r>
+      <w:proofErr w:type="spellStart"/>
+      <w:r>
+        <w:t>to</w:t>
+      </w:r>
+      <w:proofErr w:type="spellEnd"/>
+      <w:r>
+        <w:t xml:space="preserve"> complex, </w:t>
+      </w:r>
+      <w:r>
+        <w:t>i.e.</w:t>
+      </w:r>
+      <w:r>
+        <w:t xml:space="preserve"> not using superfast </w:t>
+      </w:r>
+      <w:r>
+        <w:t xml:space="preserve">sorting algorithms as this would require a higher spec machine to run on whereas it needs to able to run on weaker machines </w:t>
+      </w:r>
+      <w:r>
+        <w:t xml:space="preserve">and therefore </w:t>
+      </w:r>
+      <w:r>
+        <w:t xml:space="preserve">it is more favourable for a slightly slower </w:t>
+      </w:r>
+      <w:r>
+        <w:t xml:space="preserve">sorting algorithm like quicksort that is lighter on the machine </w:t>
+      </w:r>
+      <w:r>
+        <w:t xml:space="preserve">than a </w:t>
+      </w:r>
+      <w:r>
+        <w:t xml:space="preserve">faster algorithm like </w:t>
+      </w:r>
+      <w:r>
+        <w:t xml:space="preserve">radix that is more resource intensive </w:t>
+      </w:r>
+      <w:r>
+        <w:t>a</w:t>
+      </w:r>
+      <w:r>
+        <w:t xml:space="preserve">nd therefore </w:t>
+      </w:r>
+      <w:r>
+        <w:t>the machine would struggle to run it for a small possible speed increase.</w:t>
+      </w:r>
     </w:p>
     <w:p>
       <w:pPr>
         <w:pStyle w:val="Heading2"/>
         <w:ind w:firstLine="720"/>
       </w:pPr>
-      <w:bookmarkStart w:id="6" w:name="_Toc102729739"/>
+      <w:bookmarkStart w:name="_Toc103244910" w:id="6"/>
       <w:r>
         <w:t>Requirements</w:t>
       </w:r>
       <w:bookmarkEnd w:id="6"/>
+    </w:p>
+    <w:p>
+      <w:pPr>
+        <w:ind w:left="720"/>
+      </w:pPr>
+      <w:r>
+        <w:rPr/>
+        <w:t xml:space="preserve">I am going to be programming this an </w:t>
+      </w:r>
+      <w:proofErr w:type="spellStart"/>
+      <w:r>
+        <w:rPr/>
+        <w:t>c#</w:t>
+      </w:r>
+      <w:proofErr w:type="spellEnd"/>
+      <w:r>
+        <w:rPr/>
+        <w:t xml:space="preserve"> so </w:t>
+      </w:r>
+      <w:r>
+        <w:rPr/>
+        <w:t xml:space="preserve">the final application will just be an executable able to be run by any </w:t>
+      </w:r>
+      <w:r>
+        <w:rPr/>
+        <w:t xml:space="preserve">windows machine. </w:t>
+      </w:r>
+      <w:r>
+        <w:rPr/>
+        <w:t>I will be programming using the .NET 4</w:t>
+      </w:r>
+      <w:r>
+        <w:rPr/>
+        <w:t>.7</w:t>
+      </w:r>
+      <w:r>
+        <w:rPr/>
+        <w:t xml:space="preserve"> Framework</w:t>
+      </w:r>
+      <w:r>
+        <w:rPr/>
+        <w:t xml:space="preserve"> which </w:t>
+      </w:r>
+      <w:r>
+        <w:rPr/>
+        <w:t>requires</w:t>
+      </w:r>
+      <w:r>
+        <w:rPr/>
+        <w:t xml:space="preserve"> windows 7. </w:t>
+      </w:r>
+      <w:r>
+        <w:rPr/>
+        <w:t xml:space="preserve">This is a low </w:t>
+      </w:r>
+      <w:r>
+        <w:rPr/>
+        <w:t>enough spec OS that most systems that need my program will be running</w:t>
+      </w:r>
+      <w:r>
+        <w:rPr/>
+        <w:t xml:space="preserve"> if not a higher spec OS like windows 8,10 or 11. </w:t>
+      </w:r>
+      <w:r>
+        <w:rPr/>
+        <w:t>My program will only be able to run on windows machines as it will be released as an .exe file</w:t>
+      </w:r>
+      <w:r>
+        <w:rPr/>
+        <w:t xml:space="preserve">, however this </w:t>
+      </w:r>
+      <w:r>
+        <w:rPr/>
+        <w:t>shouldn’t</w:t>
+      </w:r>
+      <w:r>
+        <w:rPr/>
+        <w:t xml:space="preserve"> be a problem as most people use windows and </w:t>
+      </w:r>
+      <w:r>
+        <w:rPr/>
+        <w:t>it’s</w:t>
+      </w:r>
+      <w:r>
+        <w:rPr/>
+        <w:t xml:space="preserve"> the cheapest and therefore most large companies use it. </w:t>
+      </w:r>
+      <w:r>
+        <w:rPr/>
+        <w:t xml:space="preserve">If running a </w:t>
+      </w:r>
+      <w:r>
+        <w:rPr/>
+        <w:t>large-scale</w:t>
+      </w:r>
+      <w:r>
+        <w:rPr/>
+        <w:t xml:space="preserve"> operation, it may be </w:t>
+      </w:r>
+      <w:r>
+        <w:rPr/>
+        <w:t>viable</w:t>
+      </w:r>
+      <w:r>
+        <w:rPr/>
+        <w:t xml:space="preserve"> to </w:t>
+      </w:r>
+      <w:r>
+        <w:rPr/>
+        <w:t xml:space="preserve">have the database set up on a large server rather than one machine however this </w:t>
+      </w:r>
+      <w:r>
+        <w:rPr/>
+        <w:t>won't</w:t>
+      </w:r>
+      <w:r>
+        <w:rPr/>
+        <w:t xml:space="preserve"> be necessary if you are running it on </w:t>
+      </w:r>
+      <w:r>
+        <w:rPr/>
+        <w:t xml:space="preserve">one computer like a small business might. However as they grow they might want to invest in a dedicated hard drive </w:t>
+      </w:r>
+      <w:r>
+        <w:rPr/>
+        <w:t xml:space="preserve">to store the data on rather than </w:t>
+      </w:r>
+      <w:r>
+        <w:rPr/>
+        <w:t xml:space="preserve">a smaller SSD that is used for more everyday things. </w:t>
+      </w:r>
     </w:p>
     <w:p>
       <w:pPr>
         <w:pStyle w:val="Heading2"/>
         <w:ind w:firstLine="720"/>
       </w:pPr>
-      <w:bookmarkStart w:id="7" w:name="_Toc102729740"/>
+      <w:bookmarkStart w:name="_Toc103244911" w:id="7"/>
       <w:r>
         <w:t>Success criteria</w:t>
       </w:r>
@@ -3644,7 +4502,7 @@
       <w:pPr>
         <w:pStyle w:val="Heading1"/>
       </w:pPr>
-      <w:bookmarkStart w:id="8" w:name="_Toc102729741"/>
+      <w:bookmarkStart w:name="_Toc103244912" w:id="8"/>
       <w:r>
         <w:t>Design</w:t>
       </w:r>
@@ -3655,7 +4513,7 @@
         <w:pStyle w:val="Heading2"/>
         <w:ind w:firstLine="720"/>
       </w:pPr>
-      <w:bookmarkStart w:id="9" w:name="_Toc102729742"/>
+      <w:bookmarkStart w:name="_Toc103244913" w:id="9"/>
       <w:r>
         <w:t>Decomposition</w:t>
       </w:r>
@@ -3666,7 +4524,7 @@
         <w:pStyle w:val="Heading2"/>
         <w:ind w:firstLine="720"/>
       </w:pPr>
-      <w:bookmarkStart w:id="10" w:name="_Toc102729743"/>
+      <w:bookmarkStart w:name="_Toc103244914" w:id="10"/>
       <w:r>
         <w:t>Structure</w:t>
       </w:r>
@@ -3680,7 +4538,7 @@
         <w:pStyle w:val="Heading2"/>
         <w:ind w:firstLine="720"/>
       </w:pPr>
-      <w:bookmarkStart w:id="11" w:name="_Toc102729744"/>
+      <w:bookmarkStart w:name="_Toc103244915" w:id="11"/>
       <w:r>
         <w:t>Algorithms</w:t>
       </w:r>
@@ -3691,7 +4549,7 @@
         <w:pStyle w:val="Heading2"/>
         <w:ind w:firstLine="720"/>
       </w:pPr>
-      <w:bookmarkStart w:id="12" w:name="_Toc102729745"/>
+      <w:bookmarkStart w:name="_Toc103244916" w:id="12"/>
       <w:r>
         <w:t>Variables/Data structures</w:t>
       </w:r>
@@ -3702,7 +4560,7 @@
         <w:pStyle w:val="Heading2"/>
         <w:ind w:firstLine="720"/>
       </w:pPr>
-      <w:bookmarkStart w:id="13" w:name="_Toc102729746"/>
+      <w:bookmarkStart w:name="_Toc103244917" w:id="13"/>
       <w:r>
         <w:t>Features</w:t>
       </w:r>
@@ -3713,7 +4571,7 @@
         <w:pStyle w:val="Heading2"/>
         <w:ind w:firstLine="720"/>
       </w:pPr>
-      <w:bookmarkStart w:id="14" w:name="_Toc102729747"/>
+      <w:bookmarkStart w:name="_Toc103244918" w:id="14"/>
       <w:r>
         <w:t>Test Data</w:t>
       </w:r>
@@ -3724,7 +4582,7 @@
         <w:pStyle w:val="Heading3"/>
         <w:ind w:left="720" w:firstLine="720"/>
       </w:pPr>
-      <w:bookmarkStart w:id="15" w:name="_Toc102729748"/>
+      <w:bookmarkStart w:name="_Toc103244919" w:id="15"/>
       <w:r>
         <w:t>Iterative</w:t>
       </w:r>
@@ -3738,7 +4596,7 @@
         <w:pStyle w:val="Heading3"/>
         <w:ind w:left="720" w:firstLine="720"/>
       </w:pPr>
-      <w:bookmarkStart w:id="16" w:name="_Toc102729749"/>
+      <w:bookmarkStart w:name="_Toc103244920" w:id="16"/>
       <w:r>
         <w:t>Post development</w:t>
       </w:r>
@@ -3748,7 +4606,7 @@
       <w:pPr>
         <w:pStyle w:val="Heading1"/>
       </w:pPr>
-      <w:bookmarkStart w:id="17" w:name="_Toc102729750"/>
+      <w:bookmarkStart w:name="_Toc103244921" w:id="17"/>
       <w:r>
         <w:t>Development</w:t>
       </w:r>
@@ -3758,7 +4616,7 @@
       <w:pPr>
         <w:pStyle w:val="Heading1"/>
       </w:pPr>
-      <w:bookmarkStart w:id="18" w:name="_Toc102729751"/>
+      <w:bookmarkStart w:name="_Toc103244922" w:id="18"/>
       <w:r>
         <w:t>Post Development</w:t>
       </w:r>
@@ -3768,7 +4626,7 @@
       <w:pPr>
         <w:pStyle w:val="Heading2"/>
       </w:pPr>
-      <w:bookmarkStart w:id="19" w:name="_Toc102729752"/>
+      <w:bookmarkStart w:name="_Toc103244923" w:id="19"/>
       <w:r>
         <w:t>Testing</w:t>
       </w:r>
@@ -3778,7 +4636,7 @@
       <w:pPr>
         <w:pStyle w:val="Heading2"/>
       </w:pPr>
-      <w:bookmarkStart w:id="20" w:name="_Toc102729753"/>
+      <w:bookmarkStart w:name="_Toc103244924" w:id="20"/>
       <w:r>
         <w:t>Success Criteria</w:t>
       </w:r>
@@ -3788,7 +4646,7 @@
       <w:pPr>
         <w:pStyle w:val="Heading2"/>
       </w:pPr>
-      <w:bookmarkStart w:id="21" w:name="_Toc102729754"/>
+      <w:bookmarkStart w:name="_Toc103244925" w:id="21"/>
       <w:r>
         <w:t>Final Product</w:t>
       </w:r>
@@ -3798,7 +4656,7 @@
       <w:pPr>
         <w:pStyle w:val="Heading2"/>
       </w:pPr>
-      <w:bookmarkStart w:id="22" w:name="_Toc102729755"/>
+      <w:bookmarkStart w:name="_Toc103244926" w:id="22"/>
       <w:r>
         <w:t>Limitations</w:t>
       </w:r>
@@ -3808,7 +4666,7 @@
       <w:pPr>
         <w:pStyle w:val="Heading2"/>
       </w:pPr>
-      <w:bookmarkStart w:id="23" w:name="_Toc102729756"/>
+      <w:bookmarkStart w:name="_Toc103244927" w:id="23"/>
       <w:r>
         <w:t>Maintenance</w:t>
       </w:r>
@@ -3850,9 +4708,9 @@
       </w:pPr>
     </w:p>
     <w:sectPr>
-      <w:headerReference w:type="default" r:id="rId8"/>
-      <w:footerReference w:type="default" r:id="rId9"/>
-      <w:pgSz w:w="11906" w:h="16838"/>
+      <w:headerReference w:type="default" r:id="rId9"/>
+      <w:footerReference w:type="default" r:id="rId10"/>
+      <w:pgSz w:w="11906" w:h="16838" w:orient="portrait"/>
       <w:pgMar w:top="1440" w:right="1440" w:bottom="1440" w:left="1440" w:header="708" w:footer="708" w:gutter="0"/>
       <w:cols w:space="708"/>
       <w:docGrid w:linePitch="360"/>
@@ -3881,6 +4739,13 @@
       <w:r>
         <w:continuationSeparator/>
       </w:r>
+    </w:p>
+  </w:endnote>
+  <w:endnote w:type="continuationNotice" w:id="1">
+    <w:p>
+      <w:pPr>
+        <w:spacing w:after="0" w:line="240" w:lineRule="auto"/>
+      </w:pPr>
     </w:p>
   </w:endnote>
 </w:endnotes>
@@ -3954,6 +4819,172 @@
       </w:r>
     </w:p>
   </w:footnote>
+  <w:footnote w:type="continuationNotice" w:id="1">
+    <w:p>
+      <w:pPr>
+        <w:spacing w:after="0" w:line="240" w:lineRule="auto"/>
+      </w:pPr>
+    </w:p>
+  </w:footnote>
+  <w:footnote w:id="2">
+    <w:p>
+      <w:pPr>
+        <w:pStyle w:val="FootnoteText"/>
+        <w:rPr>
+          <w:lang w:val="de-DE"/>
+        </w:rPr>
+      </w:pPr>
+      <w:r>
+        <w:rPr>
+          <w:rStyle w:val="FootnoteReference"/>
+        </w:rPr>
+        <w:footnoteRef/>
+      </w:r>
+      <w:r>
+        <w:rPr>
+          <w:lang w:val="de-DE"/>
+        </w:rPr>
+        <w:t xml:space="preserve"> </w:t>
+      </w:r>
+      <w:sdt>
+        <w:sdtPr>
+          <w:id w:val="879360537"/>
+          <w:citation/>
+        </w:sdtPr>
+        <w:sdtEndPr/>
+        <w:sdtContent>
+          <w:r>
+            <w:fldChar w:fldCharType="begin"/>
+          </w:r>
+          <w:r>
+            <w:rPr>
+              <w:lang w:val="de-DE"/>
+            </w:rPr>
+            <w:instrText xml:space="preserve"> CITATION Kar21 \l 2057 </w:instrText>
+          </w:r>
+          <w:r>
+            <w:fldChar w:fldCharType="separate"/>
+          </w:r>
+          <w:r>
+            <w:rPr>
+              <w:noProof/>
+              <w:lang w:val="de-DE"/>
+            </w:rPr>
+            <w:t>(Weise, 2021)</w:t>
+          </w:r>
+          <w:r>
+            <w:fldChar w:fldCharType="end"/>
+          </w:r>
+        </w:sdtContent>
+      </w:sdt>
+    </w:p>
+  </w:footnote>
+  <w:footnote w:id="3">
+    <w:p>
+      <w:pPr>
+        <w:pStyle w:val="FootnoteText"/>
+        <w:rPr>
+          <w:lang w:val="de-DE"/>
+        </w:rPr>
+      </w:pPr>
+      <w:r>
+        <w:rPr>
+          <w:rStyle w:val="FootnoteReference"/>
+        </w:rPr>
+        <w:footnoteRef/>
+      </w:r>
+      <w:r>
+        <w:rPr>
+          <w:lang w:val="de-DE"/>
+        </w:rPr>
+        <w:t xml:space="preserve"> </w:t>
+      </w:r>
+      <w:sdt>
+        <w:sdtPr>
+          <w:id w:val="491452017"/>
+          <w:citation/>
+        </w:sdtPr>
+        <w:sdtEndPr/>
+        <w:sdtContent>
+          <w:r>
+            <w:fldChar w:fldCharType="begin"/>
+          </w:r>
+          <w:r>
+            <w:rPr>
+              <w:lang w:val="de-DE"/>
+            </w:rPr>
+            <w:instrText xml:space="preserve"> CITATION Bet19 \l 2057 </w:instrText>
+          </w:r>
+          <w:r>
+            <w:fldChar w:fldCharType="separate"/>
+          </w:r>
+          <w:r>
+            <w:rPr>
+              <w:noProof/>
+              <w:lang w:val="de-DE"/>
+            </w:rPr>
+            <w:t>(Biron, 2019)</w:t>
+          </w:r>
+          <w:r>
+            <w:fldChar w:fldCharType="end"/>
+          </w:r>
+        </w:sdtContent>
+      </w:sdt>
+    </w:p>
+  </w:footnote>
+  <w:footnote w:id="4">
+    <w:p>
+      <w:pPr>
+        <w:pStyle w:val="FootnoteText"/>
+        <w:rPr>
+          <w:lang w:val="de-DE"/>
+        </w:rPr>
+      </w:pPr>
+      <w:r>
+        <w:rPr>
+          <w:rStyle w:val="FootnoteReference"/>
+        </w:rPr>
+        <w:footnoteRef/>
+      </w:r>
+      <w:r>
+        <w:rPr>
+          <w:lang w:val="de-DE"/>
+        </w:rPr>
+        <w:t xml:space="preserve"> </w:t>
+      </w:r>
+      <w:sdt>
+        <w:sdtPr>
+          <w:id w:val="977493463"/>
+          <w:citation/>
+        </w:sdtPr>
+        <w:sdtEndPr/>
+        <w:sdtContent>
+          <w:r>
+            <w:fldChar w:fldCharType="begin"/>
+          </w:r>
+          <w:r>
+            <w:rPr>
+              <w:lang w:val="de-DE"/>
+            </w:rPr>
+            <w:instrText xml:space="preserve"> CITATION inv \l 2057 </w:instrText>
+          </w:r>
+          <w:r>
+            <w:fldChar w:fldCharType="separate"/>
+          </w:r>
+          <w:r>
+            <w:rPr>
+              <w:noProof/>
+              <w:lang w:val="de-DE"/>
+            </w:rPr>
+            <w:t>(Zoho.com, n.d.)</w:t>
+          </w:r>
+          <w:r>
+            <w:fldChar w:fldCharType="end"/>
+          </w:r>
+        </w:sdtContent>
+      </w:sdt>
+    </w:p>
+  </w:footnote>
 </w:footnotes>
 </file>
 
@@ -3968,22 +4999,146 @@
     </w:r>
     <w:r>
       <w:tab/>
+    </w:r>
+    <w:r>
       <w:t>Candidate Number: 7297</w:t>
     </w:r>
     <w:r>
       <w:tab/>
+    </w:r>
+    <w:r>
       <w:t>Centre Number: 37490</w:t>
     </w:r>
   </w:p>
 </w:hdr>
 </file>
 
+<file path=word/numbering.xml><?xml version="1.0" encoding="utf-8"?>
+<w:numbering xmlns:wpc="http://schemas.microsoft.com/office/word/2010/wordprocessingCanvas" xmlns:cx="http://schemas.microsoft.com/office/drawing/2014/chartex" xmlns:cx1="http://schemas.microsoft.com/office/drawing/2015/9/8/chartex" xmlns:cx2="http://schemas.microsoft.com/office/drawing/2015/10/21/chartex" xmlns:cx3="http://schemas.microsoft.com/office/drawing/2016/5/9/chartex" xmlns:cx4="http://schemas.microsoft.com/office/drawing/2016/5/10/chartex" xmlns:cx5="http://schemas.microsoft.com/office/drawing/2016/5/11/chartex" xmlns:cx6="http://schemas.microsoft.com/office/drawing/2016/5/12/chartex" xmlns:cx7="http://schemas.microsoft.com/office/drawing/2016/5/13/chartex" xmlns:cx8="http://schemas.microsoft.com/office/drawing/2016/5/14/chartex" xmlns:mc="http://schemas.openxmlformats.org/markup-compatibility/2006" xmlns:aink="http://schemas.microsoft.com/office/drawing/2016/ink" xmlns:am3d="http://schemas.microsoft.com/office/drawing/2017/model3d" xmlns:o="urn:schemas-microsoft-com:office:office" xmlns:oel="http://schemas.microsoft.com/office/2019/extlst" xmlns:r="http://schemas.openxmlformats.org/officeDocument/2006/relationships" xmlns:m="http://schemas.openxmlformats.org/officeDocument/2006/math" xmlns:v="urn:schemas-microsoft-com:vml" xmlns:wp14="http://schemas.microsoft.com/office/word/2010/wordprocessingDrawing" xmlns:wp="http://schemas.openxmlformats.org/drawingml/2006/wordprocessingDrawing" xmlns:w10="urn:schemas-microsoft-com:office:word" xmlns:w="http://schemas.openxmlformats.org/wordprocessingml/2006/main" xmlns:w14="http://schemas.microsoft.com/office/word/2010/wordml" xmlns:w15="http://schemas.microsoft.com/office/word/2012/wordml" xmlns:w16cex="http://schemas.microsoft.com/office/word/2018/wordml/cex" xmlns:w16cid="http://schemas.microsoft.com/office/word/2016/wordml/cid" xmlns:w16="http://schemas.microsoft.com/office/word/2018/wordml" xmlns:w16sdtdh="http://schemas.microsoft.com/office/word/2020/wordml/sdtdatahash" xmlns:w16se="http://schemas.microsoft.com/office/word/2015/wordml/symex" xmlns:wpg="http://schemas.microsoft.com/office/word/2010/wordprocessingGroup" xmlns:wpi="http://schemas.microsoft.com/office/word/2010/wordprocessingInk" xmlns:wne="http://schemas.microsoft.com/office/word/2006/wordml" xmlns:wps="http://schemas.microsoft.com/office/word/2010/wordprocessingShape" mc:Ignorable="w14 w15 w16se w16cid w16 w16cex w16sdtdh wp14">
+  <w:abstractNum w:abstractNumId="0" w15:restartNumberingAfterBreak="0">
+    <w:nsid w:val="4D11439B"/>
+    <w:multiLevelType w:val="hybridMultilevel"/>
+    <w:tmpl w:val="B170AA18"/>
+    <w:lvl w:ilvl="0" w:tplc="DD3CF1C4">
+      <w:numFmt w:val="bullet"/>
+      <w:lvlText w:val="-"/>
+      <w:lvlJc w:val="left"/>
+      <w:pPr>
+        <w:ind w:left="1080" w:hanging="360"/>
+      </w:pPr>
+      <w:rPr>
+        <w:rFonts w:hint="default" w:ascii="Calibri" w:hAnsi="Calibri" w:cs="Calibri" w:eastAsiaTheme="minorHAnsi"/>
+      </w:rPr>
+    </w:lvl>
+    <w:lvl w:ilvl="1" w:tplc="08090003" w:tentative="1">
+      <w:start w:val="1"/>
+      <w:numFmt w:val="bullet"/>
+      <w:lvlText w:val="o"/>
+      <w:lvlJc w:val="left"/>
+      <w:pPr>
+        <w:ind w:left="1800" w:hanging="360"/>
+      </w:pPr>
+      <w:rPr>
+        <w:rFonts w:hint="default" w:ascii="Courier New" w:hAnsi="Courier New" w:cs="Courier New"/>
+      </w:rPr>
+    </w:lvl>
+    <w:lvl w:ilvl="2" w:tplc="08090005" w:tentative="1">
+      <w:start w:val="1"/>
+      <w:numFmt w:val="bullet"/>
+      <w:lvlText w:val=""/>
+      <w:lvlJc w:val="left"/>
+      <w:pPr>
+        <w:ind w:left="2520" w:hanging="360"/>
+      </w:pPr>
+      <w:rPr>
+        <w:rFonts w:hint="default" w:ascii="Wingdings" w:hAnsi="Wingdings"/>
+      </w:rPr>
+    </w:lvl>
+    <w:lvl w:ilvl="3" w:tplc="08090001" w:tentative="1">
+      <w:start w:val="1"/>
+      <w:numFmt w:val="bullet"/>
+      <w:lvlText w:val=""/>
+      <w:lvlJc w:val="left"/>
+      <w:pPr>
+        <w:ind w:left="3240" w:hanging="360"/>
+      </w:pPr>
+      <w:rPr>
+        <w:rFonts w:hint="default" w:ascii="Symbol" w:hAnsi="Symbol"/>
+      </w:rPr>
+    </w:lvl>
+    <w:lvl w:ilvl="4" w:tplc="08090003" w:tentative="1">
+      <w:start w:val="1"/>
+      <w:numFmt w:val="bullet"/>
+      <w:lvlText w:val="o"/>
+      <w:lvlJc w:val="left"/>
+      <w:pPr>
+        <w:ind w:left="3960" w:hanging="360"/>
+      </w:pPr>
+      <w:rPr>
+        <w:rFonts w:hint="default" w:ascii="Courier New" w:hAnsi="Courier New" w:cs="Courier New"/>
+      </w:rPr>
+    </w:lvl>
+    <w:lvl w:ilvl="5" w:tplc="08090005" w:tentative="1">
+      <w:start w:val="1"/>
+      <w:numFmt w:val="bullet"/>
+      <w:lvlText w:val=""/>
+      <w:lvlJc w:val="left"/>
+      <w:pPr>
+        <w:ind w:left="4680" w:hanging="360"/>
+      </w:pPr>
+      <w:rPr>
+        <w:rFonts w:hint="default" w:ascii="Wingdings" w:hAnsi="Wingdings"/>
+      </w:rPr>
+    </w:lvl>
+    <w:lvl w:ilvl="6" w:tplc="08090001" w:tentative="1">
+      <w:start w:val="1"/>
+      <w:numFmt w:val="bullet"/>
+      <w:lvlText w:val=""/>
+      <w:lvlJc w:val="left"/>
+      <w:pPr>
+        <w:ind w:left="5400" w:hanging="360"/>
+      </w:pPr>
+      <w:rPr>
+        <w:rFonts w:hint="default" w:ascii="Symbol" w:hAnsi="Symbol"/>
+      </w:rPr>
+    </w:lvl>
+    <w:lvl w:ilvl="7" w:tplc="08090003" w:tentative="1">
+      <w:start w:val="1"/>
+      <w:numFmt w:val="bullet"/>
+      <w:lvlText w:val="o"/>
+      <w:lvlJc w:val="left"/>
+      <w:pPr>
+        <w:ind w:left="6120" w:hanging="360"/>
+      </w:pPr>
+      <w:rPr>
+        <w:rFonts w:hint="default" w:ascii="Courier New" w:hAnsi="Courier New" w:cs="Courier New"/>
+      </w:rPr>
+    </w:lvl>
+    <w:lvl w:ilvl="8" w:tplc="08090005" w:tentative="1">
+      <w:start w:val="1"/>
+      <w:numFmt w:val="bullet"/>
+      <w:lvlText w:val=""/>
+      <w:lvlJc w:val="left"/>
+      <w:pPr>
+        <w:ind w:left="6840" w:hanging="360"/>
+      </w:pPr>
+      <w:rPr>
+        <w:rFonts w:hint="default" w:ascii="Wingdings" w:hAnsi="Wingdings"/>
+      </w:rPr>
+    </w:lvl>
+  </w:abstractNum>
+  <w:num w:numId="1" w16cid:durableId="1920166787">
+    <w:abstractNumId w:val="0"/>
+  </w:num>
+</w:numbering>
+</file>
+
 <file path=word/styles.xml><?xml version="1.0" encoding="utf-8"?>
-<w:styles xmlns:mc="http://schemas.openxmlformats.org/markup-compatibility/2006" xmlns:r="http://schemas.openxmlformats.org/officeDocument/2006/relationships" xmlns:w="http://schemas.openxmlformats.org/wordprocessingml/2006/main" xmlns:w14="http://schemas.microsoft.com/office/word/2010/wordml" xmlns:w15="http://schemas.microsoft.com/office/word/2012/wordml" xmlns:w16cex="http://schemas.microsoft.com/office/word/2018/wordml/cex" xmlns:w16cid="http://schemas.microsoft.com/office/word/2016/wordml/cid" xmlns:w16="http://schemas.microsoft.com/office/word/2018/wordml" xmlns:w16sdtdh="http://schemas.microsoft.com/office/word/2020/wordml/sdtdatahash" xmlns:w16se="http://schemas.microsoft.com/office/word/2015/wordml/symex" mc:Ignorable="w14 w15 w16se w16cid w16 w16cex w16sdtdh">
+<w:styles xmlns:wp14="http://schemas.microsoft.com/office/word/2010/wordprocessingDrawing" xmlns:mc="http://schemas.openxmlformats.org/markup-compatibility/2006" xmlns:r="http://schemas.openxmlformats.org/officeDocument/2006/relationships" xmlns:w="http://schemas.openxmlformats.org/wordprocessingml/2006/main" xmlns:w14="http://schemas.microsoft.com/office/word/2010/wordml" xmlns:w15="http://schemas.microsoft.com/office/word/2012/wordml" xmlns:w16cex="http://schemas.microsoft.com/office/word/2018/wordml/cex" xmlns:w16cid="http://schemas.microsoft.com/office/word/2016/wordml/cid" xmlns:w16="http://schemas.microsoft.com/office/word/2018/wordml" xmlns:w16sdtdh="http://schemas.microsoft.com/office/word/2020/wordml/sdtdatahash" xmlns:w16se="http://schemas.microsoft.com/office/word/2015/wordml/symex" mc:Ignorable="w14 w15 w16se w16cid w16 w16cex w16sdtdh wp14">
   <w:docDefaults>
     <w:rPrDefault>
       <w:rPr>
-        <w:rFonts w:asciiTheme="minorHAnsi" w:eastAsiaTheme="minorHAnsi" w:hAnsiTheme="minorHAnsi" w:cstheme="minorBidi"/>
+        <w:rFonts w:asciiTheme="minorHAnsi" w:hAnsiTheme="minorHAnsi" w:eastAsiaTheme="minorHAnsi" w:cstheme="minorBidi"/>
         <w:sz w:val="22"/>
         <w:szCs w:val="22"/>
         <w:lang w:val="en-GB" w:eastAsia="en-US" w:bidi="ar-SA"/>
@@ -3998,14 +5153,14 @@
   <w:latentStyles w:defLockedState="0" w:defUIPriority="99" w:defSemiHidden="0" w:defUnhideWhenUsed="0" w:defQFormat="0" w:count="376">
     <w:lsdException w:name="Normal" w:uiPriority="0" w:qFormat="1"/>
     <w:lsdException w:name="heading 1" w:uiPriority="9" w:qFormat="1"/>
-    <w:lsdException w:name="heading 2" w:semiHidden="1" w:uiPriority="9" w:unhideWhenUsed="1" w:qFormat="1"/>
-    <w:lsdException w:name="heading 3" w:semiHidden="1" w:uiPriority="9" w:unhideWhenUsed="1" w:qFormat="1"/>
-    <w:lsdException w:name="heading 4" w:semiHidden="1" w:uiPriority="9" w:unhideWhenUsed="1" w:qFormat="1"/>
-    <w:lsdException w:name="heading 5" w:semiHidden="1" w:uiPriority="9" w:unhideWhenUsed="1" w:qFormat="1"/>
-    <w:lsdException w:name="heading 6" w:semiHidden="1" w:uiPriority="9" w:unhideWhenUsed="1" w:qFormat="1"/>
-    <w:lsdException w:name="heading 7" w:semiHidden="1" w:uiPriority="9" w:unhideWhenUsed="1" w:qFormat="1"/>
-    <w:lsdException w:name="heading 8" w:semiHidden="1" w:uiPriority="9" w:unhideWhenUsed="1" w:qFormat="1"/>
-    <w:lsdException w:name="heading 9" w:semiHidden="1" w:uiPriority="9" w:unhideWhenUsed="1" w:qFormat="1"/>
+    <w:lsdException w:name="heading 2" w:uiPriority="9" w:semiHidden="1" w:unhideWhenUsed="1" w:qFormat="1"/>
+    <w:lsdException w:name="heading 3" w:uiPriority="9" w:semiHidden="1" w:unhideWhenUsed="1" w:qFormat="1"/>
+    <w:lsdException w:name="heading 4" w:uiPriority="9" w:semiHidden="1" w:unhideWhenUsed="1" w:qFormat="1"/>
+    <w:lsdException w:name="heading 5" w:uiPriority="9" w:semiHidden="1" w:unhideWhenUsed="1" w:qFormat="1"/>
+    <w:lsdException w:name="heading 6" w:uiPriority="9" w:semiHidden="1" w:unhideWhenUsed="1" w:qFormat="1"/>
+    <w:lsdException w:name="heading 7" w:uiPriority="9" w:semiHidden="1" w:unhideWhenUsed="1" w:qFormat="1"/>
+    <w:lsdException w:name="heading 8" w:uiPriority="9" w:semiHidden="1" w:unhideWhenUsed="1" w:qFormat="1"/>
+    <w:lsdException w:name="heading 9" w:uiPriority="9" w:semiHidden="1" w:unhideWhenUsed="1" w:qFormat="1"/>
     <w:lsdException w:name="index 1" w:semiHidden="1" w:unhideWhenUsed="1"/>
     <w:lsdException w:name="index 2" w:semiHidden="1" w:unhideWhenUsed="1"/>
     <w:lsdException w:name="index 3" w:semiHidden="1" w:unhideWhenUsed="1"/>
@@ -4015,22 +5170,22 @@
     <w:lsdException w:name="index 7" w:semiHidden="1" w:unhideWhenUsed="1"/>
     <w:lsdException w:name="index 8" w:semiHidden="1" w:unhideWhenUsed="1"/>
     <w:lsdException w:name="index 9" w:semiHidden="1" w:unhideWhenUsed="1"/>
-    <w:lsdException w:name="toc 1" w:semiHidden="1" w:uiPriority="39" w:unhideWhenUsed="1"/>
-    <w:lsdException w:name="toc 2" w:semiHidden="1" w:uiPriority="39" w:unhideWhenUsed="1"/>
-    <w:lsdException w:name="toc 3" w:semiHidden="1" w:uiPriority="39" w:unhideWhenUsed="1"/>
-    <w:lsdException w:name="toc 4" w:semiHidden="1" w:uiPriority="39" w:unhideWhenUsed="1"/>
-    <w:lsdException w:name="toc 5" w:semiHidden="1" w:uiPriority="39" w:unhideWhenUsed="1"/>
-    <w:lsdException w:name="toc 6" w:semiHidden="1" w:uiPriority="39" w:unhideWhenUsed="1"/>
-    <w:lsdException w:name="toc 7" w:semiHidden="1" w:uiPriority="39" w:unhideWhenUsed="1"/>
-    <w:lsdException w:name="toc 8" w:semiHidden="1" w:uiPriority="39" w:unhideWhenUsed="1"/>
-    <w:lsdException w:name="toc 9" w:semiHidden="1" w:uiPriority="39" w:unhideWhenUsed="1"/>
+    <w:lsdException w:name="toc 1" w:uiPriority="39" w:semiHidden="1" w:unhideWhenUsed="1"/>
+    <w:lsdException w:name="toc 2" w:uiPriority="39" w:semiHidden="1" w:unhideWhenUsed="1"/>
+    <w:lsdException w:name="toc 3" w:uiPriority="39" w:semiHidden="1" w:unhideWhenUsed="1"/>
+    <w:lsdException w:name="toc 4" w:uiPriority="39" w:semiHidden="1" w:unhideWhenUsed="1"/>
+    <w:lsdException w:name="toc 5" w:uiPriority="39" w:semiHidden="1" w:unhideWhenUsed="1"/>
+    <w:lsdException w:name="toc 6" w:uiPriority="39" w:semiHidden="1" w:unhideWhenUsed="1"/>
+    <w:lsdException w:name="toc 7" w:uiPriority="39" w:semiHidden="1" w:unhideWhenUsed="1"/>
+    <w:lsdException w:name="toc 8" w:uiPriority="39" w:semiHidden="1" w:unhideWhenUsed="1"/>
+    <w:lsdException w:name="toc 9" w:uiPriority="39" w:semiHidden="1" w:unhideWhenUsed="1"/>
     <w:lsdException w:name="Normal Indent" w:semiHidden="1" w:unhideWhenUsed="1"/>
     <w:lsdException w:name="footnote text" w:semiHidden="1" w:unhideWhenUsed="1"/>
     <w:lsdException w:name="annotation text" w:semiHidden="1" w:unhideWhenUsed="1"/>
     <w:lsdException w:name="header" w:semiHidden="1" w:unhideWhenUsed="1"/>
     <w:lsdException w:name="footer" w:semiHidden="1" w:unhideWhenUsed="1"/>
     <w:lsdException w:name="index heading" w:semiHidden="1" w:unhideWhenUsed="1"/>
-    <w:lsdException w:name="caption" w:semiHidden="1" w:uiPriority="35" w:unhideWhenUsed="1" w:qFormat="1"/>
+    <w:lsdException w:name="caption" w:uiPriority="35" w:semiHidden="1" w:unhideWhenUsed="1" w:qFormat="1"/>
     <w:lsdException w:name="table of figures" w:semiHidden="1" w:unhideWhenUsed="1"/>
     <w:lsdException w:name="envelope address" w:semiHidden="1" w:unhideWhenUsed="1"/>
     <w:lsdException w:name="envelope return" w:semiHidden="1" w:unhideWhenUsed="1"/>
@@ -4061,7 +5216,7 @@
     <w:lsdException w:name="Title" w:uiPriority="10" w:qFormat="1"/>
     <w:lsdException w:name="Closing" w:semiHidden="1" w:unhideWhenUsed="1"/>
     <w:lsdException w:name="Signature" w:semiHidden="1" w:unhideWhenUsed="1"/>
-    <w:lsdException w:name="Default Paragraph Font" w:semiHidden="1" w:uiPriority="1" w:unhideWhenUsed="1"/>
+    <w:lsdException w:name="Default Paragraph Font" w:uiPriority="1" w:semiHidden="1" w:unhideWhenUsed="1"/>
     <w:lsdException w:name="Body Text" w:semiHidden="1" w:unhideWhenUsed="1"/>
     <w:lsdException w:name="Body Text Indent" w:semiHidden="1" w:unhideWhenUsed="1"/>
     <w:lsdException w:name="List Continue" w:semiHidden="1" w:unhideWhenUsed="1"/>
@@ -4261,8 +5416,8 @@
     <w:lsdException w:name="Subtle Reference" w:uiPriority="31" w:qFormat="1"/>
     <w:lsdException w:name="Intense Reference" w:uiPriority="32" w:qFormat="1"/>
     <w:lsdException w:name="Book Title" w:uiPriority="33" w:qFormat="1"/>
-    <w:lsdException w:name="Bibliography" w:semiHidden="1" w:uiPriority="37" w:unhideWhenUsed="1"/>
-    <w:lsdException w:name="TOC Heading" w:semiHidden="1" w:uiPriority="39" w:unhideWhenUsed="1" w:qFormat="1"/>
+    <w:lsdException w:name="Bibliography" w:uiPriority="37" w:semiHidden="1" w:unhideWhenUsed="1"/>
+    <w:lsdException w:name="TOC Heading" w:uiPriority="39" w:semiHidden="1" w:unhideWhenUsed="1" w:qFormat="1"/>
     <w:lsdException w:name="Plain Table 1" w:uiPriority="41"/>
     <w:lsdException w:name="Plain Table 2" w:uiPriority="42"/>
     <w:lsdException w:name="Plain Table 3" w:uiPriority="43"/>
@@ -4373,7 +5528,7 @@
     <w:lsdException w:name="Unresolved Mention" w:semiHidden="1" w:unhideWhenUsed="1"/>
     <w:lsdException w:name="Smart Link" w:semiHidden="1" w:unhideWhenUsed="1"/>
   </w:latentStyles>
-  <w:style w:type="paragraph" w:default="1" w:styleId="Normal">
+  <w:style w:type="paragraph" w:styleId="Normal" w:default="1">
     <w:name w:val="Normal"/>
     <w:qFormat/>
   </w:style>
@@ -4392,7 +5547,7 @@
       <w:outlineLvl w:val="0"/>
     </w:pPr>
     <w:rPr>
-      <w:rFonts w:asciiTheme="majorHAnsi" w:eastAsiaTheme="majorEastAsia" w:hAnsiTheme="majorHAnsi" w:cstheme="majorBidi"/>
+      <w:rFonts w:asciiTheme="majorHAnsi" w:hAnsiTheme="majorHAnsi" w:eastAsiaTheme="majorEastAsia" w:cstheme="majorBidi"/>
       <w:color w:val="B3186D" w:themeColor="accent1" w:themeShade="BF"/>
       <w:sz w:val="32"/>
       <w:szCs w:val="32"/>
@@ -4414,7 +5569,7 @@
       <w:outlineLvl w:val="1"/>
     </w:pPr>
     <w:rPr>
-      <w:rFonts w:asciiTheme="majorHAnsi" w:eastAsiaTheme="majorEastAsia" w:hAnsiTheme="majorHAnsi" w:cstheme="majorBidi"/>
+      <w:rFonts w:asciiTheme="majorHAnsi" w:hAnsiTheme="majorHAnsi" w:eastAsiaTheme="majorEastAsia" w:cstheme="majorBidi"/>
       <w:color w:val="B3186D" w:themeColor="accent1" w:themeShade="BF"/>
       <w:sz w:val="26"/>
       <w:szCs w:val="26"/>
@@ -4436,19 +5591,19 @@
       <w:outlineLvl w:val="2"/>
     </w:pPr>
     <w:rPr>
-      <w:rFonts w:asciiTheme="majorHAnsi" w:eastAsiaTheme="majorEastAsia" w:hAnsiTheme="majorHAnsi" w:cstheme="majorBidi"/>
+      <w:rFonts w:asciiTheme="majorHAnsi" w:hAnsiTheme="majorHAnsi" w:eastAsiaTheme="majorEastAsia" w:cstheme="majorBidi"/>
       <w:color w:val="771048" w:themeColor="accent1" w:themeShade="7F"/>
       <w:sz w:val="24"/>
       <w:szCs w:val="24"/>
     </w:rPr>
   </w:style>
-  <w:style w:type="character" w:default="1" w:styleId="DefaultParagraphFont">
+  <w:style w:type="character" w:styleId="DefaultParagraphFont" w:default="1">
     <w:name w:val="Default Paragraph Font"/>
     <w:uiPriority w:val="1"/>
     <w:semiHidden/>
     <w:unhideWhenUsed/>
   </w:style>
-  <w:style w:type="table" w:default="1" w:styleId="TableNormal">
+  <w:style w:type="table" w:styleId="TableNormal" w:default="1">
     <w:name w:val="Normal Table"/>
     <w:uiPriority w:val="99"/>
     <w:semiHidden/>
@@ -4463,7 +5618,7 @@
       </w:tblCellMar>
     </w:tblPr>
   </w:style>
-  <w:style w:type="numbering" w:default="1" w:styleId="NoList">
+  <w:style w:type="numbering" w:styleId="NoList" w:default="1">
     <w:name w:val="No List"/>
     <w:uiPriority w:val="99"/>
     <w:semiHidden/>
@@ -4484,7 +5639,7 @@
       <w:spacing w:after="0" w:line="240" w:lineRule="auto"/>
     </w:pPr>
   </w:style>
-  <w:style w:type="character" w:customStyle="1" w:styleId="HeaderChar">
+  <w:style w:type="character" w:styleId="HeaderChar" w:customStyle="1">
     <w:name w:val="Header Char"/>
     <w:basedOn w:val="DefaultParagraphFont"/>
     <w:link w:val="Header"/>
@@ -4506,47 +5661,47 @@
       <w:spacing w:after="0" w:line="240" w:lineRule="auto"/>
     </w:pPr>
   </w:style>
-  <w:style w:type="character" w:customStyle="1" w:styleId="FooterChar">
+  <w:style w:type="character" w:styleId="FooterChar" w:customStyle="1">
     <w:name w:val="Footer Char"/>
     <w:basedOn w:val="DefaultParagraphFont"/>
     <w:link w:val="Footer"/>
     <w:uiPriority w:val="99"/>
     <w:rsid w:val="003D06B9"/>
   </w:style>
-  <w:style w:type="character" w:customStyle="1" w:styleId="Heading1Char">
+  <w:style w:type="character" w:styleId="Heading1Char" w:customStyle="1">
     <w:name w:val="Heading 1 Char"/>
     <w:basedOn w:val="DefaultParagraphFont"/>
     <w:link w:val="Heading1"/>
     <w:uiPriority w:val="9"/>
     <w:rsid w:val="000A0E30"/>
     <w:rPr>
-      <w:rFonts w:asciiTheme="majorHAnsi" w:eastAsiaTheme="majorEastAsia" w:hAnsiTheme="majorHAnsi" w:cstheme="majorBidi"/>
+      <w:rFonts w:asciiTheme="majorHAnsi" w:hAnsiTheme="majorHAnsi" w:eastAsiaTheme="majorEastAsia" w:cstheme="majorBidi"/>
       <w:color w:val="B3186D" w:themeColor="accent1" w:themeShade="BF"/>
       <w:sz w:val="32"/>
       <w:szCs w:val="32"/>
     </w:rPr>
   </w:style>
-  <w:style w:type="character" w:customStyle="1" w:styleId="Heading2Char">
+  <w:style w:type="character" w:styleId="Heading2Char" w:customStyle="1">
     <w:name w:val="Heading 2 Char"/>
     <w:basedOn w:val="DefaultParagraphFont"/>
     <w:link w:val="Heading2"/>
     <w:uiPriority w:val="9"/>
     <w:rsid w:val="000A0E30"/>
     <w:rPr>
-      <w:rFonts w:asciiTheme="majorHAnsi" w:eastAsiaTheme="majorEastAsia" w:hAnsiTheme="majorHAnsi" w:cstheme="majorBidi"/>
+      <w:rFonts w:asciiTheme="majorHAnsi" w:hAnsiTheme="majorHAnsi" w:eastAsiaTheme="majorEastAsia" w:cstheme="majorBidi"/>
       <w:color w:val="B3186D" w:themeColor="accent1" w:themeShade="BF"/>
       <w:sz w:val="26"/>
       <w:szCs w:val="26"/>
     </w:rPr>
   </w:style>
-  <w:style w:type="character" w:customStyle="1" w:styleId="Heading3Char">
+  <w:style w:type="character" w:styleId="Heading3Char" w:customStyle="1">
     <w:name w:val="Heading 3 Char"/>
     <w:basedOn w:val="DefaultParagraphFont"/>
     <w:link w:val="Heading3"/>
     <w:uiPriority w:val="9"/>
     <w:rsid w:val="00261ACB"/>
     <w:rPr>
-      <w:rFonts w:asciiTheme="majorHAnsi" w:eastAsiaTheme="majorEastAsia" w:hAnsiTheme="majorHAnsi" w:cstheme="majorBidi"/>
+      <w:rFonts w:asciiTheme="majorHAnsi" w:hAnsiTheme="majorHAnsi" w:eastAsiaTheme="majorEastAsia" w:cstheme="majorBidi"/>
       <w:color w:val="771048" w:themeColor="accent1" w:themeShade="7F"/>
       <w:sz w:val="24"/>
       <w:szCs w:val="24"/>
@@ -4616,11 +5771,69 @@
       <w:u w:val="single"/>
     </w:rPr>
   </w:style>
+  <w:style w:type="paragraph" w:styleId="Bibliography">
+    <w:name w:val="Bibliography"/>
+    <w:basedOn w:val="Normal"/>
+    <w:next w:val="Normal"/>
+    <w:uiPriority w:val="37"/>
+    <w:unhideWhenUsed/>
+    <w:rsid w:val="00426BFD"/>
+  </w:style>
+  <w:style w:type="paragraph" w:styleId="FootnoteText">
+    <w:name w:val="footnote text"/>
+    <w:basedOn w:val="Normal"/>
+    <w:link w:val="FootnoteTextChar"/>
+    <w:uiPriority w:val="99"/>
+    <w:semiHidden/>
+    <w:unhideWhenUsed/>
+    <w:rsid w:val="00426BFD"/>
+    <w:pPr>
+      <w:spacing w:after="0" w:line="240" w:lineRule="auto"/>
+    </w:pPr>
+    <w:rPr>
+      <w:sz w:val="20"/>
+      <w:szCs w:val="20"/>
+    </w:rPr>
+  </w:style>
+  <w:style w:type="character" w:styleId="FootnoteTextChar" w:customStyle="1">
+    <w:name w:val="Footnote Text Char"/>
+    <w:basedOn w:val="DefaultParagraphFont"/>
+    <w:link w:val="FootnoteText"/>
+    <w:uiPriority w:val="99"/>
+    <w:semiHidden/>
+    <w:rsid w:val="00426BFD"/>
+    <w:rPr>
+      <w:sz w:val="20"/>
+      <w:szCs w:val="20"/>
+    </w:rPr>
+  </w:style>
+  <w:style w:type="character" w:styleId="FootnoteReference">
+    <w:name w:val="footnote reference"/>
+    <w:basedOn w:val="DefaultParagraphFont"/>
+    <w:uiPriority w:val="99"/>
+    <w:semiHidden/>
+    <w:unhideWhenUsed/>
+    <w:rsid w:val="00426BFD"/>
+    <w:rPr>
+      <w:vertAlign w:val="superscript"/>
+    </w:rPr>
+  </w:style>
+  <w:style w:type="paragraph" w:styleId="ListParagraph">
+    <w:name w:val="List Paragraph"/>
+    <w:basedOn w:val="Normal"/>
+    <w:uiPriority w:val="34"/>
+    <w:qFormat/>
+    <w:rsid w:val="00426BFD"/>
+    <w:pPr>
+      <w:ind w:left="720"/>
+      <w:contextualSpacing/>
+    </w:pPr>
+  </w:style>
 </w:styles>
 </file>
 
 <file path=word/glossary/document.xml><?xml version="1.0" encoding="utf-8"?>
-<w:glossaryDocument xmlns:wpc="http://schemas.microsoft.com/office/word/2010/wordprocessingCanvas" xmlns:cx="http://schemas.microsoft.com/office/drawing/2014/chartex" xmlns:cx1="http://schemas.microsoft.com/office/drawing/2015/9/8/chartex" xmlns:cx2="http://schemas.microsoft.com/office/drawing/2015/10/21/chartex" xmlns:cx3="http://schemas.microsoft.com/office/drawing/2016/5/9/chartex" xmlns:cx4="http://schemas.microsoft.com/office/drawing/2016/5/10/chartex" xmlns:cx5="http://schemas.microsoft.com/office/drawing/2016/5/11/chartex" xmlns:cx6="http://schemas.microsoft.com/office/drawing/2016/5/12/chartex" xmlns:cx7="http://schemas.microsoft.com/office/drawing/2016/5/13/chartex" xmlns:cx8="http://schemas.microsoft.com/office/drawing/2016/5/14/chartex" xmlns:mc="http://schemas.openxmlformats.org/markup-compatibility/2006" xmlns:aink="http://schemas.microsoft.com/office/drawing/2016/ink" xmlns:am3d="http://schemas.microsoft.com/office/drawing/2017/model3d" xmlns:o="urn:schemas-microsoft-com:office:office" xmlns:oel="http://schemas.microsoft.com/office/2019/extlst" xmlns:r="http://schemas.openxmlformats.org/officeDocument/2006/relationships" xmlns:m="http://schemas.openxmlformats.org/officeDocument/2006/math" xmlns:v="urn:schemas-microsoft-com:vml" xmlns:wp14="http://schemas.microsoft.com/office/word/2010/wordprocessingDrawing" xmlns:wp="http://schemas.openxmlformats.org/drawingml/2006/wordprocessingDrawing" xmlns:w10="urn:schemas-microsoft-com:office:word" xmlns:w="http://schemas.openxmlformats.org/wordprocessingml/2006/main" xmlns:w14="http://schemas.microsoft.com/office/word/2010/wordml" xmlns:w15="http://schemas.microsoft.com/office/word/2012/wordml" xmlns:w16cex="http://schemas.microsoft.com/office/word/2018/wordml/cex" xmlns:w16cid="http://schemas.microsoft.com/office/word/2016/wordml/cid" xmlns:w16="http://schemas.microsoft.com/office/word/2018/wordml" xmlns:w16sdtdh="http://schemas.microsoft.com/office/word/2020/wordml/sdtdatahash" xmlns:w16se="http://schemas.microsoft.com/office/word/2015/wordml/symex" xmlns:wpg="http://schemas.microsoft.com/office/word/2010/wordprocessingGroup" xmlns:wpi="http://schemas.microsoft.com/office/word/2010/wordprocessingInk" xmlns:wne="http://schemas.microsoft.com/office/word/2006/wordml" xmlns:wps="http://schemas.microsoft.com/office/word/2010/wordprocessingShape" mc:Ignorable="w14 w15 w16se w16cid w16 w16cex w16sdtdh wp14">
+<w:glossaryDocument xmlns:w14="http://schemas.microsoft.com/office/word/2010/wordml" xmlns:w="http://schemas.openxmlformats.org/wordprocessingml/2006/main">
   <w:docParts>
     <w:docPart>
       <w:docPartPr>
@@ -4635,507 +5848,21 @@
         <w:behaviors>
           <w:behavior w:val="content"/>
         </w:behaviors>
-        <w:guid w:val="{628FA6BF-9A1C-4FDE-8AE4-7A22B2E3AF70}"/>
+        <w:guid w:val="{d4ba662a-bf82-4100-b4d8-574c6460cf2d}"/>
       </w:docPartPr>
       <w:docPartBody>
-        <w:p/>
+        <w:p>
+          <w:r>
+            <w:rPr>
+              <w:rStyle w:val="PlaceholderText"/>
+            </w:rPr>
+            <w:t/>
+          </w:r>
+        </w:p>
       </w:docPartBody>
     </w:docPart>
   </w:docParts>
 </w:glossaryDocument>
-</file>
-
-<file path=word/glossary/fontTable.xml><?xml version="1.0" encoding="utf-8"?>
-<w:fonts xmlns:mc="http://schemas.openxmlformats.org/markup-compatibility/2006" xmlns:r="http://schemas.openxmlformats.org/officeDocument/2006/relationships" xmlns:w="http://schemas.openxmlformats.org/wordprocessingml/2006/main" xmlns:w14="http://schemas.microsoft.com/office/word/2010/wordml" xmlns:w15="http://schemas.microsoft.com/office/word/2012/wordml" xmlns:w16cex="http://schemas.microsoft.com/office/word/2018/wordml/cex" xmlns:w16cid="http://schemas.microsoft.com/office/word/2016/wordml/cid" xmlns:w16="http://schemas.microsoft.com/office/word/2018/wordml" xmlns:w16sdtdh="http://schemas.microsoft.com/office/word/2020/wordml/sdtdatahash" xmlns:w16se="http://schemas.microsoft.com/office/word/2015/wordml/symex" mc:Ignorable="w14 w15 w16se w16cid w16 w16cex w16sdtdh">
-  <w:font w:name="Calibri">
-    <w:panose1 w:val="020F0502020204030204"/>
-    <w:charset w:val="00"/>
-    <w:family w:val="swiss"/>
-    <w:pitch w:val="variable"/>
-    <w:sig w:usb0="E4002EFF" w:usb1="C000247B" w:usb2="00000009" w:usb3="00000000" w:csb0="000001FF" w:csb1="00000000"/>
-  </w:font>
-  <w:font w:name="Times New Roman">
-    <w:panose1 w:val="02020603050405020304"/>
-    <w:charset w:val="00"/>
-    <w:family w:val="roman"/>
-    <w:pitch w:val="variable"/>
-    <w:sig w:usb0="E0002EFF" w:usb1="C000785B" w:usb2="00000009" w:usb3="00000000" w:csb0="000001FF" w:csb1="00000000"/>
-  </w:font>
-  <w:font w:name="Calibri Light">
-    <w:panose1 w:val="020F0302020204030204"/>
-    <w:charset w:val="00"/>
-    <w:family w:val="swiss"/>
-    <w:pitch w:val="variable"/>
-    <w:sig w:usb0="E4002EFF" w:usb1="C000247B" w:usb2="00000009" w:usb3="00000000" w:csb0="000001FF" w:csb1="00000000"/>
-  </w:font>
-</w:fonts>
-</file>
-
-<file path=word/glossary/settings.xml><?xml version="1.0" encoding="utf-8"?>
-<w:settings xmlns:mc="http://schemas.openxmlformats.org/markup-compatibility/2006" xmlns:o="urn:schemas-microsoft-com:office:office" xmlns:r="http://schemas.openxmlformats.org/officeDocument/2006/relationships" xmlns:m="http://schemas.openxmlformats.org/officeDocument/2006/math" xmlns:v="urn:schemas-microsoft-com:vml" xmlns:w10="urn:schemas-microsoft-com:office:word" xmlns:w="http://schemas.openxmlformats.org/wordprocessingml/2006/main" xmlns:w14="http://schemas.microsoft.com/office/word/2010/wordml" xmlns:w15="http://schemas.microsoft.com/office/word/2012/wordml" xmlns:w16cex="http://schemas.microsoft.com/office/word/2018/wordml/cex" xmlns:w16cid="http://schemas.microsoft.com/office/word/2016/wordml/cid" xmlns:w16="http://schemas.microsoft.com/office/word/2018/wordml" xmlns:w16sdtdh="http://schemas.microsoft.com/office/word/2020/wordml/sdtdatahash" xmlns:w16se="http://schemas.microsoft.com/office/word/2015/wordml/symex" xmlns:sl="http://schemas.openxmlformats.org/schemaLibrary/2006/main" mc:Ignorable="w14 w15 w16se w16cid w16 w16cex w16sdtdh">
-  <w:defaultTabStop w:val="720"/>
-  <w:characterSpacingControl w:val="doNotCompress"/>
-  <w:compat>
-    <w:useFELayout/>
-    <w:compatSetting w:name="compatibilityMode" w:uri="http://schemas.microsoft.com/office/word" w:val="12"/>
-    <w:compatSetting w:name="useWord2013TrackBottomHyphenation" w:uri="http://schemas.microsoft.com/office/word" w:val="1"/>
-  </w:compat>
-  <w:rsids>
-    <w:rsidRoot w:val="00F51B9A"/>
-    <w:rsid w:val="007B2CCB"/>
-    <w:rsid w:val="00F51B9A"/>
-  </w:rsids>
-  <m:mathPr>
-    <m:mathFont m:val="Cambria Math"/>
-    <m:brkBin m:val="before"/>
-    <m:brkBinSub m:val="--"/>
-    <m:smallFrac m:val="0"/>
-    <m:dispDef/>
-    <m:lMargin m:val="0"/>
-    <m:rMargin m:val="0"/>
-    <m:defJc m:val="centerGroup"/>
-    <m:wrapIndent m:val="1440"/>
-    <m:intLim m:val="subSup"/>
-    <m:naryLim m:val="undOvr"/>
-  </m:mathPr>
-  <w:themeFontLang w:val="en-GB"/>
-  <w:clrSchemeMapping w:bg1="light1" w:t1="dark1" w:bg2="light2" w:t2="dark2" w:accent1="accent1" w:accent2="accent2" w:accent3="accent3" w:accent4="accent4" w:accent5="accent5" w:accent6="accent6" w:hyperlink="hyperlink" w:followedHyperlink="followedHyperlink"/>
-  <w:decimalSymbol w:val="."/>
-  <w:listSeparator w:val=","/>
-</w:settings>
-</file>
-
-<file path=word/glossary/styles.xml><?xml version="1.0" encoding="utf-8"?>
-<w:styles xmlns:mc="http://schemas.openxmlformats.org/markup-compatibility/2006" xmlns:r="http://schemas.openxmlformats.org/officeDocument/2006/relationships" xmlns:w="http://schemas.openxmlformats.org/wordprocessingml/2006/main" xmlns:w14="http://schemas.microsoft.com/office/word/2010/wordml" xmlns:w15="http://schemas.microsoft.com/office/word/2012/wordml" xmlns:w16cex="http://schemas.microsoft.com/office/word/2018/wordml/cex" xmlns:w16cid="http://schemas.microsoft.com/office/word/2016/wordml/cid" xmlns:w16="http://schemas.microsoft.com/office/word/2018/wordml" xmlns:w16sdtdh="http://schemas.microsoft.com/office/word/2020/wordml/sdtdatahash" xmlns:w16se="http://schemas.microsoft.com/office/word/2015/wordml/symex" mc:Ignorable="w14 w15 w16se w16cid w16 w16cex w16sdtdh">
-  <w:docDefaults>
-    <w:rPrDefault>
-      <w:rPr>
-        <w:rFonts w:asciiTheme="minorHAnsi" w:eastAsiaTheme="minorEastAsia" w:hAnsiTheme="minorHAnsi" w:cstheme="minorBidi"/>
-        <w:sz w:val="22"/>
-        <w:szCs w:val="22"/>
-        <w:lang w:val="en-GB" w:eastAsia="en-GB" w:bidi="ar-SA"/>
-      </w:rPr>
-    </w:rPrDefault>
-    <w:pPrDefault>
-      <w:pPr>
-        <w:spacing w:after="160" w:line="259" w:lineRule="auto"/>
-      </w:pPr>
-    </w:pPrDefault>
-  </w:docDefaults>
-  <w:latentStyles w:defLockedState="0" w:defUIPriority="99" w:defSemiHidden="0" w:defUnhideWhenUsed="0" w:defQFormat="0" w:count="376">
-    <w:lsdException w:name="Normal" w:uiPriority="0" w:qFormat="1"/>
-    <w:lsdException w:name="heading 1" w:uiPriority="9" w:qFormat="1"/>
-    <w:lsdException w:name="heading 2" w:semiHidden="1" w:uiPriority="9" w:unhideWhenUsed="1" w:qFormat="1"/>
-    <w:lsdException w:name="heading 3" w:semiHidden="1" w:uiPriority="9" w:unhideWhenUsed="1" w:qFormat="1"/>
-    <w:lsdException w:name="heading 4" w:semiHidden="1" w:uiPriority="9" w:unhideWhenUsed="1" w:qFormat="1"/>
-    <w:lsdException w:name="heading 5" w:semiHidden="1" w:uiPriority="9" w:unhideWhenUsed="1" w:qFormat="1"/>
-    <w:lsdException w:name="heading 6" w:semiHidden="1" w:uiPriority="9" w:unhideWhenUsed="1" w:qFormat="1"/>
-    <w:lsdException w:name="heading 7" w:semiHidden="1" w:uiPriority="9" w:unhideWhenUsed="1" w:qFormat="1"/>
-    <w:lsdException w:name="heading 8" w:semiHidden="1" w:uiPriority="9" w:unhideWhenUsed="1" w:qFormat="1"/>
-    <w:lsdException w:name="heading 9" w:semiHidden="1" w:uiPriority="9" w:unhideWhenUsed="1" w:qFormat="1"/>
-    <w:lsdException w:name="index 1" w:semiHidden="1" w:unhideWhenUsed="1"/>
-    <w:lsdException w:name="index 2" w:semiHidden="1" w:unhideWhenUsed="1"/>
-    <w:lsdException w:name="index 3" w:semiHidden="1" w:unhideWhenUsed="1"/>
-    <w:lsdException w:name="index 4" w:semiHidden="1" w:unhideWhenUsed="1"/>
-    <w:lsdException w:name="index 5" w:semiHidden="1" w:unhideWhenUsed="1"/>
-    <w:lsdException w:name="index 6" w:semiHidden="1" w:unhideWhenUsed="1"/>
-    <w:lsdException w:name="index 7" w:semiHidden="1" w:unhideWhenUsed="1"/>
-    <w:lsdException w:name="index 8" w:semiHidden="1" w:unhideWhenUsed="1"/>
-    <w:lsdException w:name="index 9" w:semiHidden="1" w:unhideWhenUsed="1"/>
-    <w:lsdException w:name="toc 1" w:semiHidden="1" w:uiPriority="39" w:unhideWhenUsed="1"/>
-    <w:lsdException w:name="toc 2" w:semiHidden="1" w:uiPriority="39" w:unhideWhenUsed="1"/>
-    <w:lsdException w:name="toc 3" w:semiHidden="1" w:uiPriority="39" w:unhideWhenUsed="1"/>
-    <w:lsdException w:name="toc 4" w:semiHidden="1" w:uiPriority="39" w:unhideWhenUsed="1"/>
-    <w:lsdException w:name="toc 5" w:semiHidden="1" w:uiPriority="39" w:unhideWhenUsed="1"/>
-    <w:lsdException w:name="toc 6" w:semiHidden="1" w:uiPriority="39" w:unhideWhenUsed="1"/>
-    <w:lsdException w:name="toc 7" w:semiHidden="1" w:uiPriority="39" w:unhideWhenUsed="1"/>
-    <w:lsdException w:name="toc 8" w:semiHidden="1" w:uiPriority="39" w:unhideWhenUsed="1"/>
-    <w:lsdException w:name="toc 9" w:semiHidden="1" w:uiPriority="39" w:unhideWhenUsed="1"/>
-    <w:lsdException w:name="Normal Indent" w:semiHidden="1" w:unhideWhenUsed="1"/>
-    <w:lsdException w:name="footnote text" w:semiHidden="1" w:unhideWhenUsed="1"/>
-    <w:lsdException w:name="annotation text" w:semiHidden="1" w:unhideWhenUsed="1"/>
-    <w:lsdException w:name="header" w:semiHidden="1" w:unhideWhenUsed="1"/>
-    <w:lsdException w:name="footer" w:semiHidden="1" w:unhideWhenUsed="1"/>
-    <w:lsdException w:name="index heading" w:semiHidden="1" w:unhideWhenUsed="1"/>
-    <w:lsdException w:name="caption" w:semiHidden="1" w:uiPriority="35" w:unhideWhenUsed="1" w:qFormat="1"/>
-    <w:lsdException w:name="table of figures" w:semiHidden="1" w:unhideWhenUsed="1"/>
-    <w:lsdException w:name="envelope address" w:semiHidden="1" w:unhideWhenUsed="1"/>
-    <w:lsdException w:name="envelope return" w:semiHidden="1" w:unhideWhenUsed="1"/>
-    <w:lsdException w:name="footnote reference" w:semiHidden="1" w:unhideWhenUsed="1"/>
-    <w:lsdException w:name="annotation reference" w:semiHidden="1" w:unhideWhenUsed="1"/>
-    <w:lsdException w:name="line number" w:semiHidden="1" w:unhideWhenUsed="1"/>
-    <w:lsdException w:name="page number" w:semiHidden="1" w:unhideWhenUsed="1"/>
-    <w:lsdException w:name="endnote reference" w:semiHidden="1" w:unhideWhenUsed="1"/>
-    <w:lsdException w:name="endnote text" w:semiHidden="1" w:unhideWhenUsed="1"/>
-    <w:lsdException w:name="table of authorities" w:semiHidden="1" w:unhideWhenUsed="1"/>
-    <w:lsdException w:name="macro" w:semiHidden="1" w:unhideWhenUsed="1"/>
-    <w:lsdException w:name="toa heading" w:semiHidden="1" w:unhideWhenUsed="1"/>
-    <w:lsdException w:name="List" w:semiHidden="1" w:unhideWhenUsed="1"/>
-    <w:lsdException w:name="List Bullet" w:semiHidden="1" w:unhideWhenUsed="1"/>
-    <w:lsdException w:name="List Number" w:semiHidden="1" w:unhideWhenUsed="1"/>
-    <w:lsdException w:name="List 2" w:semiHidden="1" w:unhideWhenUsed="1"/>
-    <w:lsdException w:name="List 3" w:semiHidden="1" w:unhideWhenUsed="1"/>
-    <w:lsdException w:name="List 4" w:semiHidden="1" w:unhideWhenUsed="1"/>
-    <w:lsdException w:name="List 5" w:semiHidden="1" w:unhideWhenUsed="1"/>
-    <w:lsdException w:name="List Bullet 2" w:semiHidden="1" w:unhideWhenUsed="1"/>
-    <w:lsdException w:name="List Bullet 3" w:semiHidden="1" w:unhideWhenUsed="1"/>
-    <w:lsdException w:name="List Bullet 4" w:semiHidden="1" w:unhideWhenUsed="1"/>
-    <w:lsdException w:name="List Bullet 5" w:semiHidden="1" w:unhideWhenUsed="1"/>
-    <w:lsdException w:name="List Number 2" w:semiHidden="1" w:unhideWhenUsed="1"/>
-    <w:lsdException w:name="List Number 3" w:semiHidden="1" w:unhideWhenUsed="1"/>
-    <w:lsdException w:name="List Number 4" w:semiHidden="1" w:unhideWhenUsed="1"/>
-    <w:lsdException w:name="List Number 5" w:semiHidden="1" w:unhideWhenUsed="1"/>
-    <w:lsdException w:name="Title" w:uiPriority="10" w:qFormat="1"/>
-    <w:lsdException w:name="Closing" w:semiHidden="1" w:unhideWhenUsed="1"/>
-    <w:lsdException w:name="Signature" w:semiHidden="1" w:unhideWhenUsed="1"/>
-    <w:lsdException w:name="Default Paragraph Font" w:semiHidden="1" w:uiPriority="1" w:unhideWhenUsed="1"/>
-    <w:lsdException w:name="Body Text" w:semiHidden="1" w:unhideWhenUsed="1"/>
-    <w:lsdException w:name="Body Text Indent" w:semiHidden="1" w:unhideWhenUsed="1"/>
-    <w:lsdException w:name="List Continue" w:semiHidden="1" w:unhideWhenUsed="1"/>
-    <w:lsdException w:name="List Continue 2" w:semiHidden="1" w:unhideWhenUsed="1"/>
-    <w:lsdException w:name="List Continue 3" w:semiHidden="1" w:unhideWhenUsed="1"/>
-    <w:lsdException w:name="List Continue 4" w:semiHidden="1" w:unhideWhenUsed="1"/>
-    <w:lsdException w:name="List Continue 5" w:semiHidden="1" w:unhideWhenUsed="1"/>
-    <w:lsdException w:name="Message Header" w:semiHidden="1" w:unhideWhenUsed="1"/>
-    <w:lsdException w:name="Subtitle" w:uiPriority="11" w:qFormat="1"/>
-    <w:lsdException w:name="Salutation" w:semiHidden="1" w:unhideWhenUsed="1"/>
-    <w:lsdException w:name="Date" w:semiHidden="1" w:unhideWhenUsed="1"/>
-    <w:lsdException w:name="Body Text First Indent" w:semiHidden="1" w:unhideWhenUsed="1"/>
-    <w:lsdException w:name="Body Text First Indent 2" w:semiHidden="1" w:unhideWhenUsed="1"/>
-    <w:lsdException w:name="Note Heading" w:semiHidden="1" w:unhideWhenUsed="1"/>
-    <w:lsdException w:name="Body Text 2" w:semiHidden="1" w:unhideWhenUsed="1"/>
-    <w:lsdException w:name="Body Text 3" w:semiHidden="1" w:unhideWhenUsed="1"/>
-    <w:lsdException w:name="Body Text Indent 2" w:semiHidden="1" w:unhideWhenUsed="1"/>
-    <w:lsdException w:name="Body Text Indent 3" w:semiHidden="1" w:unhideWhenUsed="1"/>
-    <w:lsdException w:name="Block Text" w:semiHidden="1" w:unhideWhenUsed="1"/>
-    <w:lsdException w:name="Hyperlink" w:semiHidden="1" w:unhideWhenUsed="1"/>
-    <w:lsdException w:name="FollowedHyperlink" w:semiHidden="1" w:unhideWhenUsed="1"/>
-    <w:lsdException w:name="Strong" w:uiPriority="22" w:qFormat="1"/>
-    <w:lsdException w:name="Emphasis" w:uiPriority="20" w:qFormat="1"/>
-    <w:lsdException w:name="Document Map" w:semiHidden="1" w:unhideWhenUsed="1"/>
-    <w:lsdException w:name="Plain Text" w:semiHidden="1" w:unhideWhenUsed="1"/>
-    <w:lsdException w:name="E-mail Signature" w:semiHidden="1" w:unhideWhenUsed="1"/>
-    <w:lsdException w:name="HTML Top of Form" w:semiHidden="1" w:unhideWhenUsed="1"/>
-    <w:lsdException w:name="HTML Bottom of Form" w:semiHidden="1" w:unhideWhenUsed="1"/>
-    <w:lsdException w:name="Normal (Web)" w:semiHidden="1" w:unhideWhenUsed="1"/>
-    <w:lsdException w:name="HTML Acronym" w:semiHidden="1" w:unhideWhenUsed="1"/>
-    <w:lsdException w:name="HTML Address" w:semiHidden="1" w:unhideWhenUsed="1"/>
-    <w:lsdException w:name="HTML Cite" w:semiHidden="1" w:unhideWhenUsed="1"/>
-    <w:lsdException w:name="HTML Code" w:semiHidden="1" w:unhideWhenUsed="1"/>
-    <w:lsdException w:name="HTML Definition" w:semiHidden="1" w:unhideWhenUsed="1"/>
-    <w:lsdException w:name="HTML Keyboard" w:semiHidden="1" w:unhideWhenUsed="1"/>
-    <w:lsdException w:name="HTML Preformatted" w:semiHidden="1" w:unhideWhenUsed="1"/>
-    <w:lsdException w:name="HTML Sample" w:semiHidden="1" w:unhideWhenUsed="1"/>
-    <w:lsdException w:name="HTML Typewriter" w:semiHidden="1" w:unhideWhenUsed="1"/>
-    <w:lsdException w:name="HTML Variable" w:semiHidden="1" w:unhideWhenUsed="1"/>
-    <w:lsdException w:name="Normal Table" w:semiHidden="1" w:unhideWhenUsed="1"/>
-    <w:lsdException w:name="annotation subject" w:semiHidden="1" w:unhideWhenUsed="1"/>
-    <w:lsdException w:name="No List" w:semiHidden="1" w:unhideWhenUsed="1"/>
-    <w:lsdException w:name="Outline List 1" w:semiHidden="1" w:unhideWhenUsed="1"/>
-    <w:lsdException w:name="Outline List 2" w:semiHidden="1" w:unhideWhenUsed="1"/>
-    <w:lsdException w:name="Outline List 3" w:semiHidden="1" w:unhideWhenUsed="1"/>
-    <w:lsdException w:name="Table Simple 1" w:semiHidden="1" w:unhideWhenUsed="1"/>
-    <w:lsdException w:name="Table Simple 2" w:semiHidden="1" w:unhideWhenUsed="1"/>
-    <w:lsdException w:name="Table Simple 3" w:semiHidden="1" w:unhideWhenUsed="1"/>
-    <w:lsdException w:name="Table Classic 1" w:semiHidden="1" w:unhideWhenUsed="1"/>
-    <w:lsdException w:name="Table Classic 2" w:semiHidden="1" w:unhideWhenUsed="1"/>
-    <w:lsdException w:name="Table Classic 3" w:semiHidden="1" w:unhideWhenUsed="1"/>
-    <w:lsdException w:name="Table Classic 4" w:semiHidden="1" w:unhideWhenUsed="1"/>
-    <w:lsdException w:name="Table Colorful 1" w:semiHidden="1" w:unhideWhenUsed="1"/>
-    <w:lsdException w:name="Table Colorful 2" w:semiHidden="1" w:unhideWhenUsed="1"/>
-    <w:lsdException w:name="Table Colorful 3" w:semiHidden="1" w:unhideWhenUsed="1"/>
-    <w:lsdException w:name="Table Columns 1" w:semiHidden="1" w:unhideWhenUsed="1"/>
-    <w:lsdException w:name="Table Columns 2" w:semiHidden="1" w:unhideWhenUsed="1"/>
-    <w:lsdException w:name="Table Columns 3" w:semiHidden="1" w:unhideWhenUsed="1"/>
-    <w:lsdException w:name="Table Columns 4" w:semiHidden="1" w:unhideWhenUsed="1"/>
-    <w:lsdException w:name="Table Columns 5" w:semiHidden="1" w:unhideWhenUsed="1"/>
-    <w:lsdException w:name="Table Grid 1" w:semiHidden="1" w:unhideWhenUsed="1"/>
-    <w:lsdException w:name="Table Grid 2" w:semiHidden="1" w:unhideWhenUsed="1"/>
-    <w:lsdException w:name="Table Grid 3" w:semiHidden="1" w:unhideWhenUsed="1"/>
-    <w:lsdException w:name="Table Grid 4" w:semiHidden="1" w:unhideWhenUsed="1"/>
-    <w:lsdException w:name="Table Grid 5" w:semiHidden="1" w:unhideWhenUsed="1"/>
-    <w:lsdException w:name="Table Grid 6" w:semiHidden="1" w:unhideWhenUsed="1"/>
-    <w:lsdException w:name="Table Grid 7" w:semiHidden="1" w:unhideWhenUsed="1"/>
-    <w:lsdException w:name="Table Grid 8" w:semiHidden="1" w:unhideWhenUsed="1"/>
-    <w:lsdException w:name="Table List 1" w:semiHidden="1" w:unhideWhenUsed="1"/>
-    <w:lsdException w:name="Table List 2" w:semiHidden="1" w:unhideWhenUsed="1"/>
-    <w:lsdException w:name="Table List 3" w:semiHidden="1" w:unhideWhenUsed="1"/>
-    <w:lsdException w:name="Table List 4" w:semiHidden="1" w:unhideWhenUsed="1"/>
-    <w:lsdException w:name="Table List 5" w:semiHidden="1" w:unhideWhenUsed="1"/>
-    <w:lsdException w:name="Table List 6" w:semiHidden="1" w:unhideWhenUsed="1"/>
-    <w:lsdException w:name="Table List 7" w:semiHidden="1" w:unhideWhenUsed="1"/>
-    <w:lsdException w:name="Table List 8" w:semiHidden="1" w:unhideWhenUsed="1"/>
-    <w:lsdException w:name="Table 3D effects 1" w:semiHidden="1" w:unhideWhenUsed="1"/>
-    <w:lsdException w:name="Table 3D effects 2" w:semiHidden="1" w:unhideWhenUsed="1"/>
-    <w:lsdException w:name="Table 3D effects 3" w:semiHidden="1" w:unhideWhenUsed="1"/>
-    <w:lsdException w:name="Table Contemporary" w:semiHidden="1" w:unhideWhenUsed="1"/>
-    <w:lsdException w:name="Table Elegant" w:semiHidden="1" w:unhideWhenUsed="1"/>
-    <w:lsdException w:name="Table Professional" w:semiHidden="1" w:unhideWhenUsed="1"/>
-    <w:lsdException w:name="Table Subtle 1" w:semiHidden="1" w:unhideWhenUsed="1"/>
-    <w:lsdException w:name="Table Subtle 2" w:semiHidden="1" w:unhideWhenUsed="1"/>
-    <w:lsdException w:name="Table Web 1" w:semiHidden="1" w:unhideWhenUsed="1"/>
-    <w:lsdException w:name="Table Web 2" w:semiHidden="1" w:unhideWhenUsed="1"/>
-    <w:lsdException w:name="Table Web 3" w:semiHidden="1" w:unhideWhenUsed="1"/>
-    <w:lsdException w:name="Balloon Text" w:semiHidden="1" w:unhideWhenUsed="1"/>
-    <w:lsdException w:name="Table Grid" w:uiPriority="39"/>
-    <w:lsdException w:name="Table Theme" w:semiHidden="1" w:unhideWhenUsed="1"/>
-    <w:lsdException w:name="Placeholder Text" w:semiHidden="1"/>
-    <w:lsdException w:name="No Spacing" w:uiPriority="1" w:qFormat="1"/>
-    <w:lsdException w:name="Light Shading" w:uiPriority="60"/>
-    <w:lsdException w:name="Light List" w:uiPriority="61"/>
-    <w:lsdException w:name="Light Grid" w:uiPriority="62"/>
-    <w:lsdException w:name="Medium Shading 1" w:uiPriority="63"/>
-    <w:lsdException w:name="Medium Shading 2" w:uiPriority="64"/>
-    <w:lsdException w:name="Medium List 1" w:uiPriority="65"/>
-    <w:lsdException w:name="Medium List 2" w:uiPriority="66"/>
-    <w:lsdException w:name="Medium Grid 1" w:uiPriority="67"/>
-    <w:lsdException w:name="Medium Grid 2" w:uiPriority="68"/>
-    <w:lsdException w:name="Medium Grid 3" w:uiPriority="69"/>
-    <w:lsdException w:name="Dark List" w:uiPriority="70"/>
-    <w:lsdException w:name="Colorful Shading" w:uiPriority="71"/>
-    <w:lsdException w:name="Colorful List" w:uiPriority="72"/>
-    <w:lsdException w:name="Colorful Grid" w:uiPriority="73"/>
-    <w:lsdException w:name="Light Shading Accent 1" w:uiPriority="60"/>
-    <w:lsdException w:name="Light List Accent 1" w:uiPriority="61"/>
-    <w:lsdException w:name="Light Grid Accent 1" w:uiPriority="62"/>
-    <w:lsdException w:name="Medium Shading 1 Accent 1" w:uiPriority="63"/>
-    <w:lsdException w:name="Medium Shading 2 Accent 1" w:uiPriority="64"/>
-    <w:lsdException w:name="Medium List 1 Accent 1" w:uiPriority="65"/>
-    <w:lsdException w:name="Revision" w:semiHidden="1"/>
-    <w:lsdException w:name="List Paragraph" w:uiPriority="34" w:qFormat="1"/>
-    <w:lsdException w:name="Quote" w:uiPriority="29" w:qFormat="1"/>
-    <w:lsdException w:name="Intense Quote" w:uiPriority="30" w:qFormat="1"/>
-    <w:lsdException w:name="Medium List 2 Accent 1" w:uiPriority="66"/>
-    <w:lsdException w:name="Medium Grid 1 Accent 1" w:uiPriority="67"/>
-    <w:lsdException w:name="Medium Grid 2 Accent 1" w:uiPriority="68"/>
-    <w:lsdException w:name="Medium Grid 3 Accent 1" w:uiPriority="69"/>
-    <w:lsdException w:name="Dark List Accent 1" w:uiPriority="70"/>
-    <w:lsdException w:name="Colorful Shading Accent 1" w:uiPriority="71"/>
-    <w:lsdException w:name="Colorful List Accent 1" w:uiPriority="72"/>
-    <w:lsdException w:name="Colorful Grid Accent 1" w:uiPriority="73"/>
-    <w:lsdException w:name="Light Shading Accent 2" w:uiPriority="60"/>
-    <w:lsdException w:name="Light List Accent 2" w:uiPriority="61"/>
-    <w:lsdException w:name="Light Grid Accent 2" w:uiPriority="62"/>
-    <w:lsdException w:name="Medium Shading 1 Accent 2" w:uiPriority="63"/>
-    <w:lsdException w:name="Medium Shading 2 Accent 2" w:uiPriority="64"/>
-    <w:lsdException w:name="Medium List 1 Accent 2" w:uiPriority="65"/>
-    <w:lsdException w:name="Medium List 2 Accent 2" w:uiPriority="66"/>
-    <w:lsdException w:name="Medium Grid 1 Accent 2" w:uiPriority="67"/>
-    <w:lsdException w:name="Medium Grid 2 Accent 2" w:uiPriority="68"/>
-    <w:lsdException w:name="Medium Grid 3 Accent 2" w:uiPriority="69"/>
-    <w:lsdException w:name="Dark List Accent 2" w:uiPriority="70"/>
-    <w:lsdException w:name="Colorful Shading Accent 2" w:uiPriority="71"/>
-    <w:lsdException w:name="Colorful List Accent 2" w:uiPriority="72"/>
-    <w:lsdException w:name="Colorful Grid Accent 2" w:uiPriority="73"/>
-    <w:lsdException w:name="Light Shading Accent 3" w:uiPriority="60"/>
-    <w:lsdException w:name="Light List Accent 3" w:uiPriority="61"/>
-    <w:lsdException w:name="Light Grid Accent 3" w:uiPriority="62"/>
-    <w:lsdException w:name="Medium Shading 1 Accent 3" w:uiPriority="63"/>
-    <w:lsdException w:name="Medium Shading 2 Accent 3" w:uiPriority="64"/>
-    <w:lsdException w:name="Medium List 1 Accent 3" w:uiPriority="65"/>
-    <w:lsdException w:name="Medium List 2 Accent 3" w:uiPriority="66"/>
-    <w:lsdException w:name="Medium Grid 1 Accent 3" w:uiPriority="67"/>
-    <w:lsdException w:name="Medium Grid 2 Accent 3" w:uiPriority="68"/>
-    <w:lsdException w:name="Medium Grid 3 Accent 3" w:uiPriority="69"/>
-    <w:lsdException w:name="Dark List Accent 3" w:uiPriority="70"/>
-    <w:lsdException w:name="Colorful Shading Accent 3" w:uiPriority="71"/>
-    <w:lsdException w:name="Colorful List Accent 3" w:uiPriority="72"/>
-    <w:lsdException w:name="Colorful Grid Accent 3" w:uiPriority="73"/>
-    <w:lsdException w:name="Light Shading Accent 4" w:uiPriority="60"/>
-    <w:lsdException w:name="Light List Accent 4" w:uiPriority="61"/>
-    <w:lsdException w:name="Light Grid Accent 4" w:uiPriority="62"/>
-    <w:lsdException w:name="Medium Shading 1 Accent 4" w:uiPriority="63"/>
-    <w:lsdException w:name="Medium Shading 2 Accent 4" w:uiPriority="64"/>
-    <w:lsdException w:name="Medium List 1 Accent 4" w:uiPriority="65"/>
-    <w:lsdException w:name="Medium List 2 Accent 4" w:uiPriority="66"/>
-    <w:lsdException w:name="Medium Grid 1 Accent 4" w:uiPriority="67"/>
-    <w:lsdException w:name="Medium Grid 2 Accent 4" w:uiPriority="68"/>
-    <w:lsdException w:name="Medium Grid 3 Accent 4" w:uiPriority="69"/>
-    <w:lsdException w:name="Dark List Accent 4" w:uiPriority="70"/>
-    <w:lsdException w:name="Colorful Shading Accent 4" w:uiPriority="71"/>
-    <w:lsdException w:name="Colorful List Accent 4" w:uiPriority="72"/>
-    <w:lsdException w:name="Colorful Grid Accent 4" w:uiPriority="73"/>
-    <w:lsdException w:name="Light Shading Accent 5" w:uiPriority="60"/>
-    <w:lsdException w:name="Light List Accent 5" w:uiPriority="61"/>
-    <w:lsdException w:name="Light Grid Accent 5" w:uiPriority="62"/>
-    <w:lsdException w:name="Medium Shading 1 Accent 5" w:uiPriority="63"/>
-    <w:lsdException w:name="Medium Shading 2 Accent 5" w:uiPriority="64"/>
-    <w:lsdException w:name="Medium List 1 Accent 5" w:uiPriority="65"/>
-    <w:lsdException w:name="Medium List 2 Accent 5" w:uiPriority="66"/>
-    <w:lsdException w:name="Medium Grid 1 Accent 5" w:uiPriority="67"/>
-    <w:lsdException w:name="Medium Grid 2 Accent 5" w:uiPriority="68"/>
-    <w:lsdException w:name="Medium Grid 3 Accent 5" w:uiPriority="69"/>
-    <w:lsdException w:name="Dark List Accent 5" w:uiPriority="70"/>
-    <w:lsdException w:name="Colorful Shading Accent 5" w:uiPriority="71"/>
-    <w:lsdException w:name="Colorful List Accent 5" w:uiPriority="72"/>
-    <w:lsdException w:name="Colorful Grid Accent 5" w:uiPriority="73"/>
-    <w:lsdException w:name="Light Shading Accent 6" w:uiPriority="60"/>
-    <w:lsdException w:name="Light List Accent 6" w:uiPriority="61"/>
-    <w:lsdException w:name="Light Grid Accent 6" w:uiPriority="62"/>
-    <w:lsdException w:name="Medium Shading 1 Accent 6" w:uiPriority="63"/>
-    <w:lsdException w:name="Medium Shading 2 Accent 6" w:uiPriority="64"/>
-    <w:lsdException w:name="Medium List 1 Accent 6" w:uiPriority="65"/>
-    <w:lsdException w:name="Medium List 2 Accent 6" w:uiPriority="66"/>
-    <w:lsdException w:name="Medium Grid 1 Accent 6" w:uiPriority="67"/>
-    <w:lsdException w:name="Medium Grid 2 Accent 6" w:uiPriority="68"/>
-    <w:lsdException w:name="Medium Grid 3 Accent 6" w:uiPriority="69"/>
-    <w:lsdException w:name="Dark List Accent 6" w:uiPriority="70"/>
-    <w:lsdException w:name="Colorful Shading Accent 6" w:uiPriority="71"/>
-    <w:lsdException w:name="Colorful List Accent 6" w:uiPriority="72"/>
-    <w:lsdException w:name="Colorful Grid Accent 6" w:uiPriority="73"/>
-    <w:lsdException w:name="Subtle Emphasis" w:uiPriority="19" w:qFormat="1"/>
-    <w:lsdException w:name="Intense Emphasis" w:uiPriority="21" w:qFormat="1"/>
-    <w:lsdException w:name="Subtle Reference" w:uiPriority="31" w:qFormat="1"/>
-    <w:lsdException w:name="Intense Reference" w:uiPriority="32" w:qFormat="1"/>
-    <w:lsdException w:name="Book Title" w:uiPriority="33" w:qFormat="1"/>
-    <w:lsdException w:name="Bibliography" w:semiHidden="1" w:uiPriority="37" w:unhideWhenUsed="1"/>
-    <w:lsdException w:name="TOC Heading" w:semiHidden="1" w:uiPriority="39" w:unhideWhenUsed="1" w:qFormat="1"/>
-    <w:lsdException w:name="Plain Table 1" w:uiPriority="41"/>
-    <w:lsdException w:name="Plain Table 2" w:uiPriority="42"/>
-    <w:lsdException w:name="Plain Table 3" w:uiPriority="43"/>
-    <w:lsdException w:name="Plain Table 4" w:uiPriority="44"/>
-    <w:lsdException w:name="Plain Table 5" w:uiPriority="45"/>
-    <w:lsdException w:name="Grid Table Light" w:uiPriority="40"/>
-    <w:lsdException w:name="Grid Table 1 Light" w:uiPriority="46"/>
-    <w:lsdException w:name="Grid Table 2" w:uiPriority="47"/>
-    <w:lsdException w:name="Grid Table 3" w:uiPriority="48"/>
-    <w:lsdException w:name="Grid Table 4" w:uiPriority="49"/>
-    <w:lsdException w:name="Grid Table 5 Dark" w:uiPriority="50"/>
-    <w:lsdException w:name="Grid Table 6 Colorful" w:uiPriority="51"/>
-    <w:lsdException w:name="Grid Table 7 Colorful" w:uiPriority="52"/>
-    <w:lsdException w:name="Grid Table 1 Light Accent 1" w:uiPriority="46"/>
-    <w:lsdException w:name="Grid Table 2 Accent 1" w:uiPriority="47"/>
-    <w:lsdException w:name="Grid Table 3 Accent 1" w:uiPriority="48"/>
-    <w:lsdException w:name="Grid Table 4 Accent 1" w:uiPriority="49"/>
-    <w:lsdException w:name="Grid Table 5 Dark Accent 1" w:uiPriority="50"/>
-    <w:lsdException w:name="Grid Table 6 Colorful Accent 1" w:uiPriority="51"/>
-    <w:lsdException w:name="Grid Table 7 Colorful Accent 1" w:uiPriority="52"/>
-    <w:lsdException w:name="Grid Table 1 Light Accent 2" w:uiPriority="46"/>
-    <w:lsdException w:name="Grid Table 2 Accent 2" w:uiPriority="47"/>
-    <w:lsdException w:name="Grid Table 3 Accent 2" w:uiPriority="48"/>
-    <w:lsdException w:name="Grid Table 4 Accent 2" w:uiPriority="49"/>
-    <w:lsdException w:name="Grid Table 5 Dark Accent 2" w:uiPriority="50"/>
-    <w:lsdException w:name="Grid Table 6 Colorful Accent 2" w:uiPriority="51"/>
-    <w:lsdException w:name="Grid Table 7 Colorful Accent 2" w:uiPriority="52"/>
-    <w:lsdException w:name="Grid Table 1 Light Accent 3" w:uiPriority="46"/>
-    <w:lsdException w:name="Grid Table 2 Accent 3" w:uiPriority="47"/>
-    <w:lsdException w:name="Grid Table 3 Accent 3" w:uiPriority="48"/>
-    <w:lsdException w:name="Grid Table 4 Accent 3" w:uiPriority="49"/>
-    <w:lsdException w:name="Grid Table 5 Dark Accent 3" w:uiPriority="50"/>
-    <w:lsdException w:name="Grid Table 6 Colorful Accent 3" w:uiPriority="51"/>
-    <w:lsdException w:name="Grid Table 7 Colorful Accent 3" w:uiPriority="52"/>
-    <w:lsdException w:name="Grid Table 1 Light Accent 4" w:uiPriority="46"/>
-    <w:lsdException w:name="Grid Table 2 Accent 4" w:uiPriority="47"/>
-    <w:lsdException w:name="Grid Table 3 Accent 4" w:uiPriority="48"/>
-    <w:lsdException w:name="Grid Table 4 Accent 4" w:uiPriority="49"/>
-    <w:lsdException w:name="Grid Table 5 Dark Accent 4" w:uiPriority="50"/>
-    <w:lsdException w:name="Grid Table 6 Colorful Accent 4" w:uiPriority="51"/>
-    <w:lsdException w:name="Grid Table 7 Colorful Accent 4" w:uiPriority="52"/>
-    <w:lsdException w:name="Grid Table 1 Light Accent 5" w:uiPriority="46"/>
-    <w:lsdException w:name="Grid Table 2 Accent 5" w:uiPriority="47"/>
-    <w:lsdException w:name="Grid Table 3 Accent 5" w:uiPriority="48"/>
-    <w:lsdException w:name="Grid Table 4 Accent 5" w:uiPriority="49"/>
-    <w:lsdException w:name="Grid Table 5 Dark Accent 5" w:uiPriority="50"/>
-    <w:lsdException w:name="Grid Table 6 Colorful Accent 5" w:uiPriority="51"/>
-    <w:lsdException w:name="Grid Table 7 Colorful Accent 5" w:uiPriority="52"/>
-    <w:lsdException w:name="Grid Table 1 Light Accent 6" w:uiPriority="46"/>
-    <w:lsdException w:name="Grid Table 2 Accent 6" w:uiPriority="47"/>
-    <w:lsdException w:name="Grid Table 3 Accent 6" w:uiPriority="48"/>
-    <w:lsdException w:name="Grid Table 4 Accent 6" w:uiPriority="49"/>
-    <w:lsdException w:name="Grid Table 5 Dark Accent 6" w:uiPriority="50"/>
-    <w:lsdException w:name="Grid Table 6 Colorful Accent 6" w:uiPriority="51"/>
-    <w:lsdException w:name="Grid Table 7 Colorful Accent 6" w:uiPriority="52"/>
-    <w:lsdException w:name="List Table 1 Light" w:uiPriority="46"/>
-    <w:lsdException w:name="List Table 2" w:uiPriority="47"/>
-    <w:lsdException w:name="List Table 3" w:uiPriority="48"/>
-    <w:lsdException w:name="List Table 4" w:uiPriority="49"/>
-    <w:lsdException w:name="List Table 5 Dark" w:uiPriority="50"/>
-    <w:lsdException w:name="List Table 6 Colorful" w:uiPriority="51"/>
-    <w:lsdException w:name="List Table 7 Colorful" w:uiPriority="52"/>
-    <w:lsdException w:name="List Table 1 Light Accent 1" w:uiPriority="46"/>
-    <w:lsdException w:name="List Table 2 Accent 1" w:uiPriority="47"/>
-    <w:lsdException w:name="List Table 3 Accent 1" w:uiPriority="48"/>
-    <w:lsdException w:name="List Table 4 Accent 1" w:uiPriority="49"/>
-    <w:lsdException w:name="List Table 5 Dark Accent 1" w:uiPriority="50"/>
-    <w:lsdException w:name="List Table 6 Colorful Accent 1" w:uiPriority="51"/>
-    <w:lsdException w:name="List Table 7 Colorful Accent 1" w:uiPriority="52"/>
-    <w:lsdException w:name="List Table 1 Light Accent 2" w:uiPriority="46"/>
-    <w:lsdException w:name="List Table 2 Accent 2" w:uiPriority="47"/>
-    <w:lsdException w:name="List Table 3 Accent 2" w:uiPriority="48"/>
-    <w:lsdException w:name="List Table 4 Accent 2" w:uiPriority="49"/>
-    <w:lsdException w:name="List Table 5 Dark Accent 2" w:uiPriority="50"/>
-    <w:lsdException w:name="List Table 6 Colorful Accent 2" w:uiPriority="51"/>
-    <w:lsdException w:name="List Table 7 Colorful Accent 2" w:uiPriority="52"/>
-    <w:lsdException w:name="List Table 1 Light Accent 3" w:uiPriority="46"/>
-    <w:lsdException w:name="List Table 2 Accent 3" w:uiPriority="47"/>
-    <w:lsdException w:name="List Table 3 Accent 3" w:uiPriority="48"/>
-    <w:lsdException w:name="List Table 4 Accent 3" w:uiPriority="49"/>
-    <w:lsdException w:name="List Table 5 Dark Accent 3" w:uiPriority="50"/>
-    <w:lsdException w:name="List Table 6 Colorful Accent 3" w:uiPriority="51"/>
-    <w:lsdException w:name="List Table 7 Colorful Accent 3" w:uiPriority="52"/>
-    <w:lsdException w:name="List Table 1 Light Accent 4" w:uiPriority="46"/>
-    <w:lsdException w:name="List Table 2 Accent 4" w:uiPriority="47"/>
-    <w:lsdException w:name="List Table 3 Accent 4" w:uiPriority="48"/>
-    <w:lsdException w:name="List Table 4 Accent 4" w:uiPriority="49"/>
-    <w:lsdException w:name="List Table 5 Dark Accent 4" w:uiPriority="50"/>
-    <w:lsdException w:name="List Table 6 Colorful Accent 4" w:uiPriority="51"/>
-    <w:lsdException w:name="List Table 7 Colorful Accent 4" w:uiPriority="52"/>
-    <w:lsdException w:name="List Table 1 Light Accent 5" w:uiPriority="46"/>
-    <w:lsdException w:name="List Table 2 Accent 5" w:uiPriority="47"/>
-    <w:lsdException w:name="List Table 3 Accent 5" w:uiPriority="48"/>
-    <w:lsdException w:name="List Table 4 Accent 5" w:uiPriority="49"/>
-    <w:lsdException w:name="List Table 5 Dark Accent 5" w:uiPriority="50"/>
-    <w:lsdException w:name="List Table 6 Colorful Accent 5" w:uiPriority="51"/>
-    <w:lsdException w:name="List Table 7 Colorful Accent 5" w:uiPriority="52"/>
-    <w:lsdException w:name="List Table 1 Light Accent 6" w:uiPriority="46"/>
-    <w:lsdException w:name="List Table 2 Accent 6" w:uiPriority="47"/>
-    <w:lsdException w:name="List Table 3 Accent 6" w:uiPriority="48"/>
-    <w:lsdException w:name="List Table 4 Accent 6" w:uiPriority="49"/>
-    <w:lsdException w:name="List Table 5 Dark Accent 6" w:uiPriority="50"/>
-    <w:lsdException w:name="List Table 6 Colorful Accent 6" w:uiPriority="51"/>
-    <w:lsdException w:name="List Table 7 Colorful Accent 6" w:uiPriority="52"/>
-    <w:lsdException w:name="Mention" w:semiHidden="1" w:unhideWhenUsed="1"/>
-    <w:lsdException w:name="Smart Hyperlink" w:semiHidden="1" w:unhideWhenUsed="1"/>
-    <w:lsdException w:name="Hashtag" w:semiHidden="1" w:unhideWhenUsed="1"/>
-    <w:lsdException w:name="Unresolved Mention" w:semiHidden="1" w:unhideWhenUsed="1"/>
-    <w:lsdException w:name="Smart Link" w:semiHidden="1" w:unhideWhenUsed="1"/>
-  </w:latentStyles>
-  <w:style w:type="paragraph" w:default="1" w:styleId="Normal">
-    <w:name w:val="Normal"/>
-    <w:qFormat/>
-  </w:style>
-  <w:style w:type="character" w:default="1" w:styleId="DefaultParagraphFont">
-    <w:name w:val="Default Paragraph Font"/>
-    <w:uiPriority w:val="1"/>
-    <w:semiHidden/>
-    <w:unhideWhenUsed/>
-  </w:style>
-  <w:style w:type="table" w:default="1" w:styleId="TableNormal">
-    <w:name w:val="Normal Table"/>
-    <w:uiPriority w:val="99"/>
-    <w:semiHidden/>
-    <w:unhideWhenUsed/>
-    <w:tblPr>
-      <w:tblInd w:w="0" w:type="dxa"/>
-      <w:tblCellMar>
-        <w:top w:w="0" w:type="dxa"/>
-        <w:left w:w="108" w:type="dxa"/>
-        <w:bottom w:w="0" w:type="dxa"/>
-        <w:right w:w="108" w:type="dxa"/>
-      </w:tblCellMar>
-    </w:tblPr>
-  </w:style>
-  <w:style w:type="numbering" w:default="1" w:styleId="NoList">
-    <w:name w:val="No List"/>
-    <w:uiPriority w:val="99"/>
-    <w:semiHidden/>
-    <w:unhideWhenUsed/>
-  </w:style>
-</w:styles>
-</file>
-
-<file path=word/glossary/webSettings.xml><?xml version="1.0" encoding="utf-8"?>
-<w:webSettings xmlns:mc="http://schemas.openxmlformats.org/markup-compatibility/2006" xmlns:r="http://schemas.openxmlformats.org/officeDocument/2006/relationships" xmlns:w="http://schemas.openxmlformats.org/wordprocessingml/2006/main" xmlns:w14="http://schemas.microsoft.com/office/word/2010/wordml" xmlns:w15="http://schemas.microsoft.com/office/word/2012/wordml" xmlns:w16cex="http://schemas.microsoft.com/office/word/2018/wordml/cex" xmlns:w16cid="http://schemas.microsoft.com/office/word/2016/wordml/cid" xmlns:w16="http://schemas.microsoft.com/office/word/2018/wordml" xmlns:w16sdtdh="http://schemas.microsoft.com/office/word/2020/wordml/sdtdatahash" xmlns:w16se="http://schemas.microsoft.com/office/word/2015/wordml/symex" mc:Ignorable="w14 w15 w16se w16cid w16 w16cex w16sdtdh"/>
 </file>
 
 <file path=word/theme/theme1.xml><?xml version="1.0" encoding="utf-8"?>

--- a/NEA Documentation.docx
+++ b/NEA Documentation.docx
@@ -1,6 +1,6 @@
 
 <file path=word/document.xml><?xml version="1.0" encoding="utf-8"?>
-<w:document xmlns:wpc="http://schemas.microsoft.com/office/word/2010/wordprocessingCanvas" xmlns:cx="http://schemas.microsoft.com/office/drawing/2014/chartex" xmlns:cx1="http://schemas.microsoft.com/office/drawing/2015/9/8/chartex" xmlns:cx2="http://schemas.microsoft.com/office/drawing/2015/10/21/chartex" xmlns:cx3="http://schemas.microsoft.com/office/drawing/2016/5/9/chartex" xmlns:cx4="http://schemas.microsoft.com/office/drawing/2016/5/10/chartex" xmlns:cx5="http://schemas.microsoft.com/office/drawing/2016/5/11/chartex" xmlns:cx6="http://schemas.microsoft.com/office/drawing/2016/5/12/chartex" xmlns:cx7="http://schemas.microsoft.com/office/drawing/2016/5/13/chartex" xmlns:cx8="http://schemas.microsoft.com/office/drawing/2016/5/14/chartex" xmlns:mc="http://schemas.openxmlformats.org/markup-compatibility/2006" xmlns:aink="http://schemas.microsoft.com/office/drawing/2016/ink" xmlns:am3d="http://schemas.microsoft.com/office/drawing/2017/model3d" xmlns:o="urn:schemas-microsoft-com:office:office" xmlns:oel="http://schemas.microsoft.com/office/2019/extlst" xmlns:r="http://schemas.openxmlformats.org/officeDocument/2006/relationships" xmlns:m="http://schemas.openxmlformats.org/officeDocument/2006/math" xmlns:v="urn:schemas-microsoft-com:vml" xmlns:wp14="http://schemas.microsoft.com/office/word/2010/wordprocessingDrawing" xmlns:wp="http://schemas.openxmlformats.org/drawingml/2006/wordprocessingDrawing" xmlns:w10="urn:schemas-microsoft-com:office:word" xmlns:w="http://schemas.openxmlformats.org/wordprocessingml/2006/main" xmlns:w14="http://schemas.microsoft.com/office/word/2010/wordml" xmlns:w15="http://schemas.microsoft.com/office/word/2012/wordml" xmlns:w16cex="http://schemas.microsoft.com/office/word/2018/wordml/cex" xmlns:w16cid="http://schemas.microsoft.com/office/word/2016/wordml/cid" xmlns:w16="http://schemas.microsoft.com/office/word/2018/wordml" xmlns:w16sdtdh="http://schemas.microsoft.com/office/word/2020/wordml/sdtdatahash" xmlns:w16se="http://schemas.microsoft.com/office/word/2015/wordml/symex" xmlns:wpg="http://schemas.microsoft.com/office/word/2010/wordprocessingGroup" xmlns:wpi="http://schemas.microsoft.com/office/word/2010/wordprocessingInk" xmlns:wne="http://schemas.microsoft.com/office/word/2006/wordml" xmlns:wps="http://schemas.microsoft.com/office/word/2010/wordprocessingShape" xmlns:a="http://schemas.openxmlformats.org/drawingml/2006/main" xmlns:pic="http://schemas.openxmlformats.org/drawingml/2006/picture" xmlns:a14="http://schemas.microsoft.com/office/drawing/2010/main" mc:Ignorable="w14 w15 w16se w16cid w16 w16cex w16sdtdh wp14">
+<w:document xmlns:wpc="http://schemas.microsoft.com/office/word/2010/wordprocessingCanvas" xmlns:cx="http://schemas.microsoft.com/office/drawing/2014/chartex" xmlns:cx1="http://schemas.microsoft.com/office/drawing/2015/9/8/chartex" xmlns:cx2="http://schemas.microsoft.com/office/drawing/2015/10/21/chartex" xmlns:cx3="http://schemas.microsoft.com/office/drawing/2016/5/9/chartex" xmlns:cx4="http://schemas.microsoft.com/office/drawing/2016/5/10/chartex" xmlns:cx5="http://schemas.microsoft.com/office/drawing/2016/5/11/chartex" xmlns:cx6="http://schemas.microsoft.com/office/drawing/2016/5/12/chartex" xmlns:cx7="http://schemas.microsoft.com/office/drawing/2016/5/13/chartex" xmlns:cx8="http://schemas.microsoft.com/office/drawing/2016/5/14/chartex" xmlns:mc="http://schemas.openxmlformats.org/markup-compatibility/2006" xmlns:aink="http://schemas.microsoft.com/office/drawing/2016/ink" xmlns:am3d="http://schemas.microsoft.com/office/drawing/2017/model3d" xmlns:o="urn:schemas-microsoft-com:office:office" xmlns:oel="http://schemas.microsoft.com/office/2019/extlst" xmlns:r="http://schemas.openxmlformats.org/officeDocument/2006/relationships" xmlns:m="http://schemas.openxmlformats.org/officeDocument/2006/math" xmlns:v="urn:schemas-microsoft-com:vml" xmlns:wp14="http://schemas.microsoft.com/office/word/2010/wordprocessingDrawing" xmlns:wp="http://schemas.openxmlformats.org/drawingml/2006/wordprocessingDrawing" xmlns:w10="urn:schemas-microsoft-com:office:word" xmlns:w="http://schemas.openxmlformats.org/wordprocessingml/2006/main" xmlns:w14="http://schemas.microsoft.com/office/word/2010/wordml" xmlns:w15="http://schemas.microsoft.com/office/word/2012/wordml" xmlns:w16cex="http://schemas.microsoft.com/office/word/2018/wordml/cex" xmlns:w16cid="http://schemas.microsoft.com/office/word/2016/wordml/cid" xmlns:w16="http://schemas.microsoft.com/office/word/2018/wordml" xmlns:w16sdtdh="http://schemas.microsoft.com/office/word/2020/wordml/sdtdatahash" xmlns:w16se="http://schemas.microsoft.com/office/word/2015/wordml/symex" xmlns:wpg="http://schemas.microsoft.com/office/word/2010/wordprocessingGroup" xmlns:wpi="http://schemas.microsoft.com/office/word/2010/wordprocessingInk" xmlns:wne="http://schemas.microsoft.com/office/word/2006/wordml" xmlns:wps="http://schemas.microsoft.com/office/word/2010/wordprocessingShape" mc:Ignorable="w14 w15 w16se w16cid w16 w16cex w16sdtdh wp14">
   <w:body>
     <w:p>
       <w:pPr>
@@ -137,7 +137,7 @@
     <w:sdt>
       <w:sdtPr>
         <w:rPr>
-          <w:rFonts w:asciiTheme="minorHAnsi" w:hAnsiTheme="minorHAnsi" w:eastAsiaTheme="minorHAnsi" w:cstheme="minorBidi"/>
+          <w:rFonts w:asciiTheme="minorHAnsi" w:eastAsiaTheme="minorHAnsi" w:hAnsiTheme="minorHAnsi" w:cstheme="minorBidi"/>
           <w:color w:val="auto"/>
           <w:sz w:val="22"/>
           <w:szCs w:val="22"/>
@@ -185,7 +185,7 @@
           <w:r>
             <w:fldChar w:fldCharType="separate"/>
           </w:r>
-          <w:hyperlink w:history="1" w:anchor="_Toc103244904">
+          <w:hyperlink w:anchor="_Toc103244904" w:history="1">
             <w:r>
               <w:rPr>
                 <w:rStyle w:val="Hyperlink"/>
@@ -255,7 +255,7 @@
               <w:lang w:eastAsia="en-GB"/>
             </w:rPr>
           </w:pPr>
-          <w:hyperlink w:history="1" w:anchor="_Toc103244905">
+          <w:hyperlink w:anchor="_Toc103244905" w:history="1">
             <w:r>
               <w:rPr>
                 <w:rStyle w:val="Hyperlink"/>
@@ -325,7 +325,7 @@
               <w:lang w:eastAsia="en-GB"/>
             </w:rPr>
           </w:pPr>
-          <w:hyperlink w:history="1" w:anchor="_Toc103244906">
+          <w:hyperlink w:anchor="_Toc103244906" w:history="1">
             <w:r>
               <w:rPr>
                 <w:rStyle w:val="Hyperlink"/>
@@ -395,7 +395,7 @@
               <w:lang w:eastAsia="en-GB"/>
             </w:rPr>
           </w:pPr>
-          <w:hyperlink w:history="1" w:anchor="_Toc103244907">
+          <w:hyperlink w:anchor="_Toc103244907" w:history="1">
             <w:r>
               <w:rPr>
                 <w:rStyle w:val="Hyperlink"/>
@@ -465,7 +465,7 @@
               <w:lang w:eastAsia="en-GB"/>
             </w:rPr>
           </w:pPr>
-          <w:hyperlink w:history="1" w:anchor="_Toc103244908">
+          <w:hyperlink w:anchor="_Toc103244908" w:history="1">
             <w:r>
               <w:rPr>
                 <w:rStyle w:val="Hyperlink"/>
@@ -535,7 +535,7 @@
               <w:lang w:eastAsia="en-GB"/>
             </w:rPr>
           </w:pPr>
-          <w:hyperlink w:history="1" w:anchor="_Toc103244909">
+          <w:hyperlink w:anchor="_Toc103244909" w:history="1">
             <w:r>
               <w:rPr>
                 <w:rStyle w:val="Hyperlink"/>
@@ -605,7 +605,7 @@
               <w:lang w:eastAsia="en-GB"/>
             </w:rPr>
           </w:pPr>
-          <w:hyperlink w:history="1" w:anchor="_Toc103244910">
+          <w:hyperlink w:anchor="_Toc103244910" w:history="1">
             <w:r>
               <w:rPr>
                 <w:rStyle w:val="Hyperlink"/>
@@ -675,7 +675,7 @@
               <w:lang w:eastAsia="en-GB"/>
             </w:rPr>
           </w:pPr>
-          <w:hyperlink w:history="1" w:anchor="_Toc103244911">
+          <w:hyperlink w:anchor="_Toc103244911" w:history="1">
             <w:r>
               <w:rPr>
                 <w:rStyle w:val="Hyperlink"/>
@@ -745,7 +745,7 @@
               <w:lang w:eastAsia="en-GB"/>
             </w:rPr>
           </w:pPr>
-          <w:hyperlink w:history="1" w:anchor="_Toc103244912">
+          <w:hyperlink w:anchor="_Toc103244912" w:history="1">
             <w:r>
               <w:rPr>
                 <w:rStyle w:val="Hyperlink"/>
@@ -815,7 +815,7 @@
               <w:lang w:eastAsia="en-GB"/>
             </w:rPr>
           </w:pPr>
-          <w:hyperlink w:history="1" w:anchor="_Toc103244913">
+          <w:hyperlink w:anchor="_Toc103244913" w:history="1">
             <w:r>
               <w:rPr>
                 <w:rStyle w:val="Hyperlink"/>
@@ -885,7 +885,7 @@
               <w:lang w:eastAsia="en-GB"/>
             </w:rPr>
           </w:pPr>
-          <w:hyperlink w:history="1" w:anchor="_Toc103244914">
+          <w:hyperlink w:anchor="_Toc103244914" w:history="1">
             <w:r>
               <w:rPr>
                 <w:rStyle w:val="Hyperlink"/>
@@ -955,7 +955,7 @@
               <w:lang w:eastAsia="en-GB"/>
             </w:rPr>
           </w:pPr>
-          <w:hyperlink w:history="1" w:anchor="_Toc103244915">
+          <w:hyperlink w:anchor="_Toc103244915" w:history="1">
             <w:r>
               <w:rPr>
                 <w:rStyle w:val="Hyperlink"/>
@@ -1025,7 +1025,7 @@
               <w:lang w:eastAsia="en-GB"/>
             </w:rPr>
           </w:pPr>
-          <w:hyperlink w:history="1" w:anchor="_Toc103244916">
+          <w:hyperlink w:anchor="_Toc103244916" w:history="1">
             <w:r>
               <w:rPr>
                 <w:rStyle w:val="Hyperlink"/>
@@ -1095,7 +1095,7 @@
               <w:lang w:eastAsia="en-GB"/>
             </w:rPr>
           </w:pPr>
-          <w:hyperlink w:history="1" w:anchor="_Toc103244917">
+          <w:hyperlink w:anchor="_Toc103244917" w:history="1">
             <w:r>
               <w:rPr>
                 <w:rStyle w:val="Hyperlink"/>
@@ -1165,7 +1165,7 @@
               <w:lang w:eastAsia="en-GB"/>
             </w:rPr>
           </w:pPr>
-          <w:hyperlink w:history="1" w:anchor="_Toc103244918">
+          <w:hyperlink w:anchor="_Toc103244918" w:history="1">
             <w:r>
               <w:rPr>
                 <w:rStyle w:val="Hyperlink"/>
@@ -1235,7 +1235,7 @@
               <w:lang w:eastAsia="en-GB"/>
             </w:rPr>
           </w:pPr>
-          <w:hyperlink w:history="1" w:anchor="_Toc103244919">
+          <w:hyperlink w:anchor="_Toc103244919" w:history="1">
             <w:r>
               <w:rPr>
                 <w:rStyle w:val="Hyperlink"/>
@@ -1305,7 +1305,7 @@
               <w:lang w:eastAsia="en-GB"/>
             </w:rPr>
           </w:pPr>
-          <w:hyperlink w:history="1" w:anchor="_Toc103244920">
+          <w:hyperlink w:anchor="_Toc103244920" w:history="1">
             <w:r>
               <w:rPr>
                 <w:rStyle w:val="Hyperlink"/>
@@ -1375,7 +1375,7 @@
               <w:lang w:eastAsia="en-GB"/>
             </w:rPr>
           </w:pPr>
-          <w:hyperlink w:history="1" w:anchor="_Toc103244921">
+          <w:hyperlink w:anchor="_Toc103244921" w:history="1">
             <w:r>
               <w:rPr>
                 <w:rStyle w:val="Hyperlink"/>
@@ -1445,7 +1445,7 @@
               <w:lang w:eastAsia="en-GB"/>
             </w:rPr>
           </w:pPr>
-          <w:hyperlink w:history="1" w:anchor="_Toc103244922">
+          <w:hyperlink w:anchor="_Toc103244922" w:history="1">
             <w:r>
               <w:rPr>
                 <w:rStyle w:val="Hyperlink"/>
@@ -1515,7 +1515,7 @@
               <w:lang w:eastAsia="en-GB"/>
             </w:rPr>
           </w:pPr>
-          <w:hyperlink w:history="1" w:anchor="_Toc103244923">
+          <w:hyperlink w:anchor="_Toc103244923" w:history="1">
             <w:r>
               <w:rPr>
                 <w:rStyle w:val="Hyperlink"/>
@@ -1585,7 +1585,7 @@
               <w:lang w:eastAsia="en-GB"/>
             </w:rPr>
           </w:pPr>
-          <w:hyperlink w:history="1" w:anchor="_Toc103244924">
+          <w:hyperlink w:anchor="_Toc103244924" w:history="1">
             <w:r>
               <w:rPr>
                 <w:rStyle w:val="Hyperlink"/>
@@ -1655,7 +1655,7 @@
               <w:lang w:eastAsia="en-GB"/>
             </w:rPr>
           </w:pPr>
-          <w:hyperlink w:history="1" w:anchor="_Toc103244925">
+          <w:hyperlink w:anchor="_Toc103244925" w:history="1">
             <w:r>
               <w:rPr>
                 <w:rStyle w:val="Hyperlink"/>
@@ -1725,7 +1725,7 @@
               <w:lang w:eastAsia="en-GB"/>
             </w:rPr>
           </w:pPr>
-          <w:hyperlink w:history="1" w:anchor="_Toc103244926">
+          <w:hyperlink w:anchor="_Toc103244926" w:history="1">
             <w:r>
               <w:rPr>
                 <w:rStyle w:val="Hyperlink"/>
@@ -1795,7 +1795,7 @@
               <w:lang w:eastAsia="en-GB"/>
             </w:rPr>
           </w:pPr>
-          <w:hyperlink w:history="1" w:anchor="_Toc103244927">
+          <w:hyperlink w:anchor="_Toc103244927" w:history="1">
             <w:r>
               <w:rPr>
                 <w:rStyle w:val="Hyperlink"/>
@@ -1878,7 +1878,7 @@
       <w:pPr>
         <w:pStyle w:val="Heading1"/>
       </w:pPr>
-      <w:bookmarkStart w:name="_Toc103244904" w:id="0"/>
+      <w:bookmarkStart w:id="0" w:name="_Toc103244904"/>
       <w:r>
         <w:lastRenderedPageBreak/>
         <w:t>Analysis</w:t>
@@ -1890,7 +1890,7 @@
         <w:pStyle w:val="Heading2"/>
         <w:ind w:firstLine="720"/>
       </w:pPr>
-      <w:bookmarkStart w:name="_Toc103244905" w:id="1"/>
+      <w:bookmarkStart w:id="1" w:name="_Toc103244905"/>
       <w:r>
         <w:t>Identification of Problem</w:t>
       </w:r>
@@ -2976,7 +2976,7 @@
         <w:pStyle w:val="Heading2"/>
         <w:ind w:firstLine="720"/>
       </w:pPr>
-      <w:bookmarkStart w:name="_Toc103244906" w:id="2"/>
+      <w:bookmarkStart w:id="2" w:name="_Toc103244906"/>
       <w:r>
         <w:t>Research Problem</w:t>
       </w:r>
@@ -3665,7 +3665,7 @@
         <w:pStyle w:val="Heading2"/>
         <w:ind w:firstLine="720"/>
       </w:pPr>
-      <w:bookmarkStart w:name="_Toc103244907" w:id="3"/>
+      <w:bookmarkStart w:id="3" w:name="_Toc103244907"/>
       <w:r>
         <w:t>Stake Holders</w:t>
       </w:r>
@@ -3757,7 +3757,15 @@
         <w:t xml:space="preserve"> </w:t>
       </w:r>
       <w:r>
-        <w:t xml:space="preserve">they can still have the ability to expand their system as much as they want </w:t>
+        <w:t xml:space="preserve">they can still </w:t>
+      </w:r>
+      <w:proofErr w:type="gramStart"/>
+      <w:r>
+        <w:t>have the ability to</w:t>
+      </w:r>
+      <w:proofErr w:type="gramEnd"/>
+      <w:r>
+        <w:t xml:space="preserve"> expand their system as much as they want </w:t>
       </w:r>
       <w:r>
         <w:t xml:space="preserve">at a later date. This allows for a small </w:t>
@@ -3816,7 +3824,15 @@
         <w:t>people who own or manage large companies with one or more locations and large inventory</w:t>
       </w:r>
       <w:r>
-        <w:t>. They will want to be able to access all of their inventory and keep track of everything across multiple locations</w:t>
+        <w:t xml:space="preserve">. They will want to be able to access </w:t>
+      </w:r>
+      <w:proofErr w:type="gramStart"/>
+      <w:r>
+        <w:t>all of</w:t>
+      </w:r>
+      <w:proofErr w:type="gramEnd"/>
+      <w:r>
+        <w:t xml:space="preserve"> their inventory and keep track of everything across multiple locations</w:t>
       </w:r>
       <w:r>
         <w:t xml:space="preserve"> whilst still being able to</w:t>
@@ -3878,95 +3894,61 @@
         <w:ind w:left="720"/>
       </w:pPr>
       <w:r>
-        <w:rPr/>
+        <w:lastRenderedPageBreak/>
         <w:t xml:space="preserve">Warehouse managers are people whose job it is, is to manage </w:t>
       </w:r>
       <w:r>
-        <w:rPr/>
         <w:t xml:space="preserve">the stock and inventory of a single warehouse. They will need to be able to track </w:t>
       </w:r>
       <w:r>
-        <w:rPr/>
         <w:t>what’s</w:t>
       </w:r>
       <w:r>
-        <w:rPr/>
         <w:t xml:space="preserve"> coming in and out of their warehouse, know where things in the w</w:t>
       </w:r>
       <w:r>
-        <w:rPr/>
         <w:t>are</w:t>
       </w:r>
       <w:r>
-        <w:rPr/>
         <w:t xml:space="preserve">house </w:t>
       </w:r>
       <w:r>
-        <w:rPr/>
         <w:t xml:space="preserve">and be able to </w:t>
       </w:r>
       <w:r>
-        <w:rPr/>
         <w:t xml:space="preserve">adjust stock </w:t>
       </w:r>
       <w:r>
-        <w:rPr/>
         <w:t>as much as they need within their requirements.</w:t>
       </w:r>
       <w:r>
-        <w:rPr/>
         <w:t xml:space="preserve"> They </w:t>
       </w:r>
       <w:r>
-        <w:rPr/>
-        <w:t>won't</w:t>
-      </w:r>
-      <w:r>
-        <w:rPr/>
-        <w:t xml:space="preserve"> need access to other warehouses.</w:t>
-      </w:r>
-      <w:r>
-        <w:rPr/>
+        <w:t>won't need access to other warehouses.</w:t>
+      </w:r>
+      <w:r>
         <w:t xml:space="preserve"> They will be able to do this with the item adjustment and stock listing features</w:t>
       </w:r>
       <w:r>
-        <w:rPr/>
         <w:t xml:space="preserve"> to adjust and keep track of the flow of items into and out of their warehouse. They will be able to be notified of adjustments to stock and </w:t>
       </w:r>
       <w:r>
-        <w:rPr/>
         <w:t xml:space="preserve">items made by someone else as well. </w:t>
       </w:r>
       <w:r>
-        <w:rPr/>
         <w:t>They will be able to find</w:t>
       </w:r>
       <w:r>
-        <w:rPr/>
         <w:t xml:space="preserve"> where items are in their warehouse and how full the warehouse is. </w:t>
       </w:r>
       <w:r>
-        <w:rPr/>
-        <w:t xml:space="preserve">These are </w:t>
-      </w:r>
-      <w:r>
-        <w:rPr/>
-        <w:t>very useful</w:t>
-      </w:r>
-      <w:r>
-        <w:rPr/>
-        <w:t xml:space="preserve"> for warehouse managers as they </w:t>
-      </w:r>
-      <w:r>
-        <w:rPr/>
-        <w:t>are in charge of</w:t>
-      </w:r>
-      <w:r>
-        <w:rPr/>
-        <w:t xml:space="preserve"> everything in the warehouse</w:t>
-      </w:r>
-      <w:r>
-        <w:rPr/>
+        <w:t xml:space="preserve">These are very useful for warehouse managers as they </w:t>
+      </w:r>
+      <w:r>
+        <w:t>are in charge of everything in the warehouse</w:t>
+      </w:r>
+      <w:r>
         <w:t xml:space="preserve"> so need to be able to track everything int the warehouse. </w:t>
       </w:r>
     </w:p>
@@ -3984,7 +3966,15 @@
         <w:t>house workers are people who work around a warehouse</w:t>
       </w:r>
       <w:r>
-        <w:t xml:space="preserve">, they have to move and actually deal with the stock. They need to be able to </w:t>
+        <w:t xml:space="preserve">, they </w:t>
+      </w:r>
+      <w:proofErr w:type="gramStart"/>
+      <w:r>
+        <w:t>have to</w:t>
+      </w:r>
+      <w:proofErr w:type="gramEnd"/>
+      <w:r>
+        <w:t xml:space="preserve"> move and actually deal with the stock. They need to be able to </w:t>
       </w:r>
       <w:r>
         <w:t xml:space="preserve">know where things are in the warehouse and be able to work out the shortest route around a warehouse collecting the things they need. </w:t>
@@ -4036,7 +4026,7 @@
         <w:pStyle w:val="Heading2"/>
         <w:ind w:firstLine="720"/>
       </w:pPr>
-      <w:bookmarkStart w:name="_Toc103244908" w:id="4"/>
+      <w:bookmarkStart w:id="4" w:name="_Toc103244908"/>
       <w:r>
         <w:t>Essential features</w:t>
       </w:r>
@@ -4046,6 +4036,7 @@
       <w:pPr>
         <w:ind w:left="720"/>
       </w:pPr>
+      <w:proofErr w:type="gramStart"/>
       <w:r>
         <w:t>T</w:t>
       </w:r>
@@ -4053,7 +4044,11 @@
         <w:t>aking into a</w:t>
       </w:r>
       <w:r>
-        <w:t xml:space="preserve">ccount </w:t>
+        <w:t>ccount</w:t>
+      </w:r>
+      <w:proofErr w:type="gramEnd"/>
+      <w:r>
+        <w:t xml:space="preserve"> </w:t>
       </w:r>
       <w:r>
         <w:t xml:space="preserve">the research </w:t>
@@ -4130,107 +4125,51 @@
         <w:ind w:left="720"/>
       </w:pPr>
       <w:r>
-        <w:rPr/>
         <w:t>Th</w:t>
       </w:r>
       <w:r>
-        <w:rPr/>
         <w:t>ese</w:t>
       </w:r>
       <w:r>
-        <w:rPr/>
         <w:t xml:space="preserve"> </w:t>
       </w:r>
       <w:r>
-        <w:rPr/>
-        <w:t xml:space="preserve">are the bare </w:t>
-      </w:r>
-      <w:r>
-        <w:rPr/>
-        <w:t>minimum</w:t>
-      </w:r>
-      <w:r>
-        <w:rPr/>
-        <w:t xml:space="preserve"> features for my program, I intend on adding more </w:t>
-      </w:r>
-      <w:r>
-        <w:rPr/>
+        <w:t xml:space="preserve">are the bare minimum features for my program, I intend on adding more </w:t>
+      </w:r>
+      <w:r>
         <w:t xml:space="preserve">as I develop the program however these are the features that would </w:t>
       </w:r>
       <w:r>
-        <w:rPr/>
         <w:t xml:space="preserve">solve the problem. The storage of data permanently is </w:t>
       </w:r>
       <w:r>
-        <w:rPr/>
-        <w:t xml:space="preserve">necessary for this solution as </w:t>
-      </w:r>
-      <w:r>
-        <w:rPr/>
-        <w:t>without</w:t>
-      </w:r>
-      <w:r>
-        <w:rPr/>
-        <w:t xml:space="preserve"> </w:t>
-      </w:r>
-      <w:r>
-        <w:rPr/>
+        <w:t xml:space="preserve">necessary for this solution as without </w:t>
+      </w:r>
+      <w:r>
         <w:t>permeant</w:t>
       </w:r>
       <w:r>
-        <w:rPr/>
-        <w:t xml:space="preserve"> storage the application would need to be </w:t>
-      </w:r>
-      <w:r>
-        <w:rPr/>
-        <w:t>running at all times</w:t>
-      </w:r>
-      <w:r>
-        <w:rPr/>
-        <w:t xml:space="preserve"> and all the data would be stored </w:t>
-      </w:r>
-      <w:r>
-        <w:rPr/>
+        <w:t xml:space="preserve"> storage the application would need to be running at all times and all the data would be stored </w:t>
+      </w:r>
+      <w:r>
         <w:t xml:space="preserve">I memory rather than storage and therefore would slow the application to a halt on most If not all devices especially the low budget, old machines </w:t>
       </w:r>
       <w:r>
-        <w:rPr/>
         <w:t xml:space="preserve">I am aiming to be able to run this program on. The data needs to be safe as the amount of stock and therefore what can be sold </w:t>
       </w:r>
       <w:r>
-        <w:rPr/>
-        <w:t xml:space="preserve">needs to be </w:t>
-      </w:r>
-      <w:r>
-        <w:rPr/>
-        <w:t>accurate</w:t>
-      </w:r>
-      <w:r>
-        <w:rPr/>
-        <w:t xml:space="preserve"> or the business running the software can lose money due to errors or people accessing </w:t>
-      </w:r>
-      <w:r>
-        <w:rPr/>
+        <w:t xml:space="preserve">needs to be accurate or the business running the software can lose money due to errors or people accessing </w:t>
+      </w:r>
+      <w:r>
         <w:t>data,</w:t>
       </w:r>
       <w:r>
-        <w:rPr/>
-        <w:t xml:space="preserve"> they </w:t>
-      </w:r>
-      <w:r>
-        <w:rPr/>
-        <w:t>shouldn’t</w:t>
-      </w:r>
-      <w:r>
-        <w:rPr/>
-        <w:t xml:space="preserve"> be able to. The organisation and ability to search for data is necessary otherwise it becomes impossible to find things in large </w:t>
-      </w:r>
-      <w:r>
-        <w:rPr/>
+        <w:t xml:space="preserve"> they shouldn’t be able to. The organisation and ability to search for data is necessary otherwise it becomes impossible to find things in large </w:t>
+      </w:r>
+      <w:r>
         <w:t xml:space="preserve">inventories. </w:t>
       </w:r>
       <w:r>
-        <w:rPr/>
         <w:t xml:space="preserve">And not being able to do that defies the whole point of the solution. </w:t>
       </w:r>
     </w:p>
@@ -4239,7 +4178,7 @@
         <w:pStyle w:val="Heading2"/>
         <w:ind w:firstLine="720"/>
       </w:pPr>
-      <w:bookmarkStart w:name="_Toc103244909" w:id="5"/>
+      <w:bookmarkStart w:id="5" w:name="_Toc103244909"/>
       <w:r>
         <w:t>Limitations</w:t>
       </w:r>
@@ -4350,7 +4289,7 @@
         <w:pStyle w:val="Heading2"/>
         <w:ind w:firstLine="720"/>
       </w:pPr>
-      <w:bookmarkStart w:name="_Toc103244910" w:id="6"/>
+      <w:bookmarkStart w:id="6" w:name="_Toc103244910"/>
       <w:r>
         <w:t>Requirements</w:t>
       </w:r>
@@ -4361,129 +4300,74 @@
         <w:ind w:left="720"/>
       </w:pPr>
       <w:r>
-        <w:rPr/>
         <w:t xml:space="preserve">I am going to be programming this an </w:t>
       </w:r>
       <w:proofErr w:type="spellStart"/>
       <w:r>
-        <w:rPr/>
         <w:t>c#</w:t>
       </w:r>
       <w:proofErr w:type="spellEnd"/>
       <w:r>
-        <w:rPr/>
         <w:t xml:space="preserve"> so </w:t>
       </w:r>
       <w:r>
-        <w:rPr/>
         <w:t xml:space="preserve">the final application will just be an executable able to be run by any </w:t>
       </w:r>
       <w:r>
-        <w:rPr/>
         <w:t xml:space="preserve">windows machine. </w:t>
       </w:r>
       <w:r>
-        <w:rPr/>
         <w:t>I will be programming using the .NET 4</w:t>
       </w:r>
       <w:r>
-        <w:rPr/>
         <w:t>.7</w:t>
       </w:r>
       <w:r>
-        <w:rPr/>
         <w:t xml:space="preserve"> Framework</w:t>
       </w:r>
       <w:r>
-        <w:rPr/>
-        <w:t xml:space="preserve"> which </w:t>
-      </w:r>
-      <w:r>
-        <w:rPr/>
-        <w:t>requires</w:t>
-      </w:r>
-      <w:r>
-        <w:rPr/>
-        <w:t xml:space="preserve"> windows 7. </w:t>
-      </w:r>
-      <w:r>
-        <w:rPr/>
+        <w:t xml:space="preserve"> which requires windows 7. </w:t>
+      </w:r>
+      <w:r>
         <w:t xml:space="preserve">This is a low </w:t>
       </w:r>
       <w:r>
-        <w:rPr/>
         <w:t>enough spec OS that most systems that need my program will be running</w:t>
       </w:r>
       <w:r>
-        <w:rPr/>
         <w:t xml:space="preserve"> if not a higher spec OS like windows 8,10 or 11. </w:t>
       </w:r>
       <w:r>
-        <w:rPr/>
         <w:t>My program will only be able to run on windows machines as it will be released as an .exe file</w:t>
       </w:r>
       <w:r>
-        <w:rPr/>
-        <w:t xml:space="preserve">, however this </w:t>
-      </w:r>
-      <w:r>
-        <w:rPr/>
-        <w:t>shouldn’t</w:t>
-      </w:r>
-      <w:r>
-        <w:rPr/>
-        <w:t xml:space="preserve"> be a problem as most people use windows and </w:t>
-      </w:r>
-      <w:r>
-        <w:rPr/>
-        <w:t>it’s</w:t>
-      </w:r>
-      <w:r>
-        <w:rPr/>
-        <w:t xml:space="preserve"> the cheapest and therefore most large companies use it. </w:t>
-      </w:r>
-      <w:r>
-        <w:rPr/>
-        <w:t xml:space="preserve">If running a </w:t>
-      </w:r>
-      <w:r>
-        <w:rPr/>
-        <w:t>large-scale</w:t>
-      </w:r>
-      <w:r>
-        <w:rPr/>
-        <w:t xml:space="preserve"> operation, it may be </w:t>
-      </w:r>
-      <w:r>
-        <w:rPr/>
-        <w:t>viable</w:t>
-      </w:r>
-      <w:r>
-        <w:rPr/>
-        <w:t xml:space="preserve"> to </w:t>
-      </w:r>
-      <w:r>
-        <w:rPr/>
-        <w:t xml:space="preserve">have the database set up on a large server rather than one machine however this </w:t>
-      </w:r>
-      <w:r>
-        <w:rPr/>
-        <w:t>won't</w:t>
-      </w:r>
-      <w:r>
-        <w:rPr/>
-        <w:t xml:space="preserve"> be necessary if you are running it on </w:t>
-      </w:r>
-      <w:r>
-        <w:rPr/>
-        <w:t xml:space="preserve">one computer like a small business might. However as they grow they might want to invest in a dedicated hard drive </w:t>
-      </w:r>
-      <w:r>
-        <w:rPr/>
+        <w:t xml:space="preserve">, however this shouldn’t be a problem as most people use windows and it’s the cheapest and therefore most large companies use it. </w:t>
+      </w:r>
+      <w:r>
+        <w:t xml:space="preserve">If running a large-scale operation, it may be viable to </w:t>
+      </w:r>
+      <w:r>
+        <w:t xml:space="preserve">have the database set up on a large server rather than one machine however this won't be necessary if you are running it on </w:t>
+      </w:r>
+      <w:r>
+        <w:t xml:space="preserve">one computer like a small business might. </w:t>
+      </w:r>
+      <w:r>
+        <w:t>However,</w:t>
+      </w:r>
+      <w:r>
+        <w:t xml:space="preserve"> as they </w:t>
+      </w:r>
+      <w:r>
+        <w:t>grow,</w:t>
+      </w:r>
+      <w:r>
+        <w:t xml:space="preserve"> they might want to invest in a dedicated hard drive </w:t>
+      </w:r>
+      <w:r>
         <w:t xml:space="preserve">to store the data on rather than </w:t>
       </w:r>
       <w:r>
-        <w:rPr/>
         <w:t xml:space="preserve">a smaller SSD that is used for more everyday things. </w:t>
       </w:r>
     </w:p>
@@ -4492,17 +4376,283 @@
         <w:pStyle w:val="Heading2"/>
         <w:ind w:firstLine="720"/>
       </w:pPr>
-      <w:bookmarkStart w:name="_Toc103244911" w:id="7"/>
+      <w:bookmarkStart w:id="7" w:name="_Toc103244911"/>
       <w:r>
         <w:t>Success criteria</w:t>
       </w:r>
       <w:bookmarkEnd w:id="7"/>
     </w:p>
     <w:p>
+      <w:r>
+        <w:tab/>
+      </w:r>
+      <w:r>
+        <w:rPr>
+          <w:noProof/>
+        </w:rPr>
+        <w:drawing>
+          <wp:inline distT="0" distB="0" distL="0" distR="0" wp14:anchorId="6BA8BCDC" wp14:editId="255D2129">
+            <wp:extent cx="4572000" cy="4324350"/>
+            <wp:effectExtent l="0" t="0" r="0" b="0"/>
+            <wp:docPr id="901714346" name="Picture 901714346"/>
+            <wp:cNvGraphicFramePr>
+              <a:graphicFrameLocks xmlns:a="http://schemas.openxmlformats.org/drawingml/2006/main" noChangeAspect="1"/>
+            </wp:cNvGraphicFramePr>
+            <a:graphic xmlns:a="http://schemas.openxmlformats.org/drawingml/2006/main">
+              <a:graphicData uri="http://schemas.openxmlformats.org/drawingml/2006/picture">
+                <pic:pic xmlns:pic="http://schemas.openxmlformats.org/drawingml/2006/picture">
+                  <pic:nvPicPr>
+                    <pic:cNvPr id="0" name=""/>
+                    <pic:cNvPicPr/>
+                  </pic:nvPicPr>
+                  <pic:blipFill>
+                    <a:blip r:embed="rId9">
+                      <a:extLst>
+                        <a:ext uri="{28A0092B-C50C-407E-A947-70E740481C1C}">
+                          <a14:useLocalDpi xmlns:a14="http://schemas.microsoft.com/office/drawing/2010/main" val="0"/>
+                        </a:ext>
+                      </a:extLst>
+                    </a:blip>
+                    <a:stretch>
+                      <a:fillRect/>
+                    </a:stretch>
+                  </pic:blipFill>
+                  <pic:spPr>
+                    <a:xfrm>
+                      <a:off x="0" y="0"/>
+                      <a:ext cx="4572000" cy="4324350"/>
+                    </a:xfrm>
+                    <a:prstGeom prst="rect">
+                      <a:avLst/>
+                    </a:prstGeom>
+                  </pic:spPr>
+                </pic:pic>
+              </a:graphicData>
+            </a:graphic>
+          </wp:inline>
+        </w:drawing>
+      </w:r>
+    </w:p>
+    <w:p>
+      <w:pPr>
+        <w:ind w:firstLine="720"/>
+      </w:pPr>
+      <w:r>
+        <w:lastRenderedPageBreak/>
+        <w:t xml:space="preserve">1.The software should have an </w:t>
+      </w:r>
+      <w:proofErr w:type="gramStart"/>
+      <w:r>
+        <w:t>easy to use</w:t>
+      </w:r>
+      <w:proofErr w:type="gramEnd"/>
+      <w:r>
+        <w:t xml:space="preserve"> user interface. This is a </w:t>
+      </w:r>
+      <w:proofErr w:type="gramStart"/>
+      <w:r>
+        <w:t>usability criteria</w:t>
+      </w:r>
+      <w:proofErr w:type="gramEnd"/>
+      <w:r>
+        <w:t xml:space="preserve"> and is </w:t>
+      </w:r>
+      <w:r>
+        <w:tab/>
+        <w:t xml:space="preserve">required to make sure that the software can be used. A hard user interface can be scary to </w:t>
+      </w:r>
+      <w:r>
+        <w:tab/>
+        <w:t>users and make them not want to use the software.</w:t>
+      </w:r>
+    </w:p>
+    <w:p>
+      <w:pPr>
+        <w:ind w:firstLine="720"/>
+      </w:pPr>
+      <w:r>
+        <w:t xml:space="preserve">2. The software should have an interface that allows access to all functions of the </w:t>
+      </w:r>
+      <w:r>
+        <w:tab/>
+      </w:r>
+      <w:r>
+        <w:tab/>
+        <w:t xml:space="preserve">program. This is a functionality </w:t>
+      </w:r>
+      <w:proofErr w:type="spellStart"/>
+      <w:r>
+        <w:t>critera</w:t>
+      </w:r>
+      <w:proofErr w:type="spellEnd"/>
+      <w:r>
+        <w:t xml:space="preserve">  that makes sure that all the features can be easily </w:t>
+      </w:r>
+      <w:r>
+        <w:tab/>
+        <w:t xml:space="preserve">used and found and makes sure the sure interface is functional. </w:t>
+      </w:r>
+    </w:p>
+    <w:p>
+      <w:pPr>
+        <w:ind w:firstLine="720"/>
+      </w:pPr>
+      <w:r>
+        <w:t xml:space="preserve">3. The software should have a login system with unique users. This is both a usability and </w:t>
+      </w:r>
+      <w:r>
+        <w:tab/>
+        <w:t xml:space="preserve">functionality criteria as it means each user can have their own login and it is used to keep </w:t>
+      </w:r>
+      <w:r>
+        <w:tab/>
+        <w:t xml:space="preserve">the software safe from unauthorised access. By having separate </w:t>
+      </w:r>
+      <w:proofErr w:type="gramStart"/>
+      <w:r>
+        <w:t>users</w:t>
+      </w:r>
+      <w:proofErr w:type="gramEnd"/>
+      <w:r>
+        <w:t xml:space="preserve"> we can also add </w:t>
+      </w:r>
+      <w:r>
+        <w:tab/>
+        <w:t>access levels as an extra feature if we have the time/ resources to do it.</w:t>
+      </w:r>
+    </w:p>
+    <w:p>
+      <w:pPr>
+        <w:ind w:firstLine="720"/>
+      </w:pPr>
+      <w:r>
+        <w:t xml:space="preserve">4. The software should have a main menu that allows for easy navigation around the </w:t>
+      </w:r>
+      <w:r>
+        <w:tab/>
+      </w:r>
+      <w:r>
+        <w:tab/>
+        <w:t xml:space="preserve">program. This is  a </w:t>
+      </w:r>
+      <w:proofErr w:type="gramStart"/>
+      <w:r>
+        <w:t>usability criteria</w:t>
+      </w:r>
+      <w:proofErr w:type="gramEnd"/>
+      <w:r>
+        <w:t xml:space="preserve"> as this makes sure that the user can find everything </w:t>
+      </w:r>
+      <w:r>
+        <w:tab/>
+        <w:t xml:space="preserve">they need to do in one place. It is necessary to be able to find everything in one place as </w:t>
+      </w:r>
+      <w:r>
+        <w:tab/>
+        <w:t>otherwise it can be quite daunting for the user.</w:t>
+      </w:r>
+    </w:p>
+    <w:p>
+      <w:pPr>
+        <w:ind w:firstLine="720"/>
+      </w:pPr>
+      <w:r>
+        <w:t xml:space="preserve">5. the main menu should  have easy ways of getting to the other sub menus in the </w:t>
+      </w:r>
+      <w:r>
+        <w:tab/>
+      </w:r>
+      <w:r>
+        <w:tab/>
+        <w:t xml:space="preserve">program.  this is a functionality </w:t>
+      </w:r>
+      <w:proofErr w:type="gramStart"/>
+      <w:r>
+        <w:t>criteria</w:t>
+      </w:r>
+      <w:proofErr w:type="gramEnd"/>
+      <w:r>
+        <w:t xml:space="preserve"> . This is needed to make sure that the </w:t>
+      </w:r>
+      <w:proofErr w:type="spellStart"/>
+      <w:r>
+        <w:t>the</w:t>
+      </w:r>
+      <w:proofErr w:type="spellEnd"/>
+      <w:r>
+        <w:t xml:space="preserve"> features </w:t>
+      </w:r>
+      <w:r>
+        <w:tab/>
+        <w:t xml:space="preserve">of the program can be accessed with ease. </w:t>
+      </w:r>
+    </w:p>
+    <w:p>
+      <w:pPr>
+        <w:ind w:left="720"/>
+      </w:pPr>
+      <w:r>
+        <w:t>6. the software should have a menu that allows access to look at and edit all the items in software. This is a both a functionality and usability criteria as it allows the user to</w:t>
+      </w:r>
+      <w:r>
+        <w:t xml:space="preserve"> </w:t>
+      </w:r>
+      <w:r>
+        <w:t xml:space="preserve">access their items as well as change and edit them where necessary. This makes sure the user has full control over the items in the system. </w:t>
+      </w:r>
+    </w:p>
+    <w:p>
+      <w:pPr>
+        <w:ind w:left="720"/>
+      </w:pPr>
+      <w:r>
+        <w:t xml:space="preserve">7. the inventory menu should have search and sort functions to help find items easier in it. This is a usability and functionality criteria. It makes finding items easier and is makes the product more user friendly </w:t>
+      </w:r>
+    </w:p>
+    <w:p>
+      <w:pPr>
+        <w:ind w:firstLine="720"/>
+      </w:pPr>
+      <w:r>
+        <w:t xml:space="preserve">8. the software should have item objects that hold a variety of information about the </w:t>
+      </w:r>
+      <w:r>
+        <w:tab/>
+      </w:r>
+      <w:r>
+        <w:tab/>
+        <w:t xml:space="preserve">item. This is a </w:t>
+      </w:r>
+      <w:proofErr w:type="gramStart"/>
+      <w:r>
+        <w:t>functionality criteria</w:t>
+      </w:r>
+      <w:proofErr w:type="gramEnd"/>
+      <w:r>
+        <w:t xml:space="preserve"> as it means that each item type can be found and </w:t>
+      </w:r>
+      <w:r>
+        <w:tab/>
+      </w:r>
+      <w:r>
+        <w:tab/>
+        <w:t xml:space="preserve">searched for as well as kept in an organised fashion and keeping all the data safe without </w:t>
+      </w:r>
+      <w:r>
+        <w:tab/>
+        <w:t>being edited through proper means.</w:t>
+      </w:r>
+    </w:p>
+    <w:p>
+      <w:pPr>
+        <w:ind w:firstLine="720"/>
+      </w:pPr>
+    </w:p>
+    <w:p>
       <w:pPr>
         <w:pStyle w:val="Heading1"/>
       </w:pPr>
-      <w:bookmarkStart w:name="_Toc103244912" w:id="8"/>
+      <w:bookmarkStart w:id="8" w:name="_Toc103244912"/>
       <w:r>
         <w:t>Design</w:t>
       </w:r>
@@ -4513,18 +4663,149 @@
         <w:pStyle w:val="Heading2"/>
         <w:ind w:firstLine="720"/>
       </w:pPr>
-      <w:bookmarkStart w:name="_Toc103244913" w:id="9"/>
+      <w:bookmarkStart w:id="9" w:name="_Toc103244913"/>
       <w:r>
         <w:t>Decomposition</w:t>
       </w:r>
       <w:bookmarkEnd w:id="9"/>
+    </w:p>
+    <w:p>
+      <w:r>
+        <w:rPr>
+          <w:noProof/>
+        </w:rPr>
+        <w:drawing>
+          <wp:inline distT="0" distB="0" distL="0" distR="0" wp14:anchorId="62409CD3" wp14:editId="71FD5F1B">
+            <wp:extent cx="5730875" cy="1550620"/>
+            <wp:effectExtent l="0" t="0" r="3175" b="0"/>
+            <wp:docPr id="3" name="Picture 3"/>
+            <wp:cNvGraphicFramePr>
+              <a:graphicFrameLocks xmlns:a="http://schemas.openxmlformats.org/drawingml/2006/main" noChangeAspect="1"/>
+            </wp:cNvGraphicFramePr>
+            <a:graphic xmlns:a="http://schemas.openxmlformats.org/drawingml/2006/main">
+              <a:graphicData uri="http://schemas.openxmlformats.org/drawingml/2006/picture">
+                <pic:pic xmlns:pic="http://schemas.openxmlformats.org/drawingml/2006/picture">
+                  <pic:nvPicPr>
+                    <pic:cNvPr id="0" name="Picture 2"/>
+                    <pic:cNvPicPr>
+                      <a:picLocks noChangeAspect="1" noChangeArrowheads="1"/>
+                    </pic:cNvPicPr>
+                  </pic:nvPicPr>
+                  <pic:blipFill rotWithShape="1">
+                    <a:blip r:embed="rId10">
+                      <a:extLst>
+                        <a:ext uri="{28A0092B-C50C-407E-A947-70E740481C1C}">
+                          <a14:useLocalDpi xmlns:a14="http://schemas.microsoft.com/office/drawing/2010/main" val="0"/>
+                        </a:ext>
+                      </a:extLst>
+                    </a:blip>
+                    <a:srcRect t="6511"/>
+                    <a:stretch/>
+                  </pic:blipFill>
+                  <pic:spPr bwMode="auto">
+                    <a:xfrm>
+                      <a:off x="0" y="0"/>
+                      <a:ext cx="5730875" cy="1550620"/>
+                    </a:xfrm>
+                    <a:prstGeom prst="rect">
+                      <a:avLst/>
+                    </a:prstGeom>
+                    <a:noFill/>
+                    <a:ln>
+                      <a:noFill/>
+                    </a:ln>
+                    <a:extLst>
+                      <a:ext uri="{53640926-AAD7-44D8-BBD7-CCE9431645EC}">
+                        <a14:shadowObscured xmlns:a14="http://schemas.microsoft.com/office/drawing/2010/main"/>
+                      </a:ext>
+                    </a:extLst>
+                  </pic:spPr>
+                </pic:pic>
+              </a:graphicData>
+            </a:graphic>
+          </wp:inline>
+        </w:drawing>
+      </w:r>
+    </w:p>
+    <w:p>
+      <w:pPr>
+        <w:ind w:left="720"/>
+      </w:pPr>
+      <w:r>
+        <w:t>I have decomposed</w:t>
+      </w:r>
+      <w:r>
+        <w:t xml:space="preserve"> my </w:t>
+      </w:r>
+      <w:r>
+        <w:t xml:space="preserve">software into these </w:t>
+      </w:r>
+      <w:r>
+        <w:t>main modules</w:t>
+      </w:r>
+      <w:r>
+        <w:t xml:space="preserve">. This is very important as it makes </w:t>
+      </w:r>
+      <w:r>
+        <w:t xml:space="preserve">it easier to focus on each of these separate sections. </w:t>
+      </w:r>
+      <w:r>
+        <w:t xml:space="preserve">Each of the menus is a module that </w:t>
+      </w:r>
+      <w:r>
+        <w:lastRenderedPageBreak/>
+        <w:t>needs to be developed, these separate sections for the most part won’t interact with each other and will be developed separate from each other by doing this it becomes easier to develop the modules as I can focus on one at a time with out having to worry about the other modules. It also means I can test and debug them separately</w:t>
+      </w:r>
+      <w:r>
+        <w:t xml:space="preserve"> which speeds the overall process up massively. By having them as separate modules I can edit and changed them with fear of the changes affecting the overall system. This is vital for </w:t>
+      </w:r>
+      <w:r>
+        <w:t>the upkeep of the program as if in the future I or someone else needs to come back and update the software so that it works on newer operating systems it can be done with ease</w:t>
+      </w:r>
+      <w:r>
+        <w:t xml:space="preserve">. </w:t>
+      </w:r>
+    </w:p>
+    <w:p>
+      <w:pPr>
+        <w:ind w:left="720"/>
+      </w:pPr>
+      <w:r>
+        <w:t xml:space="preserve">By having separate </w:t>
+      </w:r>
+      <w:r>
+        <w:t>modules,</w:t>
+      </w:r>
+      <w:r>
+        <w:t xml:space="preserve"> I can program each module individually, this is useful as if I get </w:t>
+      </w:r>
+      <w:r>
+        <w:t xml:space="preserve">a “block” for one of the modules I can move to a different one that has a different problem to solve. This means I can carry one working on the program with out getting burnt-out as quick. It can also make focusing on one area easier as you only need to think about in a much smaller context this can help you stop being overwhelmed by the number of things you have to do. It can stop you from panicking and help keep a calm and positive mindset which is vital to do a burn out can really stop the development of a program </w:t>
+      </w:r>
+      <w:r>
+        <w:t>if it gets too bad.</w:t>
+      </w:r>
+    </w:p>
+    <w:p>
+      <w:pPr>
+        <w:tabs>
+          <w:tab w:val="left" w:pos="3651"/>
+        </w:tabs>
+        <w:ind w:left="720"/>
+      </w:pPr>
+      <w:r>
+        <w:t xml:space="preserve">The reason I have split into these modules is because I each is a menu with a specific purpose. The main menu is a simple menu designed to make it easy to navigate through the program.  The login menu allows users to login into the software with that user’s specific permissions. The inventory menu will have functions to easily view and edit any item or group of items with the systems inventory. The warehouse menu will allow have feature that make managing the warehouse easier and simpler. And the admin menu will be a menu designed for the </w:t>
+      </w:r>
+      <w:r>
+        <w:t xml:space="preserve">admin users only, and will have features an admin would need like a adding users or changing permissions. </w:t>
+      </w:r>
     </w:p>
     <w:p>
       <w:pPr>
         <w:pStyle w:val="Heading2"/>
         <w:ind w:firstLine="720"/>
       </w:pPr>
-      <w:bookmarkStart w:name="_Toc103244914" w:id="10"/>
+      <w:bookmarkStart w:id="10" w:name="_Toc103244914"/>
       <w:r>
         <w:t>Structure</w:t>
       </w:r>
@@ -4538,7 +4819,7 @@
         <w:pStyle w:val="Heading2"/>
         <w:ind w:firstLine="720"/>
       </w:pPr>
-      <w:bookmarkStart w:name="_Toc103244915" w:id="11"/>
+      <w:bookmarkStart w:id="11" w:name="_Toc103244915"/>
       <w:r>
         <w:t>Algorithms</w:t>
       </w:r>
@@ -4549,7 +4830,7 @@
         <w:pStyle w:val="Heading2"/>
         <w:ind w:firstLine="720"/>
       </w:pPr>
-      <w:bookmarkStart w:name="_Toc103244916" w:id="12"/>
+      <w:bookmarkStart w:id="12" w:name="_Toc103244916"/>
       <w:r>
         <w:t>Variables/Data structures</w:t>
       </w:r>
@@ -4560,7 +4841,7 @@
         <w:pStyle w:val="Heading2"/>
         <w:ind w:firstLine="720"/>
       </w:pPr>
-      <w:bookmarkStart w:name="_Toc103244917" w:id="13"/>
+      <w:bookmarkStart w:id="13" w:name="_Toc103244917"/>
       <w:r>
         <w:t>Features</w:t>
       </w:r>
@@ -4571,7 +4852,7 @@
         <w:pStyle w:val="Heading2"/>
         <w:ind w:firstLine="720"/>
       </w:pPr>
-      <w:bookmarkStart w:name="_Toc103244918" w:id="14"/>
+      <w:bookmarkStart w:id="14" w:name="_Toc103244918"/>
       <w:r>
         <w:t>Test Data</w:t>
       </w:r>
@@ -4582,13 +4863,472 @@
         <w:pStyle w:val="Heading3"/>
         <w:ind w:left="720" w:firstLine="720"/>
       </w:pPr>
-      <w:bookmarkStart w:name="_Toc103244919" w:id="15"/>
+      <w:bookmarkStart w:id="15" w:name="_Toc103244919"/>
       <w:r>
         <w:t>Iterative</w:t>
       </w:r>
       <w:bookmarkEnd w:id="15"/>
       <w:r>
         <w:t xml:space="preserve"> </w:t>
+      </w:r>
+    </w:p>
+    <w:p>
+      <w:pPr>
+        <w:ind w:left="1440"/>
+      </w:pPr>
+      <w:r>
+        <w:t xml:space="preserve">White Box Testing: This is in house testing done by the </w:t>
+      </w:r>
+      <w:r>
+        <w:t>developer(</w:t>
+      </w:r>
+      <w:r>
+        <w:t>ME!!)</w:t>
+      </w:r>
+      <w:r>
+        <w:t xml:space="preserve"> to test all the functions of each specific module</w:t>
+      </w:r>
+      <w:r>
+        <w:t xml:space="preserve">. Each module will have its own test table for each </w:t>
+      </w:r>
+      <w:r>
+        <w:t xml:space="preserve">round of testing. Any errors can be fixed quickly and simply </w:t>
+      </w:r>
+      <w:r>
+        <w:t xml:space="preserve">without much fuss. </w:t>
+      </w:r>
+    </w:p>
+    <w:tbl>
+      <w:tblPr>
+        <w:tblStyle w:val="GridTable6Colorful-Accent6"/>
+        <w:tblW w:w="0" w:type="auto"/>
+        <w:tblLook w:val="04A0" w:firstRow="1" w:lastRow="0" w:firstColumn="1" w:lastColumn="0" w:noHBand="0" w:noVBand="1"/>
+      </w:tblPr>
+      <w:tblGrid>
+        <w:gridCol w:w="1335"/>
+        <w:gridCol w:w="1240"/>
+        <w:gridCol w:w="1244"/>
+        <w:gridCol w:w="1437"/>
+        <w:gridCol w:w="1361"/>
+        <w:gridCol w:w="1284"/>
+        <w:gridCol w:w="1115"/>
+      </w:tblGrid>
+      <w:tr>
+        <w:trPr>
+          <w:cnfStyle w:val="100000000000" w:firstRow="1" w:lastRow="0" w:firstColumn="0" w:lastColumn="0" w:oddVBand="0" w:evenVBand="0" w:oddHBand="0" w:evenHBand="0" w:firstRowFirstColumn="0" w:firstRowLastColumn="0" w:lastRowFirstColumn="0" w:lastRowLastColumn="0"/>
+        </w:trPr>
+        <w:tc>
+          <w:tcPr>
+            <w:cnfStyle w:val="001000000000" w:firstRow="0" w:lastRow="0" w:firstColumn="1" w:lastColumn="0" w:oddVBand="0" w:evenVBand="0" w:oddHBand="0" w:evenHBand="0" w:firstRowFirstColumn="0" w:firstRowLastColumn="0" w:lastRowFirstColumn="0" w:lastRowLastColumn="0"/>
+            <w:tcW w:w="1335" w:type="dxa"/>
+          </w:tcPr>
+          <w:p>
+            <w:r>
+              <w:t>Test Number</w:t>
+            </w:r>
+          </w:p>
+        </w:tc>
+        <w:tc>
+          <w:tcPr>
+            <w:tcW w:w="1240" w:type="dxa"/>
+          </w:tcPr>
+          <w:p>
+            <w:pPr>
+              <w:cnfStyle w:val="100000000000" w:firstRow="1" w:lastRow="0" w:firstColumn="0" w:lastColumn="0" w:oddVBand="0" w:evenVBand="0" w:oddHBand="0" w:evenHBand="0" w:firstRowFirstColumn="0" w:firstRowLastColumn="0" w:lastRowFirstColumn="0" w:lastRowLastColumn="0"/>
+            </w:pPr>
+            <w:r>
+              <w:t>Test Data</w:t>
+            </w:r>
+          </w:p>
+        </w:tc>
+        <w:tc>
+          <w:tcPr>
+            <w:tcW w:w="1244" w:type="dxa"/>
+          </w:tcPr>
+          <w:p>
+            <w:pPr>
+              <w:cnfStyle w:val="100000000000" w:firstRow="1" w:lastRow="0" w:firstColumn="0" w:lastColumn="0" w:oddVBand="0" w:evenVBand="0" w:oddHBand="0" w:evenHBand="0" w:firstRowFirstColumn="0" w:firstRowLastColumn="0" w:lastRowFirstColumn="0" w:lastRowLastColumn="0"/>
+            </w:pPr>
+            <w:r>
+              <w:t>Data Type</w:t>
+            </w:r>
+          </w:p>
+        </w:tc>
+        <w:tc>
+          <w:tcPr>
+            <w:tcW w:w="1437" w:type="dxa"/>
+          </w:tcPr>
+          <w:p>
+            <w:pPr>
+              <w:cnfStyle w:val="100000000000" w:firstRow="1" w:lastRow="0" w:firstColumn="0" w:lastColumn="0" w:oddVBand="0" w:evenVBand="0" w:oddHBand="0" w:evenHBand="0" w:firstRowFirstColumn="0" w:firstRowLastColumn="0" w:lastRowFirstColumn="0" w:lastRowLastColumn="0"/>
+            </w:pPr>
+            <w:r>
+              <w:t>Justification</w:t>
+            </w:r>
+          </w:p>
+        </w:tc>
+        <w:tc>
+          <w:tcPr>
+            <w:tcW w:w="1361" w:type="dxa"/>
+          </w:tcPr>
+          <w:p>
+            <w:pPr>
+              <w:cnfStyle w:val="100000000000" w:firstRow="1" w:lastRow="0" w:firstColumn="0" w:lastColumn="0" w:oddVBand="0" w:evenVBand="0" w:oddHBand="0" w:evenHBand="0" w:firstRowFirstColumn="0" w:firstRowLastColumn="0" w:lastRowFirstColumn="0" w:lastRowLastColumn="0"/>
+            </w:pPr>
+            <w:r>
+              <w:t>Expected result</w:t>
+            </w:r>
+          </w:p>
+        </w:tc>
+        <w:tc>
+          <w:tcPr>
+            <w:tcW w:w="1284" w:type="dxa"/>
+          </w:tcPr>
+          <w:p>
+            <w:pPr>
+              <w:cnfStyle w:val="100000000000" w:firstRow="1" w:lastRow="0" w:firstColumn="0" w:lastColumn="0" w:oddVBand="0" w:evenVBand="0" w:oddHBand="0" w:evenHBand="0" w:firstRowFirstColumn="0" w:firstRowLastColumn="0" w:lastRowFirstColumn="0" w:lastRowLastColumn="0"/>
+            </w:pPr>
+            <w:r>
+              <w:t>Actual result</w:t>
+            </w:r>
+          </w:p>
+        </w:tc>
+        <w:tc>
+          <w:tcPr>
+            <w:tcW w:w="1115" w:type="dxa"/>
+          </w:tcPr>
+          <w:p>
+            <w:pPr>
+              <w:cnfStyle w:val="100000000000" w:firstRow="1" w:lastRow="0" w:firstColumn="0" w:lastColumn="0" w:oddVBand="0" w:evenVBand="0" w:oddHBand="0" w:evenHBand="0" w:firstRowFirstColumn="0" w:firstRowLastColumn="0" w:lastRowFirstColumn="0" w:lastRowLastColumn="0"/>
+            </w:pPr>
+            <w:r>
+              <w:t>Changes Made</w:t>
+            </w:r>
+          </w:p>
+        </w:tc>
+      </w:tr>
+      <w:tr>
+        <w:trPr>
+          <w:cnfStyle w:val="000000100000" w:firstRow="0" w:lastRow="0" w:firstColumn="0" w:lastColumn="0" w:oddVBand="0" w:evenVBand="0" w:oddHBand="1" w:evenHBand="0" w:firstRowFirstColumn="0" w:firstRowLastColumn="0" w:lastRowFirstColumn="0" w:lastRowLastColumn="0"/>
+        </w:trPr>
+        <w:tc>
+          <w:tcPr>
+            <w:cnfStyle w:val="001000000000" w:firstRow="0" w:lastRow="0" w:firstColumn="1" w:lastColumn="0" w:oddVBand="0" w:evenVBand="0" w:oddHBand="0" w:evenHBand="0" w:firstRowFirstColumn="0" w:firstRowLastColumn="0" w:lastRowFirstColumn="0" w:lastRowLastColumn="0"/>
+            <w:tcW w:w="1335" w:type="dxa"/>
+          </w:tcPr>
+          <w:p>
+            <w:r>
+              <w:t>1</w:t>
+            </w:r>
+          </w:p>
+        </w:tc>
+        <w:tc>
+          <w:tcPr>
+            <w:tcW w:w="1240" w:type="dxa"/>
+          </w:tcPr>
+          <w:p>
+            <w:pPr>
+              <w:cnfStyle w:val="000000100000" w:firstRow="0" w:lastRow="0" w:firstColumn="0" w:lastColumn="0" w:oddVBand="0" w:evenVBand="0" w:oddHBand="1" w:evenHBand="0" w:firstRowFirstColumn="0" w:firstRowLastColumn="0" w:lastRowFirstColumn="0" w:lastRowLastColumn="0"/>
+            </w:pPr>
+          </w:p>
+        </w:tc>
+        <w:tc>
+          <w:tcPr>
+            <w:tcW w:w="1244" w:type="dxa"/>
+          </w:tcPr>
+          <w:p>
+            <w:pPr>
+              <w:cnfStyle w:val="000000100000" w:firstRow="0" w:lastRow="0" w:firstColumn="0" w:lastColumn="0" w:oddVBand="0" w:evenVBand="0" w:oddHBand="1" w:evenHBand="0" w:firstRowFirstColumn="0" w:firstRowLastColumn="0" w:lastRowFirstColumn="0" w:lastRowLastColumn="0"/>
+            </w:pPr>
+            <w:r>
+              <w:t>None</w:t>
+            </w:r>
+          </w:p>
+        </w:tc>
+        <w:tc>
+          <w:tcPr>
+            <w:tcW w:w="1437" w:type="dxa"/>
+          </w:tcPr>
+          <w:p>
+            <w:pPr>
+              <w:cnfStyle w:val="000000100000" w:firstRow="0" w:lastRow="0" w:firstColumn="0" w:lastColumn="0" w:oddVBand="0" w:evenVBand="0" w:oddHBand="1" w:evenHBand="0" w:firstRowFirstColumn="0" w:firstRowLastColumn="0" w:lastRowFirstColumn="0" w:lastRowLastColumn="0"/>
+            </w:pPr>
+          </w:p>
+        </w:tc>
+        <w:tc>
+          <w:tcPr>
+            <w:tcW w:w="1361" w:type="dxa"/>
+          </w:tcPr>
+          <w:p>
+            <w:pPr>
+              <w:cnfStyle w:val="000000100000" w:firstRow="0" w:lastRow="0" w:firstColumn="0" w:lastColumn="0" w:oddVBand="0" w:evenVBand="0" w:oddHBand="1" w:evenHBand="0" w:firstRowFirstColumn="0" w:firstRowLastColumn="0" w:lastRowFirstColumn="0" w:lastRowLastColumn="0"/>
+            </w:pPr>
+          </w:p>
+        </w:tc>
+        <w:tc>
+          <w:tcPr>
+            <w:tcW w:w="1284" w:type="dxa"/>
+          </w:tcPr>
+          <w:p>
+            <w:pPr>
+              <w:cnfStyle w:val="000000100000" w:firstRow="0" w:lastRow="0" w:firstColumn="0" w:lastColumn="0" w:oddVBand="0" w:evenVBand="0" w:oddHBand="1" w:evenHBand="0" w:firstRowFirstColumn="0" w:firstRowLastColumn="0" w:lastRowFirstColumn="0" w:lastRowLastColumn="0"/>
+            </w:pPr>
+          </w:p>
+        </w:tc>
+        <w:tc>
+          <w:tcPr>
+            <w:tcW w:w="1115" w:type="dxa"/>
+          </w:tcPr>
+          <w:p>
+            <w:pPr>
+              <w:cnfStyle w:val="000000100000" w:firstRow="0" w:lastRow="0" w:firstColumn="0" w:lastColumn="0" w:oddVBand="0" w:evenVBand="0" w:oddHBand="1" w:evenHBand="0" w:firstRowFirstColumn="0" w:firstRowLastColumn="0" w:lastRowFirstColumn="0" w:lastRowLastColumn="0"/>
+            </w:pPr>
+          </w:p>
+        </w:tc>
+      </w:tr>
+      <w:tr>
+        <w:tc>
+          <w:tcPr>
+            <w:cnfStyle w:val="001000000000" w:firstRow="0" w:lastRow="0" w:firstColumn="1" w:lastColumn="0" w:oddVBand="0" w:evenVBand="0" w:oddHBand="0" w:evenHBand="0" w:firstRowFirstColumn="0" w:firstRowLastColumn="0" w:lastRowFirstColumn="0" w:lastRowLastColumn="0"/>
+            <w:tcW w:w="1335" w:type="dxa"/>
+          </w:tcPr>
+          <w:p>
+            <w:r>
+              <w:t>2</w:t>
+            </w:r>
+          </w:p>
+        </w:tc>
+        <w:tc>
+          <w:tcPr>
+            <w:tcW w:w="1240" w:type="dxa"/>
+          </w:tcPr>
+          <w:p>
+            <w:pPr>
+              <w:cnfStyle w:val="000000000000" w:firstRow="0" w:lastRow="0" w:firstColumn="0" w:lastColumn="0" w:oddVBand="0" w:evenVBand="0" w:oddHBand="0" w:evenHBand="0" w:firstRowFirstColumn="0" w:firstRowLastColumn="0" w:lastRowFirstColumn="0" w:lastRowLastColumn="0"/>
+            </w:pPr>
+          </w:p>
+        </w:tc>
+        <w:tc>
+          <w:tcPr>
+            <w:tcW w:w="1244" w:type="dxa"/>
+          </w:tcPr>
+          <w:p>
+            <w:pPr>
+              <w:cnfStyle w:val="000000000000" w:firstRow="0" w:lastRow="0" w:firstColumn="0" w:lastColumn="0" w:oddVBand="0" w:evenVBand="0" w:oddHBand="0" w:evenHBand="0" w:firstRowFirstColumn="0" w:firstRowLastColumn="0" w:lastRowFirstColumn="0" w:lastRowLastColumn="0"/>
+            </w:pPr>
+            <w:r>
+              <w:t>Valid</w:t>
+            </w:r>
+          </w:p>
+        </w:tc>
+        <w:tc>
+          <w:tcPr>
+            <w:tcW w:w="1437" w:type="dxa"/>
+          </w:tcPr>
+          <w:p>
+            <w:pPr>
+              <w:cnfStyle w:val="000000000000" w:firstRow="0" w:lastRow="0" w:firstColumn="0" w:lastColumn="0" w:oddVBand="0" w:evenVBand="0" w:oddHBand="0" w:evenHBand="0" w:firstRowFirstColumn="0" w:firstRowLastColumn="0" w:lastRowFirstColumn="0" w:lastRowLastColumn="0"/>
+            </w:pPr>
+          </w:p>
+        </w:tc>
+        <w:tc>
+          <w:tcPr>
+            <w:tcW w:w="1361" w:type="dxa"/>
+          </w:tcPr>
+          <w:p>
+            <w:pPr>
+              <w:cnfStyle w:val="000000000000" w:firstRow="0" w:lastRow="0" w:firstColumn="0" w:lastColumn="0" w:oddVBand="0" w:evenVBand="0" w:oddHBand="0" w:evenHBand="0" w:firstRowFirstColumn="0" w:firstRowLastColumn="0" w:lastRowFirstColumn="0" w:lastRowLastColumn="0"/>
+            </w:pPr>
+          </w:p>
+        </w:tc>
+        <w:tc>
+          <w:tcPr>
+            <w:tcW w:w="1284" w:type="dxa"/>
+          </w:tcPr>
+          <w:p>
+            <w:pPr>
+              <w:cnfStyle w:val="000000000000" w:firstRow="0" w:lastRow="0" w:firstColumn="0" w:lastColumn="0" w:oddVBand="0" w:evenVBand="0" w:oddHBand="0" w:evenHBand="0" w:firstRowFirstColumn="0" w:firstRowLastColumn="0" w:lastRowFirstColumn="0" w:lastRowLastColumn="0"/>
+            </w:pPr>
+          </w:p>
+        </w:tc>
+        <w:tc>
+          <w:tcPr>
+            <w:tcW w:w="1115" w:type="dxa"/>
+          </w:tcPr>
+          <w:p>
+            <w:pPr>
+              <w:cnfStyle w:val="000000000000" w:firstRow="0" w:lastRow="0" w:firstColumn="0" w:lastColumn="0" w:oddVBand="0" w:evenVBand="0" w:oddHBand="0" w:evenHBand="0" w:firstRowFirstColumn="0" w:firstRowLastColumn="0" w:lastRowFirstColumn="0" w:lastRowLastColumn="0"/>
+            </w:pPr>
+          </w:p>
+        </w:tc>
+      </w:tr>
+      <w:tr>
+        <w:trPr>
+          <w:cnfStyle w:val="000000100000" w:firstRow="0" w:lastRow="0" w:firstColumn="0" w:lastColumn="0" w:oddVBand="0" w:evenVBand="0" w:oddHBand="1" w:evenHBand="0" w:firstRowFirstColumn="0" w:firstRowLastColumn="0" w:lastRowFirstColumn="0" w:lastRowLastColumn="0"/>
+        </w:trPr>
+        <w:tc>
+          <w:tcPr>
+            <w:cnfStyle w:val="001000000000" w:firstRow="0" w:lastRow="0" w:firstColumn="1" w:lastColumn="0" w:oddVBand="0" w:evenVBand="0" w:oddHBand="0" w:evenHBand="0" w:firstRowFirstColumn="0" w:firstRowLastColumn="0" w:lastRowFirstColumn="0" w:lastRowLastColumn="0"/>
+            <w:tcW w:w="1335" w:type="dxa"/>
+          </w:tcPr>
+          <w:p>
+            <w:r>
+              <w:t>3</w:t>
+            </w:r>
+          </w:p>
+        </w:tc>
+        <w:tc>
+          <w:tcPr>
+            <w:tcW w:w="1240" w:type="dxa"/>
+          </w:tcPr>
+          <w:p>
+            <w:pPr>
+              <w:cnfStyle w:val="000000100000" w:firstRow="0" w:lastRow="0" w:firstColumn="0" w:lastColumn="0" w:oddVBand="0" w:evenVBand="0" w:oddHBand="1" w:evenHBand="0" w:firstRowFirstColumn="0" w:firstRowLastColumn="0" w:lastRowFirstColumn="0" w:lastRowLastColumn="0"/>
+            </w:pPr>
+          </w:p>
+        </w:tc>
+        <w:tc>
+          <w:tcPr>
+            <w:tcW w:w="1244" w:type="dxa"/>
+          </w:tcPr>
+          <w:p>
+            <w:pPr>
+              <w:cnfStyle w:val="000000100000" w:firstRow="0" w:lastRow="0" w:firstColumn="0" w:lastColumn="0" w:oddVBand="0" w:evenVBand="0" w:oddHBand="1" w:evenHBand="0" w:firstRowFirstColumn="0" w:firstRowLastColumn="0" w:lastRowFirstColumn="0" w:lastRowLastColumn="0"/>
+            </w:pPr>
+            <w:r>
+              <w:t>Erroneous</w:t>
+            </w:r>
+          </w:p>
+        </w:tc>
+        <w:tc>
+          <w:tcPr>
+            <w:tcW w:w="1437" w:type="dxa"/>
+          </w:tcPr>
+          <w:p>
+            <w:pPr>
+              <w:cnfStyle w:val="000000100000" w:firstRow="0" w:lastRow="0" w:firstColumn="0" w:lastColumn="0" w:oddVBand="0" w:evenVBand="0" w:oddHBand="1" w:evenHBand="0" w:firstRowFirstColumn="0" w:firstRowLastColumn="0" w:lastRowFirstColumn="0" w:lastRowLastColumn="0"/>
+            </w:pPr>
+          </w:p>
+        </w:tc>
+        <w:tc>
+          <w:tcPr>
+            <w:tcW w:w="1361" w:type="dxa"/>
+          </w:tcPr>
+          <w:p>
+            <w:pPr>
+              <w:cnfStyle w:val="000000100000" w:firstRow="0" w:lastRow="0" w:firstColumn="0" w:lastColumn="0" w:oddVBand="0" w:evenVBand="0" w:oddHBand="1" w:evenHBand="0" w:firstRowFirstColumn="0" w:firstRowLastColumn="0" w:lastRowFirstColumn="0" w:lastRowLastColumn="0"/>
+            </w:pPr>
+          </w:p>
+        </w:tc>
+        <w:tc>
+          <w:tcPr>
+            <w:tcW w:w="1284" w:type="dxa"/>
+          </w:tcPr>
+          <w:p>
+            <w:pPr>
+              <w:cnfStyle w:val="000000100000" w:firstRow="0" w:lastRow="0" w:firstColumn="0" w:lastColumn="0" w:oddVBand="0" w:evenVBand="0" w:oddHBand="1" w:evenHBand="0" w:firstRowFirstColumn="0" w:firstRowLastColumn="0" w:lastRowFirstColumn="0" w:lastRowLastColumn="0"/>
+            </w:pPr>
+          </w:p>
+        </w:tc>
+        <w:tc>
+          <w:tcPr>
+            <w:tcW w:w="1115" w:type="dxa"/>
+          </w:tcPr>
+          <w:p>
+            <w:pPr>
+              <w:cnfStyle w:val="000000100000" w:firstRow="0" w:lastRow="0" w:firstColumn="0" w:lastColumn="0" w:oddVBand="0" w:evenVBand="0" w:oddHBand="1" w:evenHBand="0" w:firstRowFirstColumn="0" w:firstRowLastColumn="0" w:lastRowFirstColumn="0" w:lastRowLastColumn="0"/>
+            </w:pPr>
+          </w:p>
+        </w:tc>
+      </w:tr>
+      <w:tr>
+        <w:tc>
+          <w:tcPr>
+            <w:cnfStyle w:val="001000000000" w:firstRow="0" w:lastRow="0" w:firstColumn="1" w:lastColumn="0" w:oddVBand="0" w:evenVBand="0" w:oddHBand="0" w:evenHBand="0" w:firstRowFirstColumn="0" w:firstRowLastColumn="0" w:lastRowFirstColumn="0" w:lastRowLastColumn="0"/>
+            <w:tcW w:w="1335" w:type="dxa"/>
+          </w:tcPr>
+          <w:p>
+            <w:r>
+              <w:t>4</w:t>
+            </w:r>
+          </w:p>
+        </w:tc>
+        <w:tc>
+          <w:tcPr>
+            <w:tcW w:w="1240" w:type="dxa"/>
+          </w:tcPr>
+          <w:p>
+            <w:pPr>
+              <w:cnfStyle w:val="000000000000" w:firstRow="0" w:lastRow="0" w:firstColumn="0" w:lastColumn="0" w:oddVBand="0" w:evenVBand="0" w:oddHBand="0" w:evenHBand="0" w:firstRowFirstColumn="0" w:firstRowLastColumn="0" w:lastRowFirstColumn="0" w:lastRowLastColumn="0"/>
+            </w:pPr>
+          </w:p>
+        </w:tc>
+        <w:tc>
+          <w:tcPr>
+            <w:tcW w:w="1244" w:type="dxa"/>
+          </w:tcPr>
+          <w:p>
+            <w:pPr>
+              <w:cnfStyle w:val="000000000000" w:firstRow="0" w:lastRow="0" w:firstColumn="0" w:lastColumn="0" w:oddVBand="0" w:evenVBand="0" w:oddHBand="0" w:evenHBand="0" w:firstRowFirstColumn="0" w:firstRowLastColumn="0" w:lastRowFirstColumn="0" w:lastRowLastColumn="0"/>
+            </w:pPr>
+            <w:r>
+              <w:t>Boundary</w:t>
+            </w:r>
+          </w:p>
+        </w:tc>
+        <w:tc>
+          <w:tcPr>
+            <w:tcW w:w="1437" w:type="dxa"/>
+          </w:tcPr>
+          <w:p>
+            <w:pPr>
+              <w:cnfStyle w:val="000000000000" w:firstRow="0" w:lastRow="0" w:firstColumn="0" w:lastColumn="0" w:oddVBand="0" w:evenVBand="0" w:oddHBand="0" w:evenHBand="0" w:firstRowFirstColumn="0" w:firstRowLastColumn="0" w:lastRowFirstColumn="0" w:lastRowLastColumn="0"/>
+            </w:pPr>
+          </w:p>
+        </w:tc>
+        <w:tc>
+          <w:tcPr>
+            <w:tcW w:w="1361" w:type="dxa"/>
+          </w:tcPr>
+          <w:p>
+            <w:pPr>
+              <w:cnfStyle w:val="000000000000" w:firstRow="0" w:lastRow="0" w:firstColumn="0" w:lastColumn="0" w:oddVBand="0" w:evenVBand="0" w:oddHBand="0" w:evenHBand="0" w:firstRowFirstColumn="0" w:firstRowLastColumn="0" w:lastRowFirstColumn="0" w:lastRowLastColumn="0"/>
+            </w:pPr>
+          </w:p>
+        </w:tc>
+        <w:tc>
+          <w:tcPr>
+            <w:tcW w:w="1284" w:type="dxa"/>
+          </w:tcPr>
+          <w:p>
+            <w:pPr>
+              <w:cnfStyle w:val="000000000000" w:firstRow="0" w:lastRow="0" w:firstColumn="0" w:lastColumn="0" w:oddVBand="0" w:evenVBand="0" w:oddHBand="0" w:evenHBand="0" w:firstRowFirstColumn="0" w:firstRowLastColumn="0" w:lastRowFirstColumn="0" w:lastRowLastColumn="0"/>
+            </w:pPr>
+          </w:p>
+        </w:tc>
+        <w:tc>
+          <w:tcPr>
+            <w:tcW w:w="1115" w:type="dxa"/>
+          </w:tcPr>
+          <w:p>
+            <w:pPr>
+              <w:cnfStyle w:val="000000000000" w:firstRow="0" w:lastRow="0" w:firstColumn="0" w:lastColumn="0" w:oddVBand="0" w:evenVBand="0" w:oddHBand="0" w:evenHBand="0" w:firstRowFirstColumn="0" w:firstRowLastColumn="0" w:lastRowFirstColumn="0" w:lastRowLastColumn="0"/>
+            </w:pPr>
+          </w:p>
+        </w:tc>
+      </w:tr>
+    </w:tbl>
+    <w:p/>
+    <w:p>
+      <w:r>
+        <w:tab/>
+      </w:r>
+      <w:r>
+        <w:tab/>
+        <w:t>Black Box Testing</w:t>
+      </w:r>
+      <w:r>
+        <w:t xml:space="preserve">: This is external testing done by the client </w:t>
       </w:r>
     </w:p>
     <w:p>
@@ -4596,8 +5336,9 @@
         <w:pStyle w:val="Heading3"/>
         <w:ind w:left="720" w:firstLine="720"/>
       </w:pPr>
-      <w:bookmarkStart w:name="_Toc103244920" w:id="16"/>
-      <w:r>
+      <w:bookmarkStart w:id="16" w:name="_Toc103244920"/>
+      <w:r>
+        <w:lastRenderedPageBreak/>
         <w:t>Post development</w:t>
       </w:r>
       <w:bookmarkEnd w:id="16"/>
@@ -4606,7 +5347,7 @@
       <w:pPr>
         <w:pStyle w:val="Heading1"/>
       </w:pPr>
-      <w:bookmarkStart w:name="_Toc103244921" w:id="17"/>
+      <w:bookmarkStart w:id="17" w:name="_Toc103244921"/>
       <w:r>
         <w:t>Development</w:t>
       </w:r>
@@ -4616,7 +5357,7 @@
       <w:pPr>
         <w:pStyle w:val="Heading1"/>
       </w:pPr>
-      <w:bookmarkStart w:name="_Toc103244922" w:id="18"/>
+      <w:bookmarkStart w:id="18" w:name="_Toc103244922"/>
       <w:r>
         <w:t>Post Development</w:t>
       </w:r>
@@ -4626,7 +5367,7 @@
       <w:pPr>
         <w:pStyle w:val="Heading2"/>
       </w:pPr>
-      <w:bookmarkStart w:name="_Toc103244923" w:id="19"/>
+      <w:bookmarkStart w:id="19" w:name="_Toc103244923"/>
       <w:r>
         <w:t>Testing</w:t>
       </w:r>
@@ -4636,7 +5377,7 @@
       <w:pPr>
         <w:pStyle w:val="Heading2"/>
       </w:pPr>
-      <w:bookmarkStart w:name="_Toc103244924" w:id="20"/>
+      <w:bookmarkStart w:id="20" w:name="_Toc103244924"/>
       <w:r>
         <w:t>Success Criteria</w:t>
       </w:r>
@@ -4646,7 +5387,7 @@
       <w:pPr>
         <w:pStyle w:val="Heading2"/>
       </w:pPr>
-      <w:bookmarkStart w:name="_Toc103244925" w:id="21"/>
+      <w:bookmarkStart w:id="21" w:name="_Toc103244925"/>
       <w:r>
         <w:t>Final Product</w:t>
       </w:r>
@@ -4656,7 +5397,7 @@
       <w:pPr>
         <w:pStyle w:val="Heading2"/>
       </w:pPr>
-      <w:bookmarkStart w:name="_Toc103244926" w:id="22"/>
+      <w:bookmarkStart w:id="22" w:name="_Toc103244926"/>
       <w:r>
         <w:t>Limitations</w:t>
       </w:r>
@@ -4666,7 +5407,7 @@
       <w:pPr>
         <w:pStyle w:val="Heading2"/>
       </w:pPr>
-      <w:bookmarkStart w:name="_Toc103244927" w:id="23"/>
+      <w:bookmarkStart w:id="23" w:name="_Toc103244927"/>
       <w:r>
         <w:t>Maintenance</w:t>
       </w:r>
@@ -4708,9 +5449,13 @@
       </w:pPr>
     </w:p>
     <w:sectPr>
-      <w:headerReference w:type="default" r:id="rId9"/>
-      <w:footerReference w:type="default" r:id="rId10"/>
-      <w:pgSz w:w="11906" w:h="16838" w:orient="portrait"/>
+      <w:headerReference w:type="even" r:id="rId11"/>
+      <w:headerReference w:type="default" r:id="rId12"/>
+      <w:footerReference w:type="even" r:id="rId13"/>
+      <w:footerReference w:type="default" r:id="rId14"/>
+      <w:headerReference w:type="first" r:id="rId15"/>
+      <w:footerReference w:type="first" r:id="rId16"/>
+      <w:pgSz w:w="11906" w:h="16838"/>
       <w:pgMar w:top="1440" w:right="1440" w:bottom="1440" w:left="1440" w:header="708" w:footer="708" w:gutter="0"/>
       <w:cols w:space="708"/>
       <w:docGrid w:linePitch="360"/>
@@ -4752,6 +5497,16 @@
 </file>
 
 <file path=word/footer1.xml><?xml version="1.0" encoding="utf-8"?>
+<w:ftr xmlns:wpc="http://schemas.microsoft.com/office/word/2010/wordprocessingCanvas" xmlns:cx="http://schemas.microsoft.com/office/drawing/2014/chartex" xmlns:cx1="http://schemas.microsoft.com/office/drawing/2015/9/8/chartex" xmlns:cx2="http://schemas.microsoft.com/office/drawing/2015/10/21/chartex" xmlns:cx3="http://schemas.microsoft.com/office/drawing/2016/5/9/chartex" xmlns:cx4="http://schemas.microsoft.com/office/drawing/2016/5/10/chartex" xmlns:cx5="http://schemas.microsoft.com/office/drawing/2016/5/11/chartex" xmlns:cx6="http://schemas.microsoft.com/office/drawing/2016/5/12/chartex" xmlns:cx7="http://schemas.microsoft.com/office/drawing/2016/5/13/chartex" xmlns:cx8="http://schemas.microsoft.com/office/drawing/2016/5/14/chartex" xmlns:mc="http://schemas.openxmlformats.org/markup-compatibility/2006" xmlns:aink="http://schemas.microsoft.com/office/drawing/2016/ink" xmlns:am3d="http://schemas.microsoft.com/office/drawing/2017/model3d" xmlns:o="urn:schemas-microsoft-com:office:office" xmlns:oel="http://schemas.microsoft.com/office/2019/extlst" xmlns:r="http://schemas.openxmlformats.org/officeDocument/2006/relationships" xmlns:m="http://schemas.openxmlformats.org/officeDocument/2006/math" xmlns:v="urn:schemas-microsoft-com:vml" xmlns:wp14="http://schemas.microsoft.com/office/word/2010/wordprocessingDrawing" xmlns:wp="http://schemas.openxmlformats.org/drawingml/2006/wordprocessingDrawing" xmlns:w10="urn:schemas-microsoft-com:office:word" xmlns:w="http://schemas.openxmlformats.org/wordprocessingml/2006/main" xmlns:w14="http://schemas.microsoft.com/office/word/2010/wordml" xmlns:w15="http://schemas.microsoft.com/office/word/2012/wordml" xmlns:w16cex="http://schemas.microsoft.com/office/word/2018/wordml/cex" xmlns:w16cid="http://schemas.microsoft.com/office/word/2016/wordml/cid" xmlns:w16="http://schemas.microsoft.com/office/word/2018/wordml" xmlns:w16sdtdh="http://schemas.microsoft.com/office/word/2020/wordml/sdtdatahash" xmlns:w16se="http://schemas.microsoft.com/office/word/2015/wordml/symex" xmlns:wpg="http://schemas.microsoft.com/office/word/2010/wordprocessingGroup" xmlns:wpi="http://schemas.microsoft.com/office/word/2010/wordprocessingInk" xmlns:wne="http://schemas.microsoft.com/office/word/2006/wordml" xmlns:wps="http://schemas.microsoft.com/office/word/2010/wordprocessingShape" mc:Ignorable="w14 w15 w16se w16cid w16 w16cex w16sdtdh wp14">
+  <w:p>
+    <w:pPr>
+      <w:pStyle w:val="Footer"/>
+    </w:pPr>
+  </w:p>
+</w:ftr>
+</file>
+
+<file path=word/footer2.xml><?xml version="1.0" encoding="utf-8"?>
 <w:ftr xmlns:wpc="http://schemas.microsoft.com/office/word/2010/wordprocessingCanvas" xmlns:cx="http://schemas.microsoft.com/office/drawing/2014/chartex" xmlns:cx1="http://schemas.microsoft.com/office/drawing/2015/9/8/chartex" xmlns:cx2="http://schemas.microsoft.com/office/drawing/2015/10/21/chartex" xmlns:cx3="http://schemas.microsoft.com/office/drawing/2016/5/9/chartex" xmlns:cx4="http://schemas.microsoft.com/office/drawing/2016/5/10/chartex" xmlns:cx5="http://schemas.microsoft.com/office/drawing/2016/5/11/chartex" xmlns:cx6="http://schemas.microsoft.com/office/drawing/2016/5/12/chartex" xmlns:cx7="http://schemas.microsoft.com/office/drawing/2016/5/13/chartex" xmlns:cx8="http://schemas.microsoft.com/office/drawing/2016/5/14/chartex" xmlns:mc="http://schemas.openxmlformats.org/markup-compatibility/2006" xmlns:aink="http://schemas.microsoft.com/office/drawing/2016/ink" xmlns:am3d="http://schemas.microsoft.com/office/drawing/2017/model3d" xmlns:o="urn:schemas-microsoft-com:office:office" xmlns:oel="http://schemas.microsoft.com/office/2019/extlst" xmlns:r="http://schemas.openxmlformats.org/officeDocument/2006/relationships" xmlns:m="http://schemas.openxmlformats.org/officeDocument/2006/math" xmlns:v="urn:schemas-microsoft-com:vml" xmlns:wp14="http://schemas.microsoft.com/office/word/2010/wordprocessingDrawing" xmlns:wp="http://schemas.openxmlformats.org/drawingml/2006/wordprocessingDrawing" xmlns:w10="urn:schemas-microsoft-com:office:word" xmlns:w="http://schemas.openxmlformats.org/wordprocessingml/2006/main" xmlns:w14="http://schemas.microsoft.com/office/word/2010/wordml" xmlns:w15="http://schemas.microsoft.com/office/word/2012/wordml" xmlns:w16cex="http://schemas.microsoft.com/office/word/2018/wordml/cex" xmlns:w16cid="http://schemas.microsoft.com/office/word/2016/wordml/cid" xmlns:w16="http://schemas.microsoft.com/office/word/2018/wordml" xmlns:w16sdtdh="http://schemas.microsoft.com/office/word/2020/wordml/sdtdatahash" xmlns:w16se="http://schemas.microsoft.com/office/word/2015/wordml/symex" xmlns:wpg="http://schemas.microsoft.com/office/word/2010/wordprocessingGroup" xmlns:wpi="http://schemas.microsoft.com/office/word/2010/wordprocessingInk" xmlns:wne="http://schemas.microsoft.com/office/word/2006/wordml" xmlns:wps="http://schemas.microsoft.com/office/word/2010/wordprocessingShape" mc:Ignorable="w14 w15 w16se w16cid w16 w16cex w16sdtdh wp14">
   <w:sdt>
     <w:sdtPr>
@@ -4797,6 +5552,16 @@
 </w:ftr>
 </file>
 
+<file path=word/footer3.xml><?xml version="1.0" encoding="utf-8"?>
+<w:ftr xmlns:wpc="http://schemas.microsoft.com/office/word/2010/wordprocessingCanvas" xmlns:cx="http://schemas.microsoft.com/office/drawing/2014/chartex" xmlns:cx1="http://schemas.microsoft.com/office/drawing/2015/9/8/chartex" xmlns:cx2="http://schemas.microsoft.com/office/drawing/2015/10/21/chartex" xmlns:cx3="http://schemas.microsoft.com/office/drawing/2016/5/9/chartex" xmlns:cx4="http://schemas.microsoft.com/office/drawing/2016/5/10/chartex" xmlns:cx5="http://schemas.microsoft.com/office/drawing/2016/5/11/chartex" xmlns:cx6="http://schemas.microsoft.com/office/drawing/2016/5/12/chartex" xmlns:cx7="http://schemas.microsoft.com/office/drawing/2016/5/13/chartex" xmlns:cx8="http://schemas.microsoft.com/office/drawing/2016/5/14/chartex" xmlns:mc="http://schemas.openxmlformats.org/markup-compatibility/2006" xmlns:aink="http://schemas.microsoft.com/office/drawing/2016/ink" xmlns:am3d="http://schemas.microsoft.com/office/drawing/2017/model3d" xmlns:o="urn:schemas-microsoft-com:office:office" xmlns:oel="http://schemas.microsoft.com/office/2019/extlst" xmlns:r="http://schemas.openxmlformats.org/officeDocument/2006/relationships" xmlns:m="http://schemas.openxmlformats.org/officeDocument/2006/math" xmlns:v="urn:schemas-microsoft-com:vml" xmlns:wp14="http://schemas.microsoft.com/office/word/2010/wordprocessingDrawing" xmlns:wp="http://schemas.openxmlformats.org/drawingml/2006/wordprocessingDrawing" xmlns:w10="urn:schemas-microsoft-com:office:word" xmlns:w="http://schemas.openxmlformats.org/wordprocessingml/2006/main" xmlns:w14="http://schemas.microsoft.com/office/word/2010/wordml" xmlns:w15="http://schemas.microsoft.com/office/word/2012/wordml" xmlns:w16cex="http://schemas.microsoft.com/office/word/2018/wordml/cex" xmlns:w16cid="http://schemas.microsoft.com/office/word/2016/wordml/cid" xmlns:w16="http://schemas.microsoft.com/office/word/2018/wordml" xmlns:w16sdtdh="http://schemas.microsoft.com/office/word/2020/wordml/sdtdatahash" xmlns:w16se="http://schemas.microsoft.com/office/word/2015/wordml/symex" xmlns:wpg="http://schemas.microsoft.com/office/word/2010/wordprocessingGroup" xmlns:wpi="http://schemas.microsoft.com/office/word/2010/wordprocessingInk" xmlns:wne="http://schemas.microsoft.com/office/word/2006/wordml" xmlns:wps="http://schemas.microsoft.com/office/word/2010/wordprocessingShape" mc:Ignorable="w14 w15 w16se w16cid w16 w16cex w16sdtdh wp14">
+  <w:p>
+    <w:pPr>
+      <w:pStyle w:val="Footer"/>
+    </w:pPr>
+  </w:p>
+</w:ftr>
+</file>
+
 <file path=word/footnotes.xml><?xml version="1.0" encoding="utf-8"?>
 <w:footnotes xmlns:wpc="http://schemas.microsoft.com/office/word/2010/wordprocessingCanvas" xmlns:cx="http://schemas.microsoft.com/office/drawing/2014/chartex" xmlns:cx1="http://schemas.microsoft.com/office/drawing/2015/9/8/chartex" xmlns:cx2="http://schemas.microsoft.com/office/drawing/2015/10/21/chartex" xmlns:cx3="http://schemas.microsoft.com/office/drawing/2016/5/9/chartex" xmlns:cx4="http://schemas.microsoft.com/office/drawing/2016/5/10/chartex" xmlns:cx5="http://schemas.microsoft.com/office/drawing/2016/5/11/chartex" xmlns:cx6="http://schemas.microsoft.com/office/drawing/2016/5/12/chartex" xmlns:cx7="http://schemas.microsoft.com/office/drawing/2016/5/13/chartex" xmlns:cx8="http://schemas.microsoft.com/office/drawing/2016/5/14/chartex" xmlns:mc="http://schemas.openxmlformats.org/markup-compatibility/2006" xmlns:aink="http://schemas.microsoft.com/office/drawing/2016/ink" xmlns:am3d="http://schemas.microsoft.com/office/drawing/2017/model3d" xmlns:o="urn:schemas-microsoft-com:office:office" xmlns:oel="http://schemas.microsoft.com/office/2019/extlst" xmlns:r="http://schemas.openxmlformats.org/officeDocument/2006/relationships" xmlns:m="http://schemas.openxmlformats.org/officeDocument/2006/math" xmlns:v="urn:schemas-microsoft-com:vml" xmlns:wp14="http://schemas.microsoft.com/office/word/2010/wordprocessingDrawing" xmlns:wp="http://schemas.openxmlformats.org/drawingml/2006/wordprocessingDrawing" xmlns:w10="urn:schemas-microsoft-com:office:word" xmlns:w="http://schemas.openxmlformats.org/wordprocessingml/2006/main" xmlns:w14="http://schemas.microsoft.com/office/word/2010/wordml" xmlns:w15="http://schemas.microsoft.com/office/word/2012/wordml" xmlns:w16cex="http://schemas.microsoft.com/office/word/2018/wordml/cex" xmlns:w16cid="http://schemas.microsoft.com/office/word/2016/wordml/cid" xmlns:w16="http://schemas.microsoft.com/office/word/2018/wordml" xmlns:w16sdtdh="http://schemas.microsoft.com/office/word/2020/wordml/sdtdatahash" xmlns:w16se="http://schemas.microsoft.com/office/word/2015/wordml/symex" xmlns:wpg="http://schemas.microsoft.com/office/word/2010/wordprocessingGroup" xmlns:wpi="http://schemas.microsoft.com/office/word/2010/wordprocessingInk" xmlns:wne="http://schemas.microsoft.com/office/word/2006/wordml" xmlns:wps="http://schemas.microsoft.com/office/word/2010/wordprocessingShape" mc:Ignorable="w14 w15 w16se w16cid w16 w16cex w16sdtdh wp14">
   <w:footnote w:type="separator" w:id="-1">
@@ -4994,21 +5759,37 @@
     <w:pPr>
       <w:pStyle w:val="Header"/>
     </w:pPr>
+  </w:p>
+</w:hdr>
+</file>
+
+<file path=word/header2.xml><?xml version="1.0" encoding="utf-8"?>
+<w:hdr xmlns:wpc="http://schemas.microsoft.com/office/word/2010/wordprocessingCanvas" xmlns:cx="http://schemas.microsoft.com/office/drawing/2014/chartex" xmlns:cx1="http://schemas.microsoft.com/office/drawing/2015/9/8/chartex" xmlns:cx2="http://schemas.microsoft.com/office/drawing/2015/10/21/chartex" xmlns:cx3="http://schemas.microsoft.com/office/drawing/2016/5/9/chartex" xmlns:cx4="http://schemas.microsoft.com/office/drawing/2016/5/10/chartex" xmlns:cx5="http://schemas.microsoft.com/office/drawing/2016/5/11/chartex" xmlns:cx6="http://schemas.microsoft.com/office/drawing/2016/5/12/chartex" xmlns:cx7="http://schemas.microsoft.com/office/drawing/2016/5/13/chartex" xmlns:cx8="http://schemas.microsoft.com/office/drawing/2016/5/14/chartex" xmlns:mc="http://schemas.openxmlformats.org/markup-compatibility/2006" xmlns:aink="http://schemas.microsoft.com/office/drawing/2016/ink" xmlns:am3d="http://schemas.microsoft.com/office/drawing/2017/model3d" xmlns:o="urn:schemas-microsoft-com:office:office" xmlns:oel="http://schemas.microsoft.com/office/2019/extlst" xmlns:r="http://schemas.openxmlformats.org/officeDocument/2006/relationships" xmlns:m="http://schemas.openxmlformats.org/officeDocument/2006/math" xmlns:v="urn:schemas-microsoft-com:vml" xmlns:wp14="http://schemas.microsoft.com/office/word/2010/wordprocessingDrawing" xmlns:wp="http://schemas.openxmlformats.org/drawingml/2006/wordprocessingDrawing" xmlns:w10="urn:schemas-microsoft-com:office:word" xmlns:w="http://schemas.openxmlformats.org/wordprocessingml/2006/main" xmlns:w14="http://schemas.microsoft.com/office/word/2010/wordml" xmlns:w15="http://schemas.microsoft.com/office/word/2012/wordml" xmlns:w16cex="http://schemas.microsoft.com/office/word/2018/wordml/cex" xmlns:w16cid="http://schemas.microsoft.com/office/word/2016/wordml/cid" xmlns:w16="http://schemas.microsoft.com/office/word/2018/wordml" xmlns:w16sdtdh="http://schemas.microsoft.com/office/word/2020/wordml/sdtdatahash" xmlns:w16se="http://schemas.microsoft.com/office/word/2015/wordml/symex" xmlns:wpg="http://schemas.microsoft.com/office/word/2010/wordprocessingGroup" xmlns:wpi="http://schemas.microsoft.com/office/word/2010/wordprocessingInk" xmlns:wne="http://schemas.microsoft.com/office/word/2006/wordml" xmlns:wps="http://schemas.microsoft.com/office/word/2010/wordprocessingShape" mc:Ignorable="w14 w15 w16se w16cid w16 w16cex w16sdtdh wp14">
+  <w:p>
+    <w:pPr>
+      <w:pStyle w:val="Header"/>
+    </w:pPr>
     <w:r>
       <w:t>Benjamin Williamson</w:t>
     </w:r>
     <w:r>
       <w:tab/>
-    </w:r>
-    <w:r>
       <w:t>Candidate Number: 7297</w:t>
     </w:r>
     <w:r>
       <w:tab/>
-    </w:r>
-    <w:r>
       <w:t>Centre Number: 37490</w:t>
     </w:r>
+  </w:p>
+</w:hdr>
+</file>
+
+<file path=word/header3.xml><?xml version="1.0" encoding="utf-8"?>
+<w:hdr xmlns:wpc="http://schemas.microsoft.com/office/word/2010/wordprocessingCanvas" xmlns:cx="http://schemas.microsoft.com/office/drawing/2014/chartex" xmlns:cx1="http://schemas.microsoft.com/office/drawing/2015/9/8/chartex" xmlns:cx2="http://schemas.microsoft.com/office/drawing/2015/10/21/chartex" xmlns:cx3="http://schemas.microsoft.com/office/drawing/2016/5/9/chartex" xmlns:cx4="http://schemas.microsoft.com/office/drawing/2016/5/10/chartex" xmlns:cx5="http://schemas.microsoft.com/office/drawing/2016/5/11/chartex" xmlns:cx6="http://schemas.microsoft.com/office/drawing/2016/5/12/chartex" xmlns:cx7="http://schemas.microsoft.com/office/drawing/2016/5/13/chartex" xmlns:cx8="http://schemas.microsoft.com/office/drawing/2016/5/14/chartex" xmlns:mc="http://schemas.openxmlformats.org/markup-compatibility/2006" xmlns:aink="http://schemas.microsoft.com/office/drawing/2016/ink" xmlns:am3d="http://schemas.microsoft.com/office/drawing/2017/model3d" xmlns:o="urn:schemas-microsoft-com:office:office" xmlns:oel="http://schemas.microsoft.com/office/2019/extlst" xmlns:r="http://schemas.openxmlformats.org/officeDocument/2006/relationships" xmlns:m="http://schemas.openxmlformats.org/officeDocument/2006/math" xmlns:v="urn:schemas-microsoft-com:vml" xmlns:wp14="http://schemas.microsoft.com/office/word/2010/wordprocessingDrawing" xmlns:wp="http://schemas.openxmlformats.org/drawingml/2006/wordprocessingDrawing" xmlns:w10="urn:schemas-microsoft-com:office:word" xmlns:w="http://schemas.openxmlformats.org/wordprocessingml/2006/main" xmlns:w14="http://schemas.microsoft.com/office/word/2010/wordml" xmlns:w15="http://schemas.microsoft.com/office/word/2012/wordml" xmlns:w16cex="http://schemas.microsoft.com/office/word/2018/wordml/cex" xmlns:w16cid="http://schemas.microsoft.com/office/word/2016/wordml/cid" xmlns:w16="http://schemas.microsoft.com/office/word/2018/wordml" xmlns:w16sdtdh="http://schemas.microsoft.com/office/word/2020/wordml/sdtdatahash" xmlns:w16se="http://schemas.microsoft.com/office/word/2015/wordml/symex" xmlns:wpg="http://schemas.microsoft.com/office/word/2010/wordprocessingGroup" xmlns:wpi="http://schemas.microsoft.com/office/word/2010/wordprocessingInk" xmlns:wne="http://schemas.microsoft.com/office/word/2006/wordml" xmlns:wps="http://schemas.microsoft.com/office/word/2010/wordprocessingShape" mc:Ignorable="w14 w15 w16se w16cid w16 w16cex w16sdtdh wp14">
+  <w:p>
+    <w:pPr>
+      <w:pStyle w:val="Header"/>
+    </w:pPr>
   </w:p>
 </w:hdr>
 </file>
@@ -5027,7 +5808,7 @@
         <w:ind w:left="1080" w:hanging="360"/>
       </w:pPr>
       <w:rPr>
-        <w:rFonts w:hint="default" w:ascii="Calibri" w:hAnsi="Calibri" w:cs="Calibri" w:eastAsiaTheme="minorHAnsi"/>
+        <w:rFonts w:ascii="Calibri" w:eastAsiaTheme="minorHAnsi" w:hAnsi="Calibri" w:cs="Calibri" w:hint="default"/>
       </w:rPr>
     </w:lvl>
     <w:lvl w:ilvl="1" w:tplc="08090003" w:tentative="1">
@@ -5039,7 +5820,7 @@
         <w:ind w:left="1800" w:hanging="360"/>
       </w:pPr>
       <w:rPr>
-        <w:rFonts w:hint="default" w:ascii="Courier New" w:hAnsi="Courier New" w:cs="Courier New"/>
+        <w:rFonts w:ascii="Courier New" w:hAnsi="Courier New" w:cs="Courier New" w:hint="default"/>
       </w:rPr>
     </w:lvl>
     <w:lvl w:ilvl="2" w:tplc="08090005" w:tentative="1">
@@ -5051,7 +5832,7 @@
         <w:ind w:left="2520" w:hanging="360"/>
       </w:pPr>
       <w:rPr>
-        <w:rFonts w:hint="default" w:ascii="Wingdings" w:hAnsi="Wingdings"/>
+        <w:rFonts w:ascii="Wingdings" w:hAnsi="Wingdings" w:hint="default"/>
       </w:rPr>
     </w:lvl>
     <w:lvl w:ilvl="3" w:tplc="08090001" w:tentative="1">
@@ -5063,7 +5844,7 @@
         <w:ind w:left="3240" w:hanging="360"/>
       </w:pPr>
       <w:rPr>
-        <w:rFonts w:hint="default" w:ascii="Symbol" w:hAnsi="Symbol"/>
+        <w:rFonts w:ascii="Symbol" w:hAnsi="Symbol" w:hint="default"/>
       </w:rPr>
     </w:lvl>
     <w:lvl w:ilvl="4" w:tplc="08090003" w:tentative="1">
@@ -5075,7 +5856,7 @@
         <w:ind w:left="3960" w:hanging="360"/>
       </w:pPr>
       <w:rPr>
-        <w:rFonts w:hint="default" w:ascii="Courier New" w:hAnsi="Courier New" w:cs="Courier New"/>
+        <w:rFonts w:ascii="Courier New" w:hAnsi="Courier New" w:cs="Courier New" w:hint="default"/>
       </w:rPr>
     </w:lvl>
     <w:lvl w:ilvl="5" w:tplc="08090005" w:tentative="1">
@@ -5087,7 +5868,7 @@
         <w:ind w:left="4680" w:hanging="360"/>
       </w:pPr>
       <w:rPr>
-        <w:rFonts w:hint="default" w:ascii="Wingdings" w:hAnsi="Wingdings"/>
+        <w:rFonts w:ascii="Wingdings" w:hAnsi="Wingdings" w:hint="default"/>
       </w:rPr>
     </w:lvl>
     <w:lvl w:ilvl="6" w:tplc="08090001" w:tentative="1">
@@ -5099,7 +5880,7 @@
         <w:ind w:left="5400" w:hanging="360"/>
       </w:pPr>
       <w:rPr>
-        <w:rFonts w:hint="default" w:ascii="Symbol" w:hAnsi="Symbol"/>
+        <w:rFonts w:ascii="Symbol" w:hAnsi="Symbol" w:hint="default"/>
       </w:rPr>
     </w:lvl>
     <w:lvl w:ilvl="7" w:tplc="08090003" w:tentative="1">
@@ -5111,7 +5892,7 @@
         <w:ind w:left="6120" w:hanging="360"/>
       </w:pPr>
       <w:rPr>
-        <w:rFonts w:hint="default" w:ascii="Courier New" w:hAnsi="Courier New" w:cs="Courier New"/>
+        <w:rFonts w:ascii="Courier New" w:hAnsi="Courier New" w:cs="Courier New" w:hint="default"/>
       </w:rPr>
     </w:lvl>
     <w:lvl w:ilvl="8" w:tplc="08090005" w:tentative="1">
@@ -5123,7 +5904,7 @@
         <w:ind w:left="6840" w:hanging="360"/>
       </w:pPr>
       <w:rPr>
-        <w:rFonts w:hint="default" w:ascii="Wingdings" w:hAnsi="Wingdings"/>
+        <w:rFonts w:ascii="Wingdings" w:hAnsi="Wingdings" w:hint="default"/>
       </w:rPr>
     </w:lvl>
   </w:abstractNum>
@@ -5134,11 +5915,11 @@
 </file>
 
 <file path=word/styles.xml><?xml version="1.0" encoding="utf-8"?>
-<w:styles xmlns:wp14="http://schemas.microsoft.com/office/word/2010/wordprocessingDrawing" xmlns:mc="http://schemas.openxmlformats.org/markup-compatibility/2006" xmlns:r="http://schemas.openxmlformats.org/officeDocument/2006/relationships" xmlns:w="http://schemas.openxmlformats.org/wordprocessingml/2006/main" xmlns:w14="http://schemas.microsoft.com/office/word/2010/wordml" xmlns:w15="http://schemas.microsoft.com/office/word/2012/wordml" xmlns:w16cex="http://schemas.microsoft.com/office/word/2018/wordml/cex" xmlns:w16cid="http://schemas.microsoft.com/office/word/2016/wordml/cid" xmlns:w16="http://schemas.microsoft.com/office/word/2018/wordml" xmlns:w16sdtdh="http://schemas.microsoft.com/office/word/2020/wordml/sdtdatahash" xmlns:w16se="http://schemas.microsoft.com/office/word/2015/wordml/symex" mc:Ignorable="w14 w15 w16se w16cid w16 w16cex w16sdtdh wp14">
+<w:styles xmlns:mc="http://schemas.openxmlformats.org/markup-compatibility/2006" xmlns:r="http://schemas.openxmlformats.org/officeDocument/2006/relationships" xmlns:w="http://schemas.openxmlformats.org/wordprocessingml/2006/main" xmlns:w14="http://schemas.microsoft.com/office/word/2010/wordml" xmlns:w15="http://schemas.microsoft.com/office/word/2012/wordml" xmlns:w16cex="http://schemas.microsoft.com/office/word/2018/wordml/cex" xmlns:w16cid="http://schemas.microsoft.com/office/word/2016/wordml/cid" xmlns:w16="http://schemas.microsoft.com/office/word/2018/wordml" xmlns:w16sdtdh="http://schemas.microsoft.com/office/word/2020/wordml/sdtdatahash" xmlns:w16se="http://schemas.microsoft.com/office/word/2015/wordml/symex" mc:Ignorable="w14 w15 w16se w16cid w16 w16cex w16sdtdh">
   <w:docDefaults>
     <w:rPrDefault>
       <w:rPr>
-        <w:rFonts w:asciiTheme="minorHAnsi" w:hAnsiTheme="minorHAnsi" w:eastAsiaTheme="minorHAnsi" w:cstheme="minorBidi"/>
+        <w:rFonts w:asciiTheme="minorHAnsi" w:eastAsiaTheme="minorHAnsi" w:hAnsiTheme="minorHAnsi" w:cstheme="minorBidi"/>
         <w:sz w:val="22"/>
         <w:szCs w:val="22"/>
         <w:lang w:val="en-GB" w:eastAsia="en-US" w:bidi="ar-SA"/>
@@ -5153,14 +5934,14 @@
   <w:latentStyles w:defLockedState="0" w:defUIPriority="99" w:defSemiHidden="0" w:defUnhideWhenUsed="0" w:defQFormat="0" w:count="376">
     <w:lsdException w:name="Normal" w:uiPriority="0" w:qFormat="1"/>
     <w:lsdException w:name="heading 1" w:uiPriority="9" w:qFormat="1"/>
-    <w:lsdException w:name="heading 2" w:uiPriority="9" w:semiHidden="1" w:unhideWhenUsed="1" w:qFormat="1"/>
-    <w:lsdException w:name="heading 3" w:uiPriority="9" w:semiHidden="1" w:unhideWhenUsed="1" w:qFormat="1"/>
-    <w:lsdException w:name="heading 4" w:uiPriority="9" w:semiHidden="1" w:unhideWhenUsed="1" w:qFormat="1"/>
-    <w:lsdException w:name="heading 5" w:uiPriority="9" w:semiHidden="1" w:unhideWhenUsed="1" w:qFormat="1"/>
-    <w:lsdException w:name="heading 6" w:uiPriority="9" w:semiHidden="1" w:unhideWhenUsed="1" w:qFormat="1"/>
-    <w:lsdException w:name="heading 7" w:uiPriority="9" w:semiHidden="1" w:unhideWhenUsed="1" w:qFormat="1"/>
-    <w:lsdException w:name="heading 8" w:uiPriority="9" w:semiHidden="1" w:unhideWhenUsed="1" w:qFormat="1"/>
-    <w:lsdException w:name="heading 9" w:uiPriority="9" w:semiHidden="1" w:unhideWhenUsed="1" w:qFormat="1"/>
+    <w:lsdException w:name="heading 2" w:semiHidden="1" w:uiPriority="9" w:unhideWhenUsed="1" w:qFormat="1"/>
+    <w:lsdException w:name="heading 3" w:semiHidden="1" w:uiPriority="9" w:unhideWhenUsed="1" w:qFormat="1"/>
+    <w:lsdException w:name="heading 4" w:semiHidden="1" w:uiPriority="9" w:unhideWhenUsed="1" w:qFormat="1"/>
+    <w:lsdException w:name="heading 5" w:semiHidden="1" w:uiPriority="9" w:unhideWhenUsed="1" w:qFormat="1"/>
+    <w:lsdException w:name="heading 6" w:semiHidden="1" w:uiPriority="9" w:unhideWhenUsed="1" w:qFormat="1"/>
+    <w:lsdException w:name="heading 7" w:semiHidden="1" w:uiPriority="9" w:unhideWhenUsed="1" w:qFormat="1"/>
+    <w:lsdException w:name="heading 8" w:semiHidden="1" w:uiPriority="9" w:unhideWhenUsed="1" w:qFormat="1"/>
+    <w:lsdException w:name="heading 9" w:semiHidden="1" w:uiPriority="9" w:unhideWhenUsed="1" w:qFormat="1"/>
     <w:lsdException w:name="index 1" w:semiHidden="1" w:unhideWhenUsed="1"/>
     <w:lsdException w:name="index 2" w:semiHidden="1" w:unhideWhenUsed="1"/>
     <w:lsdException w:name="index 3" w:semiHidden="1" w:unhideWhenUsed="1"/>
@@ -5170,22 +5951,22 @@
     <w:lsdException w:name="index 7" w:semiHidden="1" w:unhideWhenUsed="1"/>
     <w:lsdException w:name="index 8" w:semiHidden="1" w:unhideWhenUsed="1"/>
     <w:lsdException w:name="index 9" w:semiHidden="1" w:unhideWhenUsed="1"/>
-    <w:lsdException w:name="toc 1" w:uiPriority="39" w:semiHidden="1" w:unhideWhenUsed="1"/>
-    <w:lsdException w:name="toc 2" w:uiPriority="39" w:semiHidden="1" w:unhideWhenUsed="1"/>
-    <w:lsdException w:name="toc 3" w:uiPriority="39" w:semiHidden="1" w:unhideWhenUsed="1"/>
-    <w:lsdException w:name="toc 4" w:uiPriority="39" w:semiHidden="1" w:unhideWhenUsed="1"/>
-    <w:lsdException w:name="toc 5" w:uiPriority="39" w:semiHidden="1" w:unhideWhenUsed="1"/>
-    <w:lsdException w:name="toc 6" w:uiPriority="39" w:semiHidden="1" w:unhideWhenUsed="1"/>
-    <w:lsdException w:name="toc 7" w:uiPriority="39" w:semiHidden="1" w:unhideWhenUsed="1"/>
-    <w:lsdException w:name="toc 8" w:uiPriority="39" w:semiHidden="1" w:unhideWhenUsed="1"/>
-    <w:lsdException w:name="toc 9" w:uiPriority="39" w:semiHidden="1" w:unhideWhenUsed="1"/>
+    <w:lsdException w:name="toc 1" w:semiHidden="1" w:uiPriority="39" w:unhideWhenUsed="1"/>
+    <w:lsdException w:name="toc 2" w:semiHidden="1" w:uiPriority="39" w:unhideWhenUsed="1"/>
+    <w:lsdException w:name="toc 3" w:semiHidden="1" w:uiPriority="39" w:unhideWhenUsed="1"/>
+    <w:lsdException w:name="toc 4" w:semiHidden="1" w:uiPriority="39" w:unhideWhenUsed="1"/>
+    <w:lsdException w:name="toc 5" w:semiHidden="1" w:uiPriority="39" w:unhideWhenUsed="1"/>
+    <w:lsdException w:name="toc 6" w:semiHidden="1" w:uiPriority="39" w:unhideWhenUsed="1"/>
+    <w:lsdException w:name="toc 7" w:semiHidden="1" w:uiPriority="39" w:unhideWhenUsed="1"/>
+    <w:lsdException w:name="toc 8" w:semiHidden="1" w:uiPriority="39" w:unhideWhenUsed="1"/>
+    <w:lsdException w:name="toc 9" w:semiHidden="1" w:uiPriority="39" w:unhideWhenUsed="1"/>
     <w:lsdException w:name="Normal Indent" w:semiHidden="1" w:unhideWhenUsed="1"/>
     <w:lsdException w:name="footnote text" w:semiHidden="1" w:unhideWhenUsed="1"/>
     <w:lsdException w:name="annotation text" w:semiHidden="1" w:unhideWhenUsed="1"/>
     <w:lsdException w:name="header" w:semiHidden="1" w:unhideWhenUsed="1"/>
     <w:lsdException w:name="footer" w:semiHidden="1" w:unhideWhenUsed="1"/>
     <w:lsdException w:name="index heading" w:semiHidden="1" w:unhideWhenUsed="1"/>
-    <w:lsdException w:name="caption" w:uiPriority="35" w:semiHidden="1" w:unhideWhenUsed="1" w:qFormat="1"/>
+    <w:lsdException w:name="caption" w:semiHidden="1" w:uiPriority="35" w:unhideWhenUsed="1" w:qFormat="1"/>
     <w:lsdException w:name="table of figures" w:semiHidden="1" w:unhideWhenUsed="1"/>
     <w:lsdException w:name="envelope address" w:semiHidden="1" w:unhideWhenUsed="1"/>
     <w:lsdException w:name="envelope return" w:semiHidden="1" w:unhideWhenUsed="1"/>
@@ -5216,7 +5997,7 @@
     <w:lsdException w:name="Title" w:uiPriority="10" w:qFormat="1"/>
     <w:lsdException w:name="Closing" w:semiHidden="1" w:unhideWhenUsed="1"/>
     <w:lsdException w:name="Signature" w:semiHidden="1" w:unhideWhenUsed="1"/>
-    <w:lsdException w:name="Default Paragraph Font" w:uiPriority="1" w:semiHidden="1" w:unhideWhenUsed="1"/>
+    <w:lsdException w:name="Default Paragraph Font" w:semiHidden="1" w:uiPriority="1" w:unhideWhenUsed="1"/>
     <w:lsdException w:name="Body Text" w:semiHidden="1" w:unhideWhenUsed="1"/>
     <w:lsdException w:name="Body Text Indent" w:semiHidden="1" w:unhideWhenUsed="1"/>
     <w:lsdException w:name="List Continue" w:semiHidden="1" w:unhideWhenUsed="1"/>
@@ -5416,8 +6197,8 @@
     <w:lsdException w:name="Subtle Reference" w:uiPriority="31" w:qFormat="1"/>
     <w:lsdException w:name="Intense Reference" w:uiPriority="32" w:qFormat="1"/>
     <w:lsdException w:name="Book Title" w:uiPriority="33" w:qFormat="1"/>
-    <w:lsdException w:name="Bibliography" w:uiPriority="37" w:semiHidden="1" w:unhideWhenUsed="1"/>
-    <w:lsdException w:name="TOC Heading" w:uiPriority="39" w:semiHidden="1" w:unhideWhenUsed="1" w:qFormat="1"/>
+    <w:lsdException w:name="Bibliography" w:semiHidden="1" w:uiPriority="37" w:unhideWhenUsed="1"/>
+    <w:lsdException w:name="TOC Heading" w:semiHidden="1" w:uiPriority="39" w:unhideWhenUsed="1" w:qFormat="1"/>
     <w:lsdException w:name="Plain Table 1" w:uiPriority="41"/>
     <w:lsdException w:name="Plain Table 2" w:uiPriority="42"/>
     <w:lsdException w:name="Plain Table 3" w:uiPriority="43"/>
@@ -5528,7 +6309,7 @@
     <w:lsdException w:name="Unresolved Mention" w:semiHidden="1" w:unhideWhenUsed="1"/>
     <w:lsdException w:name="Smart Link" w:semiHidden="1" w:unhideWhenUsed="1"/>
   </w:latentStyles>
-  <w:style w:type="paragraph" w:styleId="Normal" w:default="1">
+  <w:style w:type="paragraph" w:default="1" w:styleId="Normal">
     <w:name w:val="Normal"/>
     <w:qFormat/>
   </w:style>
@@ -5547,7 +6328,7 @@
       <w:outlineLvl w:val="0"/>
     </w:pPr>
     <w:rPr>
-      <w:rFonts w:asciiTheme="majorHAnsi" w:hAnsiTheme="majorHAnsi" w:eastAsiaTheme="majorEastAsia" w:cstheme="majorBidi"/>
+      <w:rFonts w:asciiTheme="majorHAnsi" w:eastAsiaTheme="majorEastAsia" w:hAnsiTheme="majorHAnsi" w:cstheme="majorBidi"/>
       <w:color w:val="B3186D" w:themeColor="accent1" w:themeShade="BF"/>
       <w:sz w:val="32"/>
       <w:szCs w:val="32"/>
@@ -5569,7 +6350,7 @@
       <w:outlineLvl w:val="1"/>
     </w:pPr>
     <w:rPr>
-      <w:rFonts w:asciiTheme="majorHAnsi" w:hAnsiTheme="majorHAnsi" w:eastAsiaTheme="majorEastAsia" w:cstheme="majorBidi"/>
+      <w:rFonts w:asciiTheme="majorHAnsi" w:eastAsiaTheme="majorEastAsia" w:hAnsiTheme="majorHAnsi" w:cstheme="majorBidi"/>
       <w:color w:val="B3186D" w:themeColor="accent1" w:themeShade="BF"/>
       <w:sz w:val="26"/>
       <w:szCs w:val="26"/>
@@ -5591,19 +6372,19 @@
       <w:outlineLvl w:val="2"/>
     </w:pPr>
     <w:rPr>
-      <w:rFonts w:asciiTheme="majorHAnsi" w:hAnsiTheme="majorHAnsi" w:eastAsiaTheme="majorEastAsia" w:cstheme="majorBidi"/>
+      <w:rFonts w:asciiTheme="majorHAnsi" w:eastAsiaTheme="majorEastAsia" w:hAnsiTheme="majorHAnsi" w:cstheme="majorBidi"/>
       <w:color w:val="771048" w:themeColor="accent1" w:themeShade="7F"/>
       <w:sz w:val="24"/>
       <w:szCs w:val="24"/>
     </w:rPr>
   </w:style>
-  <w:style w:type="character" w:styleId="DefaultParagraphFont" w:default="1">
+  <w:style w:type="character" w:default="1" w:styleId="DefaultParagraphFont">
     <w:name w:val="Default Paragraph Font"/>
     <w:uiPriority w:val="1"/>
     <w:semiHidden/>
     <w:unhideWhenUsed/>
   </w:style>
-  <w:style w:type="table" w:styleId="TableNormal" w:default="1">
+  <w:style w:type="table" w:default="1" w:styleId="TableNormal">
     <w:name w:val="Normal Table"/>
     <w:uiPriority w:val="99"/>
     <w:semiHidden/>
@@ -5618,7 +6399,7 @@
       </w:tblCellMar>
     </w:tblPr>
   </w:style>
-  <w:style w:type="numbering" w:styleId="NoList" w:default="1">
+  <w:style w:type="numbering" w:default="1" w:styleId="NoList">
     <w:name w:val="No List"/>
     <w:uiPriority w:val="99"/>
     <w:semiHidden/>
@@ -5639,7 +6420,7 @@
       <w:spacing w:after="0" w:line="240" w:lineRule="auto"/>
     </w:pPr>
   </w:style>
-  <w:style w:type="character" w:styleId="HeaderChar" w:customStyle="1">
+  <w:style w:type="character" w:customStyle="1" w:styleId="HeaderChar">
     <w:name w:val="Header Char"/>
     <w:basedOn w:val="DefaultParagraphFont"/>
     <w:link w:val="Header"/>
@@ -5661,47 +6442,47 @@
       <w:spacing w:after="0" w:line="240" w:lineRule="auto"/>
     </w:pPr>
   </w:style>
-  <w:style w:type="character" w:styleId="FooterChar" w:customStyle="1">
+  <w:style w:type="character" w:customStyle="1" w:styleId="FooterChar">
     <w:name w:val="Footer Char"/>
     <w:basedOn w:val="DefaultParagraphFont"/>
     <w:link w:val="Footer"/>
     <w:uiPriority w:val="99"/>
     <w:rsid w:val="003D06B9"/>
   </w:style>
-  <w:style w:type="character" w:styleId="Heading1Char" w:customStyle="1">
+  <w:style w:type="character" w:customStyle="1" w:styleId="Heading1Char">
     <w:name w:val="Heading 1 Char"/>
     <w:basedOn w:val="DefaultParagraphFont"/>
     <w:link w:val="Heading1"/>
     <w:uiPriority w:val="9"/>
     <w:rsid w:val="000A0E30"/>
     <w:rPr>
-      <w:rFonts w:asciiTheme="majorHAnsi" w:hAnsiTheme="majorHAnsi" w:eastAsiaTheme="majorEastAsia" w:cstheme="majorBidi"/>
+      <w:rFonts w:asciiTheme="majorHAnsi" w:eastAsiaTheme="majorEastAsia" w:hAnsiTheme="majorHAnsi" w:cstheme="majorBidi"/>
       <w:color w:val="B3186D" w:themeColor="accent1" w:themeShade="BF"/>
       <w:sz w:val="32"/>
       <w:szCs w:val="32"/>
     </w:rPr>
   </w:style>
-  <w:style w:type="character" w:styleId="Heading2Char" w:customStyle="1">
+  <w:style w:type="character" w:customStyle="1" w:styleId="Heading2Char">
     <w:name w:val="Heading 2 Char"/>
     <w:basedOn w:val="DefaultParagraphFont"/>
     <w:link w:val="Heading2"/>
     <w:uiPriority w:val="9"/>
     <w:rsid w:val="000A0E30"/>
     <w:rPr>
-      <w:rFonts w:asciiTheme="majorHAnsi" w:hAnsiTheme="majorHAnsi" w:eastAsiaTheme="majorEastAsia" w:cstheme="majorBidi"/>
+      <w:rFonts w:asciiTheme="majorHAnsi" w:eastAsiaTheme="majorEastAsia" w:hAnsiTheme="majorHAnsi" w:cstheme="majorBidi"/>
       <w:color w:val="B3186D" w:themeColor="accent1" w:themeShade="BF"/>
       <w:sz w:val="26"/>
       <w:szCs w:val="26"/>
     </w:rPr>
   </w:style>
-  <w:style w:type="character" w:styleId="Heading3Char" w:customStyle="1">
+  <w:style w:type="character" w:customStyle="1" w:styleId="Heading3Char">
     <w:name w:val="Heading 3 Char"/>
     <w:basedOn w:val="DefaultParagraphFont"/>
     <w:link w:val="Heading3"/>
     <w:uiPriority w:val="9"/>
     <w:rsid w:val="00261ACB"/>
     <w:rPr>
-      <w:rFonts w:asciiTheme="majorHAnsi" w:hAnsiTheme="majorHAnsi" w:eastAsiaTheme="majorEastAsia" w:cstheme="majorBidi"/>
+      <w:rFonts w:asciiTheme="majorHAnsi" w:eastAsiaTheme="majorEastAsia" w:hAnsiTheme="majorHAnsi" w:cstheme="majorBidi"/>
       <w:color w:val="771048" w:themeColor="accent1" w:themeShade="7F"/>
       <w:sz w:val="24"/>
       <w:szCs w:val="24"/>
@@ -5795,7 +6576,7 @@
       <w:szCs w:val="20"/>
     </w:rPr>
   </w:style>
-  <w:style w:type="character" w:styleId="FootnoteTextChar" w:customStyle="1">
+  <w:style w:type="character" w:customStyle="1" w:styleId="FootnoteTextChar">
     <w:name w:val="Footnote Text Char"/>
     <w:basedOn w:val="DefaultParagraphFont"/>
     <w:link w:val="FootnoteText"/>
@@ -5829,40 +6610,234 @@
       <w:contextualSpacing/>
     </w:pPr>
   </w:style>
+  <w:style w:type="table" w:styleId="TableGrid">
+    <w:name w:val="Table Grid"/>
+    <w:basedOn w:val="TableNormal"/>
+    <w:uiPriority w:val="39"/>
+    <w:rsid w:val="002531D5"/>
+    <w:pPr>
+      <w:spacing w:after="0" w:line="240" w:lineRule="auto"/>
+    </w:pPr>
+    <w:tblPr>
+      <w:tblBorders>
+        <w:top w:val="single" w:sz="4" w:space="0" w:color="auto"/>
+        <w:left w:val="single" w:sz="4" w:space="0" w:color="auto"/>
+        <w:bottom w:val="single" w:sz="4" w:space="0" w:color="auto"/>
+        <w:right w:val="single" w:sz="4" w:space="0" w:color="auto"/>
+        <w:insideH w:val="single" w:sz="4" w:space="0" w:color="auto"/>
+        <w:insideV w:val="single" w:sz="4" w:space="0" w:color="auto"/>
+      </w:tblBorders>
+    </w:tblPr>
+  </w:style>
+  <w:style w:type="table" w:styleId="GridTable3-Accent6">
+    <w:name w:val="Grid Table 3 Accent 6"/>
+    <w:basedOn w:val="TableNormal"/>
+    <w:uiPriority w:val="48"/>
+    <w:rsid w:val="00951EF6"/>
+    <w:pPr>
+      <w:spacing w:after="0" w:line="240" w:lineRule="auto"/>
+    </w:pPr>
+    <w:tblPr>
+      <w:tblStyleRowBandSize w:val="1"/>
+      <w:tblStyleColBandSize w:val="1"/>
+      <w:tblBorders>
+        <w:top w:val="single" w:sz="4" w:space="0" w:color="E590AA" w:themeColor="accent6" w:themeTint="99"/>
+        <w:left w:val="single" w:sz="4" w:space="0" w:color="E590AA" w:themeColor="accent6" w:themeTint="99"/>
+        <w:bottom w:val="single" w:sz="4" w:space="0" w:color="E590AA" w:themeColor="accent6" w:themeTint="99"/>
+        <w:right w:val="single" w:sz="4" w:space="0" w:color="E590AA" w:themeColor="accent6" w:themeTint="99"/>
+        <w:insideH w:val="single" w:sz="4" w:space="0" w:color="E590AA" w:themeColor="accent6" w:themeTint="99"/>
+        <w:insideV w:val="single" w:sz="4" w:space="0" w:color="E590AA" w:themeColor="accent6" w:themeTint="99"/>
+      </w:tblBorders>
+    </w:tblPr>
+    <w:tblStylePr w:type="firstRow">
+      <w:rPr>
+        <w:b/>
+        <w:bCs/>
+      </w:rPr>
+      <w:tblPr/>
+      <w:tcPr>
+        <w:tcBorders>
+          <w:top w:val="nil"/>
+          <w:left w:val="nil"/>
+          <w:right w:val="nil"/>
+          <w:insideH w:val="nil"/>
+          <w:insideV w:val="nil"/>
+        </w:tcBorders>
+        <w:shd w:val="clear" w:color="auto" w:fill="FFFFFF" w:themeFill="background1"/>
+      </w:tcPr>
+    </w:tblStylePr>
+    <w:tblStylePr w:type="lastRow">
+      <w:rPr>
+        <w:b/>
+        <w:bCs/>
+      </w:rPr>
+      <w:tblPr/>
+      <w:tcPr>
+        <w:tcBorders>
+          <w:left w:val="nil"/>
+          <w:bottom w:val="nil"/>
+          <w:right w:val="nil"/>
+          <w:insideH w:val="nil"/>
+          <w:insideV w:val="nil"/>
+        </w:tcBorders>
+        <w:shd w:val="clear" w:color="auto" w:fill="FFFFFF" w:themeFill="background1"/>
+      </w:tcPr>
+    </w:tblStylePr>
+    <w:tblStylePr w:type="firstCol">
+      <w:pPr>
+        <w:jc w:val="right"/>
+      </w:pPr>
+      <w:rPr>
+        <w:i/>
+        <w:iCs/>
+      </w:rPr>
+      <w:tblPr/>
+      <w:tcPr>
+        <w:tcBorders>
+          <w:top w:val="nil"/>
+          <w:left w:val="nil"/>
+          <w:bottom w:val="nil"/>
+          <w:insideH w:val="nil"/>
+          <w:insideV w:val="nil"/>
+        </w:tcBorders>
+        <w:shd w:val="clear" w:color="auto" w:fill="FFFFFF" w:themeFill="background1"/>
+      </w:tcPr>
+    </w:tblStylePr>
+    <w:tblStylePr w:type="lastCol">
+      <w:rPr>
+        <w:i/>
+        <w:iCs/>
+      </w:rPr>
+      <w:tblPr/>
+      <w:tcPr>
+        <w:tcBorders>
+          <w:top w:val="nil"/>
+          <w:bottom w:val="nil"/>
+          <w:right w:val="nil"/>
+          <w:insideH w:val="nil"/>
+          <w:insideV w:val="nil"/>
+        </w:tcBorders>
+        <w:shd w:val="clear" w:color="auto" w:fill="FFFFFF" w:themeFill="background1"/>
+      </w:tcPr>
+    </w:tblStylePr>
+    <w:tblStylePr w:type="band1Vert">
+      <w:tblPr/>
+      <w:tcPr>
+        <w:shd w:val="clear" w:color="auto" w:fill="F6DAE2" w:themeFill="accent6" w:themeFillTint="33"/>
+      </w:tcPr>
+    </w:tblStylePr>
+    <w:tblStylePr w:type="band1Horz">
+      <w:tblPr/>
+      <w:tcPr>
+        <w:shd w:val="clear" w:color="auto" w:fill="F6DAE2" w:themeFill="accent6" w:themeFillTint="33"/>
+      </w:tcPr>
+    </w:tblStylePr>
+    <w:tblStylePr w:type="neCell">
+      <w:tblPr/>
+      <w:tcPr>
+        <w:tcBorders>
+          <w:bottom w:val="single" w:sz="4" w:space="0" w:color="E590AA" w:themeColor="accent6" w:themeTint="99"/>
+        </w:tcBorders>
+      </w:tcPr>
+    </w:tblStylePr>
+    <w:tblStylePr w:type="nwCell">
+      <w:tblPr/>
+      <w:tcPr>
+        <w:tcBorders>
+          <w:bottom w:val="single" w:sz="4" w:space="0" w:color="E590AA" w:themeColor="accent6" w:themeTint="99"/>
+        </w:tcBorders>
+      </w:tcPr>
+    </w:tblStylePr>
+    <w:tblStylePr w:type="seCell">
+      <w:tblPr/>
+      <w:tcPr>
+        <w:tcBorders>
+          <w:top w:val="single" w:sz="4" w:space="0" w:color="E590AA" w:themeColor="accent6" w:themeTint="99"/>
+        </w:tcBorders>
+      </w:tcPr>
+    </w:tblStylePr>
+    <w:tblStylePr w:type="swCell">
+      <w:tblPr/>
+      <w:tcPr>
+        <w:tcBorders>
+          <w:top w:val="single" w:sz="4" w:space="0" w:color="E590AA" w:themeColor="accent6" w:themeTint="99"/>
+        </w:tcBorders>
+      </w:tcPr>
+    </w:tblStylePr>
+  </w:style>
+  <w:style w:type="table" w:styleId="GridTable6Colorful-Accent6">
+    <w:name w:val="Grid Table 6 Colorful Accent 6"/>
+    <w:basedOn w:val="TableNormal"/>
+    <w:uiPriority w:val="51"/>
+    <w:rsid w:val="00951EF6"/>
+    <w:pPr>
+      <w:spacing w:after="0" w:line="240" w:lineRule="auto"/>
+    </w:pPr>
+    <w:rPr>
+      <w:color w:val="AD2750" w:themeColor="accent6" w:themeShade="BF"/>
+    </w:rPr>
+    <w:tblPr>
+      <w:tblStyleRowBandSize w:val="1"/>
+      <w:tblStyleColBandSize w:val="1"/>
+      <w:tblBorders>
+        <w:top w:val="single" w:sz="4" w:space="0" w:color="E590AA" w:themeColor="accent6" w:themeTint="99"/>
+        <w:left w:val="single" w:sz="4" w:space="0" w:color="E590AA" w:themeColor="accent6" w:themeTint="99"/>
+        <w:bottom w:val="single" w:sz="4" w:space="0" w:color="E590AA" w:themeColor="accent6" w:themeTint="99"/>
+        <w:right w:val="single" w:sz="4" w:space="0" w:color="E590AA" w:themeColor="accent6" w:themeTint="99"/>
+        <w:insideH w:val="single" w:sz="4" w:space="0" w:color="E590AA" w:themeColor="accent6" w:themeTint="99"/>
+        <w:insideV w:val="single" w:sz="4" w:space="0" w:color="E590AA" w:themeColor="accent6" w:themeTint="99"/>
+      </w:tblBorders>
+    </w:tblPr>
+    <w:tblStylePr w:type="firstRow">
+      <w:rPr>
+        <w:b/>
+        <w:bCs/>
+      </w:rPr>
+      <w:tblPr/>
+      <w:tcPr>
+        <w:tcBorders>
+          <w:bottom w:val="single" w:sz="12" w:space="0" w:color="E590AA" w:themeColor="accent6" w:themeTint="99"/>
+        </w:tcBorders>
+      </w:tcPr>
+    </w:tblStylePr>
+    <w:tblStylePr w:type="lastRow">
+      <w:rPr>
+        <w:b/>
+        <w:bCs/>
+      </w:rPr>
+      <w:tblPr/>
+      <w:tcPr>
+        <w:tcBorders>
+          <w:top w:val="double" w:sz="4" w:space="0" w:color="E590AA" w:themeColor="accent6" w:themeTint="99"/>
+        </w:tcBorders>
+      </w:tcPr>
+    </w:tblStylePr>
+    <w:tblStylePr w:type="firstCol">
+      <w:rPr>
+        <w:b/>
+        <w:bCs/>
+      </w:rPr>
+    </w:tblStylePr>
+    <w:tblStylePr w:type="lastCol">
+      <w:rPr>
+        <w:b/>
+        <w:bCs/>
+      </w:rPr>
+    </w:tblStylePr>
+    <w:tblStylePr w:type="band1Vert">
+      <w:tblPr/>
+      <w:tcPr>
+        <w:shd w:val="clear" w:color="auto" w:fill="F6DAE2" w:themeFill="accent6" w:themeFillTint="33"/>
+      </w:tcPr>
+    </w:tblStylePr>
+    <w:tblStylePr w:type="band1Horz">
+      <w:tblPr/>
+      <w:tcPr>
+        <w:shd w:val="clear" w:color="auto" w:fill="F6DAE2" w:themeFill="accent6" w:themeFillTint="33"/>
+      </w:tcPr>
+    </w:tblStylePr>
+  </w:style>
 </w:styles>
-</file>
-
-<file path=word/glossary/document.xml><?xml version="1.0" encoding="utf-8"?>
-<w:glossaryDocument xmlns:w14="http://schemas.microsoft.com/office/word/2010/wordml" xmlns:w="http://schemas.openxmlformats.org/wordprocessingml/2006/main">
-  <w:docParts>
-    <w:docPart>
-      <w:docPartPr>
-        <w:name w:val="DefaultPlaceholder_1081868574"/>
-        <w:category>
-          <w:name w:val="General"/>
-          <w:gallery w:val="placeholder"/>
-        </w:category>
-        <w:types>
-          <w:type w:val="bbPlcHdr"/>
-        </w:types>
-        <w:behaviors>
-          <w:behavior w:val="content"/>
-        </w:behaviors>
-        <w:guid w:val="{d4ba662a-bf82-4100-b4d8-574c6460cf2d}"/>
-      </w:docPartPr>
-      <w:docPartBody>
-        <w:p>
-          <w:r>
-            <w:rPr>
-              <w:rStyle w:val="PlaceholderText"/>
-            </w:rPr>
-            <w:t/>
-          </w:r>
-        </w:p>
-      </w:docPartBody>
-    </w:docPart>
-  </w:docParts>
-</w:glossaryDocument>
 </file>
 
 <file path=word/theme/theme1.xml><?xml version="1.0" encoding="utf-8"?>
